--- a/docs/Perfil de grado_Acha David.docx
+++ b/docs/Perfil de grado_Acha David.docx
@@ -1,6 +1,6 @@
 
 <file path=word/document.xml><?xml version="1.0" encoding="utf-8"?>
-<w:document xmlns:wpc="http://schemas.microsoft.com/office/word/2010/wordprocessingCanvas" xmlns:cx="http://schemas.microsoft.com/office/drawing/2014/chartex" xmlns:cx1="http://schemas.microsoft.com/office/drawing/2015/9/8/chartex" xmlns:cx2="http://schemas.microsoft.com/office/drawing/2015/10/21/chartex" xmlns:cx3="http://schemas.microsoft.com/office/drawing/2016/5/9/chartex" xmlns:cx4="http://schemas.microsoft.com/office/drawing/2016/5/10/chartex" xmlns:cx5="http://schemas.microsoft.com/office/drawing/2016/5/11/chartex" xmlns:cx6="http://schemas.microsoft.com/office/drawing/2016/5/12/chartex" xmlns:cx7="http://schemas.microsoft.com/office/drawing/2016/5/13/chartex" xmlns:cx8="http://schemas.microsoft.com/office/drawing/2016/5/14/chartex" xmlns:mc="http://schemas.openxmlformats.org/markup-compatibility/2006" xmlns:aink="http://schemas.microsoft.com/office/drawing/2016/ink" xmlns:am3d="http://schemas.microsoft.com/office/drawing/2017/model3d" xmlns:o="urn:schemas-microsoft-com:office:office" xmlns:oel="http://schemas.microsoft.com/office/2019/extlst" xmlns:r="http://schemas.openxmlformats.org/officeDocument/2006/relationships" xmlns:m="http://schemas.openxmlformats.org/officeDocument/2006/math" xmlns:v="urn:schemas-microsoft-com:vml" xmlns:wp14="http://schemas.microsoft.com/office/word/2010/wordprocessingDrawing" xmlns:wp="http://schemas.openxmlformats.org/drawingml/2006/wordprocessingDrawing" xmlns:w10="urn:schemas-microsoft-com:office:word" xmlns:w="http://schemas.openxmlformats.org/wordprocessingml/2006/main" xmlns:w14="http://schemas.microsoft.com/office/word/2010/wordml" xmlns:w15="http://schemas.microsoft.com/office/word/2012/wordml" xmlns:w16cex="http://schemas.microsoft.com/office/word/2018/wordml/cex" xmlns:w16cid="http://schemas.microsoft.com/office/word/2016/wordml/cid" xmlns:w16="http://schemas.microsoft.com/office/word/2018/wordml" xmlns:w16sdtdh="http://schemas.microsoft.com/office/word/2020/wordml/sdtdatahash" xmlns:w16se="http://schemas.microsoft.com/office/word/2015/wordml/symex" xmlns:wpg="http://schemas.microsoft.com/office/word/2010/wordprocessingGroup" xmlns:wpi="http://schemas.microsoft.com/office/word/2010/wordprocessingInk" xmlns:wne="http://schemas.microsoft.com/office/word/2006/wordml" xmlns:wps="http://schemas.microsoft.com/office/word/2010/wordprocessingShape" mc:Ignorable="w14 w15 w16se w16cid w16 w16cex w16sdtdh wp14">
+<w:document xmlns:wpc="http://schemas.microsoft.com/office/word/2010/wordprocessingCanvas" xmlns:cx="http://schemas.microsoft.com/office/drawing/2014/chartex" xmlns:cx1="http://schemas.microsoft.com/office/drawing/2015/9/8/chartex" xmlns:cx2="http://schemas.microsoft.com/office/drawing/2015/10/21/chartex" xmlns:cx3="http://schemas.microsoft.com/office/drawing/2016/5/9/chartex" xmlns:cx4="http://schemas.microsoft.com/office/drawing/2016/5/10/chartex" xmlns:cx5="http://schemas.microsoft.com/office/drawing/2016/5/11/chartex" xmlns:cx6="http://schemas.microsoft.com/office/drawing/2016/5/12/chartex" xmlns:cx7="http://schemas.microsoft.com/office/drawing/2016/5/13/chartex" xmlns:cx8="http://schemas.microsoft.com/office/drawing/2016/5/14/chartex" xmlns:mc="http://schemas.openxmlformats.org/markup-compatibility/2006" xmlns:aink="http://schemas.microsoft.com/office/drawing/2016/ink" xmlns:am3d="http://schemas.microsoft.com/office/drawing/2017/model3d" xmlns:o="urn:schemas-microsoft-com:office:office" xmlns:oel="http://schemas.microsoft.com/office/2019/extlst" xmlns:r="http://schemas.openxmlformats.org/officeDocument/2006/relationships" xmlns:m="http://schemas.openxmlformats.org/officeDocument/2006/math" xmlns:v="urn:schemas-microsoft-com:vml" xmlns:wp14="http://schemas.microsoft.com/office/word/2010/wordprocessingDrawing" xmlns:wp="http://schemas.openxmlformats.org/drawingml/2006/wordprocessingDrawing" xmlns:w10="urn:schemas-microsoft-com:office:word" xmlns:w="http://schemas.openxmlformats.org/wordprocessingml/2006/main" xmlns:w14="http://schemas.microsoft.com/office/word/2010/wordml" xmlns:w15="http://schemas.microsoft.com/office/word/2012/wordml" xmlns:w16cex="http://schemas.microsoft.com/office/word/2018/wordml/cex" xmlns:w16cid="http://schemas.microsoft.com/office/word/2016/wordml/cid" xmlns:w16="http://schemas.microsoft.com/office/word/2018/wordml" xmlns:w16du="http://schemas.microsoft.com/office/word/2023/wordml/word16du" xmlns:w16sdtdh="http://schemas.microsoft.com/office/word/2020/wordml/sdtdatahash" xmlns:w16sdtfl="http://schemas.microsoft.com/office/word/2024/wordml/sdtformatlock" xmlns:w16se="http://schemas.microsoft.com/office/word/2015/wordml/symex" xmlns:wpg="http://schemas.microsoft.com/office/word/2010/wordprocessingGroup" xmlns:wpi="http://schemas.microsoft.com/office/word/2010/wordprocessingInk" xmlns:wne="http://schemas.microsoft.com/office/word/2006/wordml" xmlns:wps="http://schemas.microsoft.com/office/word/2010/wordprocessingShape" mc:Ignorable="w14 w15 w16se w16cid w16 w16cex w16sdtdh w16sdtfl w16du wp14">
   <w:body>
     <w:p>
       <w:pPr>
@@ -835,7 +835,7 @@
           <w:sz w:val="24"/>
         </w:rPr>
         <w:tab/>
-        <w:t>8</w:t>
+        <w:t>7</w:t>
       </w:r>
     </w:p>
     <w:p>
@@ -858,7 +858,7 @@
           <w:b/>
           <w:sz w:val="24"/>
         </w:rPr>
-        <w:t>ALCANCE Y LÍMITES</w:t>
+        <w:t>ALCANCES Y LÍMITES</w:t>
       </w:r>
       <w:r>
         <w:rPr>
@@ -1339,7 +1339,7 @@
           <w:i/>
           <w:sz w:val="24"/>
         </w:rPr>
-        <w:t>6.2.2.2   API de DeepSeek</w:t>
+        <w:t>6.2.2.2   Uso de inteligencia artificial mediante API</w:t>
       </w:r>
       <w:r>
         <w:rPr>
@@ -1633,29 +1633,15 @@
       <w:r>
         <w:rPr>
           <w:rFonts w:ascii="Times New Roman" w:hAnsi="Times New Roman"/>
-          <w:sz w:val="24"/>
-        </w:rPr>
-        <w:t xml:space="preserve">7   </w:t>
-      </w:r>
-      <w:r>
-        <w:rPr>
-          <w:rFonts w:ascii="Times New Roman" w:hAnsi="Times New Roman"/>
           <w:b/>
           <w:sz w:val="24"/>
         </w:rPr>
-        <w:t>METODOLOGÍA</w:t>
+        <w:t>7   METODOLOGÍA DEL PROCESO DE INVESTIGACIÓN</w:t>
       </w:r>
       <w:r>
         <w:rPr>
           <w:rFonts w:ascii="Times New Roman" w:hAnsi="Times New Roman"/>
           <w:b/>
-          <w:sz w:val="24"/>
-        </w:rPr>
-        <w:t xml:space="preserve"> DEL PROCESO DE INVESTIGACIÓN</w:t>
-      </w:r>
-      <w:r>
-        <w:rPr>
-          <w:rFonts w:ascii="Times New Roman" w:hAnsi="Times New Roman"/>
           <w:sz w:val="24"/>
         </w:rPr>
         <w:tab/>
@@ -1769,29 +1755,15 @@
       <w:r>
         <w:rPr>
           <w:rFonts w:ascii="Times New Roman" w:hAnsi="Times New Roman"/>
-          <w:sz w:val="24"/>
-        </w:rPr>
-        <w:t xml:space="preserve">7.4   </w:t>
-      </w:r>
-      <w:r>
-        <w:rPr>
-          <w:rFonts w:ascii="Times New Roman" w:hAnsi="Times New Roman"/>
           <w:b/>
           <w:sz w:val="24"/>
         </w:rPr>
-        <w:t>TÉCNICAS</w:t>
+        <w:t>7.4   TÉCNICAS DE RECOLECCIÓN DE INFORMACIÓN</w:t>
       </w:r>
       <w:r>
         <w:rPr>
           <w:rFonts w:ascii="Times New Roman" w:hAnsi="Times New Roman"/>
           <w:b/>
-          <w:sz w:val="24"/>
-        </w:rPr>
-        <w:t xml:space="preserve"> DE RECOLECCIÓN DE INFORMACIÓN</w:t>
-      </w:r>
-      <w:r>
-        <w:rPr>
-          <w:rFonts w:ascii="Times New Roman" w:hAnsi="Times New Roman"/>
           <w:sz w:val="24"/>
         </w:rPr>
         <w:tab/>
@@ -1868,25 +1840,20 @@
           <w:tab w:val="right" w:pos="8901"/>
         </w:tabs>
         <w:spacing w:after="0"/>
-      </w:pPr>
-      <w:r>
-        <w:rPr>
-          <w:rFonts w:ascii="Times New Roman" w:hAnsi="Times New Roman"/>
-          <w:sz w:val="24"/>
-        </w:rPr>
-        <w:t xml:space="preserve">8   </w:t>
-      </w:r>
+        <w:ind w:left="312"/>
+      </w:pPr>
       <w:r>
         <w:rPr>
           <w:rFonts w:ascii="Times New Roman" w:hAnsi="Times New Roman"/>
           <w:b/>
           <w:sz w:val="24"/>
         </w:rPr>
-        <w:t>ÍNDICE TENTATIVO</w:t>
-      </w:r>
-      <w:r>
-        <w:rPr>
-          <w:rFonts w:ascii="Times New Roman" w:hAnsi="Times New Roman"/>
+        <w:t>7.7   POBLACIÓN Y MUESTRA</w:t>
+      </w:r>
+      <w:r>
+        <w:rPr>
+          <w:rFonts w:ascii="Times New Roman" w:hAnsi="Times New Roman"/>
+          <w:b/>
           <w:sz w:val="24"/>
         </w:rPr>
         <w:tab/>
@@ -1903,21 +1870,40 @@
       <w:r>
         <w:rPr>
           <w:rFonts w:ascii="Times New Roman" w:hAnsi="Times New Roman"/>
-          <w:sz w:val="24"/>
-        </w:rPr>
-        <w:t xml:space="preserve">9   </w:t>
-      </w:r>
-      <w:r>
-        <w:rPr>
-          <w:rFonts w:ascii="Times New Roman" w:hAnsi="Times New Roman"/>
           <w:b/>
           <w:sz w:val="24"/>
         </w:rPr>
-        <w:t>CRONOGRAMA</w:t>
-      </w:r>
-      <w:r>
-        <w:rPr>
-          <w:rFonts w:ascii="Times New Roman" w:hAnsi="Times New Roman"/>
+        <w:t>8   ÍNDICE TENTATIVO</w:t>
+      </w:r>
+      <w:r>
+        <w:rPr>
+          <w:rFonts w:ascii="Times New Roman" w:hAnsi="Times New Roman"/>
+          <w:b/>
+          <w:sz w:val="24"/>
+        </w:rPr>
+        <w:tab/>
+        <w:t>24</w:t>
+      </w:r>
+    </w:p>
+    <w:p>
+      <w:pPr>
+        <w:tabs>
+          <w:tab w:val="right" w:pos="8901"/>
+        </w:tabs>
+        <w:spacing w:after="0"/>
+      </w:pPr>
+      <w:r>
+        <w:rPr>
+          <w:rFonts w:ascii="Times New Roman" w:hAnsi="Times New Roman"/>
+          <w:b/>
+          <w:sz w:val="24"/>
+        </w:rPr>
+        <w:t>9   CRONOGRAMA</w:t>
+      </w:r>
+      <w:r>
+        <w:rPr>
+          <w:rFonts w:ascii="Times New Roman" w:hAnsi="Times New Roman"/>
+          <w:b/>
           <w:sz w:val="24"/>
         </w:rPr>
         <w:tab/>
@@ -1942,30 +1928,24 @@
       <w:r>
         <w:rPr>
           <w:rFonts w:ascii="Times New Roman" w:hAnsi="Times New Roman"/>
-          <w:sz w:val="24"/>
-        </w:rPr>
-        <w:t xml:space="preserve">10   </w:t>
-      </w:r>
-      <w:r>
-        <w:rPr>
-          <w:rFonts w:ascii="Times New Roman" w:hAnsi="Times New Roman"/>
           <w:b/>
           <w:sz w:val="24"/>
         </w:rPr>
-        <w:t>REFERENCIAS BIBLIOGRÁFICAS</w:t>
-      </w:r>
-      <w:r>
-        <w:rPr>
-          <w:rFonts w:ascii="Times New Roman" w:hAnsi="Times New Roman"/>
+        <w:t>10   REFERENCIAS BIBLIOGRÁFICAS</w:t>
+      </w:r>
+      <w:r>
+        <w:rPr>
+          <w:rFonts w:ascii="Times New Roman" w:hAnsi="Times New Roman"/>
+          <w:b/>
           <w:sz w:val="24"/>
         </w:rPr>
         <w:tab/>
-        <w:t>26</w:t>
+        <w:t>28</w:t>
       </w:r>
     </w:p>
     <w:p>
       <w:pPr>
-        <w:pStyle w:val="Ttulo1"/>
+        <w:pStyle w:val="Heading1"/>
         <w:jc w:val="left"/>
       </w:pPr>
       <w:bookmarkStart w:id="0" w:name="bookmark=id.tcryh8um0wq6" w:colFirst="0" w:colLast="0"/>
@@ -2028,7 +2008,25 @@
           <w:color w:val="000000"/>
           <w:sz w:val="24"/>
         </w:rPr>
-        <w:t xml:space="preserve">A pesar de la expansión de los sistemas digitales, la información médica personal suele permanecer distribuida entre historias clínicas institucionales, resultados impresos, archivos PDF, imágenes, recetas, carnets de vacunación y datos recordados por el propio paciente. Esta fragmentación dificulta reconstruir de manera rápida una visión longitudinal del estado de salud y puede provocar que antecedentes, tratamientos o resultados previos no estén disponibles en una nueva consulta. Los registros personales de salud o Personal Health Records se proponen precisamente como herramientas orientadas a que la persona pueda acceder, administrar y complementar información relevante para su cuidado </w:t>
+        <w:t xml:space="preserve">A pesar de la expansión de los sistemas digitales, la información médica personal suele permanecer distribuida entre historias clínicas institucionales, resultados impresos, archivos PDF, imágenes, recetas, </w:t>
+      </w:r>
+      <w:proofErr w:type="gramStart"/>
+      <w:r>
+        <w:rPr>
+          <w:rFonts w:ascii="Times New Roman" w:hAnsi="Times New Roman"/>
+          <w:color w:val="000000"/>
+          <w:sz w:val="24"/>
+        </w:rPr>
+        <w:t>carnets</w:t>
+      </w:r>
+      <w:proofErr w:type="gramEnd"/>
+      <w:r>
+        <w:rPr>
+          <w:rFonts w:ascii="Times New Roman" w:hAnsi="Times New Roman"/>
+          <w:color w:val="000000"/>
+          <w:sz w:val="24"/>
+        </w:rPr>
+        <w:t xml:space="preserve"> de vacunación y datos recordados por el propio paciente. Esta fragmentación dificulta reconstruir de manera rápida una visión longitudinal del estado de salud y puede provocar que antecedentes, tratamientos o resultados previos no estén disponibles en una nueva consulta. Los registros personales de salud o Personal Health Records se proponen precisamente como herramientas orientadas a que la persona pueda acceder, administrar y complementar información relevante para su cuidado </w:t>
       </w:r>
       <w:r>
         <w:fldChar w:fldCharType="begin"/>
@@ -2115,6 +2113,12 @@
         <w:rPr>
           <w:noProof/>
         </w:rPr>
+        <w:t xml:space="preserve"> </w:t>
+      </w:r>
+      <w:r>
+        <w:rPr>
+          <w:noProof/>
+        </w:rPr>
         <w:t>(Ethics and governance of artificial intelligence for health: WHO guidance, 2021)</w:t>
       </w:r>
       <w:r>
@@ -2126,12 +2130,66 @@
           <w:color w:val="000000"/>
           <w:sz w:val="24"/>
         </w:rPr>
-        <w:t>. La solución se implementará con React Native y React Native Web para ofrecer una interfaz multiplataforma en Android y navegadores web, Node.js con Express.js para el backend, MySQL como base de datos relacional, almacenamiento privado de archivos en la nube y consumo controlado de la API de DeepSeek.</w:t>
+        <w:t xml:space="preserve">. La solución se implementará con </w:t>
+      </w:r>
+      <w:proofErr w:type="spellStart"/>
+      <w:r>
+        <w:rPr>
+          <w:rFonts w:ascii="Times New Roman" w:hAnsi="Times New Roman"/>
+          <w:color w:val="000000"/>
+          <w:sz w:val="24"/>
+        </w:rPr>
+        <w:t>React</w:t>
+      </w:r>
+      <w:proofErr w:type="spellEnd"/>
+      <w:r>
+        <w:rPr>
+          <w:rFonts w:ascii="Times New Roman" w:hAnsi="Times New Roman"/>
+          <w:color w:val="000000"/>
+          <w:sz w:val="24"/>
+        </w:rPr>
+        <w:t xml:space="preserve"> Native y </w:t>
+      </w:r>
+      <w:proofErr w:type="spellStart"/>
+      <w:r>
+        <w:rPr>
+          <w:rFonts w:ascii="Times New Roman" w:hAnsi="Times New Roman"/>
+          <w:color w:val="000000"/>
+          <w:sz w:val="24"/>
+        </w:rPr>
+        <w:t>React</w:t>
+      </w:r>
+      <w:proofErr w:type="spellEnd"/>
+      <w:r>
+        <w:rPr>
+          <w:rFonts w:ascii="Times New Roman" w:hAnsi="Times New Roman"/>
+          <w:color w:val="000000"/>
+          <w:sz w:val="24"/>
+        </w:rPr>
+        <w:t xml:space="preserve"> Native Web para ofrecer una interfaz multiplataforma en Android y navegadores web, Node.js con Express.js para el </w:t>
+      </w:r>
+      <w:proofErr w:type="spellStart"/>
+      <w:r>
+        <w:rPr>
+          <w:rFonts w:ascii="Times New Roman" w:hAnsi="Times New Roman"/>
+          <w:color w:val="000000"/>
+          <w:sz w:val="24"/>
+        </w:rPr>
+        <w:t>backend</w:t>
+      </w:r>
+      <w:proofErr w:type="spellEnd"/>
+      <w:r>
+        <w:rPr>
+          <w:rFonts w:ascii="Times New Roman" w:hAnsi="Times New Roman"/>
+          <w:color w:val="000000"/>
+          <w:sz w:val="24"/>
+        </w:rPr>
+        <w:t>, MySQL como base de datos relacional, almacenamiento privado de archivos en la nube y uso controlado de inteligencia artificial mediante API.</w:t>
       </w:r>
     </w:p>
     <w:p>
       <w:pPr>
-        <w:pStyle w:val="Ttulo1"/>
+        <w:pStyle w:val="Heading1"/>
         <w:rPr>
           <w:color w:val="auto"/>
         </w:rPr>
@@ -2263,7 +2321,15 @@
           <w:rFonts w:ascii="Times New Roman" w:hAnsi="Times New Roman"/>
           <w:sz w:val="24"/>
         </w:rPr>
-        <w:t xml:space="preserve">El concepto de historia clínica personal permite reunir antecedentes, alergias, vacunas, medicamentos, consultas, diagnósticos declarados, tratamientos, resultados de laboratorio y documentos relevantes en un entorno administrado por el usuario. Este enfoque puede favorecer la disponibilidad de información y la participación de la persona en el seguimiento de su salud </w:t>
+        <w:t xml:space="preserve">El concepto de historia clínica personal permite reunir antecedentes, alergias, vacunas, medicamentos, consultas, diagnósticos declarados, tratamientos, resultados de laboratorio y documentos relevantes en un entorno administrado por el usuario. Este enfoque puede favorecer </w:t>
+      </w:r>
+      <w:r>
+        <w:rPr>
+          <w:rFonts w:ascii="Times New Roman" w:hAnsi="Times New Roman"/>
+          <w:sz w:val="24"/>
+        </w:rPr>
+        <w:lastRenderedPageBreak/>
+        <w:t xml:space="preserve">la disponibilidad de información y la participación de la persona en el seguimiento de su salud </w:t>
       </w:r>
       <w:r>
         <w:fldChar w:fldCharType="begin"/>
@@ -2284,7 +2350,6 @@
         <w:rPr>
           <w:noProof/>
         </w:rPr>
-        <w:lastRenderedPageBreak/>
         <w:t>(Tang, Ash, Bates, Overhage, &amp; Sands, 2006)</w:t>
       </w:r>
       <w:r>
@@ -2350,6 +2415,12 @@
         <w:rPr>
           <w:noProof/>
         </w:rPr>
+        <w:t xml:space="preserve"> </w:t>
+      </w:r>
+      <w:r>
+        <w:rPr>
+          <w:noProof/>
+        </w:rPr>
         <w:t>(Ethics and governance of artificial intelligence for health: WHO guidance, 2021)</w:t>
       </w:r>
       <w:r>
@@ -2365,7 +2436,7 @@
     </w:p>
     <w:p>
       <w:pPr>
-        <w:pStyle w:val="Ttulo2"/>
+        <w:pStyle w:val="Heading2"/>
         <w:rPr>
           <w:color w:val="000000" w:themeColor="text1"/>
         </w:rPr>
@@ -2484,7 +2555,16 @@
           <w:color w:val="000000" w:themeColor="text1"/>
           <w:sz w:val="24"/>
         </w:rPr>
-        <w:t xml:space="preserve"> y no siempre están diseñados para que la persona consolide, bajo su propio control, información procedente de distintas fuentes </w:t>
+        <w:t xml:space="preserve"> y no siempre están diseñados para que la persona consolide, bajo su </w:t>
+      </w:r>
+      <w:r>
+        <w:rPr>
+          <w:rFonts w:ascii="Times New Roman" w:hAnsi="Times New Roman"/>
+          <w:color w:val="000000" w:themeColor="text1"/>
+          <w:sz w:val="24"/>
+        </w:rPr>
+        <w:lastRenderedPageBreak/>
+        <w:t xml:space="preserve">propio control, información procedente de distintas fuentes </w:t>
       </w:r>
       <w:r>
         <w:rPr>
@@ -2509,7 +2589,14 @@
           <w:noProof/>
           <w:color w:val="000000" w:themeColor="text1"/>
         </w:rPr>
-        <w:t xml:space="preserve"> (Tang, Ash, Bates, Overhage, &amp; Sands, 2006)</w:t>
+        <w:t xml:space="preserve"> </w:t>
+      </w:r>
+      <w:r>
+        <w:rPr>
+          <w:noProof/>
+          <w:color w:val="000000" w:themeColor="text1"/>
+        </w:rPr>
+        <w:t>(Tang, Ash, Bates, Overhage, &amp; Sands, 2006)</w:t>
       </w:r>
       <w:r>
         <w:rPr>
@@ -2538,7 +2625,6 @@
           <w:color w:val="000000" w:themeColor="text1"/>
           <w:sz w:val="24"/>
         </w:rPr>
-        <w:lastRenderedPageBreak/>
         <w:t xml:space="preserve">Como consecuencia, localizar </w:t>
       </w:r>
       <w:r>
@@ -2602,7 +2688,25 @@
           <w:color w:val="000000" w:themeColor="text1"/>
           <w:sz w:val="24"/>
         </w:rPr>
-        <w:t xml:space="preserve">El problema se delimita al desarrollo y validación académica de un prototipo multiplataforma para Android y web dirigido a usuarios de Cochabamba que administran su propia información médica personal. El sistema no reemplazará la historia clínica oficial de una institución clínica u hospitalaria ni realizará interoperabilidad automática con hospitales o laboratorios durante la primera versión. El análisis mediante inteligencia artificial se tratará como apoyo informativo no diagnóstico y se probará preferentemente con datos ficticios, sintéticos o seudonimizados, respetando principios de minimización y protección de información sensible </w:t>
+        <w:t xml:space="preserve">El problema se delimita al desarrollo y validación académica de un prototipo multiplataforma para Android y web dirigido a usuarios de Cochabamba que administran su propia información médica personal. El sistema no reemplazará la historia clínica oficial de una institución clínica u hospitalaria ni realizará interoperabilidad automática con hospitales o laboratorios durante la primera versión. El análisis mediante inteligencia artificial se tratará como apoyo informativo no diagnóstico y se probará preferentemente con datos ficticios, sintéticos o </w:t>
+      </w:r>
+      <w:proofErr w:type="spellStart"/>
+      <w:r>
+        <w:rPr>
+          <w:rFonts w:ascii="Times New Roman" w:hAnsi="Times New Roman"/>
+          <w:color w:val="000000" w:themeColor="text1"/>
+          <w:sz w:val="24"/>
+        </w:rPr>
+        <w:t>seudonimizados</w:t>
+      </w:r>
+      <w:proofErr w:type="spellEnd"/>
+      <w:r>
+        <w:rPr>
+          <w:rFonts w:ascii="Times New Roman" w:hAnsi="Times New Roman"/>
+          <w:color w:val="000000" w:themeColor="text1"/>
+          <w:sz w:val="24"/>
+        </w:rPr>
+        <w:t xml:space="preserve">, respetando principios de minimización y protección de información sensible </w:t>
       </w:r>
       <w:r>
         <w:rPr>
@@ -2621,6 +2725,13 @@
           <w:color w:val="000000" w:themeColor="text1"/>
         </w:rPr>
         <w:fldChar w:fldCharType="separate"/>
+      </w:r>
+      <w:r>
+        <w:rPr>
+          <w:noProof/>
+          <w:color w:val="000000" w:themeColor="text1"/>
+        </w:rPr>
+        <w:t xml:space="preserve"> </w:t>
       </w:r>
       <w:r>
         <w:rPr>
@@ -2661,7 +2772,7 @@
     </w:p>
     <w:p>
       <w:pPr>
-        <w:pStyle w:val="Ttulo2"/>
+        <w:pStyle w:val="Heading2"/>
         <w:rPr>
           <w:color w:val="000000" w:themeColor="text1"/>
         </w:rPr>
@@ -2763,7 +2874,16 @@
           <w:color w:val="000000" w:themeColor="text1"/>
           <w:sz w:val="24"/>
         </w:rPr>
-        <w:t>variedad de formatos, registro cronológico irregular y ausencia de herramientas integradas de análisis. En la parte superior se muestran las consecuencias que estas condiciones pueden generar durante el seguimiento de la salud.</w:t>
+        <w:t xml:space="preserve">variedad de formatos, registro cronológico irregular y ausencia de herramientas integradas de análisis. En la parte </w:t>
+      </w:r>
+      <w:r>
+        <w:rPr>
+          <w:rFonts w:ascii="Times New Roman" w:hAnsi="Times New Roman"/>
+          <w:color w:val="000000" w:themeColor="text1"/>
+          <w:sz w:val="24"/>
+        </w:rPr>
+        <w:lastRenderedPageBreak/>
+        <w:t>superior se muestran las consecuencias que estas condiciones pueden generar durante el seguimiento de la salud.</w:t>
       </w:r>
     </w:p>
     <w:p>
@@ -2780,7 +2900,6 @@
           <w:color w:val="000000" w:themeColor="text1"/>
           <w:sz w:val="24"/>
         </w:rPr>
-        <w:lastRenderedPageBreak/>
         <w:drawing>
           <wp:inline distT="0" distB="0" distL="0" distR="0" wp14:anchorId="23877F4C" wp14:editId="36273CE9">
             <wp:extent cx="5349240" cy="3803904"/>
@@ -2821,6 +2940,7 @@
     <w:p>
       <w:pPr>
         <w:pStyle w:val="DAAPCaption"/>
+        <w:keepNext/>
         <w:rPr>
           <w:color w:val="000000" w:themeColor="text1"/>
         </w:rPr>
@@ -2875,7 +2995,7 @@
     </w:p>
     <w:p>
       <w:pPr>
-        <w:pStyle w:val="Ttulo1"/>
+        <w:pStyle w:val="Heading1"/>
         <w:jc w:val="left"/>
         <w:rPr>
           <w:color w:val="000000" w:themeColor="text1"/>
@@ -2888,12 +3008,13 @@
           <w:rFonts w:ascii="Arial" w:eastAsia="Arial" w:hAnsi="Arial" w:cs="Arial"/>
           <w:color w:val="000000" w:themeColor="text1"/>
         </w:rPr>
+        <w:lastRenderedPageBreak/>
         <w:t>3 JUSTIFICACIÓN</w:t>
       </w:r>
     </w:p>
     <w:p>
       <w:pPr>
-        <w:pStyle w:val="Ttulo2"/>
+        <w:pStyle w:val="Heading2"/>
         <w:rPr>
           <w:color w:val="000000" w:themeColor="text1"/>
         </w:rPr>
@@ -2917,16 +3038,7 @@
           <w:color w:val="000000" w:themeColor="text1"/>
           <w:sz w:val="24"/>
         </w:rPr>
-        <w:t xml:space="preserve">El proyecto puede desarrollarse con una inversión inicial moderada porque gran parte de las herramientas de programación, control de versiones, diseño y pruebas dispone de planes </w:t>
-      </w:r>
-      <w:r>
-        <w:rPr>
-          <w:rFonts w:ascii="Times New Roman" w:hAnsi="Times New Roman"/>
-          <w:color w:val="000000" w:themeColor="text1"/>
-          <w:sz w:val="24"/>
-        </w:rPr>
-        <w:lastRenderedPageBreak/>
-        <w:t>gratuitos, comunitarios o académicos. Los costos variables se concentrarán principalmente en infraestructura de alojamiento, almacenamiento de archivos, base de datos y consumo de la API de inteligencia artificial. Durante la etapa académica se utilizarán volúmenes reducidos de información y ambientes de prueba, lo que permitirá controlar el gasto y evaluar alternativas antes de un eventual despliegue de mayor escala.</w:t>
+        <w:t>El proyecto puede desarrollarse con una inversión inicial moderada porque gran parte de las herramientas de programación, control de versiones, diseño y pruebas dispone de planes gratuitos, comunitarios o académicos. Los costos variables se concentrarán principalmente en infraestructura de alojamiento, almacenamiento de archivos, base de datos y consumo de la API de inteligencia artificial. Durante la etapa académica se utilizarán volúmenes reducidos de información y ambientes de prueba, lo que permitirá controlar el gasto y evaluar alternativas antes de un eventual despliegue de mayor escala.</w:t>
       </w:r>
     </w:p>
     <w:p>
@@ -2946,7 +3058,7 @@
     </w:p>
     <w:p>
       <w:pPr>
-        <w:pStyle w:val="Ttulo2"/>
+        <w:pStyle w:val="Heading2"/>
         <w:rPr>
           <w:color w:val="000000" w:themeColor="text1"/>
         </w:rPr>
@@ -2985,7 +3097,16 @@
           <w:color w:val="000000" w:themeColor="text1"/>
           <w:sz w:val="24"/>
         </w:rPr>
-        <w:t xml:space="preserve">El componente de inteligencia artificial busca aportar a la prevención desde una perspectiva responsable, generando señales informativas que motiven revisión profesional cuando existan datos relevantes. Debido a que los modelos de IA pueden producir errores, omisiones o respuestas plausibles pero incorrectas, la plataforma mostrará límites explícitos y evitará presentar sus salidas como decisiones clínicas </w:t>
+        <w:t xml:space="preserve">El componente de inteligencia artificial busca aportar a la prevención desde una perspectiva responsable, generando señales informativas que motiven revisión profesional cuando existan datos relevantes. Debido a que los modelos de IA pueden producir errores, omisiones o </w:t>
+      </w:r>
+      <w:r>
+        <w:rPr>
+          <w:rFonts w:ascii="Times New Roman" w:hAnsi="Times New Roman"/>
+          <w:color w:val="000000" w:themeColor="text1"/>
+          <w:sz w:val="24"/>
+        </w:rPr>
+        <w:lastRenderedPageBreak/>
+        <w:t xml:space="preserve">respuestas plausibles pero incorrectas, la plataforma mostrará límites explícitos y evitará presentar sus salidas como decisiones clínicas </w:t>
       </w:r>
       <w:r>
         <w:rPr>
@@ -3010,7 +3131,14 @@
           <w:noProof/>
           <w:color w:val="000000" w:themeColor="text1"/>
         </w:rPr>
-        <w:t xml:space="preserve"> (Ethics and governance of artificial intelligence for health: Guidance on large multi-modal models, 2025)</w:t>
+        <w:t xml:space="preserve"> </w:t>
+      </w:r>
+      <w:r>
+        <w:rPr>
+          <w:noProof/>
+          <w:color w:val="000000" w:themeColor="text1"/>
+        </w:rPr>
+        <w:t>(Ethics and governance of artificial intelligence for health: Guidance on large multi-modal models, 2025)</w:t>
       </w:r>
       <w:r>
         <w:rPr>
@@ -3024,21 +3152,12 @@
           <w:color w:val="000000" w:themeColor="text1"/>
           <w:sz w:val="24"/>
         </w:rPr>
-        <w:t xml:space="preserve">. De esta manera, la propuesta pretende </w:t>
-      </w:r>
-      <w:r>
-        <w:rPr>
-          <w:rFonts w:ascii="Times New Roman" w:hAnsi="Times New Roman"/>
-          <w:color w:val="000000" w:themeColor="text1"/>
-          <w:sz w:val="24"/>
-        </w:rPr>
-        <w:lastRenderedPageBreak/>
-        <w:t>combinar utilidad tecnológica con precauciones que reduzcan interpretaciones inadecuadas y promuevan el uso informado del sistema.</w:t>
+        <w:t>. De esta manera, la propuesta pretende combinar utilidad tecnológica con precauciones que reduzcan interpretaciones inadecuadas y promuevan el uso informado del sistema.</w:t>
       </w:r>
     </w:p>
     <w:p>
       <w:pPr>
-        <w:pStyle w:val="Ttulo2"/>
+        <w:pStyle w:val="Heading2"/>
         <w:rPr>
           <w:color w:val="000000" w:themeColor="text1"/>
         </w:rPr>
@@ -3062,7 +3181,43 @@
           <w:color w:val="000000" w:themeColor="text1"/>
           <w:sz w:val="24"/>
         </w:rPr>
-        <w:t xml:space="preserve">La propuesta es técnicamente viable porque se apoya en una arquitectura cliente-servidor multiplataforma y en tecnologías con documentación amplia para autenticación, persistencia de datos, validación de entradas y construcción de interfaces. React Native, complementado con React Native Web, permitirá desarrollar una solución para Android y navegadores web a partir de una base de código ampliamente compartida, adaptando la interfaz a las características de cada plataforma </w:t>
+        <w:t xml:space="preserve">La propuesta es técnicamente viable porque se apoya en una arquitectura cliente-servidor multiplataforma y en tecnologías con documentación amplia para autenticación, persistencia de datos, validación de entradas y construcción de interfaces. </w:t>
+      </w:r>
+      <w:proofErr w:type="spellStart"/>
+      <w:r>
+        <w:rPr>
+          <w:rFonts w:ascii="Times New Roman" w:hAnsi="Times New Roman"/>
+          <w:color w:val="000000" w:themeColor="text1"/>
+          <w:sz w:val="24"/>
+        </w:rPr>
+        <w:t>React</w:t>
+      </w:r>
+      <w:proofErr w:type="spellEnd"/>
+      <w:r>
+        <w:rPr>
+          <w:rFonts w:ascii="Times New Roman" w:hAnsi="Times New Roman"/>
+          <w:color w:val="000000" w:themeColor="text1"/>
+          <w:sz w:val="24"/>
+        </w:rPr>
+        <w:t xml:space="preserve"> Native, complementado con </w:t>
+      </w:r>
+      <w:proofErr w:type="spellStart"/>
+      <w:r>
+        <w:rPr>
+          <w:rFonts w:ascii="Times New Roman" w:hAnsi="Times New Roman"/>
+          <w:color w:val="000000" w:themeColor="text1"/>
+          <w:sz w:val="24"/>
+        </w:rPr>
+        <w:t>React</w:t>
+      </w:r>
+      <w:proofErr w:type="spellEnd"/>
+      <w:r>
+        <w:rPr>
+          <w:rFonts w:ascii="Times New Roman" w:hAnsi="Times New Roman"/>
+          <w:color w:val="000000" w:themeColor="text1"/>
+          <w:sz w:val="24"/>
+        </w:rPr>
+        <w:t xml:space="preserve"> Native Web, permitirá desarrollar una solución para Android y navegadores web a partir de una base de código ampliamente compartida, adaptando la interfaz a las características de cada plataforma </w:t>
       </w:r>
       <w:r>
         <w:rPr>
@@ -3087,7 +3242,14 @@
           <w:noProof/>
           <w:color w:val="000000" w:themeColor="text1"/>
         </w:rPr>
-        <w:t>(React Native Documentation, 2026; React Native for Web Documentation, 2026)</w:t>
+        <w:t xml:space="preserve"> </w:t>
+      </w:r>
+      <w:r>
+        <w:rPr>
+          <w:noProof/>
+          <w:color w:val="000000" w:themeColor="text1"/>
+        </w:rPr>
+        <w:t>(React Native Documentation, 2026)</w:t>
       </w:r>
       <w:r>
         <w:rPr>
@@ -3126,7 +3288,14 @@
           <w:noProof/>
           <w:color w:val="000000" w:themeColor="text1"/>
         </w:rPr>
-        <w:t>(Node.js Documentation, 2026; Express.js Documentation, 2026; MySQL Reference Manual, 2026)</w:t>
+        <w:t xml:space="preserve"> </w:t>
+      </w:r>
+      <w:r>
+        <w:rPr>
+          <w:noProof/>
+          <w:color w:val="000000" w:themeColor="text1"/>
+        </w:rPr>
+        <w:t>(Node.js Documentation, 2026)</w:t>
       </w:r>
       <w:r>
         <w:rPr>
@@ -3155,7 +3324,25 @@
           <w:color w:val="000000" w:themeColor="text1"/>
           <w:sz w:val="24"/>
         </w:rPr>
-        <w:t xml:space="preserve">La protección de la información constituye un requisito transversal debido a la sensibilidad de los datos de salud. El diseño contemplará autenticación, autorización por recurso, validación de archivos, cifrado en tránsito, manejo seguro de secretos, trazabilidad de acciones y controles basados en buenas prácticas de seguridad de aplicaciones y APIs </w:t>
+        <w:t xml:space="preserve">La protección de la información constituye un requisito transversal debido a la sensibilidad de los datos de salud. El diseño contemplará autenticación, autorización por recurso, validación de archivos, cifrado en tránsito, manejo seguro de secretos, trazabilidad de acciones y controles basados en buenas prácticas de seguridad de aplicaciones y </w:t>
+      </w:r>
+      <w:proofErr w:type="spellStart"/>
+      <w:r>
+        <w:rPr>
+          <w:rFonts w:ascii="Times New Roman" w:hAnsi="Times New Roman"/>
+          <w:color w:val="000000" w:themeColor="text1"/>
+          <w:sz w:val="24"/>
+        </w:rPr>
+        <w:t>APIs</w:t>
+      </w:r>
+      <w:proofErr w:type="spellEnd"/>
+      <w:r>
+        <w:rPr>
+          <w:rFonts w:ascii="Times New Roman" w:hAnsi="Times New Roman"/>
+          <w:color w:val="000000" w:themeColor="text1"/>
+          <w:sz w:val="24"/>
+        </w:rPr>
+        <w:t xml:space="preserve"> </w:t>
       </w:r>
       <w:r>
         <w:rPr>
@@ -3180,6 +3367,13 @@
           <w:noProof/>
           <w:color w:val="000000" w:themeColor="text1"/>
         </w:rPr>
+        <w:t xml:space="preserve"> </w:t>
+      </w:r>
+      <w:r>
+        <w:rPr>
+          <w:noProof/>
+          <w:color w:val="000000" w:themeColor="text1"/>
+        </w:rPr>
         <w:t>(OWASP Application Security Verification Standard (ASVS) 5.0.0, 2025)</w:t>
       </w:r>
       <w:r>
@@ -3194,12 +3388,30 @@
           <w:color w:val="000000" w:themeColor="text1"/>
           <w:sz w:val="24"/>
         </w:rPr>
-        <w:t>. La integración con DeepSeek se realizará exclusivamente desde el backend mediante un adaptador que reduzca los datos enviados, registre la finalidad del análisis y permita sustituir el proveedor si cambian las condiciones técnicas o de disponibilidad.</w:t>
+        <w:t xml:space="preserve">. La integración de inteligencia artificial mediante API se realizará exclusivamente desde el </w:t>
+      </w:r>
+      <w:proofErr w:type="spellStart"/>
+      <w:r>
+        <w:rPr>
+          <w:rFonts w:ascii="Times New Roman" w:hAnsi="Times New Roman"/>
+          <w:color w:val="000000" w:themeColor="text1"/>
+          <w:sz w:val="24"/>
+        </w:rPr>
+        <w:t>backend</w:t>
+      </w:r>
+      <w:proofErr w:type="spellEnd"/>
+      <w:r>
+        <w:rPr>
+          <w:rFonts w:ascii="Times New Roman" w:hAnsi="Times New Roman"/>
+          <w:color w:val="000000" w:themeColor="text1"/>
+          <w:sz w:val="24"/>
+        </w:rPr>
+        <w:t xml:space="preserve"> mediante un adaptador que reduzca los datos enviados, registre la finalidad del análisis y permita sustituir el proveedor si cambian las condiciones técnicas o de disponibilidad.</w:t>
       </w:r>
     </w:p>
     <w:p>
       <w:pPr>
-        <w:pStyle w:val="Ttulo1"/>
+        <w:pStyle w:val="Heading1"/>
         <w:jc w:val="left"/>
         <w:rPr>
           <w:color w:val="000000" w:themeColor="text1"/>
@@ -3217,7 +3429,7 @@
     </w:p>
     <w:p>
       <w:pPr>
-        <w:pStyle w:val="Ttulo2"/>
+        <w:pStyle w:val="Heading2"/>
         <w:rPr>
           <w:color w:val="000000" w:themeColor="text1"/>
         </w:rPr>
@@ -3243,12 +3455,21 @@
           <w:color w:val="000000" w:themeColor="text1"/>
           <w:sz w:val="24"/>
         </w:rPr>
-        <w:t>Desarrollar una aplicación multiplataforma para Android y web de historia clínica personal que permita centralizar, organizar y consultar longitudinalmente la información de salud del usuario, incorporando herramientas de inteligencia artificial para apoyar la revisión de información seleccionada, sin sustituir la evaluación y el criterio de un profesional de la salud.</w:t>
+        <w:t xml:space="preserve">Desarrollar una aplicación multiplataforma para Android y web de historia clínica personal que permita centralizar, organizar y consultar longitudinalmente la información de salud del usuario, </w:t>
+      </w:r>
+      <w:r>
+        <w:rPr>
+          <w:rFonts w:ascii="Times New Roman" w:hAnsi="Times New Roman"/>
+          <w:color w:val="000000" w:themeColor="text1"/>
+          <w:sz w:val="24"/>
+        </w:rPr>
+        <w:lastRenderedPageBreak/>
+        <w:t>incorporando herramientas de inteligencia artificial para apoyar la revisión de información seleccionada, sin sustituir la evaluación y el criterio de un profesional de la salud.</w:t>
       </w:r>
     </w:p>
     <w:p>
       <w:pPr>
-        <w:pStyle w:val="Ttulo2"/>
+        <w:pStyle w:val="Heading2"/>
         <w:rPr>
           <w:color w:val="000000" w:themeColor="text1"/>
         </w:rPr>
@@ -3259,13 +3480,12 @@
         <w:rPr>
           <w:color w:val="000000" w:themeColor="text1"/>
         </w:rPr>
-        <w:lastRenderedPageBreak/>
         <w:t>4.2 OBJETIVOS ESPECÍFICOS</w:t>
       </w:r>
     </w:p>
     <w:p>
       <w:pPr>
-        <w:pStyle w:val="Listaconvietas"/>
+        <w:pStyle w:val="ListBullet"/>
         <w:pBdr>
           <w:top w:val="nil"/>
           <w:left w:val="nil"/>
@@ -3288,7 +3508,7 @@
     </w:p>
     <w:p>
       <w:pPr>
-        <w:pStyle w:val="Listaconvietas"/>
+        <w:pStyle w:val="ListBullet"/>
         <w:pBdr>
           <w:top w:val="nil"/>
           <w:left w:val="nil"/>
@@ -3311,7 +3531,7 @@
     </w:p>
     <w:p>
       <w:pPr>
-        <w:pStyle w:val="Listaconvietas"/>
+        <w:pStyle w:val="ListBullet"/>
         <w:pBdr>
           <w:top w:val="nil"/>
           <w:left w:val="nil"/>
@@ -3334,7 +3554,7 @@
     </w:p>
     <w:p>
       <w:pPr>
-        <w:pStyle w:val="Listaconvietas"/>
+        <w:pStyle w:val="ListBullet"/>
         <w:pBdr>
           <w:top w:val="nil"/>
           <w:left w:val="nil"/>
@@ -3357,7 +3577,7 @@
     </w:p>
     <w:p>
       <w:pPr>
-        <w:pStyle w:val="Listaconvietas"/>
+        <w:pStyle w:val="ListBullet"/>
         <w:pBdr>
           <w:top w:val="nil"/>
           <w:left w:val="nil"/>
@@ -3380,168 +3600,7 @@
     </w:p>
     <w:p>
       <w:pPr>
-        <w:pStyle w:val="Ttulo1"/>
-        <w:rPr>
-          <w:color w:val="000000" w:themeColor="text1"/>
-        </w:rPr>
-      </w:pPr>
-      <w:r>
-        <w:rPr>
-          <w:color w:val="000000" w:themeColor="text1"/>
-        </w:rPr>
-        <w:t>5 ALCANCE</w:t>
-      </w:r>
-      <w:r>
-        <w:rPr>
-          <w:color w:val="000000" w:themeColor="text1"/>
-        </w:rPr>
-        <w:t>S</w:t>
-      </w:r>
-      <w:r>
-        <w:rPr>
-          <w:color w:val="000000" w:themeColor="text1"/>
-        </w:rPr>
-        <w:t xml:space="preserve"> Y LÍMITES</w:t>
-      </w:r>
-    </w:p>
-    <w:p>
-      <w:pPr>
-        <w:pStyle w:val="Ttulo2"/>
-        <w:rPr>
-          <w:color w:val="000000" w:themeColor="text1"/>
-        </w:rPr>
-      </w:pPr>
-      <w:r>
-        <w:rPr>
-          <w:color w:val="000000" w:themeColor="text1"/>
-        </w:rPr>
-        <w:t>5.1 ALCANCE</w:t>
-      </w:r>
-    </w:p>
-    <w:p>
-      <w:pPr>
-        <w:rPr>
-          <w:color w:val="000000" w:themeColor="text1"/>
-        </w:rPr>
-      </w:pPr>
-      <w:r>
-        <w:rPr>
-          <w:rFonts w:ascii="Times New Roman" w:hAnsi="Times New Roman"/>
-          <w:color w:val="000000" w:themeColor="text1"/>
-          <w:sz w:val="24"/>
-        </w:rPr>
-        <w:t>El proyecto abarcará el diseño, construcción y evaluación académica de una aplicación multiplataforma para Android y web de uso personal destinada a mantener un historial de salud longitudinal. La primera versión permitirá registrar información estructurada y documentos, relacionarlos con fechas y eventos, y consultarlos desde una línea de tiempo. El sistema también ofrecerá una vista estructurada —no generada por inteligencia artificial— para preparar información relevante antes de una consulta. El acceso se realizará mediante cuentas autenticadas y se contemplarán perfiles dependientes administrados por un representante autorizado.</w:t>
-      </w:r>
-    </w:p>
-    <w:p>
-      <w:pPr>
-        <w:rPr>
-          <w:color w:val="000000" w:themeColor="text1"/>
-        </w:rPr>
-      </w:pPr>
-      <w:r>
-        <w:rPr>
-          <w:rFonts w:ascii="Times New Roman" w:hAnsi="Times New Roman"/>
-          <w:color w:val="000000" w:themeColor="text1"/>
-          <w:sz w:val="24"/>
-        </w:rPr>
-        <w:t xml:space="preserve">El alcance funcional incluirá mecanismos de autenticación y control de acceso para perfiles propios y dependientes; el registro y consulta longitudinal de antecedentes de salud personales y eventos clínicos; una línea de tiempo con búsqueda y filtros por fecha, categoría y palabras clave; y el almacenamiento, vinculación y consulta de documentos clínicos. Se admitirán </w:t>
-      </w:r>
-      <w:r>
-        <w:rPr>
-          <w:rFonts w:ascii="Times New Roman" w:hAnsi="Times New Roman"/>
-          <w:color w:val="000000" w:themeColor="text1"/>
-          <w:sz w:val="24"/>
-        </w:rPr>
-        <w:lastRenderedPageBreak/>
-        <w:t>resultados estructurados, archivos PDF y fotografías o imágenes digitalizadas de documentos, sin realizar interpretación automática de imágenes diagnósticas.</w:t>
-      </w:r>
-    </w:p>
-    <w:p>
-      <w:pPr>
-        <w:rPr>
-          <w:color w:val="000000" w:themeColor="text1"/>
-        </w:rPr>
-      </w:pPr>
-      <w:r>
-        <w:rPr>
-          <w:rFonts w:ascii="Times New Roman" w:hAnsi="Times New Roman"/>
-          <w:color w:val="000000" w:themeColor="text1"/>
-          <w:sz w:val="24"/>
-        </w:rPr>
-        <w:t xml:space="preserve">La funcionalidad de inteligencia artificial operará únicamente sobre información que el usuario seleccione o autorice. El backend preparará un contexto mínimo, reducirá identificadores directos cuando sea posible y enviará la solicitud al servicio externo mediante un adaptador. La salida se limitará a un resumen no diagnóstico y al señalamiento de posibles campos incompletos o contradictorios en el registro; se mostrará con advertencias de carácter informativo, fecha de generación y limitaciones </w:t>
-      </w:r>
-      <w:r>
-        <w:rPr>
-          <w:color w:val="000000" w:themeColor="text1"/>
-        </w:rPr>
-        <w:fldChar w:fldCharType="begin"/>
-      </w:r>
-      <w:r>
-        <w:rPr>
-          <w:color w:val="000000" w:themeColor="text1"/>
-        </w:rPr>
-        <w:instrText xml:space="preserve"> CITATION WHO2021 \l 3082 </w:instrText>
-      </w:r>
-      <w:r>
-        <w:rPr>
-          <w:color w:val="000000" w:themeColor="text1"/>
-        </w:rPr>
-        <w:fldChar w:fldCharType="separate"/>
-      </w:r>
-      <w:r>
-        <w:rPr>
-          <w:noProof/>
-          <w:color w:val="000000" w:themeColor="text1"/>
-        </w:rPr>
-        <w:t xml:space="preserve"> (Ethics and governance of artificial intelligence for health: WHO guidance, 2021)</w:t>
-      </w:r>
-      <w:r>
-        <w:rPr>
-          <w:color w:val="000000" w:themeColor="text1"/>
-        </w:rPr>
-        <w:fldChar w:fldCharType="end"/>
-      </w:r>
-      <w:r>
-        <w:rPr>
-          <w:rFonts w:ascii="Times New Roman" w:hAnsi="Times New Roman"/>
-          <w:color w:val="000000" w:themeColor="text1"/>
-          <w:sz w:val="24"/>
-        </w:rPr>
-        <w:t>. Su comportamiento se evaluará con casos ficticios o sintéticos y una rúbrica que verifique cobertura de la información seleccionada, presencia de advertencias y ausencia de diagnósticos o recomendaciones clínicas.</w:t>
-      </w:r>
-    </w:p>
-    <w:p>
-      <w:pPr>
-        <w:rPr>
-          <w:color w:val="000000" w:themeColor="text1"/>
-        </w:rPr>
-      </w:pPr>
-      <w:r>
-        <w:rPr>
-          <w:rFonts w:ascii="Times New Roman" w:hAnsi="Times New Roman"/>
-          <w:color w:val="000000" w:themeColor="text1"/>
-          <w:sz w:val="24"/>
-        </w:rPr>
-        <w:t>Como parte de la ingeniería del prototipo se incluirá un registro de acciones relevantes de seguridad y trazabilidad, necesario para verificar accesos y operaciones sobre la información. La exportación de información, la gestión de consentimientos dentro de la aplicación, la interoperabilidad institucional y la adopción de HL7 FHIR quedarán como posibilidades de evolución futura y no formarán parte de las funcionalidades evaluadas en esta primera versión.</w:t>
-      </w:r>
-    </w:p>
-    <w:p>
-      <w:pPr>
-        <w:pStyle w:val="Ttulo2"/>
-        <w:rPr>
-          <w:color w:val="000000" w:themeColor="text1"/>
-        </w:rPr>
-      </w:pPr>
-      <w:r>
-        <w:rPr>
-          <w:color w:val="000000" w:themeColor="text1"/>
-        </w:rPr>
-        <w:t>5.2 LÍMITES</w:t>
-      </w:r>
-    </w:p>
-    <w:p>
-      <w:pPr>
+        <w:pStyle w:val="ListBullet"/>
         <w:pBdr>
           <w:top w:val="nil"/>
           <w:left w:val="nil"/>
@@ -3556,12 +3615,186 @@
         </w:rPr>
       </w:pPr>
       <w:r>
-        <w:rPr>
-          <w:rFonts w:ascii="Times New Roman" w:hAnsi="Times New Roman"/>
-          <w:color w:val="000000" w:themeColor="text1"/>
-          <w:sz w:val="24"/>
-        </w:rPr>
-        <w:t>• El sistema no reemplazará la historia clínica oficial de hospitales, clínicas, laboratorios o consultorios; funcionará como un registro personal administrado por el usuario.</w:t>
+        <w:t>Evaluar el funcionamiento, la seguridad, el rendimiento y la usabilidad del prototipo mediante pruebas funcionales, de integración, seguridad, rendimiento y experiencia de usuario, analizando resultados cuantificables y hallazgos cualitativos para verificar el cumplimiento de los requisitos establecidos.</w:t>
+      </w:r>
+    </w:p>
+    <w:p>
+      <w:pPr>
+        <w:pStyle w:val="Heading1"/>
+        <w:rPr>
+          <w:color w:val="000000" w:themeColor="text1"/>
+        </w:rPr>
+      </w:pPr>
+      <w:r>
+        <w:rPr>
+          <w:color w:val="000000" w:themeColor="text1"/>
+        </w:rPr>
+        <w:t>5 ALCANCE</w:t>
+      </w:r>
+      <w:r>
+        <w:rPr>
+          <w:color w:val="000000" w:themeColor="text1"/>
+        </w:rPr>
+        <w:t>S</w:t>
+      </w:r>
+      <w:r>
+        <w:rPr>
+          <w:color w:val="000000" w:themeColor="text1"/>
+        </w:rPr>
+        <w:t xml:space="preserve"> Y LÍMITES</w:t>
+      </w:r>
+    </w:p>
+    <w:p>
+      <w:pPr>
+        <w:pStyle w:val="Heading2"/>
+        <w:rPr>
+          <w:color w:val="000000" w:themeColor="text1"/>
+        </w:rPr>
+      </w:pPr>
+      <w:r>
+        <w:rPr>
+          <w:color w:val="000000" w:themeColor="text1"/>
+        </w:rPr>
+        <w:t>5.1 ALCANCE</w:t>
+      </w:r>
+    </w:p>
+    <w:p>
+      <w:pPr>
+        <w:rPr>
+          <w:color w:val="000000" w:themeColor="text1"/>
+        </w:rPr>
+      </w:pPr>
+      <w:r>
+        <w:rPr>
+          <w:rFonts w:ascii="Times New Roman" w:hAnsi="Times New Roman"/>
+          <w:color w:val="000000" w:themeColor="text1"/>
+          <w:sz w:val="24"/>
+        </w:rPr>
+        <w:t>El proyecto abarcará el diseño, construcción y evaluación académica de una aplicación multiplataforma para Android y web de uso personal destinada a mantener un historial de salud longitudinal. La primera versión permitirá registrar información estructurada y documentos, relacionarlos con fechas y eventos, y consultarlos desde una línea de tiempo. El sistema también ofrecerá una vista estructurada —no generada por inteligencia artificial— para preparar información relevante antes de una consulta. El acceso se realizará mediante cuentas autenticadas y se contemplarán perfiles dependientes administrados por un representante autorizado.</w:t>
+      </w:r>
+    </w:p>
+    <w:p>
+      <w:pPr>
+        <w:rPr>
+          <w:color w:val="000000" w:themeColor="text1"/>
+        </w:rPr>
+      </w:pPr>
+      <w:r>
+        <w:rPr>
+          <w:rFonts w:ascii="Times New Roman" w:hAnsi="Times New Roman"/>
+          <w:color w:val="000000" w:themeColor="text1"/>
+          <w:sz w:val="24"/>
+        </w:rPr>
+        <w:lastRenderedPageBreak/>
+        <w:t>El alcance funcional incluirá mecanismos de autenticación y control de acceso para perfiles propios y dependientes; el registro y consulta longitudinal de antecedentes de salud personales y eventos clínicos; una línea de tiempo con búsqueda y filtros por fecha, categoría y palabras clave; y el almacenamiento, vinculación y consulta de documentos clínicos. Se admitirán resultados estructurados, archivos PDF y fotografías o imágenes digitalizadas de documentos, sin realizar interpretación automática de imágenes diagnósticas.</w:t>
+      </w:r>
+    </w:p>
+    <w:p>
+      <w:pPr>
+        <w:rPr>
+          <w:color w:val="000000" w:themeColor="text1"/>
+        </w:rPr>
+      </w:pPr>
+      <w:r>
+        <w:rPr>
+          <w:rFonts w:ascii="Times New Roman" w:hAnsi="Times New Roman"/>
+          <w:color w:val="000000" w:themeColor="text1"/>
+          <w:sz w:val="24"/>
+        </w:rPr>
+        <w:t xml:space="preserve">La funcionalidad de inteligencia artificial operará únicamente sobre información que el usuario seleccione o autorice. El </w:t>
+      </w:r>
+      <w:proofErr w:type="spellStart"/>
+      <w:r>
+        <w:rPr>
+          <w:rFonts w:ascii="Times New Roman" w:hAnsi="Times New Roman"/>
+          <w:color w:val="000000" w:themeColor="text1"/>
+          <w:sz w:val="24"/>
+        </w:rPr>
+        <w:t>backend</w:t>
+      </w:r>
+      <w:proofErr w:type="spellEnd"/>
+      <w:r>
+        <w:rPr>
+          <w:rFonts w:ascii="Times New Roman" w:hAnsi="Times New Roman"/>
+          <w:color w:val="000000" w:themeColor="text1"/>
+          <w:sz w:val="24"/>
+        </w:rPr>
+        <w:t xml:space="preserve"> preparará un contexto mínimo, reducirá identificadores directos cuando sea posible y enviará la solicitud al servicio externo mediante un adaptador. La salida se limitará a un resumen no diagnóstico y al señalamiento de posibles campos incompletos o contradictorios en el registro; se mostrará con advertencias de carácter informativo, fecha de generación y limitaciones </w:t>
+      </w:r>
+      <w:r>
+        <w:rPr>
+          <w:color w:val="000000" w:themeColor="text1"/>
+        </w:rPr>
+        <w:fldChar w:fldCharType="begin"/>
+      </w:r>
+      <w:r>
+        <w:rPr>
+          <w:color w:val="000000" w:themeColor="text1"/>
+        </w:rPr>
+        <w:instrText xml:space="preserve"> CITATION WHO2021 \l 3082 </w:instrText>
+      </w:r>
+      <w:r>
+        <w:rPr>
+          <w:color w:val="000000" w:themeColor="text1"/>
+        </w:rPr>
+        <w:fldChar w:fldCharType="separate"/>
+      </w:r>
+      <w:r>
+        <w:rPr>
+          <w:noProof/>
+          <w:color w:val="000000" w:themeColor="text1"/>
+        </w:rPr>
+        <w:t xml:space="preserve"> </w:t>
+      </w:r>
+      <w:r>
+        <w:rPr>
+          <w:noProof/>
+          <w:color w:val="000000" w:themeColor="text1"/>
+        </w:rPr>
+        <w:t>(Ethics and governance of artificial intelligence for health: WHO guidance, 2021)</w:t>
+      </w:r>
+      <w:r>
+        <w:rPr>
+          <w:color w:val="000000" w:themeColor="text1"/>
+        </w:rPr>
+        <w:fldChar w:fldCharType="end"/>
+      </w:r>
+      <w:r>
+        <w:rPr>
+          <w:rFonts w:ascii="Times New Roman" w:hAnsi="Times New Roman"/>
+          <w:color w:val="000000" w:themeColor="text1"/>
+          <w:sz w:val="24"/>
+        </w:rPr>
+        <w:t>. Su comportamiento se evaluará con casos ficticios o sintéticos y una rúbrica que verifique cobertura de la información seleccionada, presencia de advertencias y ausencia de diagnósticos o recomendaciones clínicas.</w:t>
+      </w:r>
+    </w:p>
+    <w:p>
+      <w:pPr>
+        <w:rPr>
+          <w:color w:val="000000" w:themeColor="text1"/>
+        </w:rPr>
+      </w:pPr>
+      <w:r>
+        <w:rPr>
+          <w:rFonts w:ascii="Times New Roman" w:hAnsi="Times New Roman"/>
+          <w:color w:val="000000" w:themeColor="text1"/>
+          <w:sz w:val="24"/>
+        </w:rPr>
+        <w:t>Como parte de la ingeniería del prototipo se incluirá un registro de acciones relevantes de seguridad y trazabilidad, necesario para verificar accesos y operaciones sobre la información. La exportación de información, la gestión de consentimientos dentro de la aplicación, la interoperabilidad institucional y la adopción de HL7 FHIR quedarán como posibilidades de evolución futura y no formarán parte de las funcionalidades evaluadas en esta primera versión.</w:t>
+      </w:r>
+    </w:p>
+    <w:p>
+      <w:pPr>
+        <w:pStyle w:val="Heading2"/>
+        <w:rPr>
+          <w:color w:val="000000" w:themeColor="text1"/>
+        </w:rPr>
+      </w:pPr>
+      <w:r>
+        <w:rPr>
+          <w:color w:val="000000" w:themeColor="text1"/>
+        </w:rPr>
+        <w:t>5.2 LÍMITES</w:t>
       </w:r>
     </w:p>
     <w:p>
@@ -3585,7 +3818,7 @@
           <w:color w:val="000000" w:themeColor="text1"/>
           <w:sz w:val="24"/>
         </w:rPr>
-        <w:t>• La primera versión no realizará interoperabilidad automática con sistemas institucionales, aseguradoras, dispositivos médicos, laboratorios ni bases de datos gubernamentales.</w:t>
+        <w:t>• El sistema no reemplazará la historia clínica oficial de hospitales, clínicas, laboratorios o consultorios; funcionará como un registro personal administrado por el usuario.</w:t>
       </w:r>
     </w:p>
     <w:p>
@@ -3609,22 +3842,7 @@
           <w:color w:val="000000" w:themeColor="text1"/>
           <w:sz w:val="24"/>
         </w:rPr>
-        <w:t>• La inteligencia artificial no emitirá diagnósticos, factores de riesgo, prescripciones, indicaciones de tratamiento, recomendaciones de estudios, triaje de emergencias ni decisiones clínicas autónomas.</w:t>
-      </w:r>
-    </w:p>
-    <w:p>
-      <w:pPr>
-        <w:rPr>
-          <w:color w:val="000000" w:themeColor="text1"/>
-        </w:rPr>
-      </w:pPr>
-      <w:r>
-        <w:rPr>
-          <w:rFonts w:ascii="Times New Roman" w:hAnsi="Times New Roman"/>
-          <w:color w:val="000000" w:themeColor="text1"/>
-          <w:sz w:val="24"/>
-        </w:rPr>
-        <w:t>• La funcionalidad de inteligencia artificial procesará exclusivamente información seleccionada o autorizada por el usuario y se limitará a generar resúmenes y señalar posibles datos incompletos o contradictorios del registro; sus resultados requerirán revisión del usuario y, cuando corresponda, de un profesional de salud.</w:t>
+        <w:t>• La primera versión no realizará interoperabilidad automática con sistemas institucionales, aseguradoras, dispositivos médicos, laboratorios ni bases de datos gubernamentales.</w:t>
       </w:r>
     </w:p>
     <w:p>
@@ -3648,8 +3866,41 @@
           <w:color w:val="000000" w:themeColor="text1"/>
           <w:sz w:val="24"/>
         </w:rPr>
+        <w:t xml:space="preserve">• La inteligencia artificial no emitirá diagnósticos, factores de riesgo, prescripciones, indicaciones de tratamiento, recomendaciones de estudios, </w:t>
+      </w:r>
+      <w:proofErr w:type="spellStart"/>
+      <w:r>
+        <w:rPr>
+          <w:rFonts w:ascii="Times New Roman" w:hAnsi="Times New Roman"/>
+          <w:color w:val="000000" w:themeColor="text1"/>
+          <w:sz w:val="24"/>
+        </w:rPr>
+        <w:t>triaje</w:t>
+      </w:r>
+      <w:proofErr w:type="spellEnd"/>
+      <w:r>
+        <w:rPr>
+          <w:rFonts w:ascii="Times New Roman" w:hAnsi="Times New Roman"/>
+          <w:color w:val="000000" w:themeColor="text1"/>
+          <w:sz w:val="24"/>
+        </w:rPr>
+        <w:t xml:space="preserve"> de emergencias ni decisiones clínicas autónomas.</w:t>
+      </w:r>
+    </w:p>
+    <w:p>
+      <w:pPr>
+        <w:rPr>
+          <w:color w:val="000000" w:themeColor="text1"/>
+        </w:rPr>
+      </w:pPr>
+      <w:r>
+        <w:rPr>
+          <w:rFonts w:ascii="Times New Roman" w:hAnsi="Times New Roman"/>
+          <w:color w:val="000000" w:themeColor="text1"/>
+          <w:sz w:val="24"/>
+        </w:rPr>
         <w:lastRenderedPageBreak/>
-        <w:t>• No se realizará interpretación automática especializada de imágenes diagnósticas como radiografías, tomografías o resonancias.</w:t>
+        <w:t>• La funcionalidad de inteligencia artificial procesará exclusivamente información seleccionada o autorizada por el usuario y se limitará a generar resúmenes y señalar posibles datos incompletos o contradictorios del registro; sus resultados requerirán revisión del usuario y, cuando corresponda, de un profesional de salud.</w:t>
       </w:r>
     </w:p>
     <w:p>
@@ -3673,7 +3924,7 @@
           <w:color w:val="000000" w:themeColor="text1"/>
           <w:sz w:val="24"/>
         </w:rPr>
-        <w:t>• La calidad de los análisis dependerá de la exactitud, actualidad y completitud de la información registrada por el usuario.</w:t>
+        <w:t>• No se realizará interpretación automática especializada de imágenes diagnósticas como radiografías, tomografías o resonancias.</w:t>
       </w:r>
     </w:p>
     <w:p>
@@ -3697,7 +3948,7 @@
           <w:color w:val="000000" w:themeColor="text1"/>
           <w:sz w:val="24"/>
         </w:rPr>
-        <w:t>• La integración con la API de DeepSeek dependerá de la disponibilidad y condiciones del proveedor; por ello se mantendrá desacoplada mediante un adaptador interno.</w:t>
+        <w:t>• La calidad de los análisis dependerá de la exactitud, actualidad y completitud de la información registrada por el usuario.</w:t>
       </w:r>
     </w:p>
     <w:p>
@@ -3721,6 +3972,30 @@
           <w:color w:val="000000" w:themeColor="text1"/>
           <w:sz w:val="24"/>
         </w:rPr>
+        <w:t>• La integración de inteligencia artificial mediante API dependerá de la disponibilidad y condiciones del proveedor seleccionado; por ello se mantendrá desacoplada mediante un adaptador interno.</w:t>
+      </w:r>
+    </w:p>
+    <w:p>
+      <w:pPr>
+        <w:pBdr>
+          <w:top w:val="nil"/>
+          <w:left w:val="nil"/>
+          <w:bottom w:val="nil"/>
+          <w:right w:val="nil"/>
+          <w:between w:val="nil"/>
+        </w:pBdr>
+        <w:spacing w:after="0"/>
+        <w:ind w:left="567" w:hanging="283"/>
+        <w:rPr>
+          <w:color w:val="000000" w:themeColor="text1"/>
+        </w:rPr>
+      </w:pPr>
+      <w:r>
+        <w:rPr>
+          <w:rFonts w:ascii="Times New Roman" w:hAnsi="Times New Roman"/>
+          <w:color w:val="000000" w:themeColor="text1"/>
+          <w:sz w:val="24"/>
+        </w:rPr>
         <w:t>• La certificación como dispositivo médico, validación clínica formal y homologación regulatoria quedarán fuera del alcance del proyecto de grado.</w:t>
       </w:r>
     </w:p>
@@ -3750,7 +4025,7 @@
     </w:p>
     <w:p>
       <w:pPr>
-        <w:pStyle w:val="Ttulo1"/>
+        <w:pStyle w:val="Heading1"/>
         <w:jc w:val="left"/>
         <w:rPr>
           <w:color w:val="000000" w:themeColor="text1"/>
@@ -3765,7 +4040,7 @@
     </w:p>
     <w:p>
       <w:pPr>
-        <w:pStyle w:val="Ttulo2"/>
+        <w:pStyle w:val="Heading2"/>
         <w:rPr>
           <w:color w:val="000000" w:themeColor="text1"/>
         </w:rPr>
@@ -3814,7 +4089,14 @@
           <w:noProof/>
           <w:color w:val="000000" w:themeColor="text1"/>
         </w:rPr>
-        <w:t xml:space="preserve"> (Tang, Ash, Bates, Overhage, &amp; Sands, 2006)</w:t>
+        <w:t xml:space="preserve"> </w:t>
+      </w:r>
+      <w:r>
+        <w:rPr>
+          <w:noProof/>
+          <w:color w:val="000000" w:themeColor="text1"/>
+        </w:rPr>
+        <w:t>(Tang, Ash, Bates, Overhage, &amp; Sands, 2006)</w:t>
       </w:r>
       <w:r>
         <w:rPr>
@@ -3868,7 +4150,14 @@
           <w:noProof/>
           <w:color w:val="000000" w:themeColor="text1"/>
         </w:rPr>
-        <w:t xml:space="preserve"> (FHIR Release 5 (v5.0.0), 2023)</w:t>
+        <w:t xml:space="preserve"> </w:t>
+      </w:r>
+      <w:r>
+        <w:rPr>
+          <w:noProof/>
+          <w:color w:val="000000" w:themeColor="text1"/>
+        </w:rPr>
+        <w:t>(FHIR Release 5 (v5.0.0), 2023)</w:t>
       </w:r>
       <w:r>
         <w:rPr>
@@ -3882,7 +4171,16 @@
           <w:color w:val="000000" w:themeColor="text1"/>
           <w:sz w:val="24"/>
         </w:rPr>
-        <w:t>. Aunque la primera versión del sistema propuesto no se conectará con instituciones externas, considerar conceptos de interoperabilidad desde el modelo de datos permite evitar una estructura cerrada y preparar futuras estrategias de intercambio. Este enfoque se alinea con la evolución de la salud digital hacia ecosistemas donde la información debe poder reutilizarse de forma segura y comprensible.</w:t>
+        <w:t xml:space="preserve">. Aunque la primera versión del sistema propuesto no se conectará con instituciones externas, considerar conceptos de interoperabilidad desde el modelo de datos </w:t>
+      </w:r>
+      <w:r>
+        <w:rPr>
+          <w:rFonts w:ascii="Times New Roman" w:hAnsi="Times New Roman"/>
+          <w:color w:val="000000" w:themeColor="text1"/>
+          <w:sz w:val="24"/>
+        </w:rPr>
+        <w:lastRenderedPageBreak/>
+        <w:t>permite evitar una estructura cerrada y preparar futuras estrategias de intercambio. Este enfoque se alinea con la evolución de la salud digital hacia ecosistemas donde la información debe poder reutilizarse de forma segura y comprensible.</w:t>
       </w:r>
     </w:p>
     <w:p>
@@ -3897,16 +4195,7 @@
           <w:color w:val="000000" w:themeColor="text1"/>
           <w:sz w:val="24"/>
         </w:rPr>
-        <w:t xml:space="preserve">La incorporación de inteligencia artificial a aplicaciones de salud ha ampliado las posibilidades de resumir información y asistir procesos de revisión. Al mismo tiempo, los organismos </w:t>
-      </w:r>
-      <w:r>
-        <w:rPr>
-          <w:rFonts w:ascii="Times New Roman" w:hAnsi="Times New Roman"/>
-          <w:color w:val="000000" w:themeColor="text1"/>
-          <w:sz w:val="24"/>
-        </w:rPr>
-        <w:lastRenderedPageBreak/>
-        <w:t xml:space="preserve">internacionales advierten que estos modelos pueden producir resultados incorrectos, reproducir sesgos o manejar datos sensibles de manera inadecuada si no existen controles de gobernanza y supervisión humana </w:t>
+        <w:t xml:space="preserve">La incorporación de inteligencia artificial a aplicaciones de salud ha ampliado las posibilidades de resumir información y asistir procesos de revisión. Al mismo tiempo, los organismos internacionales advierten que estos modelos pueden producir resultados incorrectos, reproducir sesgos o manejar datos sensibles de manera inadecuada si no existen controles de gobernanza y supervisión humana </w:t>
       </w:r>
       <w:r>
         <w:rPr>
@@ -3931,7 +4220,14 @@
           <w:noProof/>
           <w:color w:val="000000" w:themeColor="text1"/>
         </w:rPr>
-        <w:t xml:space="preserve"> (Ethics and governance of artificial intelligence for health: Guidance on large multi-modal models, 2025)</w:t>
+        <w:t xml:space="preserve"> </w:t>
+      </w:r>
+      <w:r>
+        <w:rPr>
+          <w:noProof/>
+          <w:color w:val="000000" w:themeColor="text1"/>
+        </w:rPr>
+        <w:t>(Ethics and governance of artificial intelligence for health: Guidance on large multi-modal models, 2025)</w:t>
       </w:r>
       <w:r>
         <w:rPr>
@@ -3965,7 +4261,7 @@
     </w:p>
     <w:p>
       <w:pPr>
-        <w:pStyle w:val="Ttulo3"/>
+        <w:pStyle w:val="Heading3"/>
         <w:ind w:left="1560" w:hanging="720"/>
         <w:jc w:val="left"/>
         <w:rPr>
@@ -4016,7 +4312,14 @@
           <w:noProof/>
           <w:color w:val="000000" w:themeColor="text1"/>
         </w:rPr>
-        <w:t xml:space="preserve"> (Tang, Ash, Bates, Overhage, &amp; Sands, 2006)</w:t>
+        <w:t xml:space="preserve"> </w:t>
+      </w:r>
+      <w:r>
+        <w:rPr>
+          <w:noProof/>
+          <w:color w:val="000000" w:themeColor="text1"/>
+        </w:rPr>
+        <w:t>(Tang, Ash, Bates, Overhage, &amp; Sands, 2006)</w:t>
       </w:r>
       <w:r>
         <w:rPr>
@@ -4035,7 +4338,7 @@
     </w:p>
     <w:p>
       <w:pPr>
-        <w:pStyle w:val="Ttulo3"/>
+        <w:pStyle w:val="Heading3"/>
         <w:ind w:left="1560" w:hanging="720"/>
         <w:jc w:val="left"/>
         <w:rPr>
@@ -4046,6 +4349,7 @@
         <w:rPr>
           <w:color w:val="000000" w:themeColor="text1"/>
         </w:rPr>
+        <w:lastRenderedPageBreak/>
         <w:t>6.1.2 HISTORIA CLÍNICA LONGITUDINAL</w:t>
       </w:r>
     </w:p>
@@ -4066,7 +4370,7 @@
     </w:p>
     <w:p>
       <w:pPr>
-        <w:pStyle w:val="Ttulo3"/>
+        <w:pStyle w:val="Heading3"/>
         <w:ind w:left="1560" w:hanging="720"/>
         <w:jc w:val="left"/>
         <w:rPr>
@@ -4077,7 +4381,6 @@
         <w:rPr>
           <w:color w:val="000000" w:themeColor="text1"/>
         </w:rPr>
-        <w:lastRenderedPageBreak/>
         <w:t>6.1.3 SALUD DIGITAL</w:t>
       </w:r>
     </w:p>
@@ -4118,7 +4421,14 @@
           <w:noProof/>
           <w:color w:val="000000" w:themeColor="text1"/>
         </w:rPr>
-        <w:t xml:space="preserve"> (Global strategy on digital health 2020-2027, 2025)</w:t>
+        <w:t xml:space="preserve"> </w:t>
+      </w:r>
+      <w:r>
+        <w:rPr>
+          <w:noProof/>
+          <w:color w:val="000000" w:themeColor="text1"/>
+        </w:rPr>
+        <w:t>(Global strategy on digital health 2020-2027, 2025)</w:t>
       </w:r>
       <w:r>
         <w:rPr>
@@ -4137,7 +4447,7 @@
     </w:p>
     <w:p>
       <w:pPr>
-        <w:pStyle w:val="Ttulo3"/>
+        <w:pStyle w:val="Heading3"/>
         <w:ind w:left="1560" w:hanging="720"/>
         <w:jc w:val="left"/>
         <w:rPr>
@@ -4188,7 +4498,14 @@
           <w:noProof/>
           <w:color w:val="000000" w:themeColor="text1"/>
         </w:rPr>
-        <w:t xml:space="preserve"> (FHIR Release 5 (v5.0.0), 2023)</w:t>
+        <w:t xml:space="preserve"> </w:t>
+      </w:r>
+      <w:r>
+        <w:rPr>
+          <w:noProof/>
+          <w:color w:val="000000" w:themeColor="text1"/>
+        </w:rPr>
+        <w:t>(FHIR Release 5 (v5.0.0), 2023)</w:t>
       </w:r>
       <w:r>
         <w:rPr>
@@ -4207,7 +4524,7 @@
     </w:p>
     <w:p>
       <w:pPr>
-        <w:pStyle w:val="Ttulo3"/>
+        <w:pStyle w:val="Heading3"/>
         <w:ind w:left="1560" w:hanging="720"/>
         <w:jc w:val="left"/>
         <w:rPr>
@@ -4233,12 +4550,21 @@
           <w:color w:val="000000" w:themeColor="text1"/>
           <w:sz w:val="24"/>
         </w:rPr>
-        <w:t>La prevención busca identificar oportunidades para actuar antes de que un problema avance o se complique. Dentro de la aplicación, este principio no se traducirá en diagnósticos automáticos ni en la identificación de factores de riesgo, sino en funciones que ayuden a revisar antecedentes, destacar datos incompletos o contradictorios dentro del registro y preparar preguntas informativas que podrían ser consultadas con un profesional. La decisión clínica seguirá correspondiendo al personal de salud, mientras que el sistema actuará como apoyo informativo para mejorar la preparación y continuidad de la información.</w:t>
+        <w:t xml:space="preserve">La prevención busca identificar oportunidades para actuar antes de que un problema avance o se complique. Dentro de la aplicación, este principio no se traducirá en diagnósticos automáticos ni en la identificación de factores de riesgo, sino en funciones que ayuden a revisar antecedentes, destacar datos incompletos o contradictorios dentro del registro y preparar preguntas informativas que podrían ser consultadas con un profesional. La decisión clínica seguirá </w:t>
+      </w:r>
+      <w:r>
+        <w:rPr>
+          <w:rFonts w:ascii="Times New Roman" w:hAnsi="Times New Roman"/>
+          <w:color w:val="000000" w:themeColor="text1"/>
+          <w:sz w:val="24"/>
+        </w:rPr>
+        <w:lastRenderedPageBreak/>
+        <w:t>correspondiendo al personal de salud, mientras que el sistema actuará como apoyo informativo para mejorar la preparación y continuidad de la información.</w:t>
       </w:r>
     </w:p>
     <w:p>
       <w:pPr>
-        <w:pStyle w:val="Ttulo3"/>
+        <w:pStyle w:val="Heading3"/>
         <w:ind w:left="1560" w:hanging="720"/>
         <w:jc w:val="left"/>
         <w:rPr>
@@ -4264,16 +4590,7 @@
           <w:color w:val="000000" w:themeColor="text1"/>
           <w:sz w:val="24"/>
         </w:rPr>
-        <w:t xml:space="preserve">Los modelos de lenguaje pueden analizar texto, resumir información y generar respuestas a partir de instrucciones y contexto. En salud, estas capacidades deben emplearse con precaución porque una respuesta lingüísticamente convincente puede ser incorrecta o incompleta. Las guías de gobernanza de inteligencia artificial para salud recomiendan transparencia, supervisión </w:t>
-      </w:r>
-      <w:r>
-        <w:rPr>
-          <w:rFonts w:ascii="Times New Roman" w:hAnsi="Times New Roman"/>
-          <w:color w:val="000000" w:themeColor="text1"/>
-          <w:sz w:val="24"/>
-        </w:rPr>
-        <w:lastRenderedPageBreak/>
-        <w:t xml:space="preserve">humana, protección de datos y evaluación de riesgos </w:t>
+        <w:t xml:space="preserve">Los modelos de lenguaje pueden analizar texto, resumir información y generar respuestas a partir de instrucciones y contexto. En salud, estas capacidades deben emplearse con precaución porque una respuesta lingüísticamente convincente puede ser incorrecta o incompleta. Las guías de gobernanza de inteligencia artificial para salud recomiendan transparencia, supervisión humana, protección de datos y evaluación de riesgos </w:t>
       </w:r>
       <w:r>
         <w:rPr>
@@ -4298,7 +4615,14 @@
           <w:noProof/>
           <w:color w:val="000000" w:themeColor="text1"/>
         </w:rPr>
-        <w:t xml:space="preserve"> (Ethics and governance of artificial intelligence for health: WHO guidance, 2021)</w:t>
+        <w:t xml:space="preserve"> </w:t>
+      </w:r>
+      <w:r>
+        <w:rPr>
+          <w:noProof/>
+          <w:color w:val="000000" w:themeColor="text1"/>
+        </w:rPr>
+        <w:t>(Ethics and governance of artificial intelligence for health: WHO guidance, 2021)</w:t>
       </w:r>
       <w:r>
         <w:rPr>
@@ -4317,7 +4641,7 @@
     </w:p>
     <w:p>
       <w:pPr>
-        <w:pStyle w:val="Ttulo3"/>
+        <w:pStyle w:val="Heading3"/>
         <w:ind w:left="1560" w:hanging="720"/>
         <w:jc w:val="left"/>
         <w:rPr>
@@ -4368,7 +4692,14 @@
           <w:noProof/>
           <w:color w:val="000000" w:themeColor="text1"/>
         </w:rPr>
-        <w:t xml:space="preserve"> (Ethical considerations and data protection principles for digital personal health records, 2022)</w:t>
+        <w:t xml:space="preserve"> </w:t>
+      </w:r>
+      <w:r>
+        <w:rPr>
+          <w:noProof/>
+          <w:color w:val="000000" w:themeColor="text1"/>
+        </w:rPr>
+        <w:t>(Ethical considerations and data protection principles for digital personal health records, 2022)</w:t>
       </w:r>
       <w:r>
         <w:rPr>
@@ -4387,7 +4718,7 @@
     </w:p>
     <w:p>
       <w:pPr>
-        <w:pStyle w:val="Ttulo2"/>
+        <w:pStyle w:val="Heading2"/>
         <w:rPr>
           <w:color w:val="000000" w:themeColor="text1"/>
         </w:rPr>
@@ -4411,12 +4742,30 @@
           <w:color w:val="000000" w:themeColor="text1"/>
           <w:sz w:val="24"/>
         </w:rPr>
-        <w:t>El marco técnico describe las tecnologías y decisiones de arquitectura que permitirán implementar el prototipo. La selección busca mantener un ecosistema coherente para desarrollo multiplataforma en Android y web, servicios backend, persistencia relacional, almacenamiento de documentos, control de versiones y consumo de servicios de inteligencia artificial. Cada herramienta se incorpora por una función específica y no como objetivo del proyecto en sí mismo.</w:t>
+        <w:t xml:space="preserve">El marco técnico describe las tecnologías y decisiones de arquitectura que permitirán implementar el prototipo. La selección busca mantener un ecosistema coherente para desarrollo multiplataforma en Android y web, servicios </w:t>
+      </w:r>
+      <w:proofErr w:type="spellStart"/>
+      <w:r>
+        <w:rPr>
+          <w:rFonts w:ascii="Times New Roman" w:hAnsi="Times New Roman"/>
+          <w:color w:val="000000" w:themeColor="text1"/>
+          <w:sz w:val="24"/>
+        </w:rPr>
+        <w:t>backend</w:t>
+      </w:r>
+      <w:proofErr w:type="spellEnd"/>
+      <w:r>
+        <w:rPr>
+          <w:rFonts w:ascii="Times New Roman" w:hAnsi="Times New Roman"/>
+          <w:color w:val="000000" w:themeColor="text1"/>
+          <w:sz w:val="24"/>
+        </w:rPr>
+        <w:t>, persistencia relacional, almacenamiento de documentos, control de versiones y consumo de servicios de inteligencia artificial. Cada herramienta se incorpora por una función específica y no como objetivo del proyecto en sí mismo.</w:t>
       </w:r>
     </w:p>
     <w:p>
       <w:pPr>
-        <w:pStyle w:val="Ttulo3"/>
+        <w:pStyle w:val="Heading3"/>
         <w:ind w:left="1560" w:hanging="720"/>
         <w:jc w:val="left"/>
         <w:rPr>
@@ -4427,12 +4776,13 @@
         <w:rPr>
           <w:color w:val="000000" w:themeColor="text1"/>
         </w:rPr>
+        <w:lastRenderedPageBreak/>
         <w:t>6.2.1 TECNOLOGÍAS DE DESARROLLO FRONTEND</w:t>
       </w:r>
     </w:p>
     <w:p>
       <w:pPr>
-        <w:pStyle w:val="Ttulo4"/>
+        <w:pStyle w:val="Heading4"/>
         <w:ind w:left="2127" w:hanging="851"/>
         <w:jc w:val="left"/>
         <w:rPr>
@@ -4443,7 +4793,35 @@
         <w:rPr>
           <w:color w:val="000000" w:themeColor="text1"/>
         </w:rPr>
-        <w:t>6.2.1.1 React Native y React Native Web</w:t>
+        <w:t xml:space="preserve">6.2.1.1 </w:t>
+      </w:r>
+      <w:proofErr w:type="spellStart"/>
+      <w:r>
+        <w:rPr>
+          <w:color w:val="000000" w:themeColor="text1"/>
+        </w:rPr>
+        <w:t>React</w:t>
+      </w:r>
+      <w:proofErr w:type="spellEnd"/>
+      <w:r>
+        <w:rPr>
+          <w:color w:val="000000" w:themeColor="text1"/>
+        </w:rPr>
+        <w:t xml:space="preserve"> Native y </w:t>
+      </w:r>
+      <w:proofErr w:type="spellStart"/>
+      <w:r>
+        <w:rPr>
+          <w:color w:val="000000" w:themeColor="text1"/>
+        </w:rPr>
+        <w:t>React</w:t>
+      </w:r>
+      <w:proofErr w:type="spellEnd"/>
+      <w:r>
+        <w:rPr>
+          <w:color w:val="000000" w:themeColor="text1"/>
+        </w:rPr>
+        <w:t xml:space="preserve"> Native Web</w:t>
       </w:r>
     </w:p>
     <w:p>
@@ -4458,7 +4836,43 @@
           <w:color w:val="000000" w:themeColor="text1"/>
           <w:sz w:val="24"/>
         </w:rPr>
-        <w:t xml:space="preserve">La interfaz se construirá con React Native y React Native Web, permitiendo reutilizar componentes y lógica entre la aplicación Android y la versión web accesible desde navegadores modernos. La navegación, formularios, línea de tiempo, carga de documentos y visualización de resultados se implementarán como componentes adaptables a ambas plataformas. El diseño priorizará consistencia visual, adaptación a diferentes tamaños de pantalla, mensajes de validación claros y reutilización de componentes para reducir errores de uso </w:t>
+        <w:t xml:space="preserve">La interfaz se construirá con </w:t>
+      </w:r>
+      <w:proofErr w:type="spellStart"/>
+      <w:r>
+        <w:rPr>
+          <w:rFonts w:ascii="Times New Roman" w:hAnsi="Times New Roman"/>
+          <w:color w:val="000000" w:themeColor="text1"/>
+          <w:sz w:val="24"/>
+        </w:rPr>
+        <w:t>React</w:t>
+      </w:r>
+      <w:proofErr w:type="spellEnd"/>
+      <w:r>
+        <w:rPr>
+          <w:rFonts w:ascii="Times New Roman" w:hAnsi="Times New Roman"/>
+          <w:color w:val="000000" w:themeColor="text1"/>
+          <w:sz w:val="24"/>
+        </w:rPr>
+        <w:t xml:space="preserve"> Native y </w:t>
+      </w:r>
+      <w:proofErr w:type="spellStart"/>
+      <w:r>
+        <w:rPr>
+          <w:rFonts w:ascii="Times New Roman" w:hAnsi="Times New Roman"/>
+          <w:color w:val="000000" w:themeColor="text1"/>
+          <w:sz w:val="24"/>
+        </w:rPr>
+        <w:t>React</w:t>
+      </w:r>
+      <w:proofErr w:type="spellEnd"/>
+      <w:r>
+        <w:rPr>
+          <w:rFonts w:ascii="Times New Roman" w:hAnsi="Times New Roman"/>
+          <w:color w:val="000000" w:themeColor="text1"/>
+          <w:sz w:val="24"/>
+        </w:rPr>
+        <w:t xml:space="preserve"> Native Web, permitiendo reutilizar componentes y lógica entre la aplicación Android y la versión web accesible desde navegadores modernos. La navegación, formularios, línea de tiempo, carga de documentos y visualización de resultados se implementarán como componentes adaptables a ambas plataformas. El diseño priorizará consistencia visual, adaptación a diferentes tamaños de pantalla, mensajes de validación claros y reutilización de componentes para reducir errores de uso </w:t>
       </w:r>
       <w:r>
         <w:rPr>
@@ -4483,7 +4897,14 @@
           <w:noProof/>
           <w:color w:val="000000" w:themeColor="text1"/>
         </w:rPr>
-        <w:t>(React Native Documentation, 2026; React Native for Web Documentation, 2026)</w:t>
+        <w:t xml:space="preserve"> </w:t>
+      </w:r>
+      <w:r>
+        <w:rPr>
+          <w:noProof/>
+          <w:color w:val="000000" w:themeColor="text1"/>
+        </w:rPr>
+        <w:t>(React Native Documentation, 2026)</w:t>
       </w:r>
       <w:r>
         <w:rPr>
@@ -4502,7 +4923,7 @@
     </w:p>
     <w:p>
       <w:pPr>
-        <w:pStyle w:val="Ttulo3"/>
+        <w:pStyle w:val="Heading3"/>
         <w:ind w:left="1560" w:hanging="720"/>
         <w:jc w:val="left"/>
         <w:rPr>
@@ -4513,13 +4934,12 @@
         <w:rPr>
           <w:color w:val="000000" w:themeColor="text1"/>
         </w:rPr>
-        <w:lastRenderedPageBreak/>
         <w:t>6.2.2 TECNOLOGÍAS DE BACKEND</w:t>
       </w:r>
     </w:p>
     <w:p>
       <w:pPr>
-        <w:pStyle w:val="Ttulo4"/>
+        <w:pStyle w:val="Heading4"/>
         <w:ind w:left="1985" w:hanging="651"/>
         <w:jc w:val="left"/>
         <w:rPr>
@@ -4545,7 +4965,25 @@
           <w:color w:val="000000" w:themeColor="text1"/>
           <w:sz w:val="24"/>
         </w:rPr>
-        <w:t xml:space="preserve">Node.js se utilizará como entorno de ejecución del backend para implementar la lógica de negocio, autenticación, autorización, validaciones, acceso a datos e integración con servicios externos </w:t>
+        <w:t xml:space="preserve">Node.js se utilizará como entorno de ejecución del </w:t>
+      </w:r>
+      <w:proofErr w:type="spellStart"/>
+      <w:r>
+        <w:rPr>
+          <w:rFonts w:ascii="Times New Roman" w:hAnsi="Times New Roman"/>
+          <w:color w:val="000000" w:themeColor="text1"/>
+          <w:sz w:val="24"/>
+        </w:rPr>
+        <w:t>backend</w:t>
+      </w:r>
+      <w:proofErr w:type="spellEnd"/>
+      <w:r>
+        <w:rPr>
+          <w:rFonts w:ascii="Times New Roman" w:hAnsi="Times New Roman"/>
+          <w:color w:val="000000" w:themeColor="text1"/>
+          <w:sz w:val="24"/>
+        </w:rPr>
+        <w:t xml:space="preserve"> para implementar la lógica de negocio, autenticación, autorización, validaciones, acceso a datos e integración con servicios externos </w:t>
       </w:r>
       <w:r>
         <w:rPr>
@@ -4570,6 +5008,13 @@
           <w:noProof/>
           <w:color w:val="000000" w:themeColor="text1"/>
         </w:rPr>
+        <w:t xml:space="preserve"> </w:t>
+      </w:r>
+      <w:r>
+        <w:rPr>
+          <w:noProof/>
+          <w:color w:val="000000" w:themeColor="text1"/>
+        </w:rPr>
         <w:t>(Node.js Documentation, 2026)</w:t>
       </w:r>
       <w:r>
@@ -4603,6 +5048,13 @@
           <w:color w:val="000000" w:themeColor="text1"/>
         </w:rPr>
         <w:fldChar w:fldCharType="separate"/>
+      </w:r>
+      <w:r>
+        <w:rPr>
+          <w:noProof/>
+          <w:color w:val="000000" w:themeColor="text1"/>
+        </w:rPr>
+        <w:t xml:space="preserve"> </w:t>
       </w:r>
       <w:r>
         <w:rPr>
@@ -4628,7 +5080,7 @@
     </w:p>
     <w:p>
       <w:pPr>
-        <w:pStyle w:val="Ttulo4"/>
+        <w:pStyle w:val="Heading4"/>
         <w:ind w:left="1985" w:hanging="651"/>
         <w:jc w:val="left"/>
         <w:rPr>
@@ -4637,9 +5089,9 @@
       </w:pPr>
       <w:r>
         <w:rPr>
-          <w:color w:val="000000" w:themeColor="text1"/>
-        </w:rPr>
-        <w:t>6.2.2.2 API de DeepSeek</w:t>
+          <w:color w:val="000000"/>
+        </w:rPr>
+        <w:t>6.2.2.2 Uso de inteligencia artificial mediante API</w:t>
       </w:r>
     </w:p>
     <w:p>
@@ -4649,56 +5101,20 @@
         </w:rPr>
       </w:pPr>
       <w:r>
-        <w:rPr>
-          <w:rFonts w:ascii="Times New Roman" w:hAnsi="Times New Roman"/>
-          <w:color w:val="000000" w:themeColor="text1"/>
-          <w:sz w:val="24"/>
-        </w:rPr>
-        <w:t xml:space="preserve">DeepSeek ofrece una API para integrar modelos de lenguaje mediante solicitudes autenticadas </w:t>
-      </w:r>
-      <w:r>
-        <w:rPr>
-          <w:color w:val="000000" w:themeColor="text1"/>
-        </w:rPr>
-        <w:fldChar w:fldCharType="begin"/>
-      </w:r>
-      <w:r>
-        <w:rPr>
-          <w:color w:val="000000" w:themeColor="text1"/>
-        </w:rPr>
-        <w:instrText xml:space="preserve"> CITATION DeepSeek2026 \l 3082 </w:instrText>
-      </w:r>
-      <w:r>
-        <w:rPr>
-          <w:color w:val="000000" w:themeColor="text1"/>
-        </w:rPr>
-        <w:fldChar w:fldCharType="separate"/>
-      </w:r>
-      <w:r>
-        <w:rPr>
-          <w:noProof/>
-          <w:color w:val="000000" w:themeColor="text1"/>
-        </w:rPr>
-        <w:t>(DeepSeek API Docs, 2026)</w:t>
-      </w:r>
-      <w:r>
-        <w:rPr>
-          <w:color w:val="000000" w:themeColor="text1"/>
-        </w:rPr>
-        <w:fldChar w:fldCharType="end"/>
-      </w:r>
-      <w:r>
-        <w:rPr>
-          <w:rFonts w:ascii="Times New Roman" w:hAnsi="Times New Roman"/>
-          <w:color w:val="000000" w:themeColor="text1"/>
-          <w:sz w:val="24"/>
-        </w:rPr>
-        <w:t>. En el proyecto, las solicitudes se enviarán exclusivamente desde el backend y nunca directamente desde los clientes Android o web. Un adaptador interno preparará el contexto mínimo, eliminará identificadores directos cuando sea posible, aplicará instrucciones que prohíban presentar diagnósticos como hechos y validará la respuesta antes de mostrarla al usuario.</w:t>
+        <w:t xml:space="preserve">La funcionalidad de inteligencia artificial se integrará mediante una API consumida exclusivamente desde el </w:t>
+      </w:r>
+      <w:proofErr w:type="spellStart"/>
+      <w:r>
+        <w:t>backend</w:t>
+      </w:r>
+      <w:proofErr w:type="spellEnd"/>
+      <w:r>
+        <w:t xml:space="preserve"> y nunca directamente desde los clientes Android o web. Un adaptador interno preparará el contexto mínimo, eliminará identificadores directos cuando sea posible, aplicará instrucciones que prohíban presentar diagnósticos como hechos y validará la respuesta antes de mostrarla al usuario. Esta separación permitirá sustituir el proveedor de inteligencia artificial sin modificar la lógica principal de la aplicación.</w:t>
       </w:r>
     </w:p>
     <w:p>
       <w:pPr>
-        <w:pStyle w:val="Ttulo3"/>
+        <w:pStyle w:val="Heading3"/>
         <w:ind w:left="1560" w:hanging="720"/>
         <w:jc w:val="left"/>
         <w:rPr>
@@ -4709,12 +5125,13 @@
         <w:rPr>
           <w:color w:val="000000" w:themeColor="text1"/>
         </w:rPr>
+        <w:lastRenderedPageBreak/>
         <w:t>6.2.3 GESTIÓN DE BASE DE DATOS</w:t>
       </w:r>
     </w:p>
     <w:p>
       <w:pPr>
-        <w:pStyle w:val="Ttulo4"/>
+        <w:pStyle w:val="Heading4"/>
         <w:ind w:left="1985" w:hanging="651"/>
         <w:jc w:val="left"/>
         <w:rPr>
@@ -4765,6 +5182,13 @@
           <w:noProof/>
           <w:color w:val="000000" w:themeColor="text1"/>
         </w:rPr>
+        <w:t xml:space="preserve"> </w:t>
+      </w:r>
+      <w:r>
+        <w:rPr>
+          <w:noProof/>
+          <w:color w:val="000000" w:themeColor="text1"/>
+        </w:rPr>
         <w:t>(MySQL Reference Manual, 2026)</w:t>
       </w:r>
       <w:r>
@@ -4779,12 +5203,30 @@
           <w:color w:val="000000" w:themeColor="text1"/>
           <w:sz w:val="24"/>
         </w:rPr>
-        <w:t>. El backend en Node.js accederá a la base de datos mediante un controlador compatible y consultas parametrizadas, manteniendo las relaciones y restricciones necesarias para preservar la integridad de la información. La configuración de usuarios, permisos, conexiones y copias de seguridad seguirá las recomendaciones de seguridad del motor, y los cambios de esquema deberán revisarse y probarse antes de aplicarse sobre ambientes que contengan información persistente.</w:t>
+        <w:t xml:space="preserve">. El </w:t>
+      </w:r>
+      <w:proofErr w:type="spellStart"/>
+      <w:r>
+        <w:rPr>
+          <w:rFonts w:ascii="Times New Roman" w:hAnsi="Times New Roman"/>
+          <w:color w:val="000000" w:themeColor="text1"/>
+          <w:sz w:val="24"/>
+        </w:rPr>
+        <w:t>backend</w:t>
+      </w:r>
+      <w:proofErr w:type="spellEnd"/>
+      <w:r>
+        <w:rPr>
+          <w:rFonts w:ascii="Times New Roman" w:hAnsi="Times New Roman"/>
+          <w:color w:val="000000" w:themeColor="text1"/>
+          <w:sz w:val="24"/>
+        </w:rPr>
+        <w:t xml:space="preserve"> en Node.js accederá a la base de datos mediante un controlador compatible y consultas parametrizadas, manteniendo las relaciones y restricciones necesarias para preservar la integridad de la información. La configuración de usuarios, permisos, conexiones y copias de seguridad seguirá las recomendaciones de seguridad del motor, y los cambios de esquema deberán revisarse y probarse antes de aplicarse sobre ambientes que contengan información persistente.</w:t>
       </w:r>
     </w:p>
     <w:p>
       <w:pPr>
-        <w:pStyle w:val="Ttulo3"/>
+        <w:pStyle w:val="Heading3"/>
         <w:ind w:left="1560" w:hanging="720"/>
         <w:jc w:val="left"/>
         <w:rPr>
@@ -4795,13 +5237,12 @@
         <w:rPr>
           <w:color w:val="000000" w:themeColor="text1"/>
         </w:rPr>
-        <w:lastRenderedPageBreak/>
         <w:t>6.2.4 CONTROL DE VERSIONES Y COLABORACIÓN</w:t>
       </w:r>
     </w:p>
     <w:p>
       <w:pPr>
-        <w:pStyle w:val="Ttulo4"/>
+        <w:pStyle w:val="Heading4"/>
         <w:ind w:left="1985" w:hanging="651"/>
         <w:jc w:val="left"/>
         <w:rPr>
@@ -4852,7 +5293,14 @@
           <w:noProof/>
           <w:color w:val="000000" w:themeColor="text1"/>
         </w:rPr>
-        <w:t xml:space="preserve"> (Chacon &amp; Straub, 2014)</w:t>
+        <w:t xml:space="preserve"> </w:t>
+      </w:r>
+      <w:r>
+        <w:rPr>
+          <w:noProof/>
+          <w:color w:val="000000" w:themeColor="text1"/>
+        </w:rPr>
+        <w:t>(Chacon &amp; Straub, 2014)</w:t>
       </w:r>
       <w:r>
         <w:rPr>
@@ -4891,7 +5339,14 @@
           <w:noProof/>
           <w:color w:val="000000" w:themeColor="text1"/>
         </w:rPr>
-        <w:t xml:space="preserve"> (About GitHub and Git, 2026)</w:t>
+        <w:t xml:space="preserve"> </w:t>
+      </w:r>
+      <w:r>
+        <w:rPr>
+          <w:noProof/>
+          <w:color w:val="000000" w:themeColor="text1"/>
+        </w:rPr>
+        <w:t>(About GitHub and Git, 2026)</w:t>
       </w:r>
       <w:r>
         <w:rPr>
@@ -4910,7 +5365,7 @@
     </w:p>
     <w:p>
       <w:pPr>
-        <w:pStyle w:val="Ttulo3"/>
+        <w:pStyle w:val="Heading3"/>
         <w:ind w:left="1560" w:hanging="720"/>
         <w:jc w:val="left"/>
         <w:rPr>
@@ -4926,7 +5381,7 @@
     </w:p>
     <w:p>
       <w:pPr>
-        <w:pStyle w:val="Ttulo4"/>
+        <w:pStyle w:val="Heading4"/>
         <w:ind w:left="1985" w:hanging="651"/>
         <w:jc w:val="left"/>
         <w:rPr>
@@ -4967,7 +5422,70 @@
           <w:color w:val="000000" w:themeColor="text1"/>
           <w:sz w:val="24"/>
         </w:rPr>
-        <w:t>La arquitectura se planteará como una solución multiplataforma cliente-servidor. La interfaz desarrollada con React Native y React Native Web dispondrá de una versión Android y una versión web; ambas consumirán una API implementada con Node.js y Express.js. El backend concentrará las reglas de negocio, validaciones, autenticación y autorización; MySQL almacenará los datos estructurados; el almacenamiento privado conservará documentos clínicos; y el módulo de inteligencia artificial se consumirá mediante un adaptador que controle qué información abandona el sistema. Esta separación permitirá modificar un servicio externo o una capa de la solución sin afectar innecesariamente los demás componentes y facilitará las pruebas de cada módulo.</w:t>
+        <w:t xml:space="preserve">La arquitectura se planteará como una solución multiplataforma cliente-servidor. La interfaz desarrollada con </w:t>
+      </w:r>
+      <w:proofErr w:type="spellStart"/>
+      <w:r>
+        <w:rPr>
+          <w:rFonts w:ascii="Times New Roman" w:hAnsi="Times New Roman"/>
+          <w:color w:val="000000" w:themeColor="text1"/>
+          <w:sz w:val="24"/>
+        </w:rPr>
+        <w:t>React</w:t>
+      </w:r>
+      <w:proofErr w:type="spellEnd"/>
+      <w:r>
+        <w:rPr>
+          <w:rFonts w:ascii="Times New Roman" w:hAnsi="Times New Roman"/>
+          <w:color w:val="000000" w:themeColor="text1"/>
+          <w:sz w:val="24"/>
+        </w:rPr>
+        <w:t xml:space="preserve"> Native y </w:t>
+      </w:r>
+      <w:proofErr w:type="spellStart"/>
+      <w:r>
+        <w:rPr>
+          <w:rFonts w:ascii="Times New Roman" w:hAnsi="Times New Roman"/>
+          <w:color w:val="000000" w:themeColor="text1"/>
+          <w:sz w:val="24"/>
+        </w:rPr>
+        <w:t>React</w:t>
+      </w:r>
+      <w:proofErr w:type="spellEnd"/>
+      <w:r>
+        <w:rPr>
+          <w:rFonts w:ascii="Times New Roman" w:hAnsi="Times New Roman"/>
+          <w:color w:val="000000" w:themeColor="text1"/>
+          <w:sz w:val="24"/>
+        </w:rPr>
+        <w:t xml:space="preserve"> Native Web dispondrá de una versión Android y una </w:t>
+      </w:r>
+      <w:r>
+        <w:rPr>
+          <w:rFonts w:ascii="Times New Roman" w:hAnsi="Times New Roman"/>
+          <w:color w:val="000000" w:themeColor="text1"/>
+          <w:sz w:val="24"/>
+        </w:rPr>
+        <w:lastRenderedPageBreak/>
+        <w:t xml:space="preserve">versión web; ambas consumirán una API implementada con Node.js y Express.js. El </w:t>
+      </w:r>
+      <w:proofErr w:type="spellStart"/>
+      <w:r>
+        <w:rPr>
+          <w:rFonts w:ascii="Times New Roman" w:hAnsi="Times New Roman"/>
+          <w:color w:val="000000" w:themeColor="text1"/>
+          <w:sz w:val="24"/>
+        </w:rPr>
+        <w:t>backend</w:t>
+      </w:r>
+      <w:proofErr w:type="spellEnd"/>
+      <w:r>
+        <w:rPr>
+          <w:rFonts w:ascii="Times New Roman" w:hAnsi="Times New Roman"/>
+          <w:color w:val="000000" w:themeColor="text1"/>
+          <w:sz w:val="24"/>
+        </w:rPr>
+        <w:t xml:space="preserve"> concentrará las reglas de negocio, validaciones, autenticación y autorización; MySQL almacenará los datos estructurados; el almacenamiento privado conservará documentos clínicos; y el módulo de inteligencia artificial se consumirá mediante un adaptador que controle qué información abandona el sistema. Esta separación permitirá modificar un servicio externo o una capa de la solución sin afectar innecesariamente los demás componentes y facilitará las pruebas de cada módulo.</w:t>
       </w:r>
     </w:p>
     <w:p>
@@ -4982,16 +5500,7 @@
           <w:color w:val="000000" w:themeColor="text1"/>
           <w:sz w:val="24"/>
         </w:rPr>
-        <w:t xml:space="preserve">El modelo de datos se organizará alrededor de un perfil de salud y sus eventos relacionados. Las entidades principales incluirán usuario, perfil de salud, evento de salud, antecedente, medicamento, vacuna, resultado de laboratorio, documento clínico, análisis de IA y registro de </w:t>
-      </w:r>
-      <w:r>
-        <w:rPr>
-          <w:rFonts w:ascii="Times New Roman" w:hAnsi="Times New Roman"/>
-          <w:color w:val="000000" w:themeColor="text1"/>
-          <w:sz w:val="24"/>
-        </w:rPr>
-        <w:lastRenderedPageBreak/>
-        <w:t>auditoría. Se evitará concentrar todo el historial en una sola tabla, de manera que la evolución del sistema pueda mantenerse mediante relaciones explícitas y migraciones controladas.</w:t>
+        <w:t>El modelo de datos se organizará alrededor de un perfil de salud y sus eventos relacionados. Las entidades principales incluirán usuario, perfil de salud, evento de salud, antecedente, medicamento, vacuna, resultado de laboratorio, documento clínico, análisis de IA y registro de auditoría. Se evitará concentrar todo el historial en una sola tabla, de manera que la evolución del sistema pueda mantenerse mediante relaciones explícitas y migraciones controladas.</w:t>
       </w:r>
     </w:p>
     <w:p>
@@ -5006,7 +5515,25 @@
           <w:color w:val="000000" w:themeColor="text1"/>
           <w:sz w:val="24"/>
         </w:rPr>
-        <w:t xml:space="preserve">La autenticación se implementará en el backend de Node.js mediante credenciales protegidas y mecanismos seguros de sesión o tokens, verificando también la autorización sobre cada recurso. De esta forma, conocer un identificador no será suficiente para acceder a un perfil o documento ajeno. Los clientes Android y web almacenarán únicamente los datos de sesión indispensables mediante mecanismos adecuados para cada plataforma. Se aplicarán controles de validación de entradas, protección de credenciales, gestión segura de archivos y registro de eventos relevantes tomando como referencia criterios verificables de OWASP ASVS </w:t>
+        <w:t xml:space="preserve">La autenticación se implementará en el </w:t>
+      </w:r>
+      <w:proofErr w:type="spellStart"/>
+      <w:r>
+        <w:rPr>
+          <w:rFonts w:ascii="Times New Roman" w:hAnsi="Times New Roman"/>
+          <w:color w:val="000000" w:themeColor="text1"/>
+          <w:sz w:val="24"/>
+        </w:rPr>
+        <w:t>backend</w:t>
+      </w:r>
+      <w:proofErr w:type="spellEnd"/>
+      <w:r>
+        <w:rPr>
+          <w:rFonts w:ascii="Times New Roman" w:hAnsi="Times New Roman"/>
+          <w:color w:val="000000" w:themeColor="text1"/>
+          <w:sz w:val="24"/>
+        </w:rPr>
+        <w:t xml:space="preserve"> de Node.js mediante credenciales protegidas y mecanismos seguros de sesión o tokens, verificando también la autorización sobre cada recurso. De esta forma, conocer un identificador no será suficiente para acceder a un perfil o documento ajeno. Los clientes Android y web almacenarán únicamente los datos de sesión indispensables mediante mecanismos adecuados para cada plataforma. Se aplicarán controles de validación de entradas, protección de credenciales, gestión segura de archivos y registro de eventos relevantes tomando como referencia criterios verificables de OWASP ASVS </w:t>
       </w:r>
       <w:r>
         <w:rPr>
@@ -5025,6 +5552,13 @@
           <w:color w:val="000000" w:themeColor="text1"/>
         </w:rPr>
         <w:fldChar w:fldCharType="separate"/>
+      </w:r>
+      <w:r>
+        <w:rPr>
+          <w:noProof/>
+          <w:color w:val="000000" w:themeColor="text1"/>
+        </w:rPr>
+        <w:t xml:space="preserve"> </w:t>
       </w:r>
       <w:r>
         <w:rPr>
@@ -5075,7 +5609,16 @@
           <w:color w:val="000000" w:themeColor="text1"/>
           <w:sz w:val="24"/>
         </w:rPr>
-        <w:t xml:space="preserve">El diseño de experiencia de usuario se orientará a que una persona no técnica pueda registrar y localizar información sin requerir conocimiento médico especializado ni conocimiento del funcionamiento interno del sistema. Se aplicará un enfoque centrado en las personas, considerando tareas reales, contexto de uso y retroalimentación durante la construcción del prototipo </w:t>
+        <w:t xml:space="preserve">El diseño de experiencia de usuario se orientará a que una persona no técnica pueda registrar y localizar información sin requerir conocimiento médico especializado ni conocimiento del funcionamiento interno del sistema. Se aplicará un enfoque centrado en las personas, considerando tareas reales, contexto de uso y retroalimentación durante la construcción del </w:t>
+      </w:r>
+      <w:r>
+        <w:rPr>
+          <w:rFonts w:ascii="Times New Roman" w:hAnsi="Times New Roman"/>
+          <w:color w:val="000000" w:themeColor="text1"/>
+          <w:sz w:val="24"/>
+        </w:rPr>
+        <w:lastRenderedPageBreak/>
+        <w:t xml:space="preserve">prototipo </w:t>
       </w:r>
       <w:r>
         <w:rPr>
@@ -5100,7 +5643,14 @@
           <w:noProof/>
           <w:color w:val="000000" w:themeColor="text1"/>
         </w:rPr>
-        <w:t xml:space="preserve"> (ISO 9241-210:2019 Ergonomics of human-system interaction - Part 210: Human-centred design for interactive systems, 2019)</w:t>
+        <w:t xml:space="preserve"> </w:t>
+      </w:r>
+      <w:r>
+        <w:rPr>
+          <w:noProof/>
+          <w:color w:val="000000" w:themeColor="text1"/>
+        </w:rPr>
+        <w:t>(ISO 9241-210:2019 Ergonomics of human-system interaction - Part 210: Human-centred design for interactive systems, 2019)</w:t>
       </w:r>
       <w:r>
         <w:rPr>
@@ -5124,51 +5674,7 @@
         </w:rPr>
       </w:pPr>
       <w:r>
-        <w:rPr>
-          <w:rFonts w:ascii="Times New Roman" w:hAnsi="Times New Roman"/>
-          <w:color w:val="000000" w:themeColor="text1"/>
-          <w:sz w:val="24"/>
-        </w:rPr>
-        <w:t xml:space="preserve">La interfaz utilizará formularios progresivos, mensajes de validación comprensibles, filtros visibles y una línea de tiempo que reduzca la cantidad de pasos necesarios para recuperar antecedentes. Las salidas de inteligencia artificial se diferenciarán visualmente de los datos registrados por el usuario, indicando fecha de generación, información de origen y advertencia de carácter no diagnóstico. Los prototipos creados en Figma se utilizarán para revisar estas decisiones antes de implementar las pantallas definitivas </w:t>
-      </w:r>
-      <w:r>
-        <w:rPr>
-          <w:color w:val="000000" w:themeColor="text1"/>
-        </w:rPr>
-        <w:fldChar w:fldCharType="begin"/>
-      </w:r>
-      <w:r>
-        <w:rPr>
-          <w:color w:val="000000" w:themeColor="text1"/>
-        </w:rPr>
-        <w:instrText xml:space="preserve"> CITATION Figma2026 \l 3082 </w:instrText>
-      </w:r>
-      <w:r>
-        <w:rPr>
-          <w:color w:val="000000" w:themeColor="text1"/>
-        </w:rPr>
-        <w:fldChar w:fldCharType="separate"/>
-      </w:r>
-      <w:r>
-        <w:rPr>
-          <w:noProof/>
-          <w:color w:val="000000" w:themeColor="text1"/>
-        </w:rPr>
-        <w:t xml:space="preserve"> (Figma Design documentation, 2026)</w:t>
-      </w:r>
-      <w:r>
-        <w:rPr>
-          <w:color w:val="000000" w:themeColor="text1"/>
-        </w:rPr>
-        <w:fldChar w:fldCharType="end"/>
-      </w:r>
-      <w:r>
-        <w:rPr>
-          <w:rFonts w:ascii="Times New Roman" w:hAnsi="Times New Roman"/>
-          <w:color w:val="000000" w:themeColor="text1"/>
-          <w:sz w:val="24"/>
-        </w:rPr>
-        <w:t>.</w:t>
+        <w:t>La interfaz utilizará formularios progresivos, mensajes de validación comprensibles, filtros visibles y una línea de tiempo que reduzca la cantidad de pasos necesarios para recuperar antecedentes. Las salidas de inteligencia artificial se diferenciarán visualmente de los datos registrados por el usuario, indicando fecha de generación, información de origen y advertencia de carácter no diagnóstico.</w:t>
       </w:r>
     </w:p>
     <w:p>
@@ -5183,8 +5689,79 @@
           <w:color w:val="000000" w:themeColor="text1"/>
           <w:sz w:val="24"/>
         </w:rPr>
-        <w:lastRenderedPageBreak/>
-        <w:t xml:space="preserve">La accesibilidad se considerará desde el diseño mediante etiquetas accesibles, orden de foco coherente, contraste suficiente, tamaños legibles, áreas de interacción adecuadas y compatibilidad con tecnologías de asistencia. React Native y React Native Web permiten exponer información de accesibilidad en Android y en la interfaz web. Como referencia complementaria se considerarán los principios de las Web Content Accessibility Guidelines 2.2, especialmente perceptibilidad, operabilidad, comprensibilidad y robustez </w:t>
+        <w:t xml:space="preserve">La accesibilidad se considerará desde el diseño mediante etiquetas accesibles, orden de foco coherente, contraste suficiente, tamaños legibles, áreas de interacción adecuadas y compatibilidad con tecnologías de asistencia. </w:t>
+      </w:r>
+      <w:proofErr w:type="spellStart"/>
+      <w:r>
+        <w:rPr>
+          <w:rFonts w:ascii="Times New Roman" w:hAnsi="Times New Roman"/>
+          <w:color w:val="000000" w:themeColor="text1"/>
+          <w:sz w:val="24"/>
+        </w:rPr>
+        <w:t>React</w:t>
+      </w:r>
+      <w:proofErr w:type="spellEnd"/>
+      <w:r>
+        <w:rPr>
+          <w:rFonts w:ascii="Times New Roman" w:hAnsi="Times New Roman"/>
+          <w:color w:val="000000" w:themeColor="text1"/>
+          <w:sz w:val="24"/>
+        </w:rPr>
+        <w:t xml:space="preserve"> Native y </w:t>
+      </w:r>
+      <w:proofErr w:type="spellStart"/>
+      <w:r>
+        <w:rPr>
+          <w:rFonts w:ascii="Times New Roman" w:hAnsi="Times New Roman"/>
+          <w:color w:val="000000" w:themeColor="text1"/>
+          <w:sz w:val="24"/>
+        </w:rPr>
+        <w:t>React</w:t>
+      </w:r>
+      <w:proofErr w:type="spellEnd"/>
+      <w:r>
+        <w:rPr>
+          <w:rFonts w:ascii="Times New Roman" w:hAnsi="Times New Roman"/>
+          <w:color w:val="000000" w:themeColor="text1"/>
+          <w:sz w:val="24"/>
+        </w:rPr>
+        <w:t xml:space="preserve"> Native Web permiten exponer información de accesibilidad en Android y en la interfaz web. Como referencia complementaria se considerarán los principios de las Web Content </w:t>
+      </w:r>
+      <w:proofErr w:type="spellStart"/>
+      <w:r>
+        <w:rPr>
+          <w:rFonts w:ascii="Times New Roman" w:hAnsi="Times New Roman"/>
+          <w:color w:val="000000" w:themeColor="text1"/>
+          <w:sz w:val="24"/>
+        </w:rPr>
+        <w:t>Accessibility</w:t>
+      </w:r>
+      <w:proofErr w:type="spellEnd"/>
+      <w:r>
+        <w:rPr>
+          <w:rFonts w:ascii="Times New Roman" w:hAnsi="Times New Roman"/>
+          <w:color w:val="000000" w:themeColor="text1"/>
+          <w:sz w:val="24"/>
+        </w:rPr>
+        <w:t xml:space="preserve"> </w:t>
+      </w:r>
+      <w:proofErr w:type="spellStart"/>
+      <w:r>
+        <w:rPr>
+          <w:rFonts w:ascii="Times New Roman" w:hAnsi="Times New Roman"/>
+          <w:color w:val="000000" w:themeColor="text1"/>
+          <w:sz w:val="24"/>
+        </w:rPr>
+        <w:t>Guidelines</w:t>
+      </w:r>
+      <w:proofErr w:type="spellEnd"/>
+      <w:r>
+        <w:rPr>
+          <w:rFonts w:ascii="Times New Roman" w:hAnsi="Times New Roman"/>
+          <w:color w:val="000000" w:themeColor="text1"/>
+          <w:sz w:val="24"/>
+        </w:rPr>
+        <w:t xml:space="preserve"> 2.2, especialmente perceptibilidad, operabilidad, comprensibilidad y robustez </w:t>
       </w:r>
       <w:r>
         <w:rPr>
@@ -5209,7 +5786,14 @@
           <w:noProof/>
           <w:color w:val="000000" w:themeColor="text1"/>
         </w:rPr>
-        <w:t>(React Native Documentation, 2026; React Native for Web Documentation, 2026; Web Content Accessibility Guidelines (WCAG) 2.2, 2023)</w:t>
+        <w:t xml:space="preserve"> </w:t>
+      </w:r>
+      <w:r>
+        <w:rPr>
+          <w:noProof/>
+          <w:color w:val="000000" w:themeColor="text1"/>
+        </w:rPr>
+        <w:t>(React Native Documentation, 2026)</w:t>
       </w:r>
       <w:r>
         <w:rPr>
@@ -5258,21 +5842,22 @@
     </w:p>
     <w:p>
       <w:pPr>
-        <w:pStyle w:val="Ttulo2"/>
-        <w:rPr>
-          <w:color w:val="000000" w:themeColor="text1"/>
-        </w:rPr>
-      </w:pPr>
-      <w:r>
-        <w:rPr>
-          <w:color w:val="000000" w:themeColor="text1"/>
-        </w:rPr>
+        <w:pStyle w:val="Heading2"/>
+        <w:rPr>
+          <w:color w:val="000000" w:themeColor="text1"/>
+        </w:rPr>
+      </w:pPr>
+      <w:r>
+        <w:rPr>
+          <w:color w:val="000000" w:themeColor="text1"/>
+        </w:rPr>
+        <w:lastRenderedPageBreak/>
         <w:t>6.3 METODOLOGÍAS DE DESARROLLO ÁGIL</w:t>
       </w:r>
     </w:p>
     <w:p>
       <w:pPr>
-        <w:pStyle w:val="Ttulo3"/>
+        <w:pStyle w:val="Heading3"/>
         <w:ind w:left="1560" w:hanging="720"/>
         <w:jc w:val="left"/>
         <w:rPr>
@@ -5313,8 +5898,25 @@
           <w:color w:val="000000" w:themeColor="text1"/>
           <w:sz w:val="24"/>
         </w:rPr>
-        <w:lastRenderedPageBreak/>
-        <w:t xml:space="preserve">GitHub Projects podrá utilizarse como soporte del tablero, mientras que Git y GitHub mantendrán el historial de cambios del código </w:t>
+        <w:t xml:space="preserve">GitHub </w:t>
+      </w:r>
+      <w:proofErr w:type="spellStart"/>
+      <w:r>
+        <w:rPr>
+          <w:rFonts w:ascii="Times New Roman" w:hAnsi="Times New Roman"/>
+          <w:color w:val="000000" w:themeColor="text1"/>
+          <w:sz w:val="24"/>
+        </w:rPr>
+        <w:t>Projects</w:t>
+      </w:r>
+      <w:proofErr w:type="spellEnd"/>
+      <w:r>
+        <w:rPr>
+          <w:rFonts w:ascii="Times New Roman" w:hAnsi="Times New Roman"/>
+          <w:color w:val="000000" w:themeColor="text1"/>
+          <w:sz w:val="24"/>
+        </w:rPr>
+        <w:t xml:space="preserve"> podrá utilizarse como soporte del tablero, mientras que Git y GitHub mantendrán el historial de cambios del código </w:t>
       </w:r>
       <w:r>
         <w:rPr>
@@ -5339,7 +5941,14 @@
           <w:noProof/>
           <w:color w:val="000000" w:themeColor="text1"/>
         </w:rPr>
-        <w:t xml:space="preserve"> (About GitHub and Git, 2026)</w:t>
+        <w:t xml:space="preserve"> </w:t>
+      </w:r>
+      <w:r>
+        <w:rPr>
+          <w:noProof/>
+          <w:color w:val="000000" w:themeColor="text1"/>
+        </w:rPr>
+        <w:t>(About GitHub and Git, 2026)</w:t>
       </w:r>
       <w:r>
         <w:rPr>
@@ -5358,7 +5967,7 @@
     </w:p>
     <w:p>
       <w:pPr>
-        <w:pStyle w:val="Ttulo3"/>
+        <w:pStyle w:val="Heading3"/>
         <w:ind w:left="1560" w:hanging="720"/>
         <w:jc w:val="left"/>
         <w:rPr>
@@ -5384,7 +5993,61 @@
           <w:color w:val="000000" w:themeColor="text1"/>
           <w:sz w:val="24"/>
         </w:rPr>
-        <w:t xml:space="preserve">Para el desarrollo se aplicará Kanban como metodología de gestión visual del flujo de trabajo. El concepto de kanban surgió dentro del Toyota Production System y se asocia al trabajo de Taiichi Ohno para controlar el flujo y reducir desperdicios </w:t>
+        <w:t xml:space="preserve">Para el desarrollo se aplicará Kanban como metodología de gestión visual del flujo de trabajo. El concepto de </w:t>
+      </w:r>
+      <w:proofErr w:type="spellStart"/>
+      <w:r>
+        <w:rPr>
+          <w:rFonts w:ascii="Times New Roman" w:hAnsi="Times New Roman"/>
+          <w:color w:val="000000" w:themeColor="text1"/>
+          <w:sz w:val="24"/>
+        </w:rPr>
+        <w:t>kanban</w:t>
+      </w:r>
+      <w:proofErr w:type="spellEnd"/>
+      <w:r>
+        <w:rPr>
+          <w:rFonts w:ascii="Times New Roman" w:hAnsi="Times New Roman"/>
+          <w:color w:val="000000" w:themeColor="text1"/>
+          <w:sz w:val="24"/>
+        </w:rPr>
+        <w:t xml:space="preserve"> surgió dentro del Toyota </w:t>
+      </w:r>
+      <w:proofErr w:type="spellStart"/>
+      <w:r>
+        <w:rPr>
+          <w:rFonts w:ascii="Times New Roman" w:hAnsi="Times New Roman"/>
+          <w:color w:val="000000" w:themeColor="text1"/>
+          <w:sz w:val="24"/>
+        </w:rPr>
+        <w:t>Production</w:t>
+      </w:r>
+      <w:proofErr w:type="spellEnd"/>
+      <w:r>
+        <w:rPr>
+          <w:rFonts w:ascii="Times New Roman" w:hAnsi="Times New Roman"/>
+          <w:color w:val="000000" w:themeColor="text1"/>
+          <w:sz w:val="24"/>
+        </w:rPr>
+        <w:t xml:space="preserve"> </w:t>
+      </w:r>
+      <w:proofErr w:type="spellStart"/>
+      <w:r>
+        <w:rPr>
+          <w:rFonts w:ascii="Times New Roman" w:hAnsi="Times New Roman"/>
+          <w:color w:val="000000" w:themeColor="text1"/>
+          <w:sz w:val="24"/>
+        </w:rPr>
+        <w:t>System</w:t>
+      </w:r>
+      <w:proofErr w:type="spellEnd"/>
+      <w:r>
+        <w:rPr>
+          <w:rFonts w:ascii="Times New Roman" w:hAnsi="Times New Roman"/>
+          <w:color w:val="000000" w:themeColor="text1"/>
+          <w:sz w:val="24"/>
+        </w:rPr>
+        <w:t xml:space="preserve"> y se asocia al trabajo de Taiichi Ohno para controlar el flujo y reducir desperdicios </w:t>
       </w:r>
       <w:r>
         <w:rPr>
@@ -5409,7 +6072,14 @@
           <w:noProof/>
           <w:color w:val="000000" w:themeColor="text1"/>
         </w:rPr>
-        <w:t xml:space="preserve"> (Ohno, 1988)</w:t>
+        <w:t xml:space="preserve"> </w:t>
+      </w:r>
+      <w:r>
+        <w:rPr>
+          <w:noProof/>
+          <w:color w:val="000000" w:themeColor="text1"/>
+        </w:rPr>
+        <w:t>(Ohno, 1988)</w:t>
       </w:r>
       <w:r>
         <w:rPr>
@@ -5448,7 +6118,14 @@
           <w:noProof/>
           <w:color w:val="000000" w:themeColor="text1"/>
         </w:rPr>
-        <w:t xml:space="preserve"> (Anderson, 2010)</w:t>
+        <w:t xml:space="preserve"> </w:t>
+      </w:r>
+      <w:r>
+        <w:rPr>
+          <w:noProof/>
+          <w:color w:val="000000" w:themeColor="text1"/>
+        </w:rPr>
+        <w:t>(Anderson, 2010)</w:t>
       </w:r>
       <w:r>
         <w:rPr>
@@ -5467,7 +6144,7 @@
     </w:p>
     <w:p>
       <w:pPr>
-        <w:pStyle w:val="Ttulo2"/>
+        <w:pStyle w:val="Heading2"/>
         <w:rPr>
           <w:color w:val="000000" w:themeColor="text1"/>
         </w:rPr>
@@ -5516,7 +6193,14 @@
           <w:noProof/>
           <w:color w:val="000000" w:themeColor="text1"/>
         </w:rPr>
-        <w:t xml:space="preserve"> (ISO 9241-11:2018 Ergonomics of human-system interaction - Part 11: Usability: Definitions and concepts, 2018)</w:t>
+        <w:t xml:space="preserve"> </w:t>
+      </w:r>
+      <w:r>
+        <w:rPr>
+          <w:noProof/>
+          <w:color w:val="000000" w:themeColor="text1"/>
+        </w:rPr>
+        <w:t>(ISO 9241-11:2018 Ergonomics of human-system interaction - Part 11: Usability: Definitions and concepts, 2018)</w:t>
       </w:r>
       <w:r>
         <w:rPr>
@@ -5545,97 +6229,64 @@
           <w:color w:val="000000" w:themeColor="text1"/>
           <w:sz w:val="24"/>
         </w:rPr>
+        <w:lastRenderedPageBreak/>
         <w:t>La retroalimentación combinará resultados estructurados y comentarios abiertos. Después de las pruebas se registrarán dificultades, errores, pasos innecesarios, términos poco claros y observaciones sobre la claridad de los límites de la inteligencia artificial. Los hallazgos se priorizarán según impacto y frecuencia, y las correcciones se incorporarán al tablero de trabajo para mantener trazabilidad entre observación, cambio implementado y nueva verificación.</w:t>
       </w:r>
     </w:p>
     <w:p>
-      <w:pPr>
-        <w:pStyle w:val="Ttulo1"/>
-        <w:jc w:val="left"/>
-        <w:rPr>
-          <w:color w:val="000000" w:themeColor="text1"/>
-        </w:rPr>
-      </w:pPr>
-      <w:r>
-        <w:rPr>
-          <w:color w:val="000000" w:themeColor="text1"/>
-        </w:rPr>
-        <w:lastRenderedPageBreak/>
-        <w:t>7 METODOLOGÍA</w:t>
-      </w:r>
-      <w:r>
-        <w:rPr>
-          <w:color w:val="000000" w:themeColor="text1"/>
-        </w:rPr>
-        <w:t xml:space="preserve"> DEL PROCESO DE INVESTIGACIÓN</w:t>
+      <w:r>
+        <w:t xml:space="preserve">Los resultados de la evaluación se expresarán mediante indicadores verificables: porcentaje de casos funcionales e integración aprobados y fallidos; incidencias encontradas; tiempos de respuesta de la API y tiempos de carga de la aplicación web; hallazgos de seguridad clasificados por severidad; puntuación obtenida en la </w:t>
+      </w:r>
+      <w:proofErr w:type="spellStart"/>
+      <w:r>
+        <w:t>System</w:t>
+      </w:r>
+      <w:proofErr w:type="spellEnd"/>
+      <w:r>
+        <w:t xml:space="preserve"> </w:t>
+      </w:r>
+      <w:proofErr w:type="spellStart"/>
+      <w:r>
+        <w:t>Usability</w:t>
+      </w:r>
+      <w:proofErr w:type="spellEnd"/>
+      <w:r>
+        <w:t xml:space="preserve"> Scale (SUS); tasa de finalización de tareas, errores y necesidad de apoyo; y porcentaje de cumplimiento de la rúbrica aplicada a las salidas de inteligencia artificial. Estos resultados se utilizarán para contrastar el prototipo con los requisitos definidos y documentar las correcciones realizadas.</w:t>
       </w:r>
     </w:p>
     <w:p>
       <w:pPr>
-        <w:pStyle w:val="Ttulo2"/>
-        <w:rPr>
-          <w:color w:val="000000" w:themeColor="text1"/>
-        </w:rPr>
-      </w:pPr>
-      <w:r>
-        <w:rPr>
-          <w:color w:val="000000" w:themeColor="text1"/>
-        </w:rPr>
-        <w:t>7.1 ENFOQUE DE INVESTIGACIÓN</w:t>
+        <w:pStyle w:val="Heading1"/>
+        <w:jc w:val="left"/>
+        <w:rPr>
+          <w:color w:val="000000" w:themeColor="text1"/>
+        </w:rPr>
+      </w:pPr>
+      <w:r>
+        <w:rPr>
+          <w:color w:val="000000" w:themeColor="text1"/>
+        </w:rPr>
+        <w:t>7 METODOLOGÍA</w:t>
+      </w:r>
+      <w:r>
+        <w:rPr>
+          <w:color w:val="000000" w:themeColor="text1"/>
+        </w:rPr>
+        <w:t xml:space="preserve"> DEL PROCESO DE INVESTIGACIÓN</w:t>
       </w:r>
     </w:p>
     <w:p>
       <w:pPr>
-        <w:rPr>
-          <w:color w:val="000000" w:themeColor="text1"/>
-        </w:rPr>
-      </w:pPr>
-      <w:r>
-        <w:rPr>
-          <w:rFonts w:ascii="Times New Roman" w:hAnsi="Times New Roman"/>
-          <w:color w:val="000000" w:themeColor="text1"/>
-          <w:sz w:val="24"/>
-        </w:rPr>
-        <w:t xml:space="preserve">El estudio adoptará un enfoque mixto porque combinará información cuantitativa y cualitativa para caracterizar el problema y evaluar el prototipo. El componente cuantitativo utilizará preguntas cerradas y escalas para resumir frecuencia de dificultades, importancia atribuida a funciones y percepción de facilidad de uso. El componente cualitativo permitirá profundizar en experiencias, necesidades, preocupaciones de privacidad y opiniones de profesionales de salud mediante preguntas abiertas y entrevistas </w:t>
-      </w:r>
-      <w:r>
-        <w:rPr>
-          <w:color w:val="000000" w:themeColor="text1"/>
-        </w:rPr>
-        <w:fldChar w:fldCharType="begin"/>
-      </w:r>
-      <w:r>
-        <w:rPr>
-          <w:color w:val="000000" w:themeColor="text1"/>
-        </w:rPr>
-        <w:instrText xml:space="preserve"> CITATION Hernandez2014 \l 3082 </w:instrText>
-      </w:r>
-      <w:r>
-        <w:rPr>
-          <w:color w:val="000000" w:themeColor="text1"/>
-        </w:rPr>
-        <w:fldChar w:fldCharType="separate"/>
-      </w:r>
-      <w:r>
-        <w:rPr>
-          <w:noProof/>
-          <w:color w:val="000000" w:themeColor="text1"/>
-        </w:rPr>
-        <w:t xml:space="preserve"> (Hernández Sampieri, Fernández Collado, &amp; Baptista Lucio, 2014)</w:t>
-      </w:r>
-      <w:r>
-        <w:rPr>
-          <w:color w:val="000000" w:themeColor="text1"/>
-        </w:rPr>
-        <w:fldChar w:fldCharType="end"/>
-      </w:r>
-      <w:r>
-        <w:rPr>
-          <w:rFonts w:ascii="Times New Roman" w:hAnsi="Times New Roman"/>
-          <w:color w:val="000000" w:themeColor="text1"/>
-          <w:sz w:val="24"/>
-        </w:rPr>
-        <w:t>.</w:t>
+        <w:pStyle w:val="Heading2"/>
+        <w:rPr>
+          <w:color w:val="000000" w:themeColor="text1"/>
+        </w:rPr>
+      </w:pPr>
+      <w:r>
+        <w:rPr>
+          <w:color w:val="000000" w:themeColor="text1"/>
+        </w:rPr>
+        <w:t>7.1 ENFOQUE DE INVESTIGACIÓN</w:t>
       </w:r>
     </w:p>
     <w:p>
@@ -5650,75 +6301,83 @@
           <w:color w:val="000000" w:themeColor="text1"/>
           <w:sz w:val="24"/>
         </w:rPr>
-        <w:t>La combinación de ambos componentes permitirá contrastar resultados numéricos con explicaciones de los participantes. No se buscará demostrar relaciones causales ni eficacia clínica; la finalidad será describir el contexto de uso, priorizar requerimientos y analizar si el prototipo responde de manera comprensible a las tareas definidas. Los resultados cuantitativos se presentarán mediante frecuencias y porcentajes, mientras que las respuestas cualitativas se agruparán por temas recurrentes.</w:t>
+        <w:t xml:space="preserve">El estudio adoptará un enfoque mixto porque combinará información cuantitativa y cualitativa para caracterizar el problema y evaluar el prototipo. El componente cuantitativo utilizará preguntas cerradas y escalas para resumir frecuencia de dificultades, importancia atribuida a funciones y percepción de facilidad de uso. El componente cualitativo permitirá profundizar en experiencias, necesidades, preocupaciones de privacidad y opiniones de profesionales de salud mediante preguntas abiertas y entrevistas </w:t>
+      </w:r>
+      <w:r>
+        <w:rPr>
+          <w:color w:val="000000" w:themeColor="text1"/>
+        </w:rPr>
+        <w:fldChar w:fldCharType="begin"/>
+      </w:r>
+      <w:r>
+        <w:rPr>
+          <w:color w:val="000000" w:themeColor="text1"/>
+        </w:rPr>
+        <w:instrText xml:space="preserve"> CITATION Hernandez2014 \l 3082 </w:instrText>
+      </w:r>
+      <w:r>
+        <w:rPr>
+          <w:color w:val="000000" w:themeColor="text1"/>
+        </w:rPr>
+        <w:fldChar w:fldCharType="separate"/>
+      </w:r>
+      <w:r>
+        <w:rPr>
+          <w:noProof/>
+          <w:color w:val="000000" w:themeColor="text1"/>
+        </w:rPr>
+        <w:t xml:space="preserve"> </w:t>
+      </w:r>
+      <w:r>
+        <w:rPr>
+          <w:noProof/>
+          <w:color w:val="000000" w:themeColor="text1"/>
+        </w:rPr>
+        <w:t>(Hernández Sampieri, Fernández Collado, &amp; Baptista Lucio, 2014)</w:t>
+      </w:r>
+      <w:r>
+        <w:rPr>
+          <w:color w:val="000000" w:themeColor="text1"/>
+        </w:rPr>
+        <w:fldChar w:fldCharType="end"/>
+      </w:r>
+      <w:r>
+        <w:rPr>
+          <w:rFonts w:ascii="Times New Roman" w:hAnsi="Times New Roman"/>
+          <w:color w:val="000000" w:themeColor="text1"/>
+          <w:sz w:val="24"/>
+        </w:rPr>
+        <w:t>.</w:t>
       </w:r>
     </w:p>
     <w:p>
       <w:pPr>
-        <w:pStyle w:val="Ttulo2"/>
-        <w:rPr>
-          <w:color w:val="000000" w:themeColor="text1"/>
-        </w:rPr>
-      </w:pPr>
-      <w:r>
-        <w:rPr>
-          <w:color w:val="000000" w:themeColor="text1"/>
-        </w:rPr>
-        <w:t>7.2 TIPO DE INVESTIGACIÓN</w:t>
+        <w:rPr>
+          <w:color w:val="000000" w:themeColor="text1"/>
+        </w:rPr>
+      </w:pPr>
+      <w:r>
+        <w:rPr>
+          <w:rFonts w:ascii="Times New Roman" w:hAnsi="Times New Roman"/>
+          <w:color w:val="000000" w:themeColor="text1"/>
+          <w:sz w:val="24"/>
+        </w:rPr>
+        <w:t>La combinación de ambos componentes permitirá contrastar resultados numéricos con explicaciones de los participantes. No se buscará demostrar relaciones causales ni eficacia clínica; la finalidad será describir el contexto de uso, priorizar requerimientos y analizar si el prototipo responde de manera comprensible a las tareas definidas. Los resultados cuantitativos se presentarán mediante frecuencias y porcentajes, mientras que las respuestas cualitativas se agruparán por temas recurrentes.</w:t>
       </w:r>
     </w:p>
     <w:p>
       <w:pPr>
-        <w:rPr>
-          <w:color w:val="000000" w:themeColor="text1"/>
-        </w:rPr>
-      </w:pPr>
-      <w:r>
-        <w:rPr>
-          <w:rFonts w:ascii="Times New Roman" w:hAnsi="Times New Roman"/>
-          <w:color w:val="000000" w:themeColor="text1"/>
-          <w:sz w:val="24"/>
-        </w:rPr>
-        <w:t xml:space="preserve">La investigación será aplicada porque utilizará conocimiento existente para construir una solución tecnológica orientada a un problema concreto. Este tipo de investigación vincula conceptos y métodos con la generación de productos o procedimientos que pueden evaluarse en un contexto determinado </w:t>
-      </w:r>
-      <w:r>
-        <w:rPr>
-          <w:color w:val="000000" w:themeColor="text1"/>
-        </w:rPr>
-        <w:fldChar w:fldCharType="begin"/>
-      </w:r>
-      <w:r>
-        <w:rPr>
-          <w:color w:val="000000" w:themeColor="text1"/>
-        </w:rPr>
-        <w:instrText xml:space="preserve"> CITATION Lozada2014 \l 3082 </w:instrText>
-      </w:r>
-      <w:r>
-        <w:rPr>
-          <w:color w:val="000000" w:themeColor="text1"/>
-        </w:rPr>
-        <w:fldChar w:fldCharType="separate"/>
-      </w:r>
-      <w:r>
-        <w:rPr>
-          <w:noProof/>
-          <w:color w:val="000000" w:themeColor="text1"/>
-        </w:rPr>
-        <w:t xml:space="preserve"> (Lozada, 2014)</w:t>
-      </w:r>
-      <w:r>
-        <w:rPr>
-          <w:color w:val="000000" w:themeColor="text1"/>
-        </w:rPr>
-        <w:fldChar w:fldCharType="end"/>
-      </w:r>
-      <w:r>
-        <w:rPr>
-          <w:rFonts w:ascii="Times New Roman" w:hAnsi="Times New Roman"/>
-          <w:color w:val="000000" w:themeColor="text1"/>
-          <w:sz w:val="24"/>
-        </w:rPr>
-        <w:t>. En este caso, el resultado esperado será un prototipo funcional de historia clínica personal con mecanismos de organización longitudinal y análisis preventivo asistido por inteligencia artificial.</w:t>
+        <w:pStyle w:val="Heading2"/>
+        <w:rPr>
+          <w:color w:val="000000" w:themeColor="text1"/>
+        </w:rPr>
+      </w:pPr>
+      <w:r>
+        <w:rPr>
+          <w:color w:val="000000" w:themeColor="text1"/>
+        </w:rPr>
+        <w:lastRenderedPageBreak/>
+        <w:t>7.2 TIPO DE INVESTIGACIÓN</w:t>
       </w:r>
     </w:p>
     <w:p>
@@ -5733,76 +6392,82 @@
           <w:color w:val="000000" w:themeColor="text1"/>
           <w:sz w:val="24"/>
         </w:rPr>
-        <w:t>También tendrá un alcance descriptivo, ya que se documentará cómo los participantes administran actualmente su información médica, qué dificultades encuentran y qué funciones consideran relevantes. Después de la implementación se describirá la experiencia de uso y la percepción sobre utilidad, claridad y confianza. La investigación no intentará atribuir mejoras clínicas al prototipo ni generalizar conclusiones más allá de las condiciones definidas para la muestra.</w:t>
+        <w:t xml:space="preserve">La investigación será aplicada porque utilizará conocimiento existente para construir una solución tecnológica orientada a un problema concreto. Este tipo de investigación vincula conceptos y métodos con la generación de productos o procedimientos que pueden evaluarse en un contexto determinado </w:t>
+      </w:r>
+      <w:r>
+        <w:rPr>
+          <w:color w:val="000000" w:themeColor="text1"/>
+        </w:rPr>
+        <w:fldChar w:fldCharType="begin"/>
+      </w:r>
+      <w:r>
+        <w:rPr>
+          <w:color w:val="000000" w:themeColor="text1"/>
+        </w:rPr>
+        <w:instrText xml:space="preserve"> CITATION Lozada2014 \l 3082 </w:instrText>
+      </w:r>
+      <w:r>
+        <w:rPr>
+          <w:color w:val="000000" w:themeColor="text1"/>
+        </w:rPr>
+        <w:fldChar w:fldCharType="separate"/>
+      </w:r>
+      <w:r>
+        <w:rPr>
+          <w:noProof/>
+          <w:color w:val="000000" w:themeColor="text1"/>
+        </w:rPr>
+        <w:t xml:space="preserve"> </w:t>
+      </w:r>
+      <w:r>
+        <w:rPr>
+          <w:noProof/>
+          <w:color w:val="000000" w:themeColor="text1"/>
+        </w:rPr>
+        <w:t>(Lozada, 2014)</w:t>
+      </w:r>
+      <w:r>
+        <w:rPr>
+          <w:color w:val="000000" w:themeColor="text1"/>
+        </w:rPr>
+        <w:fldChar w:fldCharType="end"/>
+      </w:r>
+      <w:r>
+        <w:rPr>
+          <w:rFonts w:ascii="Times New Roman" w:hAnsi="Times New Roman"/>
+          <w:color w:val="000000" w:themeColor="text1"/>
+          <w:sz w:val="24"/>
+        </w:rPr>
+        <w:t>. En este caso, el resultado esperado será un prototipo funcional de historia clínica personal con mecanismos de organización longitudinal y análisis preventivo asistido por inteligencia artificial.</w:t>
       </w:r>
     </w:p>
     <w:p>
       <w:pPr>
-        <w:pStyle w:val="Ttulo2"/>
-        <w:rPr>
-          <w:color w:val="000000" w:themeColor="text1"/>
-        </w:rPr>
-      </w:pPr>
-      <w:r>
-        <w:rPr>
-          <w:color w:val="000000" w:themeColor="text1"/>
-        </w:rPr>
-        <w:lastRenderedPageBreak/>
-        <w:t>7.3 MÉTODO DE INVESTIGACIÓN</w:t>
+        <w:rPr>
+          <w:color w:val="000000" w:themeColor="text1"/>
+        </w:rPr>
+      </w:pPr>
+      <w:r>
+        <w:rPr>
+          <w:rFonts w:ascii="Times New Roman" w:hAnsi="Times New Roman"/>
+          <w:color w:val="000000" w:themeColor="text1"/>
+          <w:sz w:val="24"/>
+        </w:rPr>
+        <w:t>También tendrá un alcance descriptivo, ya que se documentará cómo los participantes administran actualmente su información médica, qué dificultades encuentran y qué funciones consideran relevantes. Después de la implementación se describirá la experiencia de uso y la percepción sobre utilidad, claridad y confianza. La investigación no intentará atribuir mejoras clínicas al prototipo ni generalizar conclusiones más allá de las condiciones definidas para la muestra.</w:t>
       </w:r>
     </w:p>
     <w:p>
       <w:pPr>
-        <w:rPr>
-          <w:color w:val="000000" w:themeColor="text1"/>
-        </w:rPr>
-      </w:pPr>
-      <w:r>
-        <w:rPr>
-          <w:rFonts w:ascii="Times New Roman" w:hAnsi="Times New Roman"/>
-          <w:color w:val="000000" w:themeColor="text1"/>
-          <w:sz w:val="24"/>
-        </w:rPr>
-        <w:t xml:space="preserve">Se utilizará revisión bibliográfica para estudiar historia clínica personal, salud digital, interoperabilidad, inteligencia artificial, seguridad, experiencia de usuario y metodologías de desarrollo. Una revisión organizada permite delimitar conceptos, identificar antecedentes y relacionar la propuesta con conocimiento publicado </w:t>
-      </w:r>
-      <w:r>
-        <w:rPr>
-          <w:color w:val="000000" w:themeColor="text1"/>
-        </w:rPr>
-        <w:fldChar w:fldCharType="begin"/>
-      </w:r>
-      <w:r>
-        <w:rPr>
-          <w:color w:val="000000" w:themeColor="text1"/>
-        </w:rPr>
-        <w:instrText xml:space="preserve"> CITATION Fink2019 \l 3082 </w:instrText>
-      </w:r>
-      <w:r>
-        <w:rPr>
-          <w:color w:val="000000" w:themeColor="text1"/>
-        </w:rPr>
-        <w:fldChar w:fldCharType="separate"/>
-      </w:r>
-      <w:r>
-        <w:rPr>
-          <w:noProof/>
-          <w:color w:val="000000" w:themeColor="text1"/>
-        </w:rPr>
-        <w:t xml:space="preserve"> (Fink, 2019)</w:t>
-      </w:r>
-      <w:r>
-        <w:rPr>
-          <w:color w:val="000000" w:themeColor="text1"/>
-        </w:rPr>
-        <w:fldChar w:fldCharType="end"/>
-      </w:r>
-      <w:r>
-        <w:rPr>
-          <w:rFonts w:ascii="Times New Roman" w:hAnsi="Times New Roman"/>
-          <w:color w:val="000000" w:themeColor="text1"/>
-          <w:sz w:val="24"/>
-        </w:rPr>
-        <w:t>. La información recopilada servirá para definir conceptos, justificar decisiones técnicas y establecer límites del módulo de inteligencia artificial.</w:t>
+        <w:pStyle w:val="Heading2"/>
+        <w:rPr>
+          <w:color w:val="000000" w:themeColor="text1"/>
+        </w:rPr>
+      </w:pPr>
+      <w:r>
+        <w:rPr>
+          <w:color w:val="000000" w:themeColor="text1"/>
+        </w:rPr>
+        <w:t>7.3 MÉTODO DE INVESTIGACIÓN</w:t>
       </w:r>
     </w:p>
     <w:p>
@@ -5817,7 +6482,7 @@
           <w:color w:val="000000" w:themeColor="text1"/>
           <w:sz w:val="24"/>
         </w:rPr>
-        <w:t xml:space="preserve">También se aplicará análisis documental a estándares, guías de organismos internacionales y documentación oficial de las tecnologías empleadas. El análisis documental permite examinar materiales existentes de manera sistemática y extraer información pertinente para la investigación </w:t>
+        <w:t xml:space="preserve">Se utilizará revisión bibliográfica para estudiar historia clínica personal, salud digital, interoperabilidad, inteligencia artificial, seguridad, experiencia de usuario y metodologías de desarrollo. Una revisión organizada permite delimitar conceptos, identificar antecedentes y relacionar la propuesta con conocimiento publicado </w:t>
       </w:r>
       <w:r>
         <w:rPr>
@@ -5829,7 +6494,7 @@
         <w:rPr>
           <w:color w:val="000000" w:themeColor="text1"/>
         </w:rPr>
-        <w:instrText xml:space="preserve"> CITATION Bowen2009 \l 3082 </w:instrText>
+        <w:instrText xml:space="preserve"> CITATION Fink2019 \l 3082 </w:instrText>
       </w:r>
       <w:r>
         <w:rPr>
@@ -5842,7 +6507,14 @@
           <w:noProof/>
           <w:color w:val="000000" w:themeColor="text1"/>
         </w:rPr>
-        <w:t xml:space="preserve"> (Bowen, 2009)</w:t>
+        <w:t xml:space="preserve"> </w:t>
+      </w:r>
+      <w:r>
+        <w:rPr>
+          <w:noProof/>
+          <w:color w:val="000000" w:themeColor="text1"/>
+        </w:rPr>
+        <w:t>(Fink, 2019)</w:t>
       </w:r>
       <w:r>
         <w:rPr>
@@ -5856,7 +6528,7 @@
           <w:color w:val="000000" w:themeColor="text1"/>
           <w:sz w:val="24"/>
         </w:rPr>
-        <w:t>. Este método será especialmente relevante para revisar recomendaciones de privacidad, seguridad, interoperabilidad y uso responsable de IA.</w:t>
+        <w:t>. La información recopilada servirá para definir conceptos, justificar decisiones técnicas y establecer límites del módulo de inteligencia artificial.</w:t>
       </w:r>
     </w:p>
     <w:p>
@@ -5871,7 +6543,7 @@
           <w:color w:val="000000" w:themeColor="text1"/>
           <w:sz w:val="24"/>
         </w:rPr>
-        <w:t xml:space="preserve">La encuesta se aplicará a usuarios potenciales para identificar hábitos de almacenamiento, dificultades al localizar información, valoración de funcionalidades y preocupaciones de privacidad. Las encuestas permiten recopilar información estandarizada de un grupo definido y resumir tendencias descriptivas cuando las preguntas se diseñan de forma coherente </w:t>
+        <w:t xml:space="preserve">También se aplicará análisis documental a estándares, guías de organismos internacionales y documentación oficial de las tecnologías empleadas. El análisis documental permite examinar materiales existentes de manera sistemática y extraer información pertinente para la investigación </w:t>
       </w:r>
       <w:r>
         <w:rPr>
@@ -5883,7 +6555,7 @@
         <w:rPr>
           <w:color w:val="000000" w:themeColor="text1"/>
         </w:rPr>
-        <w:instrText xml:space="preserve"> CITATION Ponto2015 \l 3082 </w:instrText>
+        <w:instrText xml:space="preserve"> CITATION Bowen2009 \l 3082 </w:instrText>
       </w:r>
       <w:r>
         <w:rPr>
@@ -5896,7 +6568,14 @@
           <w:noProof/>
           <w:color w:val="000000" w:themeColor="text1"/>
         </w:rPr>
-        <w:t xml:space="preserve"> (Ponto, 2015)</w:t>
+        <w:t xml:space="preserve"> </w:t>
+      </w:r>
+      <w:r>
+        <w:rPr>
+          <w:noProof/>
+          <w:color w:val="000000" w:themeColor="text1"/>
+        </w:rPr>
+        <w:t>(Bowen, 2009)</w:t>
       </w:r>
       <w:r>
         <w:rPr>
@@ -5910,7 +6589,7 @@
           <w:color w:val="000000" w:themeColor="text1"/>
           <w:sz w:val="24"/>
         </w:rPr>
-        <w:t>. Se incorporarán preguntas cerradas y algunas respuestas abiertas para complementar la interpretación.</w:t>
+        <w:t>. Este método será especialmente relevante para revisar recomendaciones de privacidad, seguridad, interoperabilidad y uso responsable de IA.</w:t>
       </w:r>
     </w:p>
     <w:p>
@@ -5925,57 +6604,117 @@
           <w:color w:val="000000" w:themeColor="text1"/>
           <w:sz w:val="24"/>
         </w:rPr>
-        <w:t>Las entrevistas semiestructuradas se dirigirán a profesionales de salud para conocer qué antecedentes suelen ser útiles durante una consulta, qué problemas produce la falta de información y qué límites debería respetar una herramienta basada en inteligencia artificial. La observación directa se empleará durante las pruebas del prototipo para registrar dificultades de navegación, errores y pasos innecesarios, evitando inferir estados clínicos o emocionales de los participantes.</w:t>
+        <w:t xml:space="preserve">La encuesta se aplicará a usuarios potenciales para identificar hábitos de almacenamiento, dificultades al localizar información, valoración de funcionalidades y preocupaciones de privacidad. Las encuestas permiten recopilar información estandarizada de un grupo definido y resumir tendencias descriptivas cuando las preguntas se diseñan de forma coherente </w:t>
+      </w:r>
+      <w:r>
+        <w:rPr>
+          <w:color w:val="000000" w:themeColor="text1"/>
+        </w:rPr>
+        <w:fldChar w:fldCharType="begin"/>
+      </w:r>
+      <w:r>
+        <w:rPr>
+          <w:color w:val="000000" w:themeColor="text1"/>
+        </w:rPr>
+        <w:instrText xml:space="preserve"> CITATION Ponto2015 \l 3082 </w:instrText>
+      </w:r>
+      <w:r>
+        <w:rPr>
+          <w:color w:val="000000" w:themeColor="text1"/>
+        </w:rPr>
+        <w:fldChar w:fldCharType="separate"/>
+      </w:r>
+      <w:r>
+        <w:rPr>
+          <w:noProof/>
+          <w:color w:val="000000" w:themeColor="text1"/>
+        </w:rPr>
+        <w:t xml:space="preserve"> </w:t>
+      </w:r>
+      <w:r>
+        <w:rPr>
+          <w:noProof/>
+          <w:color w:val="000000" w:themeColor="text1"/>
+        </w:rPr>
+        <w:t xml:space="preserve">(Ponto, </w:t>
+      </w:r>
+      <w:r>
+        <w:rPr>
+          <w:noProof/>
+          <w:color w:val="000000" w:themeColor="text1"/>
+        </w:rPr>
+        <w:lastRenderedPageBreak/>
+        <w:t>2015)</w:t>
+      </w:r>
+      <w:r>
+        <w:rPr>
+          <w:color w:val="000000" w:themeColor="text1"/>
+        </w:rPr>
+        <w:fldChar w:fldCharType="end"/>
+      </w:r>
+      <w:r>
+        <w:rPr>
+          <w:rFonts w:ascii="Times New Roman" w:hAnsi="Times New Roman"/>
+          <w:color w:val="000000" w:themeColor="text1"/>
+          <w:sz w:val="24"/>
+        </w:rPr>
+        <w:t>. Se incorporarán preguntas cerradas y algunas respuestas abiertas para complementar la interpretación.</w:t>
       </w:r>
     </w:p>
     <w:p>
       <w:pPr>
-        <w:pStyle w:val="Ttulo2"/>
-        <w:rPr>
-          <w:color w:val="000000" w:themeColor="text1"/>
-        </w:rPr>
-      </w:pPr>
-      <w:r>
-        <w:rPr>
-          <w:color w:val="000000" w:themeColor="text1"/>
-        </w:rPr>
-        <w:t>7.4 TÉCNICAS</w:t>
-      </w:r>
-      <w:r>
-        <w:rPr>
-          <w:color w:val="000000" w:themeColor="text1"/>
-        </w:rPr>
-        <w:t xml:space="preserve"> DE RECOLECCIÓN DE </w:t>
-      </w:r>
-      <w:r>
-        <w:rPr>
-          <w:color w:val="000000" w:themeColor="text1"/>
-        </w:rPr>
-        <w:t>INFORMACIÓN</w:t>
+        <w:rPr>
+          <w:color w:val="000000" w:themeColor="text1"/>
+        </w:rPr>
+      </w:pPr>
+      <w:r>
+        <w:rPr>
+          <w:rFonts w:ascii="Times New Roman" w:hAnsi="Times New Roman"/>
+          <w:color w:val="000000" w:themeColor="text1"/>
+          <w:sz w:val="24"/>
+        </w:rPr>
+        <w:t>Las entrevistas semiestructuradas se dirigirán a profesionales de salud para conocer qué antecedentes suelen ser útiles durante una consulta, qué problemas produce la falta de información y qué límites debería respetar una herramienta basada en inteligencia artificial. La observación directa se empleará durante las pruebas del prototipo para registrar dificultades de navegación, errores y pasos innecesarios, evitando inferir estados clínicos o emocionales de los participantes.</w:t>
       </w:r>
     </w:p>
     <w:p>
       <w:pPr>
-        <w:rPr>
-          <w:color w:val="000000" w:themeColor="text1"/>
-        </w:rPr>
-      </w:pPr>
-      <w:r>
-        <w:rPr>
-          <w:rFonts w:ascii="Times New Roman" w:hAnsi="Times New Roman"/>
-          <w:color w:val="000000" w:themeColor="text1"/>
-          <w:sz w:val="24"/>
-        </w:rPr>
-        <w:t xml:space="preserve">La recolección de información se organizará en instrumentos diferenciados para el diagnóstico inicial y la evaluación del prototipo. El diagnóstico inicial permitirá identificar necesidades y hábitos de los usuarios potenciales; la evaluación final medirá la ejecución de tareas, la </w:t>
-      </w:r>
-      <w:r>
-        <w:rPr>
-          <w:rFonts w:ascii="Times New Roman" w:hAnsi="Times New Roman"/>
-          <w:color w:val="000000" w:themeColor="text1"/>
-          <w:sz w:val="24"/>
-        </w:rPr>
-        <w:lastRenderedPageBreak/>
-        <w:t>usabilidad y la comprensión de los límites de la inteligencia artificial. No se utilizarán los resultados para establecer eficacia clínica ni para validar decisiones médicas.</w:t>
+        <w:pStyle w:val="Heading2"/>
+        <w:rPr>
+          <w:color w:val="000000" w:themeColor="text1"/>
+        </w:rPr>
+      </w:pPr>
+      <w:r>
+        <w:rPr>
+          <w:color w:val="000000" w:themeColor="text1"/>
+        </w:rPr>
+        <w:t>7.4 TÉCNICAS</w:t>
+      </w:r>
+      <w:r>
+        <w:rPr>
+          <w:color w:val="000000" w:themeColor="text1"/>
+        </w:rPr>
+        <w:t xml:space="preserve"> DE RECOLECCIÓN DE </w:t>
+      </w:r>
+      <w:r>
+        <w:rPr>
+          <w:color w:val="000000" w:themeColor="text1"/>
+        </w:rPr>
+        <w:t>INFORMACIÓN</w:t>
+      </w:r>
+    </w:p>
+    <w:p>
+      <w:pPr>
+        <w:rPr>
+          <w:color w:val="000000" w:themeColor="text1"/>
+        </w:rPr>
+      </w:pPr>
+      <w:r>
+        <w:rPr>
+          <w:rFonts w:ascii="Times New Roman" w:hAnsi="Times New Roman"/>
+          <w:color w:val="000000" w:themeColor="text1"/>
+          <w:sz w:val="24"/>
+        </w:rPr>
+        <w:t>La recolección de información se organizará en instrumentos diferenciados para el diagnóstico inicial y la evaluación del prototipo. El diagnóstico inicial permitirá identificar necesidades y hábitos de los usuarios potenciales; la evaluación final medirá la ejecución de tareas, la usabilidad y la comprensión de los límites de la inteligencia artificial. No se utilizarán los resultados para establecer eficacia clínica ni para validar decisiones médicas.</w:t>
       </w:r>
     </w:p>
     <w:p>
@@ -6023,7 +6762,43 @@
           <w:color w:val="000000" w:themeColor="text1"/>
           <w:sz w:val="24"/>
         </w:rPr>
-        <w:t xml:space="preserve">La evaluación del prototipo utilizará una guía de tareas y una ficha de observación. Para cada participante se registrará si completa cada tarea, el tiempo empleado, los errores, los retrocesos y la necesidad de apoyo. Al finalizar se aplicará la System Usability Scale (SUS), cuestionario estandarizado de diez ítems con escala de cinco puntos, cuyo resultado se expresará en una puntuación de 0 a 100 </w:t>
+        <w:t xml:space="preserve">La evaluación del prototipo utilizará una guía de tareas y una ficha de observación. Para cada participante se registrará si completa cada tarea, el tiempo empleado, los errores, los retrocesos y la necesidad de apoyo. Al finalizar se aplicará la </w:t>
+      </w:r>
+      <w:proofErr w:type="spellStart"/>
+      <w:r>
+        <w:rPr>
+          <w:rFonts w:ascii="Times New Roman" w:hAnsi="Times New Roman"/>
+          <w:color w:val="000000" w:themeColor="text1"/>
+          <w:sz w:val="24"/>
+        </w:rPr>
+        <w:t>System</w:t>
+      </w:r>
+      <w:proofErr w:type="spellEnd"/>
+      <w:r>
+        <w:rPr>
+          <w:rFonts w:ascii="Times New Roman" w:hAnsi="Times New Roman"/>
+          <w:color w:val="000000" w:themeColor="text1"/>
+          <w:sz w:val="24"/>
+        </w:rPr>
+        <w:t xml:space="preserve"> </w:t>
+      </w:r>
+      <w:proofErr w:type="spellStart"/>
+      <w:r>
+        <w:rPr>
+          <w:rFonts w:ascii="Times New Roman" w:hAnsi="Times New Roman"/>
+          <w:color w:val="000000" w:themeColor="text1"/>
+          <w:sz w:val="24"/>
+        </w:rPr>
+        <w:t>Usability</w:t>
+      </w:r>
+      <w:proofErr w:type="spellEnd"/>
+      <w:r>
+        <w:rPr>
+          <w:rFonts w:ascii="Times New Roman" w:hAnsi="Times New Roman"/>
+          <w:color w:val="000000" w:themeColor="text1"/>
+          <w:sz w:val="24"/>
+        </w:rPr>
+        <w:t xml:space="preserve"> Scale (SUS), cuestionario estandarizado de diez ítems con escala de cinco puntos, cuyo resultado se expresará en una puntuación de 0 a 100 </w:t>
       </w:r>
       <w:r>
         <w:rPr>
@@ -6048,7 +6823,14 @@
           <w:noProof/>
           <w:color w:val="000000" w:themeColor="text1"/>
         </w:rPr>
-        <w:t xml:space="preserve"> (Brooke, 1996)</w:t>
+        <w:t xml:space="preserve"> </w:t>
+      </w:r>
+      <w:r>
+        <w:rPr>
+          <w:noProof/>
+          <w:color w:val="000000" w:themeColor="text1"/>
+        </w:rPr>
+        <w:t>(Brooke, 1996)</w:t>
       </w:r>
       <w:r>
         <w:rPr>
@@ -6086,7 +6868,16 @@
           <w:color w:val="000000" w:themeColor="text1"/>
           <w:sz w:val="24"/>
         </w:rPr>
-        <w:t>Las salidas de inteligencia artificial se revisarán con una rúbrica aplicada a casos ficticios o sintéticos. La rúbrica verificará: cobertura de la información seleccionada, coherencia con los datos de entrada, presencia de advertencias, señalamiento justificable de datos incompletos o contradictorios y ausencia de diagnósticos, factores de riesgo o recomendaciones clínicas. Los resultados se reportarán de forma descriptiva.</w:t>
+        <w:t xml:space="preserve">Las salidas de inteligencia artificial se revisarán con una rúbrica aplicada a casos ficticios o sintéticos. La rúbrica verificará: cobertura de la información seleccionada, coherencia con los datos de entrada, presencia de advertencias, señalamiento justificable de datos </w:t>
+      </w:r>
+      <w:r>
+        <w:rPr>
+          <w:rFonts w:ascii="Times New Roman" w:hAnsi="Times New Roman"/>
+          <w:color w:val="000000" w:themeColor="text1"/>
+          <w:sz w:val="24"/>
+        </w:rPr>
+        <w:lastRenderedPageBreak/>
+        <w:t>incompletos o contradictorios y ausencia de diagnósticos, factores de riesgo o recomendaciones clínicas. Los resultados se reportarán de forma descriptiva.</w:t>
       </w:r>
     </w:p>
     <w:p>
@@ -6132,6 +6923,7 @@
     <w:p>
       <w:pPr>
         <w:pStyle w:val="DAAPCaption"/>
+        <w:keepNext/>
         <w:rPr>
           <w:color w:val="000000" w:themeColor="text1"/>
         </w:rPr>
@@ -6145,7 +6937,7 @@
     </w:p>
     <w:tbl>
       <w:tblPr>
-        <w:tblStyle w:val="Tablaconcuadrcula"/>
+        <w:tblStyle w:val="TableGrid"/>
         <w:tblW w:w="0" w:type="auto"/>
         <w:jc w:val="center"/>
         <w:tblLook w:val="04A0" w:firstRow="1" w:lastRow="0" w:firstColumn="1" w:lastColumn="0" w:noHBand="0" w:noVBand="1"/>
@@ -6158,6 +6950,8 @@
       </w:tblGrid>
       <w:tr>
         <w:trPr>
+          <w:cantSplit/>
+          <w:tblHeader/>
           <w:jc w:val="center"/>
         </w:trPr>
         <w:tc>
@@ -6249,6 +7043,481 @@
                 <w:sz w:val="18"/>
               </w:rPr>
               <w:t>Análisis</w:t>
+            </w:r>
+          </w:p>
+        </w:tc>
+      </w:tr>
+      <w:tr>
+        <w:trPr>
+          <w:cantSplit/>
+          <w:jc w:val="center"/>
+        </w:trPr>
+        <w:tc>
+          <w:tcPr>
+            <w:tcW w:w="2209" w:type="dxa"/>
+            <w:vAlign w:val="center"/>
+          </w:tcPr>
+          <w:p>
+            <w:pPr>
+              <w:jc w:val="center"/>
+              <w:rPr>
+                <w:color w:val="000000" w:themeColor="text1"/>
+              </w:rPr>
+            </w:pPr>
+            <w:r>
+              <w:rPr>
+                <w:color w:val="000000" w:themeColor="text1"/>
+                <w:sz w:val="18"/>
+              </w:rPr>
+              <w:t>Diagnóstico</w:t>
+            </w:r>
+          </w:p>
+        </w:tc>
+        <w:tc>
+          <w:tcPr>
+            <w:tcW w:w="2209" w:type="dxa"/>
+            <w:vAlign w:val="center"/>
+          </w:tcPr>
+          <w:p>
+            <w:pPr>
+              <w:jc w:val="center"/>
+              <w:rPr>
+                <w:color w:val="000000" w:themeColor="text1"/>
+              </w:rPr>
+            </w:pPr>
+            <w:r>
+              <w:rPr>
+                <w:color w:val="000000" w:themeColor="text1"/>
+                <w:sz w:val="18"/>
+              </w:rPr>
+              <w:t>Encuesta a usuarios</w:t>
+            </w:r>
+          </w:p>
+        </w:tc>
+        <w:tc>
+          <w:tcPr>
+            <w:tcW w:w="2209" w:type="dxa"/>
+            <w:vAlign w:val="center"/>
+          </w:tcPr>
+          <w:p>
+            <w:pPr>
+              <w:jc w:val="center"/>
+              <w:rPr>
+                <w:color w:val="000000" w:themeColor="text1"/>
+              </w:rPr>
+            </w:pPr>
+            <w:r>
+              <w:rPr>
+                <w:color w:val="000000" w:themeColor="text1"/>
+                <w:sz w:val="18"/>
+              </w:rPr>
+              <w:t>Hábitos, dificultades y privacidad</w:t>
+            </w:r>
+          </w:p>
+        </w:tc>
+        <w:tc>
+          <w:tcPr>
+            <w:tcW w:w="2209" w:type="dxa"/>
+            <w:vAlign w:val="center"/>
+          </w:tcPr>
+          <w:p>
+            <w:pPr>
+              <w:jc w:val="center"/>
+              <w:rPr>
+                <w:color w:val="000000" w:themeColor="text1"/>
+              </w:rPr>
+            </w:pPr>
+            <w:r>
+              <w:rPr>
+                <w:color w:val="000000" w:themeColor="text1"/>
+                <w:sz w:val="18"/>
+              </w:rPr>
+              <w:t>Frecuencias, porcentajes y respuestas abiertas.</w:t>
+            </w:r>
+          </w:p>
+        </w:tc>
+      </w:tr>
+      <w:tr>
+        <w:trPr>
+          <w:cantSplit/>
+          <w:jc w:val="center"/>
+        </w:trPr>
+        <w:tc>
+          <w:tcPr>
+            <w:tcW w:w="2209" w:type="dxa"/>
+            <w:vAlign w:val="center"/>
+          </w:tcPr>
+          <w:p>
+            <w:pPr>
+              <w:jc w:val="center"/>
+              <w:rPr>
+                <w:color w:val="000000" w:themeColor="text1"/>
+              </w:rPr>
+            </w:pPr>
+            <w:r>
+              <w:rPr>
+                <w:color w:val="000000" w:themeColor="text1"/>
+                <w:sz w:val="18"/>
+              </w:rPr>
+              <w:t>Diagnóstico</w:t>
+            </w:r>
+          </w:p>
+        </w:tc>
+        <w:tc>
+          <w:tcPr>
+            <w:tcW w:w="2209" w:type="dxa"/>
+            <w:vAlign w:val="center"/>
+          </w:tcPr>
+          <w:p>
+            <w:pPr>
+              <w:jc w:val="center"/>
+              <w:rPr>
+                <w:color w:val="000000" w:themeColor="text1"/>
+              </w:rPr>
+            </w:pPr>
+            <w:r>
+              <w:rPr>
+                <w:color w:val="000000" w:themeColor="text1"/>
+                <w:sz w:val="18"/>
+              </w:rPr>
+              <w:t>Entrevista a profesionales</w:t>
+            </w:r>
+          </w:p>
+        </w:tc>
+        <w:tc>
+          <w:tcPr>
+            <w:tcW w:w="2209" w:type="dxa"/>
+            <w:vAlign w:val="center"/>
+          </w:tcPr>
+          <w:p>
+            <w:pPr>
+              <w:jc w:val="center"/>
+              <w:rPr>
+                <w:color w:val="000000" w:themeColor="text1"/>
+              </w:rPr>
+            </w:pPr>
+            <w:r>
+              <w:rPr>
+                <w:color w:val="000000" w:themeColor="text1"/>
+                <w:sz w:val="18"/>
+              </w:rPr>
+              <w:t>Información relevante y límites del sistema</w:t>
+            </w:r>
+          </w:p>
+        </w:tc>
+        <w:tc>
+          <w:tcPr>
+            <w:tcW w:w="2209" w:type="dxa"/>
+            <w:vAlign w:val="center"/>
+          </w:tcPr>
+          <w:p>
+            <w:pPr>
+              <w:jc w:val="center"/>
+              <w:rPr>
+                <w:color w:val="000000" w:themeColor="text1"/>
+              </w:rPr>
+            </w:pPr>
+            <w:r>
+              <w:rPr>
+                <w:color w:val="000000" w:themeColor="text1"/>
+                <w:sz w:val="18"/>
+              </w:rPr>
+              <w:t>Agrupación temática de respuestas.</w:t>
+            </w:r>
+          </w:p>
+        </w:tc>
+      </w:tr>
+      <w:tr>
+        <w:trPr>
+          <w:cantSplit/>
+          <w:jc w:val="center"/>
+        </w:trPr>
+        <w:tc>
+          <w:tcPr>
+            <w:tcW w:w="2209" w:type="dxa"/>
+            <w:vAlign w:val="center"/>
+          </w:tcPr>
+          <w:p>
+            <w:pPr>
+              <w:jc w:val="center"/>
+              <w:rPr>
+                <w:color w:val="000000" w:themeColor="text1"/>
+              </w:rPr>
+            </w:pPr>
+            <w:r>
+              <w:rPr>
+                <w:color w:val="000000" w:themeColor="text1"/>
+                <w:sz w:val="18"/>
+              </w:rPr>
+              <w:t>Evaluación</w:t>
+            </w:r>
+          </w:p>
+        </w:tc>
+        <w:tc>
+          <w:tcPr>
+            <w:tcW w:w="2209" w:type="dxa"/>
+            <w:vAlign w:val="center"/>
+          </w:tcPr>
+          <w:p>
+            <w:pPr>
+              <w:jc w:val="center"/>
+              <w:rPr>
+                <w:color w:val="000000" w:themeColor="text1"/>
+              </w:rPr>
+            </w:pPr>
+            <w:r>
+              <w:rPr>
+                <w:color w:val="000000" w:themeColor="text1"/>
+                <w:sz w:val="18"/>
+              </w:rPr>
+              <w:t>Guía de tareas y observación</w:t>
+            </w:r>
+          </w:p>
+        </w:tc>
+        <w:tc>
+          <w:tcPr>
+            <w:tcW w:w="2209" w:type="dxa"/>
+            <w:vAlign w:val="center"/>
+          </w:tcPr>
+          <w:p>
+            <w:pPr>
+              <w:jc w:val="center"/>
+              <w:rPr>
+                <w:color w:val="000000" w:themeColor="text1"/>
+              </w:rPr>
+            </w:pPr>
+            <w:r>
+              <w:rPr>
+                <w:color w:val="000000" w:themeColor="text1"/>
+                <w:sz w:val="18"/>
+              </w:rPr>
+              <w:t>Eficacia, tiempo, errores y apoyos</w:t>
+            </w:r>
+          </w:p>
+        </w:tc>
+        <w:tc>
+          <w:tcPr>
+            <w:tcW w:w="2209" w:type="dxa"/>
+            <w:vAlign w:val="center"/>
+          </w:tcPr>
+          <w:p>
+            <w:pPr>
+              <w:jc w:val="center"/>
+              <w:rPr>
+                <w:color w:val="000000" w:themeColor="text1"/>
+              </w:rPr>
+            </w:pPr>
+            <w:r>
+              <w:rPr>
+                <w:color w:val="000000" w:themeColor="text1"/>
+                <w:sz w:val="18"/>
+              </w:rPr>
+              <w:t>Tasa de finalización, tiempos y recuento de incidencias.</w:t>
+            </w:r>
+          </w:p>
+        </w:tc>
+      </w:tr>
+      <w:tr>
+        <w:trPr>
+          <w:cantSplit/>
+          <w:jc w:val="center"/>
+        </w:trPr>
+        <w:tc>
+          <w:tcPr>
+            <w:tcW w:w="2209" w:type="dxa"/>
+            <w:vAlign w:val="center"/>
+          </w:tcPr>
+          <w:p>
+            <w:pPr>
+              <w:jc w:val="center"/>
+              <w:rPr>
+                <w:color w:val="000000" w:themeColor="text1"/>
+              </w:rPr>
+            </w:pPr>
+            <w:r>
+              <w:rPr>
+                <w:color w:val="000000" w:themeColor="text1"/>
+                <w:sz w:val="18"/>
+              </w:rPr>
+              <w:t>Evaluación</w:t>
+            </w:r>
+          </w:p>
+        </w:tc>
+        <w:tc>
+          <w:tcPr>
+            <w:tcW w:w="2209" w:type="dxa"/>
+            <w:vAlign w:val="center"/>
+          </w:tcPr>
+          <w:p>
+            <w:pPr>
+              <w:jc w:val="center"/>
+              <w:rPr>
+                <w:color w:val="000000" w:themeColor="text1"/>
+              </w:rPr>
+            </w:pPr>
+            <w:proofErr w:type="spellStart"/>
+            <w:r>
+              <w:rPr>
+                <w:color w:val="000000" w:themeColor="text1"/>
+                <w:sz w:val="18"/>
+              </w:rPr>
+              <w:t>System</w:t>
+            </w:r>
+            <w:proofErr w:type="spellEnd"/>
+            <w:r>
+              <w:rPr>
+                <w:color w:val="000000" w:themeColor="text1"/>
+                <w:sz w:val="18"/>
+              </w:rPr>
+              <w:t xml:space="preserve"> </w:t>
+            </w:r>
+            <w:proofErr w:type="spellStart"/>
+            <w:r>
+              <w:rPr>
+                <w:color w:val="000000" w:themeColor="text1"/>
+                <w:sz w:val="18"/>
+              </w:rPr>
+              <w:t>Usability</w:t>
+            </w:r>
+            <w:proofErr w:type="spellEnd"/>
+            <w:r>
+              <w:rPr>
+                <w:color w:val="000000" w:themeColor="text1"/>
+                <w:sz w:val="18"/>
+              </w:rPr>
+              <w:t xml:space="preserve"> Scale (SUS)</w:t>
+            </w:r>
+          </w:p>
+        </w:tc>
+        <w:tc>
+          <w:tcPr>
+            <w:tcW w:w="2209" w:type="dxa"/>
+            <w:vAlign w:val="center"/>
+          </w:tcPr>
+          <w:p>
+            <w:pPr>
+              <w:jc w:val="center"/>
+              <w:rPr>
+                <w:color w:val="000000" w:themeColor="text1"/>
+              </w:rPr>
+            </w:pPr>
+            <w:r>
+              <w:rPr>
+                <w:color w:val="000000" w:themeColor="text1"/>
+                <w:sz w:val="18"/>
+              </w:rPr>
+              <w:t>Usabilidad percibida</w:t>
+            </w:r>
+          </w:p>
+        </w:tc>
+        <w:tc>
+          <w:tcPr>
+            <w:tcW w:w="2209" w:type="dxa"/>
+            <w:vAlign w:val="center"/>
+          </w:tcPr>
+          <w:p>
+            <w:pPr>
+              <w:jc w:val="center"/>
+              <w:rPr>
+                <w:color w:val="000000" w:themeColor="text1"/>
+              </w:rPr>
+            </w:pPr>
+            <w:r>
+              <w:rPr>
+                <w:color w:val="000000" w:themeColor="text1"/>
+                <w:sz w:val="18"/>
+              </w:rPr>
+              <w:t>Puntuación SUS por participante y promedio descriptivo.</w:t>
+            </w:r>
+          </w:p>
+        </w:tc>
+      </w:tr>
+      <w:tr>
+        <w:trPr>
+          <w:cantSplit/>
+          <w:jc w:val="center"/>
+        </w:trPr>
+        <w:tc>
+          <w:tcPr>
+            <w:tcW w:w="2209" w:type="dxa"/>
+            <w:vAlign w:val="center"/>
+          </w:tcPr>
+          <w:p>
+            <w:pPr>
+              <w:jc w:val="center"/>
+              <w:rPr>
+                <w:color w:val="000000" w:themeColor="text1"/>
+              </w:rPr>
+            </w:pPr>
+            <w:r>
+              <w:rPr>
+                <w:color w:val="000000" w:themeColor="text1"/>
+                <w:sz w:val="18"/>
+              </w:rPr>
+              <w:t>Evaluación</w:t>
+            </w:r>
+          </w:p>
+        </w:tc>
+        <w:tc>
+          <w:tcPr>
+            <w:tcW w:w="2209" w:type="dxa"/>
+            <w:vAlign w:val="center"/>
+          </w:tcPr>
+          <w:p>
+            <w:pPr>
+              <w:jc w:val="center"/>
+              <w:rPr>
+                <w:color w:val="000000" w:themeColor="text1"/>
+              </w:rPr>
+            </w:pPr>
+            <w:r>
+              <w:rPr>
+                <w:color w:val="000000" w:themeColor="text1"/>
+                <w:sz w:val="18"/>
+              </w:rPr>
+              <w:t>Rúbrica de salidas de IA</w:t>
+            </w:r>
+          </w:p>
+        </w:tc>
+        <w:tc>
+          <w:tcPr>
+            <w:tcW w:w="2209" w:type="dxa"/>
+            <w:vAlign w:val="center"/>
+          </w:tcPr>
+          <w:p>
+            <w:pPr>
+              <w:jc w:val="center"/>
+              <w:rPr>
+                <w:color w:val="000000" w:themeColor="text1"/>
+              </w:rPr>
+            </w:pPr>
+            <w:r>
+              <w:rPr>
+                <w:color w:val="000000" w:themeColor="text1"/>
+                <w:sz w:val="18"/>
+              </w:rPr>
+              <w:t>Cobertura, límites y ausencia de contenido clínico</w:t>
+            </w:r>
+          </w:p>
+        </w:tc>
+        <w:tc>
+          <w:tcPr>
+            <w:tcW w:w="2209" w:type="dxa"/>
+            <w:vAlign w:val="center"/>
+          </w:tcPr>
+          <w:p>
+            <w:pPr>
+              <w:jc w:val="center"/>
+              <w:rPr>
+                <w:color w:val="000000" w:themeColor="text1"/>
+              </w:rPr>
+            </w:pPr>
+            <w:r>
+              <w:rPr>
+                <w:color w:val="000000" w:themeColor="text1"/>
+                <w:sz w:val="18"/>
+              </w:rPr>
+              <w:t>Cumplimiento por criterio en casos sintéticos.</w:t>
             </w:r>
           </w:p>
         </w:tc>
@@ -6260,84 +7529,64 @@
         <w:tc>
           <w:tcPr>
             <w:tcW w:w="2209" w:type="dxa"/>
-            <w:vAlign w:val="center"/>
-          </w:tcPr>
-          <w:p>
-            <w:pPr>
-              <w:jc w:val="center"/>
-              <w:rPr>
-                <w:color w:val="000000" w:themeColor="text1"/>
-              </w:rPr>
+          </w:tcPr>
+          <w:p>
+            <w:pPr>
+              <w:jc w:val="center"/>
             </w:pPr>
             <w:r>
               <w:rPr>
-                <w:color w:val="000000" w:themeColor="text1"/>
-                <w:sz w:val="18"/>
-              </w:rPr>
-              <w:t>Diagnóstico</w:t>
+                <w:sz w:val="18"/>
+              </w:rPr>
+              <w:t>Evaluación técnica</w:t>
             </w:r>
           </w:p>
         </w:tc>
         <w:tc>
           <w:tcPr>
             <w:tcW w:w="2209" w:type="dxa"/>
-            <w:vAlign w:val="center"/>
-          </w:tcPr>
-          <w:p>
-            <w:pPr>
-              <w:jc w:val="center"/>
-              <w:rPr>
-                <w:color w:val="000000" w:themeColor="text1"/>
-              </w:rPr>
+          </w:tcPr>
+          <w:p>
+            <w:pPr>
+              <w:jc w:val="center"/>
             </w:pPr>
             <w:r>
               <w:rPr>
-                <w:color w:val="000000" w:themeColor="text1"/>
-                <w:sz w:val="18"/>
-              </w:rPr>
-              <w:t>Encuesta a usuarios</w:t>
+                <w:sz w:val="18"/>
+              </w:rPr>
+              <w:t>Pruebas funcionales y de integración</w:t>
             </w:r>
           </w:p>
         </w:tc>
         <w:tc>
           <w:tcPr>
             <w:tcW w:w="2209" w:type="dxa"/>
-            <w:vAlign w:val="center"/>
-          </w:tcPr>
-          <w:p>
-            <w:pPr>
-              <w:jc w:val="center"/>
-              <w:rPr>
-                <w:color w:val="000000" w:themeColor="text1"/>
-              </w:rPr>
+          </w:tcPr>
+          <w:p>
+            <w:pPr>
+              <w:jc w:val="center"/>
             </w:pPr>
             <w:r>
               <w:rPr>
-                <w:color w:val="000000" w:themeColor="text1"/>
-                <w:sz w:val="18"/>
-              </w:rPr>
-              <w:t>Hábitos, dificultades y privacidad</w:t>
+                <w:sz w:val="18"/>
+              </w:rPr>
+              <w:t>Correctitud de funciones y comunicación entre componentes</w:t>
             </w:r>
           </w:p>
         </w:tc>
         <w:tc>
           <w:tcPr>
             <w:tcW w:w="2209" w:type="dxa"/>
-            <w:vAlign w:val="center"/>
-          </w:tcPr>
-          <w:p>
-            <w:pPr>
-              <w:jc w:val="center"/>
-              <w:rPr>
-                <w:color w:val="000000" w:themeColor="text1"/>
-              </w:rPr>
+          </w:tcPr>
+          <w:p>
+            <w:pPr>
+              <w:jc w:val="center"/>
             </w:pPr>
             <w:r>
               <w:rPr>
-                <w:color w:val="000000" w:themeColor="text1"/>
-                <w:sz w:val="18"/>
-              </w:rPr>
-              <w:t>Frecuencias, porcentajes y respuestas abiertas.</w:t>
+                <w:sz w:val="18"/>
+              </w:rPr>
+              <w:t>Porcentaje de casos aprobados y fallidos; incidencias detectadas.</w:t>
             </w:r>
           </w:p>
         </w:tc>
@@ -6349,84 +7598,64 @@
         <w:tc>
           <w:tcPr>
             <w:tcW w:w="2209" w:type="dxa"/>
-            <w:vAlign w:val="center"/>
-          </w:tcPr>
-          <w:p>
-            <w:pPr>
-              <w:jc w:val="center"/>
-              <w:rPr>
-                <w:color w:val="000000" w:themeColor="text1"/>
-              </w:rPr>
+          </w:tcPr>
+          <w:p>
+            <w:pPr>
+              <w:jc w:val="center"/>
             </w:pPr>
             <w:r>
               <w:rPr>
-                <w:color w:val="000000" w:themeColor="text1"/>
-                <w:sz w:val="18"/>
-              </w:rPr>
-              <w:t>Diagnóstico</w:t>
+                <w:sz w:val="18"/>
+              </w:rPr>
+              <w:t>Evaluación técnica</w:t>
             </w:r>
           </w:p>
         </w:tc>
         <w:tc>
           <w:tcPr>
             <w:tcW w:w="2209" w:type="dxa"/>
-            <w:vAlign w:val="center"/>
-          </w:tcPr>
-          <w:p>
-            <w:pPr>
-              <w:jc w:val="center"/>
-              <w:rPr>
-                <w:color w:val="000000" w:themeColor="text1"/>
-              </w:rPr>
+          </w:tcPr>
+          <w:p>
+            <w:pPr>
+              <w:jc w:val="center"/>
             </w:pPr>
             <w:r>
               <w:rPr>
-                <w:color w:val="000000" w:themeColor="text1"/>
-                <w:sz w:val="18"/>
-              </w:rPr>
-              <w:t>Entrevista a profesionales</w:t>
+                <w:sz w:val="18"/>
+              </w:rPr>
+              <w:t>Pruebas de seguridad</w:t>
             </w:r>
           </w:p>
         </w:tc>
         <w:tc>
           <w:tcPr>
             <w:tcW w:w="2209" w:type="dxa"/>
-            <w:vAlign w:val="center"/>
-          </w:tcPr>
-          <w:p>
-            <w:pPr>
-              <w:jc w:val="center"/>
-              <w:rPr>
-                <w:color w:val="000000" w:themeColor="text1"/>
-              </w:rPr>
+          </w:tcPr>
+          <w:p>
+            <w:pPr>
+              <w:jc w:val="center"/>
             </w:pPr>
             <w:r>
               <w:rPr>
-                <w:color w:val="000000" w:themeColor="text1"/>
-                <w:sz w:val="18"/>
-              </w:rPr>
-              <w:t>Información relevante y límites del sistema</w:t>
+                <w:sz w:val="18"/>
+              </w:rPr>
+              <w:t>Controles de acceso, configuración y exposición de la aplicación web</w:t>
             </w:r>
           </w:p>
         </w:tc>
         <w:tc>
           <w:tcPr>
             <w:tcW w:w="2209" w:type="dxa"/>
-            <w:vAlign w:val="center"/>
-          </w:tcPr>
-          <w:p>
-            <w:pPr>
-              <w:jc w:val="center"/>
-              <w:rPr>
-                <w:color w:val="000000" w:themeColor="text1"/>
-              </w:rPr>
+          </w:tcPr>
+          <w:p>
+            <w:pPr>
+              <w:jc w:val="center"/>
             </w:pPr>
             <w:r>
               <w:rPr>
-                <w:color w:val="000000" w:themeColor="text1"/>
-                <w:sz w:val="18"/>
-              </w:rPr>
-              <w:t>Agrupación temática de respuestas.</w:t>
+                <w:sz w:val="18"/>
+              </w:rPr>
+              <w:t>Hallazgos clasificados por severidad y cumplimiento de criterios seleccionados.</w:t>
             </w:r>
           </w:p>
         </w:tc>
@@ -6438,262 +7667,64 @@
         <w:tc>
           <w:tcPr>
             <w:tcW w:w="2209" w:type="dxa"/>
-            <w:vAlign w:val="center"/>
-          </w:tcPr>
-          <w:p>
-            <w:pPr>
-              <w:jc w:val="center"/>
-              <w:rPr>
-                <w:color w:val="000000" w:themeColor="text1"/>
-              </w:rPr>
+          </w:tcPr>
+          <w:p>
+            <w:pPr>
+              <w:jc w:val="center"/>
             </w:pPr>
             <w:r>
               <w:rPr>
-                <w:color w:val="000000" w:themeColor="text1"/>
-                <w:sz w:val="18"/>
-              </w:rPr>
-              <w:t>Evaluación</w:t>
+                <w:sz w:val="18"/>
+              </w:rPr>
+              <w:t>Evaluación técnica</w:t>
             </w:r>
           </w:p>
         </w:tc>
         <w:tc>
           <w:tcPr>
             <w:tcW w:w="2209" w:type="dxa"/>
-            <w:vAlign w:val="center"/>
-          </w:tcPr>
-          <w:p>
-            <w:pPr>
-              <w:jc w:val="center"/>
-              <w:rPr>
-                <w:color w:val="000000" w:themeColor="text1"/>
-              </w:rPr>
+          </w:tcPr>
+          <w:p>
+            <w:pPr>
+              <w:jc w:val="center"/>
             </w:pPr>
             <w:r>
               <w:rPr>
-                <w:color w:val="000000" w:themeColor="text1"/>
-                <w:sz w:val="18"/>
-              </w:rPr>
-              <w:t>Guía de tareas y observación</w:t>
+                <w:sz w:val="18"/>
+              </w:rPr>
+              <w:t>Pruebas de rendimiento</w:t>
             </w:r>
           </w:p>
         </w:tc>
         <w:tc>
           <w:tcPr>
             <w:tcW w:w="2209" w:type="dxa"/>
-            <w:vAlign w:val="center"/>
-          </w:tcPr>
-          <w:p>
-            <w:pPr>
-              <w:jc w:val="center"/>
-              <w:rPr>
-                <w:color w:val="000000" w:themeColor="text1"/>
-              </w:rPr>
+          </w:tcPr>
+          <w:p>
+            <w:pPr>
+              <w:jc w:val="center"/>
             </w:pPr>
             <w:r>
               <w:rPr>
-                <w:color w:val="000000" w:themeColor="text1"/>
-                <w:sz w:val="18"/>
-              </w:rPr>
-              <w:t>Eficacia, tiempo, errores y apoyos</w:t>
+                <w:sz w:val="18"/>
+              </w:rPr>
+              <w:t>Tiempos de respuesta y carga en escenarios representativos</w:t>
             </w:r>
           </w:p>
         </w:tc>
         <w:tc>
           <w:tcPr>
             <w:tcW w:w="2209" w:type="dxa"/>
-            <w:vAlign w:val="center"/>
-          </w:tcPr>
-          <w:p>
-            <w:pPr>
-              <w:jc w:val="center"/>
-              <w:rPr>
-                <w:color w:val="000000" w:themeColor="text1"/>
-              </w:rPr>
+          </w:tcPr>
+          <w:p>
+            <w:pPr>
+              <w:jc w:val="center"/>
             </w:pPr>
             <w:r>
               <w:rPr>
-                <w:color w:val="000000" w:themeColor="text1"/>
-                <w:sz w:val="18"/>
-              </w:rPr>
-              <w:t>Tasa de finalización, tiempos y recuento de incidencias.</w:t>
-            </w:r>
-          </w:p>
-        </w:tc>
-      </w:tr>
-      <w:tr>
-        <w:trPr>
-          <w:jc w:val="center"/>
-        </w:trPr>
-        <w:tc>
-          <w:tcPr>
-            <w:tcW w:w="2209" w:type="dxa"/>
-            <w:vAlign w:val="center"/>
-          </w:tcPr>
-          <w:p>
-            <w:pPr>
-              <w:jc w:val="center"/>
-              <w:rPr>
-                <w:color w:val="000000" w:themeColor="text1"/>
-              </w:rPr>
-            </w:pPr>
-            <w:r>
-              <w:rPr>
-                <w:color w:val="000000" w:themeColor="text1"/>
-                <w:sz w:val="18"/>
-              </w:rPr>
-              <w:t>Evaluación</w:t>
-            </w:r>
-          </w:p>
-        </w:tc>
-        <w:tc>
-          <w:tcPr>
-            <w:tcW w:w="2209" w:type="dxa"/>
-            <w:vAlign w:val="center"/>
-          </w:tcPr>
-          <w:p>
-            <w:pPr>
-              <w:jc w:val="center"/>
-              <w:rPr>
-                <w:color w:val="000000" w:themeColor="text1"/>
-              </w:rPr>
-            </w:pPr>
-            <w:r>
-              <w:rPr>
-                <w:color w:val="000000" w:themeColor="text1"/>
-                <w:sz w:val="18"/>
-              </w:rPr>
-              <w:t>System Usability Scale (SUS)</w:t>
-            </w:r>
-          </w:p>
-        </w:tc>
-        <w:tc>
-          <w:tcPr>
-            <w:tcW w:w="2209" w:type="dxa"/>
-            <w:vAlign w:val="center"/>
-          </w:tcPr>
-          <w:p>
-            <w:pPr>
-              <w:jc w:val="center"/>
-              <w:rPr>
-                <w:color w:val="000000" w:themeColor="text1"/>
-              </w:rPr>
-            </w:pPr>
-            <w:r>
-              <w:rPr>
-                <w:color w:val="000000" w:themeColor="text1"/>
-                <w:sz w:val="18"/>
-              </w:rPr>
-              <w:t>Usabilidad percibida</w:t>
-            </w:r>
-          </w:p>
-        </w:tc>
-        <w:tc>
-          <w:tcPr>
-            <w:tcW w:w="2209" w:type="dxa"/>
-            <w:vAlign w:val="center"/>
-          </w:tcPr>
-          <w:p>
-            <w:pPr>
-              <w:jc w:val="center"/>
-              <w:rPr>
-                <w:color w:val="000000" w:themeColor="text1"/>
-              </w:rPr>
-            </w:pPr>
-            <w:r>
-              <w:rPr>
-                <w:color w:val="000000" w:themeColor="text1"/>
-                <w:sz w:val="18"/>
-              </w:rPr>
-              <w:t>Puntuación SUS por participante y promedio descriptivo.</w:t>
-            </w:r>
-          </w:p>
-        </w:tc>
-      </w:tr>
-      <w:tr>
-        <w:trPr>
-          <w:jc w:val="center"/>
-        </w:trPr>
-        <w:tc>
-          <w:tcPr>
-            <w:tcW w:w="2209" w:type="dxa"/>
-            <w:vAlign w:val="center"/>
-          </w:tcPr>
-          <w:p>
-            <w:pPr>
-              <w:jc w:val="center"/>
-              <w:rPr>
-                <w:color w:val="000000" w:themeColor="text1"/>
-              </w:rPr>
-            </w:pPr>
-            <w:r>
-              <w:rPr>
-                <w:color w:val="000000" w:themeColor="text1"/>
-                <w:sz w:val="18"/>
-              </w:rPr>
-              <w:t>Evaluación</w:t>
-            </w:r>
-          </w:p>
-        </w:tc>
-        <w:tc>
-          <w:tcPr>
-            <w:tcW w:w="2209" w:type="dxa"/>
-            <w:vAlign w:val="center"/>
-          </w:tcPr>
-          <w:p>
-            <w:pPr>
-              <w:jc w:val="center"/>
-              <w:rPr>
-                <w:color w:val="000000" w:themeColor="text1"/>
-              </w:rPr>
-            </w:pPr>
-            <w:r>
-              <w:rPr>
-                <w:color w:val="000000" w:themeColor="text1"/>
-                <w:sz w:val="18"/>
-              </w:rPr>
-              <w:t>Rúbrica de salidas de IA</w:t>
-            </w:r>
-          </w:p>
-        </w:tc>
-        <w:tc>
-          <w:tcPr>
-            <w:tcW w:w="2209" w:type="dxa"/>
-            <w:vAlign w:val="center"/>
-          </w:tcPr>
-          <w:p>
-            <w:pPr>
-              <w:jc w:val="center"/>
-              <w:rPr>
-                <w:color w:val="000000" w:themeColor="text1"/>
-              </w:rPr>
-            </w:pPr>
-            <w:r>
-              <w:rPr>
-                <w:color w:val="000000" w:themeColor="text1"/>
-                <w:sz w:val="18"/>
-              </w:rPr>
-              <w:t>Cobertura, límites y ausencia de contenido clínico</w:t>
-            </w:r>
-          </w:p>
-        </w:tc>
-        <w:tc>
-          <w:tcPr>
-            <w:tcW w:w="2209" w:type="dxa"/>
-            <w:vAlign w:val="center"/>
-          </w:tcPr>
-          <w:p>
-            <w:pPr>
-              <w:jc w:val="center"/>
-              <w:rPr>
-                <w:color w:val="000000" w:themeColor="text1"/>
-              </w:rPr>
-            </w:pPr>
-            <w:r>
-              <w:rPr>
-                <w:color w:val="000000" w:themeColor="text1"/>
-                <w:sz w:val="18"/>
-              </w:rPr>
-              <w:t>Cumplimiento por criterio en casos sintéticos.</w:t>
+                <w:sz w:val="18"/>
+              </w:rPr>
+              <w:t>Tiempos medidos y métricas de rendimiento obtenidas.</w:t>
             </w:r>
           </w:p>
         </w:tc>
@@ -6722,13 +7753,7 @@
         </w:rPr>
       </w:pPr>
       <w:r>
-        <w:rPr>
-          <w:rFonts w:ascii="Times New Roman" w:hAnsi="Times New Roman"/>
-          <w:color w:val="000000" w:themeColor="text1"/>
-          <w:sz w:val="24"/>
-        </w:rPr>
-        <w:lastRenderedPageBreak/>
-        <w:t>En una primera fase se realizará la revisión bibliográfica, delimitación final del problema, diseño de instrumentos y levantamiento diagnóstico. Los resultados se utilizarán para ajustar requerimientos, lenguaje de la interfaz y prioridades del backlog. En paralelo se elaborarán prototipos de navegación en Figma para revisar la secuencia de registro, consulta, carga de documentos y visualización de alertas antes de avanzar a la implementación completa.</w:t>
+        <w:t>En una primera fase se realizará la revisión bibliográfica, delimitación final del problema, diseño de instrumentos y levantamiento diagnóstico. Los resultados se utilizarán para ajustar requerimientos, lenguaje de la interfaz y prioridades del backlog.</w:t>
       </w:r>
     </w:p>
     <w:p>
@@ -6758,12 +7783,21 @@
           <w:color w:val="000000" w:themeColor="text1"/>
           <w:sz w:val="24"/>
         </w:rPr>
-        <w:t>En la fase final se ejecutarán pruebas funcionales y de usabilidad con participantes seleccionados. Se recopilarán métricas descriptivas, observaciones y comentarios; posteriormente se analizarán los resultados y se incorporarán correcciones priorizadas. La documentación final incluirá requerimientos, decisiones de arquitectura, pruebas realizadas, limitaciones encontradas y recomendaciones para una posible evolución del sistema.</w:t>
+        <w:t xml:space="preserve">En la fase final se ejecutarán pruebas funcionales y de usabilidad con participantes seleccionados. Se recopilarán métricas descriptivas, observaciones y comentarios; posteriormente se analizarán los resultados y se incorporarán correcciones priorizadas. La </w:t>
+      </w:r>
+      <w:r>
+        <w:rPr>
+          <w:rFonts w:ascii="Times New Roman" w:hAnsi="Times New Roman"/>
+          <w:color w:val="000000" w:themeColor="text1"/>
+          <w:sz w:val="24"/>
+        </w:rPr>
+        <w:lastRenderedPageBreak/>
+        <w:t>documentación final incluirá requerimientos, decisiones de arquitectura, pruebas realizadas, limitaciones encontradas y recomendaciones para una posible evolución del sistema.</w:t>
       </w:r>
     </w:p>
     <w:p>
       <w:pPr>
-        <w:pStyle w:val="Ttulo2"/>
+        <w:pStyle w:val="Heading2"/>
         <w:rPr>
           <w:color w:val="000000" w:themeColor="text1"/>
         </w:rPr>
@@ -6787,7 +7821,7 @@
           <w:color w:val="000000" w:themeColor="text1"/>
           <w:sz w:val="24"/>
         </w:rPr>
-        <w:t>Figma</w:t>
+        <w:t>Postman</w:t>
       </w:r>
       <w:r>
         <w:rPr>
@@ -6803,7 +7837,25 @@
           <w:color w:val="000000" w:themeColor="text1"/>
           <w:sz w:val="24"/>
         </w:rPr>
-        <w:t xml:space="preserve"> se empleará para diseñar prototipos de interfaz, flujos de navegación y componentes visuales antes de implementar pantallas completas. Su uso permitirá validar de forma temprana la organización de formularios, la jerarquía de información y la secuencia de tareas del usuario </w:t>
+        <w:t xml:space="preserve"> se utilizará como herramienta auxiliar para probar </w:t>
+      </w:r>
+      <w:proofErr w:type="spellStart"/>
+      <w:r>
+        <w:rPr>
+          <w:rFonts w:ascii="Times New Roman" w:hAnsi="Times New Roman"/>
+          <w:color w:val="000000" w:themeColor="text1"/>
+          <w:sz w:val="24"/>
+        </w:rPr>
+        <w:t>endpoints</w:t>
+      </w:r>
+      <w:proofErr w:type="spellEnd"/>
+      <w:r>
+        <w:rPr>
+          <w:rFonts w:ascii="Times New Roman" w:hAnsi="Times New Roman"/>
+          <w:color w:val="000000" w:themeColor="text1"/>
+          <w:sz w:val="24"/>
+        </w:rPr>
+        <w:t xml:space="preserve"> internos, autenticación y consumo de servicios externos durante el desarrollo. Permitirá ejecutar solicitudes controladas y revisar códigos de respuesta, cabeceras y estructuras JSON antes de integrar determinadas funciones con la interfaz </w:t>
       </w:r>
       <w:r>
         <w:rPr>
@@ -6815,7 +7867,7 @@
         <w:rPr>
           <w:color w:val="000000" w:themeColor="text1"/>
         </w:rPr>
-        <w:instrText xml:space="preserve"> CITATION Figma2026 \l 3082 </w:instrText>
+        <w:instrText xml:space="preserve"> CITATION Postman2026 \l 3082 </w:instrText>
       </w:r>
       <w:r>
         <w:rPr>
@@ -6828,7 +7880,14 @@
           <w:noProof/>
           <w:color w:val="000000" w:themeColor="text1"/>
         </w:rPr>
-        <w:t>(Figma Design documentation, 2026)</w:t>
+        <w:t xml:space="preserve"> </w:t>
+      </w:r>
+      <w:r>
+        <w:rPr>
+          <w:noProof/>
+          <w:color w:val="000000" w:themeColor="text1"/>
+        </w:rPr>
+        <w:t>(Postman Docs, 2026)</w:t>
       </w:r>
       <w:r>
         <w:rPr>
@@ -6842,136 +7901,68 @@
           <w:color w:val="000000" w:themeColor="text1"/>
           <w:sz w:val="24"/>
         </w:rPr>
-        <w:t>. Los prototipos funcionarán como apoyo para la evaluación de experiencia de usuario y como referencia durante la construcción de las interfaces Android y web con React Native y React Native Web.</w:t>
+        <w:t>. Su utilización se limitará al proceso de desarrollo y pruebas, por lo que no formará parte del producto final desplegado.</w:t>
       </w:r>
     </w:p>
     <w:p>
-      <w:pPr>
-        <w:rPr>
-          <w:color w:val="000000" w:themeColor="text1"/>
-        </w:rPr>
-      </w:pPr>
-      <w:r>
-        <w:rPr>
-          <w:rFonts w:ascii="Times New Roman" w:hAnsi="Times New Roman"/>
-          <w:color w:val="000000" w:themeColor="text1"/>
-          <w:sz w:val="24"/>
-        </w:rPr>
-        <w:t>Postman</w:t>
-      </w:r>
-      <w:r>
-        <w:rPr>
-          <w:rFonts w:ascii="Times New Roman" w:hAnsi="Times New Roman"/>
-          <w:color w:val="000000" w:themeColor="text1"/>
-          <w:sz w:val="24"/>
-        </w:rPr>
-        <w:t>,</w:t>
-      </w:r>
-      <w:r>
-        <w:rPr>
-          <w:rFonts w:ascii="Times New Roman" w:hAnsi="Times New Roman"/>
-          <w:color w:val="000000" w:themeColor="text1"/>
-          <w:sz w:val="24"/>
-        </w:rPr>
-        <w:t xml:space="preserve"> se utilizará como herramienta auxiliar para probar endpoints internos, autenticación y consumo de servicios externos durante el desarrollo. Permitirá ejecutar solicitudes controladas y revisar códigos de respuesta, cabeceras y estructuras JSON antes de integrar determinadas funciones con la interfaz </w:t>
-      </w:r>
-      <w:r>
-        <w:rPr>
-          <w:color w:val="000000" w:themeColor="text1"/>
-        </w:rPr>
-        <w:fldChar w:fldCharType="begin"/>
-      </w:r>
-      <w:r>
-        <w:rPr>
-          <w:color w:val="000000" w:themeColor="text1"/>
-        </w:rPr>
-        <w:instrText xml:space="preserve"> CITATION Postman2026 \l 3082 </w:instrText>
-      </w:r>
-      <w:r>
-        <w:rPr>
-          <w:color w:val="000000" w:themeColor="text1"/>
-        </w:rPr>
-        <w:fldChar w:fldCharType="separate"/>
-      </w:r>
-      <w:r>
-        <w:rPr>
-          <w:noProof/>
-          <w:color w:val="000000" w:themeColor="text1"/>
-        </w:rPr>
-        <w:t xml:space="preserve"> (Postman Docs, 2026)</w:t>
-      </w:r>
-      <w:r>
-        <w:rPr>
-          <w:color w:val="000000" w:themeColor="text1"/>
-        </w:rPr>
-        <w:fldChar w:fldCharType="end"/>
-      </w:r>
-      <w:r>
-        <w:rPr>
-          <w:rFonts w:ascii="Times New Roman" w:hAnsi="Times New Roman"/>
-          <w:color w:val="000000" w:themeColor="text1"/>
-          <w:sz w:val="24"/>
-        </w:rPr>
-        <w:t>. Su utilización se limitará al proceso de desarrollo y pruebas, por lo que no formará parte del producto final desplegado.</w:t>
+      <w:r>
+        <w:t>Google Lighthouse se utilizará sobre la versión web para obtener métricas reproducibles de rendimiento, incluyendo indicadores de carga y respuesta de la interfaz. Los reportes generados se conservarán como evidencia de las pruebas de rendimiento realizadas.</w:t>
       </w:r>
     </w:p>
     <w:p>
-      <w:pPr>
-        <w:pStyle w:val="Ttulo2"/>
-        <w:rPr>
-          <w:color w:val="000000" w:themeColor="text1"/>
-        </w:rPr>
-      </w:pPr>
-      <w:r>
-        <w:rPr>
-          <w:color w:val="000000" w:themeColor="text1"/>
-        </w:rPr>
-        <w:lastRenderedPageBreak/>
-        <w:t>7.6 FUENTES DE INFORMACIÓN</w:t>
+      <w:r>
+        <w:t xml:space="preserve">Mozilla HTTP </w:t>
+      </w:r>
+      <w:proofErr w:type="spellStart"/>
+      <w:r>
+        <w:t>Observatory</w:t>
+      </w:r>
+      <w:proofErr w:type="spellEnd"/>
+      <w:r>
+        <w:t xml:space="preserve"> se utilizará sobre la versión web desplegada para revisar la configuración de seguridad HTTP y las cabeceras expuestas por la aplicación. El reporte obtenido permitirá registrar hallazgos técnicos y documentar las correcciones aplicadas.</w:t>
       </w:r>
     </w:p>
     <w:p>
       <w:pPr>
-        <w:rPr>
-          <w:color w:val="000000" w:themeColor="text1"/>
-        </w:rPr>
-      </w:pPr>
-      <w:r>
-        <w:rPr>
-          <w:rFonts w:ascii="Times New Roman" w:hAnsi="Times New Roman"/>
-          <w:color w:val="000000" w:themeColor="text1"/>
-          <w:sz w:val="24"/>
-        </w:rPr>
-        <w:t>Las fuentes primarias serán los usuarios potenciales y los profesionales de salud que participen en las encuestas, entrevistas, pruebas de tareas, cuestionario SUS y revisión cualitativa del prototipo. Las fuentes secundarias comprenderán libros, artículos científicos, normas, estándares, documentación técnica oficial y publicaciones institucionales utilizadas para sustentar el problema, el diseño, la seguridad, la accesibilidad y el uso responsable de inteligencia artificial. La información médica de los participantes no se empleará como fuente de investigación; las demostraciones y pruebas se realizarán prioritariamente con datos ficticios o sintéticos.</w:t>
+        <w:pStyle w:val="Heading2"/>
+        <w:rPr>
+          <w:color w:val="000000" w:themeColor="text1"/>
+        </w:rPr>
+      </w:pPr>
+      <w:r>
+        <w:rPr>
+          <w:color w:val="000000" w:themeColor="text1"/>
+        </w:rPr>
+        <w:t>7.6 FUENTES DE INFORMACIÓN</w:t>
       </w:r>
     </w:p>
     <w:p>
       <w:pPr>
-        <w:pStyle w:val="Ttulo2"/>
-        <w:rPr>
-          <w:color w:val="000000" w:themeColor="text1"/>
-        </w:rPr>
-      </w:pPr>
-      <w:r>
-        <w:rPr>
-          <w:color w:val="000000" w:themeColor="text1"/>
-        </w:rPr>
-        <w:t>7.7 POBLACIÓN Y MUESTRA</w:t>
+        <w:rPr>
+          <w:color w:val="000000" w:themeColor="text1"/>
+        </w:rPr>
+      </w:pPr>
+      <w:r>
+        <w:rPr>
+          <w:rFonts w:ascii="Times New Roman" w:hAnsi="Times New Roman"/>
+          <w:color w:val="000000" w:themeColor="text1"/>
+          <w:sz w:val="24"/>
+        </w:rPr>
+        <w:t>Las fuentes primarias serán los usuarios potenciales y los profesionales de salud que participen en las encuestas, entrevistas, pruebas de tareas, cuestionario SUS y revisión cualitativa del prototipo. Las fuentes secundarias comprenderán libros, artículos científicos, normas, estándares, documentación técnica oficial y publicaciones institucionales utilizadas para sustentar el problema, el diseño, la seguridad, la accesibilidad y el uso responsable de inteligencia artificial. La información médica de los participantes no se empleará como fuente de investigación; las demostraciones y pruebas se realizarán prioritariamente con datos ficticios o sintéticos.</w:t>
       </w:r>
     </w:p>
     <w:p>
       <w:pPr>
-        <w:rPr>
-          <w:color w:val="000000" w:themeColor="text1"/>
-        </w:rPr>
-      </w:pPr>
-      <w:r>
-        <w:rPr>
-          <w:rFonts w:ascii="Times New Roman" w:hAnsi="Times New Roman"/>
-          <w:color w:val="000000" w:themeColor="text1"/>
-          <w:sz w:val="24"/>
-        </w:rPr>
-        <w:t>La población del estudio estará conformada por dos grupos diferenciados. El primer grupo estará integrado por usuarios potenciales: personas mayores de 18 años que gestionen información relacionada con su propia salud o con la salud de un familiar o dependiente. El segundo grupo estará integrado por profesionales de salud con experiencia en atención sanitaria y/o gestión de información clínica. La evaluación tendrá carácter exploratorio y sus resultados no pretenderán representar estadísticamente a la población del departamento de Cochabamba.</w:t>
+        <w:pStyle w:val="Heading2"/>
+        <w:rPr>
+          <w:color w:val="000000" w:themeColor="text1"/>
+        </w:rPr>
+      </w:pPr>
+      <w:r>
+        <w:rPr>
+          <w:color w:val="000000" w:themeColor="text1"/>
+        </w:rPr>
+        <w:t>7.7 POBLACIÓN Y MUESTRA</w:t>
       </w:r>
     </w:p>
     <w:p>
@@ -6986,7 +7977,16 @@
           <w:color w:val="000000" w:themeColor="text1"/>
           <w:sz w:val="24"/>
         </w:rPr>
-        <w:t>Para usuarios potenciales se realizará una evaluación exploratoria con un mínimo de 20 participantes, seleccionados mediante muestreo no probabilístico por conveniencia. Este tamaño responde a los objetivos de usabilidad y percepción de utilidad del prototipo; los resultados serán analizados de forma descriptiva.</w:t>
+        <w:t xml:space="preserve">La población del estudio estará conformada por dos grupos diferenciados. El primer grupo estará integrado por usuarios potenciales: personas mayores de 18 años que gestionen información relacionada con su propia salud o con la salud de un familiar o dependiente. El segundo grupo estará integrado por profesionales de salud con experiencia en atención sanitaria y/o gestión de </w:t>
+      </w:r>
+      <w:r>
+        <w:rPr>
+          <w:rFonts w:ascii="Times New Roman" w:hAnsi="Times New Roman"/>
+          <w:color w:val="000000" w:themeColor="text1"/>
+          <w:sz w:val="24"/>
+        </w:rPr>
+        <w:lastRenderedPageBreak/>
+        <w:t>información clínica. La evaluación tendrá carácter exploratorio y sus resultados no pretenderán representar estadísticamente a la población del departamento de Cochabamba.</w:t>
       </w:r>
     </w:p>
     <w:p>
@@ -6996,41 +7996,91 @@
         </w:rPr>
       </w:pPr>
       <w:r>
-        <w:rPr>
-          <w:rFonts w:ascii="Times New Roman" w:hAnsi="Times New Roman"/>
-          <w:color w:val="000000" w:themeColor="text1"/>
-          <w:sz w:val="24"/>
-        </w:rPr>
-        <w:t>Para profesionales de salud se seleccionarán entre 5 y 8 participantes mediante muestreo no probabilístico intencional, considerando su experiencia y pertinencia respecto al manejo de información clínica. Su participación tendrá como finalidad obtener una valoración cualitativa de las funcionalidades y de los límites del sistema desde una perspectiva profesional.</w:t>
+        <w:t>Para establecer un tamaño mínimo de referencia para el grupo de usuarios potenciales se empleará la fórmula de estimación de una proporción para poblaciones amplias. Debido al carácter exploratorio del estudio y a que no se dispone de un marco muestral completo de usuarios que gestionen información de salud personal, el cálculo se utilizará únicamente para definir un mínimo operativo y no para realizar inferencia estadística sobre la población de Cochabamba.</w:t>
       </w:r>
     </w:p>
     <w:p>
       <w:pPr>
-        <w:rPr>
-          <w:color w:val="000000" w:themeColor="text1"/>
-        </w:rPr>
-      </w:pPr>
-      <w:r>
-        <w:rPr>
-          <w:rFonts w:ascii="Times New Roman" w:hAnsi="Times New Roman"/>
-          <w:color w:val="000000" w:themeColor="text1"/>
-          <w:sz w:val="24"/>
-        </w:rPr>
-        <w:t xml:space="preserve">Para usuarios potenciales se considerarán como criterios de inclusión: tener 18 años o más, gestionar información relacionada con su propia salud o con la de un familiar o dependiente, contar con un dispositivo con conexión a Internet y aceptar voluntariamente participar mediante consentimiento informado. Para profesionales de salud se requerirá ser mayor de 18 años, ejercer o contar con experiencia en atención sanitaria y/o gestión de información clínica, y </w:t>
-      </w:r>
-      <w:r>
-        <w:rPr>
-          <w:rFonts w:ascii="Times New Roman" w:hAnsi="Times New Roman"/>
-          <w:color w:val="000000" w:themeColor="text1"/>
-          <w:sz w:val="24"/>
-        </w:rPr>
-        <w:lastRenderedPageBreak/>
-        <w:t>aceptar voluntariamente participar. Se excluirá a quienes no cumplan los criterios de inclusión o decidan retirarse del estudio en cualquier momento.</w:t>
+        <w:jc w:val="center"/>
+      </w:pPr>
+      <w:r>
+        <w:t>n = (Z</w:t>
+      </w:r>
+      <w:r>
+        <w:rPr>
+          <w:vertAlign w:val="superscript"/>
+        </w:rPr>
+        <w:t>2</w:t>
+      </w:r>
+      <w:r>
+        <w:t xml:space="preserve"> · p · q) / e</w:t>
+      </w:r>
+      <w:r>
+        <w:rPr>
+          <w:vertAlign w:val="superscript"/>
+        </w:rPr>
+        <w:t>2</w:t>
       </w:r>
     </w:p>
     <w:p>
       <w:pPr>
-        <w:pStyle w:val="Ttulo1"/>
+        <w:jc w:val="center"/>
+      </w:pPr>
+      <w:r>
+        <w:t>n = (1,96</w:t>
+      </w:r>
+      <w:r>
+        <w:rPr>
+          <w:vertAlign w:val="superscript"/>
+        </w:rPr>
+        <w:t>2</w:t>
+      </w:r>
+      <w:r>
+        <w:t xml:space="preserve"> · 0,50 · 0,50) / 0,20</w:t>
+      </w:r>
+      <w:r>
+        <w:rPr>
+          <w:vertAlign w:val="superscript"/>
+        </w:rPr>
+        <w:t>2</w:t>
+      </w:r>
+      <w:r>
+        <w:t xml:space="preserve"> = 24,01 ≈ 25 participantes</w:t>
+      </w:r>
+    </w:p>
+    <w:p>
+      <w:r>
+        <w:t>Donde n representa el tamaño mínimo de la muestra, Z = 1,96 corresponde a un nivel de confianza del 95 %, p = 0,50 y q = 0,50 representan la máxima variabilidad esperada y e = 0,20 corresponde al margen de error admitido para esta evaluación exploratoria. En consecuencia, se trabajará con un mínimo de 25 usuarios potenciales, seleccionados mediante muestreo no probabilístico por conveniencia. Los resultados serán analizados de forma descriptiva y no se generalizarán estadísticamente a toda la población.</w:t>
+      </w:r>
+    </w:p>
+    <w:p>
+      <w:pPr>
+        <w:rPr>
+          <w:color w:val="000000" w:themeColor="text1"/>
+        </w:rPr>
+      </w:pPr>
+      <w:r>
+        <w:t>Para profesionales de salud se seleccionarán entre 5 y 8 participantes mediante muestreo no probabilístico intencional, considerando su experiencia y pertinencia respecto al manejo de información clínica. Debido a que este componente tiene finalidad cualitativa, no se aplicará una fórmula probabilística para determinar su tamaño; la participación estará orientada a obtener una valoración profesional de las funcionalidades, los límites y la seguridad del sistema.</w:t>
+      </w:r>
+    </w:p>
+    <w:p>
+      <w:pPr>
+        <w:rPr>
+          <w:color w:val="000000" w:themeColor="text1"/>
+        </w:rPr>
+      </w:pPr>
+      <w:r>
+        <w:rPr>
+          <w:rFonts w:ascii="Times New Roman" w:hAnsi="Times New Roman"/>
+          <w:color w:val="000000" w:themeColor="text1"/>
+          <w:sz w:val="24"/>
+        </w:rPr>
+        <w:t>Para usuarios potenciales se considerarán como criterios de inclusión: tener 18 años o más, gestionar información relacionada con su propia salud o con la de un familiar o dependiente, contar con un dispositivo con conexión a Internet y aceptar voluntariamente participar mediante consentimiento informado. Para profesionales de salud se requerirá ser mayor de 18 años, ejercer o contar con experiencia en atención sanitaria y/o gestión de información clínica, y aceptar voluntariamente participar. Se excluirá a quienes no cumplan los criterios de inclusión o decidan retirarse del estudio en cualquier momento.</w:t>
+      </w:r>
+    </w:p>
+    <w:p>
+      <w:pPr>
+        <w:pStyle w:val="Heading1"/>
         <w:jc w:val="left"/>
         <w:rPr>
           <w:color w:val="000000" w:themeColor="text1"/>
@@ -7040,6 +8090,7 @@
         <w:rPr>
           <w:color w:val="000000" w:themeColor="text1"/>
         </w:rPr>
+        <w:lastRenderedPageBreak/>
         <w:t>8 ÍNDICE TENTATIVO</w:t>
       </w:r>
     </w:p>
@@ -7787,7 +8838,6 @@
           <w:color w:val="000000" w:themeColor="text1"/>
           <w:sz w:val="24"/>
         </w:rPr>
-        <w:lastRenderedPageBreak/>
         <w:t>1.6. MARCO DE EVALUACIÓN</w:t>
       </w:r>
     </w:p>
@@ -7842,6 +8892,7 @@
           <w:color w:val="000000" w:themeColor="text1"/>
           <w:sz w:val="24"/>
         </w:rPr>
+        <w:lastRenderedPageBreak/>
         <w:t>1.6.2. RETROALIMENTACIÓN CUALITATIVA Y CUANTITATIVA</w:t>
       </w:r>
     </w:p>
@@ -8587,7 +9638,6 @@
           <w:color w:val="000000" w:themeColor="text1"/>
           <w:sz w:val="24"/>
         </w:rPr>
-        <w:lastRenderedPageBreak/>
         <w:t>3.3. EVALUACIÓN DE LA FUNCIONALIDAD DE INTELIGENCIA ARTIFICIAL</w:t>
       </w:r>
     </w:p>
@@ -8642,6 +9692,7 @@
           <w:color w:val="000000" w:themeColor="text1"/>
           <w:sz w:val="24"/>
         </w:rPr>
+        <w:lastRenderedPageBreak/>
         <w:t>3.3.2. ANÁLISIS DE RESPUESTAS INCORRECTAS O INCIERTAS</w:t>
       </w:r>
     </w:p>
@@ -8881,7 +9932,7 @@
     </w:p>
     <w:p>
       <w:pPr>
-        <w:pStyle w:val="Ttulo1"/>
+        <w:pStyle w:val="Heading1"/>
         <w:jc w:val="left"/>
         <w:rPr>
           <w:color w:val="000000" w:themeColor="text1"/>
@@ -8915,7 +9966,7 @@
           <w:color w:val="000000" w:themeColor="text1"/>
           <w:sz w:val="24"/>
         </w:rPr>
-        <w:t xml:space="preserve">El cronograma organiza las actividades del proyecto durante el periodo agosto-diciembre de 2026, una vez aprobado el perfil. Como se presenta en la Tabla 2, la secuencia inicia con el diseño y validación de instrumentos, continúa con el levantamiento diagnóstico, diseño y desarrollo incremental, y finaliza con pruebas, análisis de resultados y documentación. Las fechas podrán ajustarse al calendario académico y a las observaciones de la tutora sin modificar </w:t>
+        <w:t xml:space="preserve">El cronograma organiza las actividades del proyecto durante el periodo octubre de 2026-febrero de 2027, una vez aprobado el perfil. Como se presenta en la Tabla 2, la secuencia inicia con el diseño y validación de instrumentos, continúa con el levantamiento diagnóstico, diseño y desarrollo incremental, y finaliza con pruebas, análisis de resultados y documentación. Las fechas podrán ajustarse al calendario académico y a las observaciones de la tutora sin modificar </w:t>
       </w:r>
       <w:r>
         <w:rPr>
@@ -8929,6 +9980,7 @@
     <w:p>
       <w:pPr>
         <w:pStyle w:val="DAAPCaption"/>
+        <w:keepNext/>
         <w:rPr>
           <w:rFonts w:ascii="Times New Roman" w:hAnsi="Times New Roman" w:cs="Times New Roman"/>
           <w:color w:val="000000" w:themeColor="text1"/>
@@ -8944,7 +9996,7 @@
           <w:szCs w:val="18"/>
         </w:rPr>
         <w:lastRenderedPageBreak/>
-        <w:t>Tabla 2. Cronograma de actividades del proyecto, agosto-diciembre de 2026</w:t>
+        <w:t>Tabla 2. Cronograma de actividades del proyecto, octubre de 2026-febrero de 2027</w:t>
       </w:r>
     </w:p>
     <w:tbl>
@@ -8996,7 +10048,9 @@
       </w:tblGrid>
       <w:tr>
         <w:trPr>
+          <w:cantSplit/>
           <w:trHeight w:val="282"/>
+          <w:tblHeader/>
           <w:jc w:val="center"/>
         </w:trPr>
         <w:tc>
@@ -9035,7 +10089,9 @@
       </w:tr>
       <w:tr>
         <w:trPr>
+          <w:cantSplit/>
           <w:trHeight w:val="238"/>
+          <w:tblHeader/>
           <w:jc w:val="center"/>
         </w:trPr>
         <w:tc>
@@ -9246,7 +10302,9 @@
         <w:trPr>
           <w:gridAfter w:val="1"/>
           <w:wAfter w:w="12" w:type="dxa"/>
+          <w:cantSplit/>
           <w:trHeight w:val="205"/>
+          <w:tblHeader/>
           <w:jc w:val="center"/>
         </w:trPr>
         <w:tc>
@@ -9980,6 +11038,7 @@
       </w:tr>
       <w:tr>
         <w:trPr>
+          <w:cantSplit/>
           <w:trHeight w:val="227"/>
           <w:jc w:val="center"/>
         </w:trPr>
@@ -10067,6 +11126,7 @@
         <w:trPr>
           <w:gridAfter w:val="1"/>
           <w:wAfter w:w="12" w:type="dxa"/>
+          <w:cantSplit/>
           <w:trHeight w:val="238"/>
           <w:jc w:val="center"/>
         </w:trPr>
@@ -10616,6 +11676,7 @@
         <w:trPr>
           <w:gridAfter w:val="1"/>
           <w:wAfter w:w="12" w:type="dxa"/>
+          <w:cantSplit/>
           <w:trHeight w:val="238"/>
           <w:jc w:val="center"/>
         </w:trPr>
@@ -11164,6 +12225,7 @@
         <w:trPr>
           <w:gridAfter w:val="1"/>
           <w:wAfter w:w="12" w:type="dxa"/>
+          <w:cantSplit/>
           <w:trHeight w:val="238"/>
           <w:jc w:val="center"/>
         </w:trPr>
@@ -11712,6 +12774,7 @@
         <w:trPr>
           <w:gridAfter w:val="1"/>
           <w:wAfter w:w="12" w:type="dxa"/>
+          <w:cantSplit/>
           <w:trHeight w:val="238"/>
           <w:jc w:val="center"/>
         </w:trPr>
@@ -12258,6 +13321,7 @@
       </w:tr>
       <w:tr>
         <w:trPr>
+          <w:cantSplit/>
           <w:trHeight w:val="227"/>
           <w:jc w:val="center"/>
         </w:trPr>
@@ -12300,6 +13364,7 @@
         <w:trPr>
           <w:gridAfter w:val="1"/>
           <w:wAfter w:w="12" w:type="dxa"/>
+          <w:cantSplit/>
           <w:trHeight w:val="238"/>
           <w:jc w:val="center"/>
         </w:trPr>
@@ -12330,7 +13395,7 @@
                 <w:sz w:val="18"/>
                 <w:szCs w:val="18"/>
               </w:rPr>
-              <w:t>Diseño de prototipos y flujos de navegación en Figma</w:t>
+              <w:t>Diseño de prototipos y flujos de navegación</w:t>
             </w:r>
           </w:p>
         </w:tc>
@@ -12848,6 +13913,7 @@
         <w:trPr>
           <w:gridAfter w:val="1"/>
           <w:wAfter w:w="12" w:type="dxa"/>
+          <w:cantSplit/>
           <w:trHeight w:val="238"/>
           <w:jc w:val="center"/>
         </w:trPr>
@@ -13395,6 +14461,7 @@
         <w:trPr>
           <w:gridAfter w:val="1"/>
           <w:wAfter w:w="12" w:type="dxa"/>
+          <w:cantSplit/>
           <w:trHeight w:val="238"/>
           <w:jc w:val="center"/>
         </w:trPr>
@@ -13942,6 +15009,7 @@
         <w:trPr>
           <w:gridAfter w:val="1"/>
           <w:wAfter w:w="12" w:type="dxa"/>
+          <w:cantSplit/>
           <w:trHeight w:val="238"/>
           <w:jc w:val="center"/>
         </w:trPr>
@@ -14489,6 +15557,7 @@
         <w:trPr>
           <w:gridAfter w:val="1"/>
           <w:wAfter w:w="12" w:type="dxa"/>
+          <w:cantSplit/>
           <w:trHeight w:val="238"/>
           <w:jc w:val="center"/>
         </w:trPr>
@@ -15033,6 +16102,7 @@
       </w:tr>
       <w:tr>
         <w:trPr>
+          <w:cantSplit/>
           <w:trHeight w:val="227"/>
           <w:jc w:val="center"/>
         </w:trPr>
@@ -15075,6 +16145,7 @@
         <w:trPr>
           <w:gridAfter w:val="1"/>
           <w:wAfter w:w="12" w:type="dxa"/>
+          <w:cantSplit/>
           <w:trHeight w:val="238"/>
           <w:jc w:val="center"/>
         </w:trPr>
@@ -15621,6 +16692,7 @@
         <w:trPr>
           <w:gridAfter w:val="1"/>
           <w:wAfter w:w="12" w:type="dxa"/>
+          <w:cantSplit/>
           <w:trHeight w:val="238"/>
           <w:jc w:val="center"/>
         </w:trPr>
@@ -16168,6 +17240,7 @@
         <w:trPr>
           <w:gridAfter w:val="1"/>
           <w:wAfter w:w="12" w:type="dxa"/>
+          <w:cantSplit/>
           <w:trHeight w:val="238"/>
           <w:jc w:val="center"/>
         </w:trPr>
@@ -16715,6 +17788,7 @@
         <w:trPr>
           <w:gridAfter w:val="1"/>
           <w:wAfter w:w="12" w:type="dxa"/>
+          <w:cantSplit/>
           <w:trHeight w:val="238"/>
           <w:jc w:val="center"/>
         </w:trPr>
@@ -17262,6 +18336,7 @@
         <w:trPr>
           <w:gridAfter w:val="1"/>
           <w:wAfter w:w="12" w:type="dxa"/>
+          <w:cantSplit/>
           <w:trHeight w:val="238"/>
           <w:jc w:val="center"/>
         </w:trPr>
@@ -17809,6 +18884,7 @@
         <w:trPr>
           <w:gridAfter w:val="1"/>
           <w:wAfter w:w="12" w:type="dxa"/>
+          <w:cantSplit/>
           <w:trHeight w:val="292"/>
           <w:jc w:val="center"/>
         </w:trPr>
@@ -18354,6 +19430,7 @@
       </w:tr>
       <w:tr>
         <w:trPr>
+          <w:cantSplit/>
           <w:trHeight w:val="227"/>
           <w:jc w:val="center"/>
         </w:trPr>
@@ -18396,6 +19473,7 @@
         <w:trPr>
           <w:gridAfter w:val="1"/>
           <w:wAfter w:w="12" w:type="dxa"/>
+          <w:cantSplit/>
           <w:trHeight w:val="238"/>
           <w:jc w:val="center"/>
         </w:trPr>
@@ -18943,6 +20021,7 @@
         <w:trPr>
           <w:gridAfter w:val="1"/>
           <w:wAfter w:w="12" w:type="dxa"/>
+          <w:cantSplit/>
           <w:trHeight w:val="238"/>
           <w:jc w:val="center"/>
         </w:trPr>
@@ -19490,6 +20569,7 @@
         <w:trPr>
           <w:gridAfter w:val="1"/>
           <w:wAfter w:w="12" w:type="dxa"/>
+          <w:cantSplit/>
           <w:trHeight w:val="238"/>
           <w:jc w:val="center"/>
         </w:trPr>
@@ -20042,6 +21122,7 @@
         <w:trPr>
           <w:gridAfter w:val="1"/>
           <w:wAfter w:w="12" w:type="dxa"/>
+          <w:cantSplit/>
           <w:trHeight w:val="238"/>
           <w:jc w:val="center"/>
         </w:trPr>
@@ -20587,6 +21668,7 @@
       </w:tr>
       <w:tr>
         <w:trPr>
+          <w:cantSplit/>
           <w:trHeight w:val="227"/>
           <w:jc w:val="center"/>
         </w:trPr>
@@ -20630,6 +21712,7 @@
         <w:trPr>
           <w:gridAfter w:val="1"/>
           <w:wAfter w:w="12" w:type="dxa"/>
+          <w:cantSplit/>
           <w:trHeight w:val="238"/>
           <w:jc w:val="center"/>
         </w:trPr>
@@ -21176,6 +22259,7 @@
         <w:trPr>
           <w:gridAfter w:val="1"/>
           <w:wAfter w:w="12" w:type="dxa"/>
+          <w:cantSplit/>
           <w:trHeight w:val="238"/>
           <w:jc w:val="center"/>
         </w:trPr>
@@ -21722,6 +22806,7 @@
         <w:trPr>
           <w:gridAfter w:val="1"/>
           <w:wAfter w:w="12" w:type="dxa"/>
+          <w:cantSplit/>
           <w:trHeight w:val="238"/>
           <w:jc w:val="center"/>
         </w:trPr>
@@ -22269,6 +23354,7 @@
         <w:trPr>
           <w:gridAfter w:val="1"/>
           <w:wAfter w:w="12" w:type="dxa"/>
+          <w:cantSplit/>
           <w:trHeight w:val="238"/>
           <w:jc w:val="center"/>
         </w:trPr>
@@ -22816,6 +23902,7 @@
         <w:trPr>
           <w:gridAfter w:val="1"/>
           <w:wAfter w:w="12" w:type="dxa"/>
+          <w:cantSplit/>
           <w:trHeight w:val="238"/>
           <w:jc w:val="center"/>
         </w:trPr>
@@ -23363,6 +24450,7 @@
         <w:trPr>
           <w:gridAfter w:val="1"/>
           <w:wAfter w:w="12" w:type="dxa"/>
+          <w:cantSplit/>
           <w:trHeight w:val="238"/>
           <w:jc w:val="center"/>
         </w:trPr>
@@ -23909,6 +24997,7 @@
         <w:trPr>
           <w:gridAfter w:val="1"/>
           <w:wAfter w:w="12" w:type="dxa"/>
+          <w:cantSplit/>
           <w:trHeight w:val="238"/>
           <w:jc w:val="center"/>
         </w:trPr>
@@ -23939,7 +25028,25 @@
                 <w:sz w:val="18"/>
                 <w:szCs w:val="18"/>
               </w:rPr>
-              <w:t>Correcciones, retesting y regresión</w:t>
+              <w:t xml:space="preserve">Correcciones, </w:t>
+            </w:r>
+            <w:proofErr w:type="spellStart"/>
+            <w:r>
+              <w:rPr>
+                <w:rFonts w:ascii="Times New Roman" w:hAnsi="Times New Roman" w:cs="Times New Roman"/>
+                <w:sz w:val="18"/>
+                <w:szCs w:val="18"/>
+              </w:rPr>
+              <w:t>retesting</w:t>
+            </w:r>
+            <w:proofErr w:type="spellEnd"/>
+            <w:r>
+              <w:rPr>
+                <w:rFonts w:ascii="Times New Roman" w:hAnsi="Times New Roman" w:cs="Times New Roman"/>
+                <w:sz w:val="18"/>
+                <w:szCs w:val="18"/>
+              </w:rPr>
+              <w:t xml:space="preserve"> y regresión</w:t>
             </w:r>
           </w:p>
         </w:tc>
@@ -24454,6 +25561,7 @@
       </w:tr>
       <w:tr>
         <w:trPr>
+          <w:cantSplit/>
           <w:trHeight w:val="227"/>
           <w:jc w:val="center"/>
         </w:trPr>
@@ -24496,6 +25604,7 @@
         <w:trPr>
           <w:gridAfter w:val="1"/>
           <w:wAfter w:w="12" w:type="dxa"/>
+          <w:cantSplit/>
           <w:trHeight w:val="238"/>
           <w:jc w:val="center"/>
         </w:trPr>
@@ -25052,6 +26161,7 @@
         <w:trPr>
           <w:gridAfter w:val="1"/>
           <w:wAfter w:w="12" w:type="dxa"/>
+          <w:cantSplit/>
           <w:trHeight w:val="238"/>
           <w:jc w:val="center"/>
         </w:trPr>
@@ -25599,6 +26709,7 @@
         <w:trPr>
           <w:gridAfter w:val="1"/>
           <w:wAfter w:w="12" w:type="dxa"/>
+          <w:cantSplit/>
           <w:trHeight w:val="238"/>
           <w:jc w:val="center"/>
         </w:trPr>
@@ -26146,6 +27257,7 @@
         <w:trPr>
           <w:gridAfter w:val="1"/>
           <w:wAfter w:w="12" w:type="dxa"/>
+          <w:cantSplit/>
           <w:trHeight w:val="238"/>
           <w:jc w:val="center"/>
         </w:trPr>
@@ -26699,7 +27811,7 @@
           <w:footerReference w:type="default" r:id="rId16"/>
           <w:pgSz w:w="15840" w:h="12240" w:orient="landscape" w:code="1"/>
           <w:pgMar w:top="720" w:right="720" w:bottom="720" w:left="720" w:header="720" w:footer="720" w:gutter="0"/>
-          <w:pgNumType w:start="1"/>
+          <w:pgNumType w:start="26"/>
           <w:cols w:space="720"/>
           <w:docGrid w:linePitch="299"/>
         </w:sectPr>
@@ -26707,7 +27819,7 @@
     </w:p>
     <w:p>
       <w:pPr>
-        <w:pStyle w:val="Ttulo1"/>
+        <w:pStyle w:val="Heading1"/>
         <w:jc w:val="left"/>
         <w:rPr>
           <w:rFonts w:ascii="Times New Roman" w:hAnsi="Times New Roman" w:cs="Times New Roman"/>
@@ -26725,664 +27837,787 @@
     </w:p>
     <w:p>
       <w:pPr>
-        <w:pStyle w:val="Bibliografa"/>
-        <w:ind w:left="720" w:hanging="720"/>
-        <w:rPr>
-          <w:rFonts w:ascii="Times New Roman" w:hAnsi="Times New Roman" w:cs="Times New Roman"/>
+        <w:pStyle w:val="Bibliography"/>
+        <w:rPr>
           <w:noProof/>
-          <w:color w:val="000000" w:themeColor="text1"/>
-          <w:sz w:val="24"/>
           <w:szCs w:val="24"/>
-        </w:rPr>
-      </w:pPr>
-      <w:r>
-        <w:rPr>
-          <w:rFonts w:ascii="Times New Roman" w:hAnsi="Times New Roman" w:cs="Times New Roman"/>
+          <w:lang w:val="es-ES"/>
+        </w:rPr>
+      </w:pPr>
+      <w:r>
+        <w:rPr>
+          <w:rFonts w:cs="Times New Roman"/>
           <w:color w:val="000000" w:themeColor="text1"/>
         </w:rPr>
         <w:fldChar w:fldCharType="begin"/>
       </w:r>
       <w:r>
         <w:rPr>
-          <w:rFonts w:ascii="Times New Roman" w:hAnsi="Times New Roman" w:cs="Times New Roman"/>
+          <w:rFonts w:cs="Times New Roman"/>
           <w:color w:val="000000" w:themeColor="text1"/>
         </w:rPr>
         <w:instrText xml:space="preserve"> BIBLIOGRAPHY \l 3082 </w:instrText>
       </w:r>
       <w:r>
         <w:rPr>
-          <w:rFonts w:ascii="Times New Roman" w:hAnsi="Times New Roman" w:cs="Times New Roman"/>
+          <w:rFonts w:cs="Times New Roman"/>
           <w:color w:val="000000" w:themeColor="text1"/>
         </w:rPr>
         <w:fldChar w:fldCharType="separate"/>
       </w:r>
       <w:r>
         <w:rPr>
-          <w:rFonts w:ascii="Times New Roman" w:hAnsi="Times New Roman" w:cs="Times New Roman"/>
-          <w:color w:val="000000" w:themeColor="text1"/>
-        </w:rPr>
-        <w:t>About GitHub and Git. (2026). Obtenido de https://docs.github.com/en/get-started/start-your-journey/about-github-and-git</w:t>
-      </w:r>
-    </w:p>
-    <w:p>
-      <w:pPr>
-        <w:pStyle w:val="Bibliografa"/>
-        <w:ind w:left="720" w:hanging="720"/>
-        <w:rPr>
-          <w:rFonts w:ascii="Times New Roman" w:hAnsi="Times New Roman" w:cs="Times New Roman"/>
-          <w:noProof/>
-          <w:color w:val="000000" w:themeColor="text1"/>
-          <w:lang w:val="en-US"/>
-        </w:rPr>
-      </w:pPr>
-      <w:r>
-        <w:rPr>
-          <w:rFonts w:ascii="Times New Roman" w:hAnsi="Times New Roman" w:cs="Times New Roman"/>
-          <w:noProof/>
-          <w:color w:val="000000" w:themeColor="text1"/>
-          <w:lang w:val="en-US"/>
-        </w:rPr>
-        <w:t>Anderson, D. J. (2010). Kanban: Successful evolutionary change for your technology business. Blue Hole Press.</w:t>
-      </w:r>
-    </w:p>
-    <w:p>
-      <w:pPr>
-        <w:pStyle w:val="Bibliografa"/>
-        <w:ind w:left="720" w:hanging="720"/>
-        <w:rPr>
-          <w:rFonts w:ascii="Times New Roman" w:hAnsi="Times New Roman" w:cs="Times New Roman"/>
-          <w:noProof/>
-          <w:color w:val="000000" w:themeColor="text1"/>
-          <w:lang w:val="en-US"/>
-        </w:rPr>
-      </w:pPr>
-      <w:r>
-        <w:rPr>
-          <w:rFonts w:ascii="Times New Roman" w:hAnsi="Times New Roman" w:cs="Times New Roman"/>
           <w:i/>
           <w:iCs/>
           <w:noProof/>
-          <w:color w:val="000000" w:themeColor="text1"/>
-          <w:lang w:val="en-US"/>
-        </w:rPr>
-        <w:t>Bowen, G. A. (2009). Document analysis as a qualitative research method. 9(2), 27-40.</w:t>
+          <w:lang w:val="es-ES"/>
+        </w:rPr>
+        <w:t>About GitHub and Git</w:t>
+      </w:r>
+      <w:r>
+        <w:rPr>
+          <w:noProof/>
+          <w:lang w:val="es-ES"/>
+        </w:rPr>
+        <w:t>. (2026). Obtenido de https://docs.github.com/en/get-started/start-your-journey/about-github-and-git</w:t>
       </w:r>
     </w:p>
     <w:p>
       <w:pPr>
-        <w:pStyle w:val="Bibliografa"/>
-        <w:ind w:left="720" w:hanging="720"/>
-        <w:rPr>
-          <w:rFonts w:ascii="Times New Roman" w:hAnsi="Times New Roman" w:cs="Times New Roman"/>
+        <w:pStyle w:val="Bibliography"/>
+        <w:rPr>
           <w:noProof/>
-          <w:color w:val="000000" w:themeColor="text1"/>
-          <w:lang w:val="en-US"/>
-        </w:rPr>
-      </w:pPr>
-      <w:r>
-        <w:rPr>
-          <w:rFonts w:ascii="Times New Roman" w:hAnsi="Times New Roman" w:cs="Times New Roman"/>
+          <w:lang w:val="es-ES"/>
+        </w:rPr>
+      </w:pPr>
+      <w:r>
+        <w:rPr>
           <w:noProof/>
-          <w:color w:val="000000" w:themeColor="text1"/>
-          <w:lang w:val="en-US"/>
-        </w:rPr>
-        <w:t>Brooke, J. (1996). SUS: A quick and dirty usability scale. En Usability evaluation in industry (págs. 189-194). Taylor &amp; Francis.</w:t>
-      </w:r>
-    </w:p>
-    <w:p>
-      <w:pPr>
-        <w:pStyle w:val="Bibliografa"/>
-        <w:ind w:left="720" w:hanging="720"/>
-        <w:rPr>
-          <w:rFonts w:ascii="Times New Roman" w:hAnsi="Times New Roman" w:cs="Times New Roman"/>
-          <w:noProof/>
-          <w:color w:val="000000" w:themeColor="text1"/>
-        </w:rPr>
-      </w:pPr>
-      <w:r>
-        <w:rPr>
-          <w:rFonts w:ascii="Times New Roman" w:hAnsi="Times New Roman" w:cs="Times New Roman"/>
-          <w:noProof/>
-          <w:color w:val="000000" w:themeColor="text1"/>
-          <w:lang w:val="en-US"/>
-        </w:rPr>
-        <w:t xml:space="preserve">Chacon, S., &amp; Straub, B. (2014). Pro Git (2 ed.). Apress. </w:t>
-      </w:r>
-      <w:r>
-        <w:rPr>
-          <w:rFonts w:ascii="Times New Roman" w:hAnsi="Times New Roman" w:cs="Times New Roman"/>
-          <w:noProof/>
-          <w:color w:val="000000" w:themeColor="text1"/>
-        </w:rPr>
-        <w:t>Obtenido de https://git-scm.com/book/en/v2</w:t>
-      </w:r>
-    </w:p>
-    <w:p>
-      <w:pPr>
-        <w:pStyle w:val="Bibliografa"/>
-        <w:ind w:left="720" w:hanging="720"/>
-        <w:rPr>
-          <w:rFonts w:ascii="Times New Roman" w:hAnsi="Times New Roman" w:cs="Times New Roman"/>
-          <w:noProof/>
-          <w:color w:val="000000" w:themeColor="text1"/>
           <w:lang w:val="es-ES"/>
         </w:rPr>
-      </w:pPr>
-      <w:r>
-        <w:rPr>
-          <w:rFonts w:ascii="Times New Roman" w:hAnsi="Times New Roman" w:cs="Times New Roman"/>
-          <w:noProof/>
-          <w:color w:val="000000" w:themeColor="text1"/>
-        </w:rPr>
-        <w:t>DeepSeek API Docs. (2026). Obtenido de https://api-docs.deepseek.com/</w:t>
-      </w:r>
-    </w:p>
-    <w:p>
-      <w:pPr>
-        <w:pStyle w:val="Bibliografa"/>
-        <w:ind w:left="720" w:hanging="720"/>
-        <w:rPr>
-          <w:rFonts w:ascii="Times New Roman" w:hAnsi="Times New Roman" w:cs="Times New Roman"/>
-          <w:noProof/>
-          <w:color w:val="000000" w:themeColor="text1"/>
-          <w:lang w:val="en-US"/>
-        </w:rPr>
-      </w:pPr>
-      <w:r>
-        <w:rPr>
-          <w:rFonts w:ascii="Times New Roman" w:hAnsi="Times New Roman" w:cs="Times New Roman"/>
+        <w:t xml:space="preserve">Anderson, D. J. (2010). </w:t>
+      </w:r>
+      <w:r>
+        <w:rPr>
           <w:i/>
           <w:iCs/>
           <w:noProof/>
-          <w:color w:val="000000" w:themeColor="text1"/>
-          <w:lang w:val="en-US"/>
-        </w:rPr>
-        <w:t>Ethical considerations and data protection principles for digital personal health records. (2022). Obtenido de https://smart.who.int/trust/</w:t>
+          <w:lang w:val="es-ES"/>
+        </w:rPr>
+        <w:t>Kanban: Successful evolutionary change for your technology business.</w:t>
+      </w:r>
+      <w:r>
+        <w:rPr>
+          <w:noProof/>
+          <w:lang w:val="es-ES"/>
+        </w:rPr>
+        <w:t xml:space="preserve"> Blue Hole Press.</w:t>
       </w:r>
     </w:p>
     <w:p>
       <w:pPr>
-        <w:pStyle w:val="Bibliografa"/>
-        <w:ind w:left="720" w:hanging="720"/>
-        <w:rPr>
-          <w:rFonts w:ascii="Times New Roman" w:hAnsi="Times New Roman" w:cs="Times New Roman"/>
+        <w:pStyle w:val="Bibliography"/>
+        <w:rPr>
           <w:noProof/>
-          <w:color w:val="000000" w:themeColor="text1"/>
-          <w:lang w:val="en-US"/>
-        </w:rPr>
-      </w:pPr>
-      <w:r>
-        <w:rPr>
-          <w:rFonts w:ascii="Times New Roman" w:hAnsi="Times New Roman" w:cs="Times New Roman"/>
+          <w:lang w:val="es-ES"/>
+        </w:rPr>
+      </w:pPr>
+      <w:r>
+        <w:rPr>
+          <w:noProof/>
+          <w:lang w:val="es-ES"/>
+        </w:rPr>
+        <w:t xml:space="preserve">Bowen, G. A. (2009). Document analysis as a qualitative research method. </w:t>
+      </w:r>
+      <w:r>
+        <w:rPr>
           <w:i/>
           <w:iCs/>
           <w:noProof/>
-          <w:color w:val="000000" w:themeColor="text1"/>
-          <w:lang w:val="en-US"/>
-        </w:rPr>
-        <w:t>(2025). Ethics and governance of artificial intelligence for health: Guidance on large multi-modal models. Obtenido de https://www.who.int/publications/i/item/9789240084759</w:t>
+          <w:lang w:val="es-ES"/>
+        </w:rPr>
+        <w:t>9</w:t>
+      </w:r>
+      <w:r>
+        <w:rPr>
+          <w:noProof/>
+          <w:lang w:val="es-ES"/>
+        </w:rPr>
+        <w:t>(2), 27-40.</w:t>
       </w:r>
     </w:p>
     <w:p>
       <w:pPr>
-        <w:pStyle w:val="Bibliografa"/>
-        <w:ind w:left="720" w:hanging="720"/>
-        <w:rPr>
-          <w:rFonts w:ascii="Times New Roman" w:hAnsi="Times New Roman" w:cs="Times New Roman"/>
+        <w:pStyle w:val="Bibliography"/>
+        <w:rPr>
           <w:noProof/>
-          <w:color w:val="000000" w:themeColor="text1"/>
-        </w:rPr>
-      </w:pPr>
-      <w:r>
-        <w:rPr>
-          <w:rFonts w:ascii="Times New Roman" w:hAnsi="Times New Roman" w:cs="Times New Roman"/>
+          <w:lang w:val="es-ES"/>
+        </w:rPr>
+      </w:pPr>
+      <w:r>
+        <w:rPr>
           <w:noProof/>
-          <w:color w:val="000000" w:themeColor="text1"/>
-          <w:lang w:val="en-US"/>
-        </w:rPr>
-        <w:t xml:space="preserve">(2021). Ethics and governance of artificial intelligence for health: WHO guidance. </w:t>
-      </w:r>
-      <w:r>
-        <w:rPr>
-          <w:rFonts w:ascii="Times New Roman" w:hAnsi="Times New Roman" w:cs="Times New Roman"/>
-          <w:noProof/>
-          <w:color w:val="000000" w:themeColor="text1"/>
-        </w:rPr>
-        <w:t>Obtenido de https://www.who.int/publications/i/item/9789240029200</w:t>
-      </w:r>
-    </w:p>
-    <w:p>
-      <w:pPr>
-        <w:pStyle w:val="Bibliografa"/>
-        <w:ind w:left="720" w:hanging="720"/>
-        <w:rPr>
-          <w:rFonts w:ascii="Times New Roman" w:hAnsi="Times New Roman" w:cs="Times New Roman"/>
-          <w:noProof/>
-          <w:color w:val="000000" w:themeColor="text1"/>
           <w:lang w:val="es-ES"/>
         </w:rPr>
-      </w:pPr>
-      <w:r>
-        <w:rPr>
-          <w:rFonts w:ascii="Times New Roman" w:hAnsi="Times New Roman" w:cs="Times New Roman"/>
-          <w:noProof/>
-          <w:color w:val="000000" w:themeColor="text1"/>
-        </w:rPr>
-        <w:t>Express.js Documentation. (2026). Obtenido de https://expressjs.com/</w:t>
-      </w:r>
-    </w:p>
-    <w:p>
-      <w:pPr>
-        <w:pStyle w:val="Bibliografa"/>
-        <w:ind w:left="720" w:hanging="720"/>
-        <w:rPr>
-          <w:rFonts w:ascii="Times New Roman" w:hAnsi="Times New Roman" w:cs="Times New Roman"/>
-          <w:noProof/>
-          <w:color w:val="000000" w:themeColor="text1"/>
-          <w:lang w:val="es-ES"/>
-        </w:rPr>
-      </w:pPr>
-      <w:r>
-        <w:rPr>
-          <w:rFonts w:ascii="Times New Roman" w:hAnsi="Times New Roman" w:cs="Times New Roman"/>
+        <w:t xml:space="preserve">Brooke, J. (1996). SUS: A quick and dirty usability scale. En </w:t>
+      </w:r>
+      <w:r>
+        <w:rPr>
           <w:i/>
           <w:iCs/>
           <w:noProof/>
-          <w:color w:val="000000" w:themeColor="text1"/>
           <w:lang w:val="es-ES"/>
         </w:rPr>
-        <w:t>FHIR Release 5 (v5.0.0). (2023). Obtenido de https://hl7.org/fhir/</w:t>
+        <w:t>Usability evaluation in industry</w:t>
+      </w:r>
+      <w:r>
+        <w:rPr>
+          <w:noProof/>
+          <w:lang w:val="es-ES"/>
+        </w:rPr>
+        <w:t xml:space="preserve"> (págs. 189-194). Taylor &amp; Francis.</w:t>
       </w:r>
     </w:p>
     <w:p>
       <w:pPr>
-        <w:pStyle w:val="Bibliografa"/>
-        <w:ind w:left="720" w:hanging="720"/>
-        <w:rPr>
-          <w:rFonts w:ascii="Times New Roman" w:hAnsi="Times New Roman" w:cs="Times New Roman"/>
+        <w:pStyle w:val="Bibliography"/>
+        <w:rPr>
           <w:noProof/>
-          <w:color w:val="000000" w:themeColor="text1"/>
           <w:lang w:val="es-ES"/>
         </w:rPr>
       </w:pPr>
       <w:r>
         <w:rPr>
-          <w:rFonts w:ascii="Times New Roman" w:hAnsi="Times New Roman" w:cs="Times New Roman"/>
+          <w:noProof/>
+          <w:lang w:val="es-ES"/>
+        </w:rPr>
+        <w:t xml:space="preserve">Chacon, S., &amp; Straub, B. (2014). </w:t>
+      </w:r>
+      <w:r>
+        <w:rPr>
           <w:i/>
           <w:iCs/>
           <w:noProof/>
-          <w:color w:val="000000" w:themeColor="text1"/>
           <w:lang w:val="es-ES"/>
         </w:rPr>
-        <w:t>Figma Design documentation. (2026). Obtenido de https://help.figma.com/hc/en-us/categories/360002042553-Figma-Design</w:t>
+        <w:t>Pro Git</w:t>
+      </w:r>
+      <w:r>
+        <w:rPr>
+          <w:noProof/>
+          <w:lang w:val="es-ES"/>
+        </w:rPr>
+        <w:t xml:space="preserve"> (2 ed.). Apress. Obtenido de https://git-scm.com/book/en/v2</w:t>
       </w:r>
     </w:p>
     <w:p>
       <w:pPr>
-        <w:pStyle w:val="Bibliografa"/>
-        <w:ind w:left="720" w:hanging="720"/>
-        <w:rPr>
-          <w:rFonts w:ascii="Times New Roman" w:hAnsi="Times New Roman" w:cs="Times New Roman"/>
+        <w:pStyle w:val="Bibliography"/>
+        <w:rPr>
           <w:noProof/>
-          <w:color w:val="000000" w:themeColor="text1"/>
-          <w:lang w:val="en-US"/>
-        </w:rPr>
-      </w:pPr>
-      <w:r>
-        <w:rPr>
-          <w:rFonts w:ascii="Times New Roman" w:hAnsi="Times New Roman" w:cs="Times New Roman"/>
-          <w:noProof/>
-          <w:color w:val="000000" w:themeColor="text1"/>
-          <w:lang w:val="en-US"/>
-        </w:rPr>
-        <w:t>Fink, A. (2019). Conducting research literature reviews: From the Internet to paper (5 ed.). SAGE Publications.</w:t>
-      </w:r>
-    </w:p>
-    <w:p>
-      <w:pPr>
-        <w:pStyle w:val="Bibliografa"/>
-        <w:ind w:left="720" w:hanging="720"/>
-        <w:rPr>
-          <w:rFonts w:ascii="Times New Roman" w:hAnsi="Times New Roman" w:cs="Times New Roman"/>
-          <w:noProof/>
-          <w:color w:val="000000" w:themeColor="text1"/>
-          <w:lang w:val="en-US"/>
-        </w:rPr>
-      </w:pPr>
-      <w:r>
-        <w:rPr>
-          <w:rFonts w:ascii="Times New Roman" w:hAnsi="Times New Roman" w:cs="Times New Roman"/>
-          <w:noProof/>
-          <w:color w:val="000000" w:themeColor="text1"/>
-          <w:lang w:val="en-US"/>
-        </w:rPr>
-        <w:t>(2025). Global strategy on digital health 2020-2027. Obtenido de https://www.who.int/publications/i/item/9789240116870</w:t>
-      </w:r>
-    </w:p>
-    <w:p>
-      <w:pPr>
-        <w:pStyle w:val="Bibliografa"/>
-        <w:ind w:left="720" w:hanging="720"/>
-        <w:rPr>
-          <w:rFonts w:ascii="Times New Roman" w:hAnsi="Times New Roman" w:cs="Times New Roman"/>
-          <w:noProof/>
-          <w:color w:val="000000" w:themeColor="text1"/>
-          <w:lang w:val="en-US"/>
-        </w:rPr>
-      </w:pPr>
-      <w:r>
-        <w:rPr>
-          <w:rFonts w:ascii="Times New Roman" w:hAnsi="Times New Roman" w:cs="Times New Roman"/>
-          <w:noProof/>
-          <w:color w:val="000000" w:themeColor="text1"/>
           <w:lang w:val="es-ES"/>
         </w:rPr>
-        <w:t xml:space="preserve">Hernández Sampieri, R., Fernández Collado, C., &amp; Baptista Lucio, M. (2014). </w:t>
-      </w:r>
-      <w:r>
-        <w:rPr>
-          <w:rFonts w:ascii="Times New Roman" w:hAnsi="Times New Roman" w:cs="Times New Roman"/>
-          <w:noProof/>
-          <w:color w:val="000000" w:themeColor="text1"/>
-          <w:lang w:val="en-US"/>
-        </w:rPr>
-        <w:t>Metodología de la investigación (6 ed.). McGraw-Hill.</w:t>
-      </w:r>
-    </w:p>
-    <w:p>
-      <w:pPr>
-        <w:pStyle w:val="Bibliografa"/>
-        <w:ind w:left="720" w:hanging="720"/>
-        <w:rPr>
-          <w:rFonts w:ascii="Times New Roman" w:hAnsi="Times New Roman" w:cs="Times New Roman"/>
-          <w:noProof/>
-          <w:color w:val="000000" w:themeColor="text1"/>
-          <w:lang w:val="en-US"/>
-        </w:rPr>
-      </w:pPr>
-      <w:r>
-        <w:rPr>
-          <w:rFonts w:ascii="Times New Roman" w:hAnsi="Times New Roman" w:cs="Times New Roman"/>
+      </w:pPr>
+      <w:r>
+        <w:rPr>
           <w:i/>
           <w:iCs/>
           <w:noProof/>
-          <w:color w:val="000000" w:themeColor="text1"/>
-          <w:lang w:val="en-US"/>
-        </w:rPr>
-        <w:t xml:space="preserve">(2018). ISO 9241-11:2018 Ergonomics of human-system interaction - Part 11: Usability: Definitions and concepts. </w:t>
+          <w:lang w:val="es-ES"/>
+        </w:rPr>
+        <w:t>Ethical considerations and data protection principles for digital personal health records</w:t>
+      </w:r>
+      <w:r>
+        <w:rPr>
+          <w:noProof/>
+          <w:lang w:val="es-ES"/>
+        </w:rPr>
+        <w:t>. (2022). Obtenido de https://smart.who.int/trust/</w:t>
       </w:r>
     </w:p>
     <w:p>
       <w:pPr>
-        <w:pStyle w:val="Bibliografa"/>
-        <w:ind w:left="720" w:hanging="720"/>
-        <w:rPr>
-          <w:rFonts w:ascii="Times New Roman" w:hAnsi="Times New Roman" w:cs="Times New Roman"/>
+        <w:pStyle w:val="Bibliography"/>
+        <w:rPr>
           <w:noProof/>
-          <w:color w:val="000000" w:themeColor="text1"/>
-          <w:lang w:val="en-US"/>
-        </w:rPr>
-      </w:pPr>
-      <w:r>
-        <w:rPr>
-          <w:rFonts w:ascii="Times New Roman" w:hAnsi="Times New Roman" w:cs="Times New Roman"/>
+          <w:lang w:val="es-ES"/>
+        </w:rPr>
+      </w:pPr>
+      <w:r>
+        <w:rPr>
           <w:noProof/>
-          <w:color w:val="000000" w:themeColor="text1"/>
-          <w:lang w:val="en-US"/>
-        </w:rPr>
-        <w:lastRenderedPageBreak/>
-        <w:t xml:space="preserve">(2019). ISO 9241-210:2019 Ergonomics of human-system interaction - Part 210: Human-centred design for interactive systems. </w:t>
-      </w:r>
-    </w:p>
-    <w:p>
-      <w:pPr>
-        <w:pStyle w:val="Bibliografa"/>
-        <w:ind w:left="720" w:hanging="720"/>
-        <w:rPr>
-          <w:rFonts w:ascii="Times New Roman" w:hAnsi="Times New Roman" w:cs="Times New Roman"/>
-          <w:noProof/>
-          <w:color w:val="000000" w:themeColor="text1"/>
-        </w:rPr>
-      </w:pPr>
-      <w:r>
-        <w:rPr>
-          <w:rFonts w:ascii="Times New Roman" w:hAnsi="Times New Roman" w:cs="Times New Roman"/>
-          <w:noProof/>
-          <w:color w:val="000000" w:themeColor="text1"/>
-        </w:rPr>
-        <w:t>Lozada, J. (2014). Investigación aplicada: Definición, propiedad intelectual e industria. 3(1), 34-39.</w:t>
-      </w:r>
-    </w:p>
-    <w:p>
-      <w:pPr>
-        <w:pStyle w:val="Bibliografa"/>
-        <w:ind w:left="720" w:hanging="720"/>
-        <w:rPr>
-          <w:rFonts w:ascii="Times New Roman" w:hAnsi="Times New Roman" w:cs="Times New Roman"/>
-          <w:noProof/>
-          <w:color w:val="000000" w:themeColor="text1"/>
           <w:lang w:val="es-ES"/>
         </w:rPr>
-      </w:pPr>
-      <w:r>
-        <w:rPr>
-          <w:rFonts w:ascii="Times New Roman" w:hAnsi="Times New Roman" w:cs="Times New Roman"/>
-          <w:noProof/>
-          <w:color w:val="000000" w:themeColor="text1"/>
-          <w:lang w:val="es-ES"/>
-        </w:rPr>
-        <w:t>MySQL Reference Manual. (2026). Obtenido de https://dev.mysql.com/doc/refman/en/</w:t>
-      </w:r>
-    </w:p>
-    <w:p>
-      <w:pPr>
-        <w:pStyle w:val="Bibliografa"/>
-        <w:ind w:left="720" w:hanging="720"/>
-        <w:rPr>
-          <w:rFonts w:ascii="Times New Roman" w:hAnsi="Times New Roman" w:cs="Times New Roman"/>
-          <w:noProof/>
-          <w:color w:val="000000" w:themeColor="text1"/>
-          <w:lang w:val="es-ES"/>
-        </w:rPr>
-      </w:pPr>
-      <w:r>
-        <w:rPr>
-          <w:rFonts w:ascii="Times New Roman" w:hAnsi="Times New Roman" w:cs="Times New Roman"/>
+        <w:t xml:space="preserve">(2025). </w:t>
+      </w:r>
+      <w:r>
+        <w:rPr>
           <w:i/>
           <w:iCs/>
           <w:noProof/>
-          <w:color w:val="000000" w:themeColor="text1"/>
           <w:lang w:val="es-ES"/>
         </w:rPr>
-        <w:t>Node.js Documentation. (2026). Obtenido de https://nodejs.org/docs/latest/api/</w:t>
+        <w:t>Ethics and governance of artificial intelligence for health: Guidance on large multi-modal models.</w:t>
+      </w:r>
+      <w:r>
+        <w:rPr>
+          <w:noProof/>
+          <w:lang w:val="es-ES"/>
+        </w:rPr>
+        <w:t xml:space="preserve"> Obtenido de https://www.who.int/publications/i/item/9789240084759</w:t>
       </w:r>
     </w:p>
     <w:p>
       <w:pPr>
-        <w:pStyle w:val="Bibliografa"/>
-        <w:ind w:left="720" w:hanging="720"/>
-        <w:rPr>
-          <w:rFonts w:ascii="Times New Roman" w:hAnsi="Times New Roman" w:cs="Times New Roman"/>
+        <w:pStyle w:val="Bibliography"/>
+        <w:rPr>
           <w:noProof/>
-          <w:color w:val="000000" w:themeColor="text1"/>
-          <w:lang w:val="en-US"/>
-        </w:rPr>
-      </w:pPr>
-      <w:r>
-        <w:rPr>
-          <w:rFonts w:ascii="Times New Roman" w:hAnsi="Times New Roman" w:cs="Times New Roman"/>
+          <w:lang w:val="es-ES"/>
+        </w:rPr>
+      </w:pPr>
+      <w:r>
+        <w:rPr>
           <w:noProof/>
-          <w:color w:val="000000" w:themeColor="text1"/>
-          <w:lang w:val="en-US"/>
-        </w:rPr>
-        <w:t>Ohno, T. (1988). Toyota production system: Beyond large-scale production. Productivity Press.</w:t>
-      </w:r>
-    </w:p>
-    <w:p>
-      <w:pPr>
-        <w:pStyle w:val="Bibliografa"/>
-        <w:ind w:left="720" w:hanging="720"/>
-        <w:rPr>
-          <w:rFonts w:ascii="Times New Roman" w:hAnsi="Times New Roman" w:cs="Times New Roman"/>
-          <w:noProof/>
-          <w:color w:val="000000" w:themeColor="text1"/>
-          <w:lang w:val="en-US"/>
-        </w:rPr>
-      </w:pPr>
-      <w:r>
-        <w:rPr>
-          <w:rFonts w:ascii="Times New Roman" w:hAnsi="Times New Roman" w:cs="Times New Roman"/>
+          <w:lang w:val="es-ES"/>
+        </w:rPr>
+        <w:t xml:space="preserve">(2021). </w:t>
+      </w:r>
+      <w:r>
+        <w:rPr>
           <w:i/>
           <w:iCs/>
           <w:noProof/>
-          <w:color w:val="000000" w:themeColor="text1"/>
-          <w:lang w:val="en-US"/>
-        </w:rPr>
-        <w:t>OWASP Application Security Verification Standard (ASVS) 5.0.0. (2025). Obtenido de https://owasp.org/www-project-application-security-verification-standard/</w:t>
+          <w:lang w:val="es-ES"/>
+        </w:rPr>
+        <w:t>Ethics and governance of artificial intelligence for health: WHO guidance.</w:t>
+      </w:r>
+      <w:r>
+        <w:rPr>
+          <w:noProof/>
+          <w:lang w:val="es-ES"/>
+        </w:rPr>
+        <w:t xml:space="preserve"> Obtenido de https://www.who.int/publications/i/item/9789240029200</w:t>
       </w:r>
     </w:p>
     <w:p>
       <w:pPr>
-        <w:pStyle w:val="Bibliografa"/>
-        <w:ind w:left="720" w:hanging="720"/>
-        <w:rPr>
-          <w:rFonts w:ascii="Times New Roman" w:hAnsi="Times New Roman" w:cs="Times New Roman"/>
+        <w:pStyle w:val="Bibliography"/>
+        <w:rPr>
           <w:noProof/>
-          <w:color w:val="000000" w:themeColor="text1"/>
           <w:lang w:val="es-ES"/>
         </w:rPr>
       </w:pPr>
       <w:r>
         <w:rPr>
-          <w:rFonts w:ascii="Times New Roman" w:hAnsi="Times New Roman" w:cs="Times New Roman"/>
-          <w:noProof/>
-          <w:color w:val="000000" w:themeColor="text1"/>
-          <w:lang w:val="en-US"/>
-        </w:rPr>
-        <w:t xml:space="preserve">Ponto, J. (2015). Understanding and evaluating survey research. </w:t>
-      </w:r>
-      <w:r>
-        <w:rPr>
-          <w:rFonts w:ascii="Times New Roman" w:hAnsi="Times New Roman" w:cs="Times New Roman"/>
-          <w:noProof/>
-          <w:color w:val="000000" w:themeColor="text1"/>
-        </w:rPr>
-        <w:t>6(2), 168-171. Obtenido de https://pmc.ncbi.nlm.nih.gov/articles/PMC4601897/</w:t>
-      </w:r>
-    </w:p>
-    <w:p>
-      <w:pPr>
-        <w:pStyle w:val="Bibliografa"/>
-        <w:ind w:left="720" w:hanging="720"/>
-        <w:rPr>
-          <w:rFonts w:ascii="Times New Roman" w:hAnsi="Times New Roman" w:cs="Times New Roman"/>
-          <w:noProof/>
-          <w:color w:val="000000" w:themeColor="text1"/>
-          <w:lang w:val="es-ES"/>
-        </w:rPr>
-      </w:pPr>
-      <w:r>
-        <w:rPr>
-          <w:rFonts w:ascii="Times New Roman" w:hAnsi="Times New Roman" w:cs="Times New Roman"/>
           <w:i/>
           <w:iCs/>
           <w:noProof/>
-          <w:color w:val="000000" w:themeColor="text1"/>
           <w:lang w:val="es-ES"/>
         </w:rPr>
-        <w:t>Postman Docs. (2026). Obtenido de https://learning.postman.com/docs/</w:t>
+        <w:t>Express.js Documentation</w:t>
+      </w:r>
+      <w:r>
+        <w:rPr>
+          <w:noProof/>
+          <w:lang w:val="es-ES"/>
+        </w:rPr>
+        <w:t>. (2026). Obtenido de https://expressjs.com/</w:t>
       </w:r>
     </w:p>
     <w:p>
       <w:pPr>
-        <w:pStyle w:val="Bibliografa"/>
-        <w:ind w:left="720" w:hanging="720"/>
-        <w:rPr>
-          <w:rFonts w:ascii="Times New Roman" w:hAnsi="Times New Roman" w:cs="Times New Roman"/>
+        <w:pStyle w:val="Bibliography"/>
+        <w:rPr>
           <w:noProof/>
-          <w:color w:val="000000" w:themeColor="text1"/>
           <w:lang w:val="es-ES"/>
         </w:rPr>
       </w:pPr>
       <w:r>
         <w:rPr>
-          <w:rFonts w:ascii="Times New Roman" w:hAnsi="Times New Roman" w:cs="Times New Roman"/>
           <w:i/>
           <w:iCs/>
           <w:noProof/>
-          <w:color w:val="000000" w:themeColor="text1"/>
           <w:lang w:val="es-ES"/>
         </w:rPr>
-        <w:t>React Native Documentation. (2026). Obtenido de https://reactnative.dev/docs/getting-started</w:t>
-      </w:r>
-      <w:r>
-        <w:rPr>
-          <w:rFonts w:ascii="Times New Roman" w:hAnsi="Times New Roman" w:cs="Times New Roman"/>
-          <w:color w:val="000000" w:themeColor="text1"/>
-        </w:rPr>
-        <w:t xml:space="preserve"> React Native for Web Documentation. (2026). Obtenido de https://necolas.github.io/react-native-web/docs/</w:t>
+        <w:t>FHIR Release 5 (v5.0.0)</w:t>
+      </w:r>
+      <w:r>
+        <w:rPr>
+          <w:noProof/>
+          <w:lang w:val="es-ES"/>
+        </w:rPr>
+        <w:t>. (2023). Obtenido de https://hl7.org/fhir/</w:t>
       </w:r>
     </w:p>
     <w:p>
       <w:pPr>
-        <w:pStyle w:val="Bibliografa"/>
-        <w:ind w:left="720" w:hanging="720"/>
-        <w:rPr>
-          <w:rFonts w:ascii="Times New Roman" w:hAnsi="Times New Roman" w:cs="Times New Roman"/>
+        <w:pStyle w:val="Bibliography"/>
+        <w:rPr>
           <w:noProof/>
-          <w:color w:val="000000" w:themeColor="text1"/>
           <w:lang w:val="es-ES"/>
         </w:rPr>
       </w:pPr>
       <w:r>
         <w:rPr>
-          <w:rFonts w:ascii="Times New Roman" w:hAnsi="Times New Roman" w:cs="Times New Roman"/>
           <w:noProof/>
-          <w:color w:val="000000" w:themeColor="text1"/>
-          <w:lang w:val="en-US"/>
-        </w:rPr>
-        <w:t>Tang, P. C., Ash, J. S., Bates, D. W., Overhage, J. M., &amp; Sands, D. Z. (2006). Personal health records: Definitions, benefits, and strategies for overcoming barriers to adoption. 13(2), 121-126.</w:t>
-      </w:r>
-    </w:p>
-    <w:p>
-      <w:pPr>
-        <w:pStyle w:val="Bibliografa"/>
-        <w:ind w:left="720" w:hanging="720"/>
-        <w:rPr>
-          <w:rFonts w:ascii="Times New Roman" w:hAnsi="Times New Roman" w:cs="Times New Roman"/>
-          <w:noProof/>
-          <w:color w:val="000000" w:themeColor="text1"/>
           <w:lang w:val="es-ES"/>
         </w:rPr>
-      </w:pPr>
-      <w:r>
-        <w:rPr>
-          <w:rFonts w:ascii="Times New Roman" w:hAnsi="Times New Roman" w:cs="Times New Roman"/>
+        <w:t xml:space="preserve">Fink, A. (2019). </w:t>
+      </w:r>
+      <w:r>
+        <w:rPr>
           <w:i/>
           <w:iCs/>
           <w:noProof/>
-          <w:color w:val="000000" w:themeColor="text1"/>
           <w:lang w:val="es-ES"/>
         </w:rPr>
-        <w:t>Web Content Accessibility Guidelines (WCAG) 2.2. (2023). Obtenido de https://www.w3.org/TR/WCAG22/</w:t>
+        <w:t>Conducting research literature reviews: From the Internet to paper</w:t>
+      </w:r>
+      <w:r>
+        <w:rPr>
+          <w:noProof/>
+          <w:lang w:val="es-ES"/>
+        </w:rPr>
+        <w:t xml:space="preserve"> (5 ed.). SAGE Publications.</w:t>
       </w:r>
     </w:p>
     <w:p>
       <w:pPr>
+        <w:pStyle w:val="Bibliography"/>
+        <w:rPr>
+          <w:noProof/>
+          <w:lang w:val="es-ES"/>
+        </w:rPr>
+      </w:pPr>
+      <w:r>
+        <w:rPr>
+          <w:noProof/>
+          <w:lang w:val="es-ES"/>
+        </w:rPr>
+        <w:t xml:space="preserve">(2025). </w:t>
+      </w:r>
+      <w:r>
+        <w:rPr>
+          <w:i/>
+          <w:iCs/>
+          <w:noProof/>
+          <w:lang w:val="es-ES"/>
+        </w:rPr>
+        <w:t>Global strategy on digital health 2020-2027.</w:t>
+      </w:r>
+      <w:r>
+        <w:rPr>
+          <w:noProof/>
+          <w:lang w:val="es-ES"/>
+        </w:rPr>
+        <w:t xml:space="preserve"> Obtenido de https://www.who.int/publications/i/item/9789240116870</w:t>
+      </w:r>
+    </w:p>
+    <w:p>
+      <w:pPr>
+        <w:pStyle w:val="Bibliography"/>
+        <w:rPr>
+          <w:noProof/>
+          <w:lang w:val="es-ES"/>
+        </w:rPr>
+      </w:pPr>
+      <w:r>
+        <w:rPr>
+          <w:noProof/>
+          <w:lang w:val="es-ES"/>
+        </w:rPr>
+        <w:t xml:space="preserve">Hernández Sampieri, R., Fernández Collado, C., &amp; Baptista Lucio, M. (2014). </w:t>
+      </w:r>
+      <w:r>
+        <w:rPr>
+          <w:i/>
+          <w:iCs/>
+          <w:noProof/>
+          <w:lang w:val="es-ES"/>
+        </w:rPr>
+        <w:t>Metodología de la investigación</w:t>
+      </w:r>
+      <w:r>
+        <w:rPr>
+          <w:noProof/>
+          <w:lang w:val="es-ES"/>
+        </w:rPr>
+        <w:t xml:space="preserve"> (6 ed.). McGraw-Hill.</w:t>
+      </w:r>
+    </w:p>
+    <w:p>
+      <w:pPr>
+        <w:pStyle w:val="Bibliography"/>
+        <w:rPr>
+          <w:noProof/>
+          <w:lang w:val="es-ES"/>
+        </w:rPr>
+      </w:pPr>
+      <w:r>
+        <w:rPr>
+          <w:noProof/>
+          <w:lang w:val="es-ES"/>
+        </w:rPr>
+        <w:t xml:space="preserve">(2018). </w:t>
+      </w:r>
+      <w:r>
+        <w:rPr>
+          <w:i/>
+          <w:iCs/>
+          <w:noProof/>
+          <w:lang w:val="es-ES"/>
+        </w:rPr>
+        <w:t>ISO 9241-11:2018 Ergonomics of human-system interaction - Part 11: Usability: Definitions and concepts.</w:t>
+      </w:r>
+      <w:r>
+        <w:rPr>
+          <w:noProof/>
+          <w:lang w:val="es-ES"/>
+        </w:rPr>
+        <w:t xml:space="preserve"> Obtenido de https://www.iso.org/standard/63500.html</w:t>
+      </w:r>
+    </w:p>
+    <w:p>
+      <w:pPr>
+        <w:pStyle w:val="Bibliography"/>
+        <w:rPr>
+          <w:noProof/>
+          <w:lang w:val="es-ES"/>
+        </w:rPr>
+      </w:pPr>
+      <w:r>
+        <w:rPr>
+          <w:noProof/>
+          <w:lang w:val="es-ES"/>
+        </w:rPr>
+        <w:t xml:space="preserve">(2019). </w:t>
+      </w:r>
+      <w:r>
+        <w:rPr>
+          <w:i/>
+          <w:iCs/>
+          <w:noProof/>
+          <w:lang w:val="es-ES"/>
+        </w:rPr>
+        <w:t>ISO 9241-210:2019 Ergonomics of human-system interaction - Part 210: Human-centred design for interactive systems.</w:t>
+      </w:r>
+      <w:r>
+        <w:rPr>
+          <w:noProof/>
+          <w:lang w:val="es-ES"/>
+        </w:rPr>
+        <w:t xml:space="preserve"> Obtenido de https://www.iso.org/standard/77520.html</w:t>
+      </w:r>
+    </w:p>
+    <w:p>
+      <w:pPr>
+        <w:pStyle w:val="Bibliography"/>
+        <w:rPr>
+          <w:noProof/>
+          <w:lang w:val="es-ES"/>
+        </w:rPr>
+      </w:pPr>
+      <w:r>
+        <w:rPr>
+          <w:noProof/>
+          <w:lang w:val="es-ES"/>
+        </w:rPr>
+        <w:t xml:space="preserve">Lozada, J. (2014). Investigación aplicada: Definición, propiedad intelectual e industria. </w:t>
+      </w:r>
+      <w:r>
+        <w:rPr>
+          <w:i/>
+          <w:iCs/>
+          <w:noProof/>
+          <w:lang w:val="es-ES"/>
+        </w:rPr>
+        <w:t>3</w:t>
+      </w:r>
+      <w:r>
+        <w:rPr>
+          <w:noProof/>
+          <w:lang w:val="es-ES"/>
+        </w:rPr>
+        <w:t>(1), 34-39.</w:t>
+      </w:r>
+    </w:p>
+    <w:p>
+      <w:pPr>
+        <w:pStyle w:val="Bibliography"/>
+        <w:rPr>
+          <w:noProof/>
+          <w:lang w:val="es-ES"/>
+        </w:rPr>
+      </w:pPr>
+      <w:r>
+        <w:rPr>
+          <w:i/>
+          <w:iCs/>
+          <w:noProof/>
+          <w:lang w:val="es-ES"/>
+        </w:rPr>
+        <w:t>MySQL Reference Manual</w:t>
+      </w:r>
+      <w:r>
+        <w:rPr>
+          <w:noProof/>
+          <w:lang w:val="es-ES"/>
+        </w:rPr>
+        <w:t>. (2026). Obtenido de https://dev.mysql.com/doc/refman/en/</w:t>
+      </w:r>
+    </w:p>
+    <w:p>
+      <w:pPr>
+        <w:pStyle w:val="Bibliography"/>
+        <w:rPr>
+          <w:noProof/>
+          <w:lang w:val="es-ES"/>
+        </w:rPr>
+      </w:pPr>
+      <w:r>
+        <w:rPr>
+          <w:i/>
+          <w:iCs/>
+          <w:noProof/>
+          <w:lang w:val="es-ES"/>
+        </w:rPr>
+        <w:t>Node.js Documentation</w:t>
+      </w:r>
+      <w:r>
+        <w:rPr>
+          <w:noProof/>
+          <w:lang w:val="es-ES"/>
+        </w:rPr>
+        <w:t>. (2026). Obtenido de https://nodejs.org/docs/latest/api/</w:t>
+      </w:r>
+    </w:p>
+    <w:p>
+      <w:pPr>
+        <w:pStyle w:val="Bibliography"/>
+        <w:rPr>
+          <w:noProof/>
+          <w:lang w:val="es-ES"/>
+        </w:rPr>
+      </w:pPr>
+      <w:r>
+        <w:rPr>
+          <w:noProof/>
+          <w:lang w:val="es-ES"/>
+        </w:rPr>
+        <w:t xml:space="preserve">Ohno, T. (1988). </w:t>
+      </w:r>
+      <w:r>
+        <w:rPr>
+          <w:i/>
+          <w:iCs/>
+          <w:noProof/>
+          <w:lang w:val="es-ES"/>
+        </w:rPr>
+        <w:t>Toyota production system: Beyond large-scale production.</w:t>
+      </w:r>
+      <w:r>
+        <w:rPr>
+          <w:noProof/>
+          <w:lang w:val="es-ES"/>
+        </w:rPr>
+        <w:t xml:space="preserve"> Productivity Press.</w:t>
+      </w:r>
+    </w:p>
+    <w:p>
+      <w:pPr>
+        <w:pStyle w:val="Bibliography"/>
+        <w:rPr>
+          <w:noProof/>
+          <w:lang w:val="es-ES"/>
+        </w:rPr>
+      </w:pPr>
+      <w:r>
+        <w:rPr>
+          <w:i/>
+          <w:iCs/>
+          <w:noProof/>
+          <w:lang w:val="es-ES"/>
+        </w:rPr>
+        <w:t>OWASP Application Security Verification Standard (ASVS) 5.0.0</w:t>
+      </w:r>
+      <w:r>
+        <w:rPr>
+          <w:noProof/>
+          <w:lang w:val="es-ES"/>
+        </w:rPr>
+        <w:t>. (2025). Obtenido de https://owasp.org/www-project-application-security-verification-standard/</w:t>
+      </w:r>
+    </w:p>
+    <w:p>
+      <w:pPr>
+        <w:pStyle w:val="Bibliography"/>
+        <w:rPr>
+          <w:noProof/>
+          <w:lang w:val="es-ES"/>
+        </w:rPr>
+      </w:pPr>
+      <w:r>
+        <w:rPr>
+          <w:noProof/>
+          <w:lang w:val="es-ES"/>
+        </w:rPr>
+        <w:lastRenderedPageBreak/>
+        <w:t xml:space="preserve">Ponto, J. (2015). Understanding and evaluating survey research. </w:t>
+      </w:r>
+      <w:r>
+        <w:rPr>
+          <w:i/>
+          <w:iCs/>
+          <w:noProof/>
+          <w:lang w:val="es-ES"/>
+        </w:rPr>
+        <w:t>6</w:t>
+      </w:r>
+      <w:r>
+        <w:rPr>
+          <w:noProof/>
+          <w:lang w:val="es-ES"/>
+        </w:rPr>
+        <w:t>(2), 168-171. Obtenido de https://pmc.ncbi.nlm.nih.gov/articles/PMC4601897/</w:t>
+      </w:r>
+    </w:p>
+    <w:p>
+      <w:pPr>
+        <w:pStyle w:val="Bibliography"/>
+        <w:rPr>
+          <w:noProof/>
+          <w:lang w:val="es-ES"/>
+        </w:rPr>
+      </w:pPr>
+      <w:r>
+        <w:rPr>
+          <w:i/>
+          <w:iCs/>
+          <w:noProof/>
+          <w:lang w:val="es-ES"/>
+        </w:rPr>
+        <w:t>Postman Docs</w:t>
+      </w:r>
+      <w:r>
+        <w:rPr>
+          <w:noProof/>
+          <w:lang w:val="es-ES"/>
+        </w:rPr>
+        <w:t>. (2026). Obtenido de https://learning.postman.com/docs/</w:t>
+      </w:r>
+    </w:p>
+    <w:p>
+      <w:pPr>
+        <w:pStyle w:val="Bibliography"/>
+        <w:rPr>
+          <w:noProof/>
+          <w:lang w:val="es-ES"/>
+        </w:rPr>
+      </w:pPr>
+      <w:r>
+        <w:rPr>
+          <w:i/>
+          <w:iCs/>
+          <w:noProof/>
+          <w:lang w:val="es-ES"/>
+        </w:rPr>
+        <w:t>React Native Documentation</w:t>
+      </w:r>
+      <w:r>
+        <w:rPr>
+          <w:noProof/>
+          <w:lang w:val="es-ES"/>
+        </w:rPr>
+        <w:t>. (2026). Obtenido de https://reactnative.dev/docs/getting-started</w:t>
+      </w:r>
+    </w:p>
+    <w:p>
+      <w:pPr>
+        <w:pStyle w:val="Bibliography"/>
+        <w:rPr>
+          <w:noProof/>
+          <w:lang w:val="es-ES"/>
+        </w:rPr>
+      </w:pPr>
+      <w:r>
+        <w:rPr>
+          <w:i/>
+          <w:iCs/>
+          <w:noProof/>
+          <w:lang w:val="es-ES"/>
+        </w:rPr>
+        <w:t>React Native for Web Documentation</w:t>
+      </w:r>
+      <w:r>
+        <w:rPr>
+          <w:noProof/>
+          <w:lang w:val="es-ES"/>
+        </w:rPr>
+        <w:t>. (2026). Obtenido de https://necolas.github.io/react-native-web/docs/</w:t>
+      </w:r>
+    </w:p>
+    <w:p>
+      <w:pPr>
+        <w:pStyle w:val="Bibliography"/>
+        <w:rPr>
+          <w:noProof/>
+          <w:lang w:val="es-ES"/>
+        </w:rPr>
+      </w:pPr>
+      <w:r>
+        <w:rPr>
+          <w:noProof/>
+          <w:lang w:val="es-ES"/>
+        </w:rPr>
+        <w:t xml:space="preserve">Tang, P. C., Ash, J. S., Bates, D. W., Overhage, J. M., &amp; Sands, D. Z. (2006). Personal health records: Definitions, benefits, and strategies for overcoming barriers to adoption. </w:t>
+      </w:r>
+      <w:r>
+        <w:rPr>
+          <w:i/>
+          <w:iCs/>
+          <w:noProof/>
+          <w:lang w:val="es-ES"/>
+        </w:rPr>
+        <w:t>13</w:t>
+      </w:r>
+      <w:r>
+        <w:rPr>
+          <w:noProof/>
+          <w:lang w:val="es-ES"/>
+        </w:rPr>
+        <w:t>(2), 121-126.</w:t>
+      </w:r>
+    </w:p>
+    <w:p>
+      <w:pPr>
+        <w:pStyle w:val="Bibliography"/>
+        <w:rPr>
+          <w:noProof/>
+          <w:lang w:val="es-ES"/>
+        </w:rPr>
+      </w:pPr>
+      <w:r>
+        <w:rPr>
+          <w:i/>
+          <w:iCs/>
+          <w:noProof/>
+          <w:lang w:val="es-ES"/>
+        </w:rPr>
+        <w:t>Web Content Accessibility Guidelines (WCAG) 2.2</w:t>
+      </w:r>
+      <w:r>
+        <w:rPr>
+          <w:noProof/>
+          <w:lang w:val="es-ES"/>
+        </w:rPr>
+        <w:t>. (2023). Obtenido de https://www.w3.org/TR/WCAG22/</w:t>
+      </w:r>
+    </w:p>
+    <w:p>
+      <w:pPr>
         <w:spacing w:after="0"/>
-        <w:ind w:left="720" w:hanging="720"/>
-        <w:jc w:val="left"/>
-        <w:rPr>
-          <w:rFonts w:ascii="Times New Roman" w:hAnsi="Times New Roman" w:cs="Times New Roman"/>
-          <w:color w:val="000000" w:themeColor="text1"/>
-          <w:lang w:val="en-US"/>
-        </w:rPr>
-      </w:pPr>
-      <w:r>
-        <w:rPr>
-          <w:rFonts w:ascii="Times New Roman" w:hAnsi="Times New Roman" w:cs="Times New Roman"/>
-          <w:color w:val="000000" w:themeColor="text1"/>
-        </w:rPr>
+      </w:pPr>
+      <w:r>
         <w:fldChar w:fldCharType="end"/>
       </w:r>
     </w:p>
@@ -27391,7 +28626,7 @@
       <w:footerReference w:type="default" r:id="rId18"/>
       <w:pgSz w:w="12240" w:h="15840"/>
       <w:pgMar w:top="1701" w:right="1134" w:bottom="1417" w:left="1984" w:header="720" w:footer="720" w:gutter="0"/>
-      <w:pgNumType w:start="1"/>
+      <w:pgNumType w:start="28"/>
       <w:cols w:space="720"/>
     </w:sectPr>
   </w:body>
@@ -27399,7 +28634,7 @@
 </file>
 
 <file path=word/endnotes.xml><?xml version="1.0" encoding="utf-8"?>
-<w:endnotes xmlns:wpc="http://schemas.microsoft.com/office/word/2010/wordprocessingCanvas" xmlns:cx="http://schemas.microsoft.com/office/drawing/2014/chartex" xmlns:cx1="http://schemas.microsoft.com/office/drawing/2015/9/8/chartex" xmlns:cx2="http://schemas.microsoft.com/office/drawing/2015/10/21/chartex" xmlns:cx3="http://schemas.microsoft.com/office/drawing/2016/5/9/chartex" xmlns:cx4="http://schemas.microsoft.com/office/drawing/2016/5/10/chartex" xmlns:cx5="http://schemas.microsoft.com/office/drawing/2016/5/11/chartex" xmlns:cx6="http://schemas.microsoft.com/office/drawing/2016/5/12/chartex" xmlns:cx7="http://schemas.microsoft.com/office/drawing/2016/5/13/chartex" xmlns:cx8="http://schemas.microsoft.com/office/drawing/2016/5/14/chartex" xmlns:mc="http://schemas.openxmlformats.org/markup-compatibility/2006" xmlns:aink="http://schemas.microsoft.com/office/drawing/2016/ink" xmlns:am3d="http://schemas.microsoft.com/office/drawing/2017/model3d" xmlns:o="urn:schemas-microsoft-com:office:office" xmlns:oel="http://schemas.microsoft.com/office/2019/extlst" xmlns:r="http://schemas.openxmlformats.org/officeDocument/2006/relationships" xmlns:m="http://schemas.openxmlformats.org/officeDocument/2006/math" xmlns:v="urn:schemas-microsoft-com:vml" xmlns:wp14="http://schemas.microsoft.com/office/word/2010/wordprocessingDrawing" xmlns:wp="http://schemas.openxmlformats.org/drawingml/2006/wordprocessingDrawing" xmlns:w10="urn:schemas-microsoft-com:office:word" xmlns:w="http://schemas.openxmlformats.org/wordprocessingml/2006/main" xmlns:w14="http://schemas.microsoft.com/office/word/2010/wordml" xmlns:w15="http://schemas.microsoft.com/office/word/2012/wordml" xmlns:w16cex="http://schemas.microsoft.com/office/word/2018/wordml/cex" xmlns:w16cid="http://schemas.microsoft.com/office/word/2016/wordml/cid" xmlns:w16="http://schemas.microsoft.com/office/word/2018/wordml" xmlns:w16sdtdh="http://schemas.microsoft.com/office/word/2020/wordml/sdtdatahash" xmlns:w16se="http://schemas.microsoft.com/office/word/2015/wordml/symex" xmlns:wpg="http://schemas.microsoft.com/office/word/2010/wordprocessingGroup" xmlns:wpi="http://schemas.microsoft.com/office/word/2010/wordprocessingInk" xmlns:wne="http://schemas.microsoft.com/office/word/2006/wordml" xmlns:wps="http://schemas.microsoft.com/office/word/2010/wordprocessingShape" mc:Ignorable="w14 w15 w16se w16cid w16 w16cex w16sdtdh wp14">
+<w:endnotes xmlns:wpc="http://schemas.microsoft.com/office/word/2010/wordprocessingCanvas" xmlns:cx="http://schemas.microsoft.com/office/drawing/2014/chartex" xmlns:cx1="http://schemas.microsoft.com/office/drawing/2015/9/8/chartex" xmlns:cx2="http://schemas.microsoft.com/office/drawing/2015/10/21/chartex" xmlns:cx3="http://schemas.microsoft.com/office/drawing/2016/5/9/chartex" xmlns:cx4="http://schemas.microsoft.com/office/drawing/2016/5/10/chartex" xmlns:cx5="http://schemas.microsoft.com/office/drawing/2016/5/11/chartex" xmlns:cx6="http://schemas.microsoft.com/office/drawing/2016/5/12/chartex" xmlns:cx7="http://schemas.microsoft.com/office/drawing/2016/5/13/chartex" xmlns:cx8="http://schemas.microsoft.com/office/drawing/2016/5/14/chartex" xmlns:mc="http://schemas.openxmlformats.org/markup-compatibility/2006" xmlns:aink="http://schemas.microsoft.com/office/drawing/2016/ink" xmlns:am3d="http://schemas.microsoft.com/office/drawing/2017/model3d" xmlns:o="urn:schemas-microsoft-com:office:office" xmlns:oel="http://schemas.microsoft.com/office/2019/extlst" xmlns:r="http://schemas.openxmlformats.org/officeDocument/2006/relationships" xmlns:m="http://schemas.openxmlformats.org/officeDocument/2006/math" xmlns:v="urn:schemas-microsoft-com:vml" xmlns:wp14="http://schemas.microsoft.com/office/word/2010/wordprocessingDrawing" xmlns:wp="http://schemas.openxmlformats.org/drawingml/2006/wordprocessingDrawing" xmlns:w10="urn:schemas-microsoft-com:office:word" xmlns:w="http://schemas.openxmlformats.org/wordprocessingml/2006/main" xmlns:w14="http://schemas.microsoft.com/office/word/2010/wordml" xmlns:w15="http://schemas.microsoft.com/office/word/2012/wordml" xmlns:w16cex="http://schemas.microsoft.com/office/word/2018/wordml/cex" xmlns:w16cid="http://schemas.microsoft.com/office/word/2016/wordml/cid" xmlns:w16="http://schemas.microsoft.com/office/word/2018/wordml" xmlns:w16du="http://schemas.microsoft.com/office/word/2023/wordml/word16du" xmlns:w16sdtdh="http://schemas.microsoft.com/office/word/2020/wordml/sdtdatahash" xmlns:w16sdtfl="http://schemas.microsoft.com/office/word/2024/wordml/sdtformatlock" xmlns:w16se="http://schemas.microsoft.com/office/word/2015/wordml/symex" xmlns:wpg="http://schemas.microsoft.com/office/word/2010/wordprocessingGroup" xmlns:wpi="http://schemas.microsoft.com/office/word/2010/wordprocessingInk" xmlns:wne="http://schemas.microsoft.com/office/word/2006/wordml" xmlns:wps="http://schemas.microsoft.com/office/word/2010/wordprocessingShape" mc:Ignorable="w14 w15 w16se w16cid w16 w16cex w16sdtdh w16sdtfl w16du wp14">
   <w:endnote w:type="separator" w:id="-1">
     <w:p>
       <w:pPr>
@@ -27424,7 +28659,7 @@
 </file>
 
 <file path=word/footer1.xml><?xml version="1.0" encoding="utf-8"?>
-<w:ftr xmlns:wpc="http://schemas.microsoft.com/office/word/2010/wordprocessingCanvas" xmlns:cx="http://schemas.microsoft.com/office/drawing/2014/chartex" xmlns:cx1="http://schemas.microsoft.com/office/drawing/2015/9/8/chartex" xmlns:cx2="http://schemas.microsoft.com/office/drawing/2015/10/21/chartex" xmlns:cx3="http://schemas.microsoft.com/office/drawing/2016/5/9/chartex" xmlns:cx4="http://schemas.microsoft.com/office/drawing/2016/5/10/chartex" xmlns:cx5="http://schemas.microsoft.com/office/drawing/2016/5/11/chartex" xmlns:cx6="http://schemas.microsoft.com/office/drawing/2016/5/12/chartex" xmlns:cx7="http://schemas.microsoft.com/office/drawing/2016/5/13/chartex" xmlns:cx8="http://schemas.microsoft.com/office/drawing/2016/5/14/chartex" xmlns:mc="http://schemas.openxmlformats.org/markup-compatibility/2006" xmlns:aink="http://schemas.microsoft.com/office/drawing/2016/ink" xmlns:am3d="http://schemas.microsoft.com/office/drawing/2017/model3d" xmlns:o="urn:schemas-microsoft-com:office:office" xmlns:oel="http://schemas.microsoft.com/office/2019/extlst" xmlns:r="http://schemas.openxmlformats.org/officeDocument/2006/relationships" xmlns:m="http://schemas.openxmlformats.org/officeDocument/2006/math" xmlns:v="urn:schemas-microsoft-com:vml" xmlns:wp14="http://schemas.microsoft.com/office/word/2010/wordprocessingDrawing" xmlns:wp="http://schemas.openxmlformats.org/drawingml/2006/wordprocessingDrawing" xmlns:w10="urn:schemas-microsoft-com:office:word" xmlns:w="http://schemas.openxmlformats.org/wordprocessingml/2006/main" xmlns:w14="http://schemas.microsoft.com/office/word/2010/wordml" xmlns:w15="http://schemas.microsoft.com/office/word/2012/wordml" xmlns:w16cex="http://schemas.microsoft.com/office/word/2018/wordml/cex" xmlns:w16cid="http://schemas.microsoft.com/office/word/2016/wordml/cid" xmlns:w16="http://schemas.microsoft.com/office/word/2018/wordml" xmlns:w16sdtdh="http://schemas.microsoft.com/office/word/2020/wordml/sdtdatahash" xmlns:w16se="http://schemas.microsoft.com/office/word/2015/wordml/symex" xmlns:wpg="http://schemas.microsoft.com/office/word/2010/wordprocessingGroup" xmlns:wpi="http://schemas.microsoft.com/office/word/2010/wordprocessingInk" xmlns:wne="http://schemas.microsoft.com/office/word/2006/wordml" xmlns:wps="http://schemas.microsoft.com/office/word/2010/wordprocessingShape" mc:Ignorable="w14 w15 w16se w16cid w16 w16cex w16sdtdh wp14">
+<w:ftr xmlns:wpc="http://schemas.microsoft.com/office/word/2010/wordprocessingCanvas" xmlns:cx="http://schemas.microsoft.com/office/drawing/2014/chartex" xmlns:cx1="http://schemas.microsoft.com/office/drawing/2015/9/8/chartex" xmlns:cx2="http://schemas.microsoft.com/office/drawing/2015/10/21/chartex" xmlns:cx3="http://schemas.microsoft.com/office/drawing/2016/5/9/chartex" xmlns:cx4="http://schemas.microsoft.com/office/drawing/2016/5/10/chartex" xmlns:cx5="http://schemas.microsoft.com/office/drawing/2016/5/11/chartex" xmlns:cx6="http://schemas.microsoft.com/office/drawing/2016/5/12/chartex" xmlns:cx7="http://schemas.microsoft.com/office/drawing/2016/5/13/chartex" xmlns:cx8="http://schemas.microsoft.com/office/drawing/2016/5/14/chartex" xmlns:mc="http://schemas.openxmlformats.org/markup-compatibility/2006" xmlns:aink="http://schemas.microsoft.com/office/drawing/2016/ink" xmlns:am3d="http://schemas.microsoft.com/office/drawing/2017/model3d" xmlns:o="urn:schemas-microsoft-com:office:office" xmlns:oel="http://schemas.microsoft.com/office/2019/extlst" xmlns:r="http://schemas.openxmlformats.org/officeDocument/2006/relationships" xmlns:m="http://schemas.openxmlformats.org/officeDocument/2006/math" xmlns:v="urn:schemas-microsoft-com:vml" xmlns:wp14="http://schemas.microsoft.com/office/word/2010/wordprocessingDrawing" xmlns:wp="http://schemas.openxmlformats.org/drawingml/2006/wordprocessingDrawing" xmlns:w10="urn:schemas-microsoft-com:office:word" xmlns:w="http://schemas.openxmlformats.org/wordprocessingml/2006/main" xmlns:w14="http://schemas.microsoft.com/office/word/2010/wordml" xmlns:w15="http://schemas.microsoft.com/office/word/2012/wordml" xmlns:w16cex="http://schemas.microsoft.com/office/word/2018/wordml/cex" xmlns:w16cid="http://schemas.microsoft.com/office/word/2016/wordml/cid" xmlns:w16="http://schemas.microsoft.com/office/word/2018/wordml" xmlns:w16du="http://schemas.microsoft.com/office/word/2023/wordml/word16du" xmlns:w16sdtdh="http://schemas.microsoft.com/office/word/2020/wordml/sdtdatahash" xmlns:w16sdtfl="http://schemas.microsoft.com/office/word/2024/wordml/sdtformatlock" xmlns:w16se="http://schemas.microsoft.com/office/word/2015/wordml/symex" xmlns:wpg="http://schemas.microsoft.com/office/word/2010/wordprocessingGroup" xmlns:wpi="http://schemas.microsoft.com/office/word/2010/wordprocessingInk" xmlns:wne="http://schemas.microsoft.com/office/word/2006/wordml" xmlns:wps="http://schemas.microsoft.com/office/word/2010/wordprocessingShape" mc:Ignorable="w14 w15 w16se w16cid w16 w16cex w16sdtdh w16sdtfl w16du wp14">
   <w:p>
     <w:pPr>
       <w:pBdr>
@@ -27448,7 +28683,7 @@
 </file>
 
 <file path=word/footer2.xml><?xml version="1.0" encoding="utf-8"?>
-<w:ftr xmlns:wpc="http://schemas.microsoft.com/office/word/2010/wordprocessingCanvas" xmlns:cx="http://schemas.microsoft.com/office/drawing/2014/chartex" xmlns:cx1="http://schemas.microsoft.com/office/drawing/2015/9/8/chartex" xmlns:cx2="http://schemas.microsoft.com/office/drawing/2015/10/21/chartex" xmlns:cx3="http://schemas.microsoft.com/office/drawing/2016/5/9/chartex" xmlns:cx4="http://schemas.microsoft.com/office/drawing/2016/5/10/chartex" xmlns:cx5="http://schemas.microsoft.com/office/drawing/2016/5/11/chartex" xmlns:cx6="http://schemas.microsoft.com/office/drawing/2016/5/12/chartex" xmlns:cx7="http://schemas.microsoft.com/office/drawing/2016/5/13/chartex" xmlns:cx8="http://schemas.microsoft.com/office/drawing/2016/5/14/chartex" xmlns:mc="http://schemas.openxmlformats.org/markup-compatibility/2006" xmlns:aink="http://schemas.microsoft.com/office/drawing/2016/ink" xmlns:am3d="http://schemas.microsoft.com/office/drawing/2017/model3d" xmlns:o="urn:schemas-microsoft-com:office:office" xmlns:oel="http://schemas.microsoft.com/office/2019/extlst" xmlns:r="http://schemas.openxmlformats.org/officeDocument/2006/relationships" xmlns:m="http://schemas.openxmlformats.org/officeDocument/2006/math" xmlns:v="urn:schemas-microsoft-com:vml" xmlns:wp14="http://schemas.microsoft.com/office/word/2010/wordprocessingDrawing" xmlns:wp="http://schemas.openxmlformats.org/drawingml/2006/wordprocessingDrawing" xmlns:w10="urn:schemas-microsoft-com:office:word" xmlns:w="http://schemas.openxmlformats.org/wordprocessingml/2006/main" xmlns:w14="http://schemas.microsoft.com/office/word/2010/wordml" xmlns:w15="http://schemas.microsoft.com/office/word/2012/wordml" xmlns:w16cex="http://schemas.microsoft.com/office/word/2018/wordml/cex" xmlns:w16cid="http://schemas.microsoft.com/office/word/2016/wordml/cid" xmlns:w16="http://schemas.microsoft.com/office/word/2018/wordml" xmlns:w16sdtdh="http://schemas.microsoft.com/office/word/2020/wordml/sdtdatahash" xmlns:w16se="http://schemas.microsoft.com/office/word/2015/wordml/symex" xmlns:wpg="http://schemas.microsoft.com/office/word/2010/wordprocessingGroup" xmlns:wpi="http://schemas.microsoft.com/office/word/2010/wordprocessingInk" xmlns:wne="http://schemas.microsoft.com/office/word/2006/wordml" xmlns:wps="http://schemas.microsoft.com/office/word/2010/wordprocessingShape" mc:Ignorable="w14 w15 w16se w16cid w16 w16cex w16sdtdh wp14">
+<w:ftr xmlns:wpc="http://schemas.microsoft.com/office/word/2010/wordprocessingCanvas" xmlns:cx="http://schemas.microsoft.com/office/drawing/2014/chartex" xmlns:cx1="http://schemas.microsoft.com/office/drawing/2015/9/8/chartex" xmlns:cx2="http://schemas.microsoft.com/office/drawing/2015/10/21/chartex" xmlns:cx3="http://schemas.microsoft.com/office/drawing/2016/5/9/chartex" xmlns:cx4="http://schemas.microsoft.com/office/drawing/2016/5/10/chartex" xmlns:cx5="http://schemas.microsoft.com/office/drawing/2016/5/11/chartex" xmlns:cx6="http://schemas.microsoft.com/office/drawing/2016/5/12/chartex" xmlns:cx7="http://schemas.microsoft.com/office/drawing/2016/5/13/chartex" xmlns:cx8="http://schemas.microsoft.com/office/drawing/2016/5/14/chartex" xmlns:mc="http://schemas.openxmlformats.org/markup-compatibility/2006" xmlns:aink="http://schemas.microsoft.com/office/drawing/2016/ink" xmlns:am3d="http://schemas.microsoft.com/office/drawing/2017/model3d" xmlns:o="urn:schemas-microsoft-com:office:office" xmlns:oel="http://schemas.microsoft.com/office/2019/extlst" xmlns:r="http://schemas.openxmlformats.org/officeDocument/2006/relationships" xmlns:m="http://schemas.openxmlformats.org/officeDocument/2006/math" xmlns:v="urn:schemas-microsoft-com:vml" xmlns:wp14="http://schemas.microsoft.com/office/word/2010/wordprocessingDrawing" xmlns:wp="http://schemas.openxmlformats.org/drawingml/2006/wordprocessingDrawing" xmlns:w10="urn:schemas-microsoft-com:office:word" xmlns:w="http://schemas.openxmlformats.org/wordprocessingml/2006/main" xmlns:w14="http://schemas.microsoft.com/office/word/2010/wordml" xmlns:w15="http://schemas.microsoft.com/office/word/2012/wordml" xmlns:w16cex="http://schemas.microsoft.com/office/word/2018/wordml/cex" xmlns:w16cid="http://schemas.microsoft.com/office/word/2016/wordml/cid" xmlns:w16="http://schemas.microsoft.com/office/word/2018/wordml" xmlns:w16du="http://schemas.microsoft.com/office/word/2023/wordml/word16du" xmlns:w16sdtdh="http://schemas.microsoft.com/office/word/2020/wordml/sdtdatahash" xmlns:w16sdtfl="http://schemas.microsoft.com/office/word/2024/wordml/sdtformatlock" xmlns:w16se="http://schemas.microsoft.com/office/word/2015/wordml/symex" xmlns:wpg="http://schemas.microsoft.com/office/word/2010/wordprocessingGroup" xmlns:wpi="http://schemas.microsoft.com/office/word/2010/wordprocessingInk" xmlns:wne="http://schemas.microsoft.com/office/word/2006/wordml" xmlns:wps="http://schemas.microsoft.com/office/word/2010/wordprocessingShape" mc:Ignorable="w14 w15 w16se w16cid w16 w16cex w16sdtdh w16sdtfl w16du wp14">
   <w:p>
     <w:pPr>
       <w:pBdr>
@@ -27472,7 +28707,7 @@
 </file>
 
 <file path=word/footer3.xml><?xml version="1.0" encoding="utf-8"?>
-<w:ftr xmlns:wpc="http://schemas.microsoft.com/office/word/2010/wordprocessingCanvas" xmlns:cx="http://schemas.microsoft.com/office/drawing/2014/chartex" xmlns:cx1="http://schemas.microsoft.com/office/drawing/2015/9/8/chartex" xmlns:cx2="http://schemas.microsoft.com/office/drawing/2015/10/21/chartex" xmlns:cx3="http://schemas.microsoft.com/office/drawing/2016/5/9/chartex" xmlns:cx4="http://schemas.microsoft.com/office/drawing/2016/5/10/chartex" xmlns:cx5="http://schemas.microsoft.com/office/drawing/2016/5/11/chartex" xmlns:cx6="http://schemas.microsoft.com/office/drawing/2016/5/12/chartex" xmlns:cx7="http://schemas.microsoft.com/office/drawing/2016/5/13/chartex" xmlns:cx8="http://schemas.microsoft.com/office/drawing/2016/5/14/chartex" xmlns:mc="http://schemas.openxmlformats.org/markup-compatibility/2006" xmlns:aink="http://schemas.microsoft.com/office/drawing/2016/ink" xmlns:am3d="http://schemas.microsoft.com/office/drawing/2017/model3d" xmlns:o="urn:schemas-microsoft-com:office:office" xmlns:oel="http://schemas.microsoft.com/office/2019/extlst" xmlns:r="http://schemas.openxmlformats.org/officeDocument/2006/relationships" xmlns:m="http://schemas.openxmlformats.org/officeDocument/2006/math" xmlns:v="urn:schemas-microsoft-com:vml" xmlns:wp14="http://schemas.microsoft.com/office/word/2010/wordprocessingDrawing" xmlns:wp="http://schemas.openxmlformats.org/drawingml/2006/wordprocessingDrawing" xmlns:w10="urn:schemas-microsoft-com:office:word" xmlns:w="http://schemas.openxmlformats.org/wordprocessingml/2006/main" xmlns:w14="http://schemas.microsoft.com/office/word/2010/wordml" xmlns:w15="http://schemas.microsoft.com/office/word/2012/wordml" xmlns:w16cex="http://schemas.microsoft.com/office/word/2018/wordml/cex" xmlns:w16cid="http://schemas.microsoft.com/office/word/2016/wordml/cid" xmlns:w16="http://schemas.microsoft.com/office/word/2018/wordml" xmlns:w16sdtdh="http://schemas.microsoft.com/office/word/2020/wordml/sdtdatahash" xmlns:w16se="http://schemas.microsoft.com/office/word/2015/wordml/symex" xmlns:wpg="http://schemas.microsoft.com/office/word/2010/wordprocessingGroup" xmlns:wpi="http://schemas.microsoft.com/office/word/2010/wordprocessingInk" xmlns:wne="http://schemas.microsoft.com/office/word/2006/wordml" xmlns:wps="http://schemas.microsoft.com/office/word/2010/wordprocessingShape" mc:Ignorable="w14 w15 w16se w16cid w16 w16cex w16sdtdh wp14">
+<w:ftr xmlns:wpc="http://schemas.microsoft.com/office/word/2010/wordprocessingCanvas" xmlns:cx="http://schemas.microsoft.com/office/drawing/2014/chartex" xmlns:cx1="http://schemas.microsoft.com/office/drawing/2015/9/8/chartex" xmlns:cx2="http://schemas.microsoft.com/office/drawing/2015/10/21/chartex" xmlns:cx3="http://schemas.microsoft.com/office/drawing/2016/5/9/chartex" xmlns:cx4="http://schemas.microsoft.com/office/drawing/2016/5/10/chartex" xmlns:cx5="http://schemas.microsoft.com/office/drawing/2016/5/11/chartex" xmlns:cx6="http://schemas.microsoft.com/office/drawing/2016/5/12/chartex" xmlns:cx7="http://schemas.microsoft.com/office/drawing/2016/5/13/chartex" xmlns:cx8="http://schemas.microsoft.com/office/drawing/2016/5/14/chartex" xmlns:mc="http://schemas.openxmlformats.org/markup-compatibility/2006" xmlns:aink="http://schemas.microsoft.com/office/drawing/2016/ink" xmlns:am3d="http://schemas.microsoft.com/office/drawing/2017/model3d" xmlns:o="urn:schemas-microsoft-com:office:office" xmlns:oel="http://schemas.microsoft.com/office/2019/extlst" xmlns:r="http://schemas.openxmlformats.org/officeDocument/2006/relationships" xmlns:m="http://schemas.openxmlformats.org/officeDocument/2006/math" xmlns:v="urn:schemas-microsoft-com:vml" xmlns:wp14="http://schemas.microsoft.com/office/word/2010/wordprocessingDrawing" xmlns:wp="http://schemas.openxmlformats.org/drawingml/2006/wordprocessingDrawing" xmlns:w10="urn:schemas-microsoft-com:office:word" xmlns:w="http://schemas.openxmlformats.org/wordprocessingml/2006/main" xmlns:w14="http://schemas.microsoft.com/office/word/2010/wordml" xmlns:w15="http://schemas.microsoft.com/office/word/2012/wordml" xmlns:w16cex="http://schemas.microsoft.com/office/word/2018/wordml/cex" xmlns:w16cid="http://schemas.microsoft.com/office/word/2016/wordml/cid" xmlns:w16="http://schemas.microsoft.com/office/word/2018/wordml" xmlns:w16du="http://schemas.microsoft.com/office/word/2023/wordml/word16du" xmlns:w16sdtdh="http://schemas.microsoft.com/office/word/2020/wordml/sdtdatahash" xmlns:w16sdtfl="http://schemas.microsoft.com/office/word/2024/wordml/sdtformatlock" xmlns:w16se="http://schemas.microsoft.com/office/word/2015/wordml/symex" xmlns:wpg="http://schemas.microsoft.com/office/word/2010/wordprocessingGroup" xmlns:wpi="http://schemas.microsoft.com/office/word/2010/wordprocessingInk" xmlns:wne="http://schemas.microsoft.com/office/word/2006/wordml" xmlns:wps="http://schemas.microsoft.com/office/word/2010/wordprocessingShape" mc:Ignorable="w14 w15 w16se w16cid w16 w16cex w16sdtdh w16sdtfl w16du wp14">
   <w:p>
     <w:pPr>
       <w:pBdr>
@@ -27496,7 +28731,7 @@
 </file>
 
 <file path=word/footer4.xml><?xml version="1.0" encoding="utf-8"?>
-<w:ftr xmlns:wpc="http://schemas.microsoft.com/office/word/2010/wordprocessingCanvas" xmlns:cx="http://schemas.microsoft.com/office/drawing/2014/chartex" xmlns:cx1="http://schemas.microsoft.com/office/drawing/2015/9/8/chartex" xmlns:cx2="http://schemas.microsoft.com/office/drawing/2015/10/21/chartex" xmlns:cx3="http://schemas.microsoft.com/office/drawing/2016/5/9/chartex" xmlns:cx4="http://schemas.microsoft.com/office/drawing/2016/5/10/chartex" xmlns:cx5="http://schemas.microsoft.com/office/drawing/2016/5/11/chartex" xmlns:cx6="http://schemas.microsoft.com/office/drawing/2016/5/12/chartex" xmlns:cx7="http://schemas.microsoft.com/office/drawing/2016/5/13/chartex" xmlns:cx8="http://schemas.microsoft.com/office/drawing/2016/5/14/chartex" xmlns:mc="http://schemas.openxmlformats.org/markup-compatibility/2006" xmlns:aink="http://schemas.microsoft.com/office/drawing/2016/ink" xmlns:am3d="http://schemas.microsoft.com/office/drawing/2017/model3d" xmlns:o="urn:schemas-microsoft-com:office:office" xmlns:oel="http://schemas.microsoft.com/office/2019/extlst" xmlns:r="http://schemas.openxmlformats.org/officeDocument/2006/relationships" xmlns:m="http://schemas.openxmlformats.org/officeDocument/2006/math" xmlns:v="urn:schemas-microsoft-com:vml" xmlns:wp14="http://schemas.microsoft.com/office/word/2010/wordprocessingDrawing" xmlns:wp="http://schemas.openxmlformats.org/drawingml/2006/wordprocessingDrawing" xmlns:w10="urn:schemas-microsoft-com:office:word" xmlns:w="http://schemas.openxmlformats.org/wordprocessingml/2006/main" xmlns:w14="http://schemas.microsoft.com/office/word/2010/wordml" xmlns:w15="http://schemas.microsoft.com/office/word/2012/wordml" xmlns:w16cex="http://schemas.microsoft.com/office/word/2018/wordml/cex" xmlns:w16cid="http://schemas.microsoft.com/office/word/2016/wordml/cid" xmlns:w16="http://schemas.microsoft.com/office/word/2018/wordml" xmlns:w16sdtdh="http://schemas.microsoft.com/office/word/2020/wordml/sdtdatahash" xmlns:w16se="http://schemas.microsoft.com/office/word/2015/wordml/symex" xmlns:wpg="http://schemas.microsoft.com/office/word/2010/wordprocessingGroup" xmlns:wpi="http://schemas.microsoft.com/office/word/2010/wordprocessingInk" xmlns:wne="http://schemas.microsoft.com/office/word/2006/wordml" xmlns:wps="http://schemas.microsoft.com/office/word/2010/wordprocessingShape" mc:Ignorable="w14 w15 w16se w16cid w16 w16cex w16sdtdh wp14">
+<w:ftr xmlns:wpc="http://schemas.microsoft.com/office/word/2010/wordprocessingCanvas" xmlns:cx="http://schemas.microsoft.com/office/drawing/2014/chartex" xmlns:cx1="http://schemas.microsoft.com/office/drawing/2015/9/8/chartex" xmlns:cx2="http://schemas.microsoft.com/office/drawing/2015/10/21/chartex" xmlns:cx3="http://schemas.microsoft.com/office/drawing/2016/5/9/chartex" xmlns:cx4="http://schemas.microsoft.com/office/drawing/2016/5/10/chartex" xmlns:cx5="http://schemas.microsoft.com/office/drawing/2016/5/11/chartex" xmlns:cx6="http://schemas.microsoft.com/office/drawing/2016/5/12/chartex" xmlns:cx7="http://schemas.microsoft.com/office/drawing/2016/5/13/chartex" xmlns:cx8="http://schemas.microsoft.com/office/drawing/2016/5/14/chartex" xmlns:mc="http://schemas.openxmlformats.org/markup-compatibility/2006" xmlns:aink="http://schemas.microsoft.com/office/drawing/2016/ink" xmlns:am3d="http://schemas.microsoft.com/office/drawing/2017/model3d" xmlns:o="urn:schemas-microsoft-com:office:office" xmlns:oel="http://schemas.microsoft.com/office/2019/extlst" xmlns:r="http://schemas.openxmlformats.org/officeDocument/2006/relationships" xmlns:m="http://schemas.openxmlformats.org/officeDocument/2006/math" xmlns:v="urn:schemas-microsoft-com:vml" xmlns:wp14="http://schemas.microsoft.com/office/word/2010/wordprocessingDrawing" xmlns:wp="http://schemas.openxmlformats.org/drawingml/2006/wordprocessingDrawing" xmlns:w10="urn:schemas-microsoft-com:office:word" xmlns:w="http://schemas.openxmlformats.org/wordprocessingml/2006/main" xmlns:w14="http://schemas.microsoft.com/office/word/2010/wordml" xmlns:w15="http://schemas.microsoft.com/office/word/2012/wordml" xmlns:w16cex="http://schemas.microsoft.com/office/word/2018/wordml/cex" xmlns:w16cid="http://schemas.microsoft.com/office/word/2016/wordml/cid" xmlns:w16="http://schemas.microsoft.com/office/word/2018/wordml" xmlns:w16du="http://schemas.microsoft.com/office/word/2023/wordml/word16du" xmlns:w16sdtdh="http://schemas.microsoft.com/office/word/2020/wordml/sdtdatahash" xmlns:w16sdtfl="http://schemas.microsoft.com/office/word/2024/wordml/sdtformatlock" xmlns:w16se="http://schemas.microsoft.com/office/word/2015/wordml/symex" xmlns:wpg="http://schemas.microsoft.com/office/word/2010/wordprocessingGroup" xmlns:wpi="http://schemas.microsoft.com/office/word/2010/wordprocessingInk" xmlns:wne="http://schemas.microsoft.com/office/word/2006/wordml" xmlns:wps="http://schemas.microsoft.com/office/word/2010/wordprocessingShape" mc:Ignorable="w14 w15 w16se w16cid w16 w16cex w16sdtdh w16sdtfl w16du wp14">
   <w:p>
     <w:pPr>
       <w:pBdr>
@@ -27520,7 +28755,7 @@
 </file>
 
 <file path=word/footnotes.xml><?xml version="1.0" encoding="utf-8"?>
-<w:footnotes xmlns:wpc="http://schemas.microsoft.com/office/word/2010/wordprocessingCanvas" xmlns:cx="http://schemas.microsoft.com/office/drawing/2014/chartex" xmlns:cx1="http://schemas.microsoft.com/office/drawing/2015/9/8/chartex" xmlns:cx2="http://schemas.microsoft.com/office/drawing/2015/10/21/chartex" xmlns:cx3="http://schemas.microsoft.com/office/drawing/2016/5/9/chartex" xmlns:cx4="http://schemas.microsoft.com/office/drawing/2016/5/10/chartex" xmlns:cx5="http://schemas.microsoft.com/office/drawing/2016/5/11/chartex" xmlns:cx6="http://schemas.microsoft.com/office/drawing/2016/5/12/chartex" xmlns:cx7="http://schemas.microsoft.com/office/drawing/2016/5/13/chartex" xmlns:cx8="http://schemas.microsoft.com/office/drawing/2016/5/14/chartex" xmlns:mc="http://schemas.openxmlformats.org/markup-compatibility/2006" xmlns:aink="http://schemas.microsoft.com/office/drawing/2016/ink" xmlns:am3d="http://schemas.microsoft.com/office/drawing/2017/model3d" xmlns:o="urn:schemas-microsoft-com:office:office" xmlns:oel="http://schemas.microsoft.com/office/2019/extlst" xmlns:r="http://schemas.openxmlformats.org/officeDocument/2006/relationships" xmlns:m="http://schemas.openxmlformats.org/officeDocument/2006/math" xmlns:v="urn:schemas-microsoft-com:vml" xmlns:wp14="http://schemas.microsoft.com/office/word/2010/wordprocessingDrawing" xmlns:wp="http://schemas.openxmlformats.org/drawingml/2006/wordprocessingDrawing" xmlns:w10="urn:schemas-microsoft-com:office:word" xmlns:w="http://schemas.openxmlformats.org/wordprocessingml/2006/main" xmlns:w14="http://schemas.microsoft.com/office/word/2010/wordml" xmlns:w15="http://schemas.microsoft.com/office/word/2012/wordml" xmlns:w16cex="http://schemas.microsoft.com/office/word/2018/wordml/cex" xmlns:w16cid="http://schemas.microsoft.com/office/word/2016/wordml/cid" xmlns:w16="http://schemas.microsoft.com/office/word/2018/wordml" xmlns:w16sdtdh="http://schemas.microsoft.com/office/word/2020/wordml/sdtdatahash" xmlns:w16se="http://schemas.microsoft.com/office/word/2015/wordml/symex" xmlns:wpg="http://schemas.microsoft.com/office/word/2010/wordprocessingGroup" xmlns:wpi="http://schemas.microsoft.com/office/word/2010/wordprocessingInk" xmlns:wne="http://schemas.microsoft.com/office/word/2006/wordml" xmlns:wps="http://schemas.microsoft.com/office/word/2010/wordprocessingShape" mc:Ignorable="w14 w15 w16se w16cid w16 w16cex w16sdtdh wp14">
+<w:footnotes xmlns:wpc="http://schemas.microsoft.com/office/word/2010/wordprocessingCanvas" xmlns:cx="http://schemas.microsoft.com/office/drawing/2014/chartex" xmlns:cx1="http://schemas.microsoft.com/office/drawing/2015/9/8/chartex" xmlns:cx2="http://schemas.microsoft.com/office/drawing/2015/10/21/chartex" xmlns:cx3="http://schemas.microsoft.com/office/drawing/2016/5/9/chartex" xmlns:cx4="http://schemas.microsoft.com/office/drawing/2016/5/10/chartex" xmlns:cx5="http://schemas.microsoft.com/office/drawing/2016/5/11/chartex" xmlns:cx6="http://schemas.microsoft.com/office/drawing/2016/5/12/chartex" xmlns:cx7="http://schemas.microsoft.com/office/drawing/2016/5/13/chartex" xmlns:cx8="http://schemas.microsoft.com/office/drawing/2016/5/14/chartex" xmlns:mc="http://schemas.openxmlformats.org/markup-compatibility/2006" xmlns:aink="http://schemas.microsoft.com/office/drawing/2016/ink" xmlns:am3d="http://schemas.microsoft.com/office/drawing/2017/model3d" xmlns:o="urn:schemas-microsoft-com:office:office" xmlns:oel="http://schemas.microsoft.com/office/2019/extlst" xmlns:r="http://schemas.openxmlformats.org/officeDocument/2006/relationships" xmlns:m="http://schemas.openxmlformats.org/officeDocument/2006/math" xmlns:v="urn:schemas-microsoft-com:vml" xmlns:wp14="http://schemas.microsoft.com/office/word/2010/wordprocessingDrawing" xmlns:wp="http://schemas.openxmlformats.org/drawingml/2006/wordprocessingDrawing" xmlns:w10="urn:schemas-microsoft-com:office:word" xmlns:w="http://schemas.openxmlformats.org/wordprocessingml/2006/main" xmlns:w14="http://schemas.microsoft.com/office/word/2010/wordml" xmlns:w15="http://schemas.microsoft.com/office/word/2012/wordml" xmlns:w16cex="http://schemas.microsoft.com/office/word/2018/wordml/cex" xmlns:w16cid="http://schemas.microsoft.com/office/word/2016/wordml/cid" xmlns:w16="http://schemas.microsoft.com/office/word/2018/wordml" xmlns:w16du="http://schemas.microsoft.com/office/word/2023/wordml/word16du" xmlns:w16sdtdh="http://schemas.microsoft.com/office/word/2020/wordml/sdtdatahash" xmlns:w16sdtfl="http://schemas.microsoft.com/office/word/2024/wordml/sdtformatlock" xmlns:w16se="http://schemas.microsoft.com/office/word/2015/wordml/symex" xmlns:wpg="http://schemas.microsoft.com/office/word/2010/wordprocessingGroup" xmlns:wpi="http://schemas.microsoft.com/office/word/2010/wordprocessingInk" xmlns:wne="http://schemas.microsoft.com/office/word/2006/wordml" xmlns:wps="http://schemas.microsoft.com/office/word/2010/wordprocessingShape" mc:Ignorable="w14 w15 w16se w16cid w16 w16cex w16sdtdh w16sdtfl w16du wp14">
   <w:footnote w:type="separator" w:id="-1">
     <w:p>
       <w:pPr>
@@ -27545,7 +28780,7 @@
 </file>
 
 <file path=word/header1.xml><?xml version="1.0" encoding="utf-8"?>
-<w:hdr xmlns:wpc="http://schemas.microsoft.com/office/word/2010/wordprocessingCanvas" xmlns:cx="http://schemas.microsoft.com/office/drawing/2014/chartex" xmlns:cx1="http://schemas.microsoft.com/office/drawing/2015/9/8/chartex" xmlns:cx2="http://schemas.microsoft.com/office/drawing/2015/10/21/chartex" xmlns:cx3="http://schemas.microsoft.com/office/drawing/2016/5/9/chartex" xmlns:cx4="http://schemas.microsoft.com/office/drawing/2016/5/10/chartex" xmlns:cx5="http://schemas.microsoft.com/office/drawing/2016/5/11/chartex" xmlns:cx6="http://schemas.microsoft.com/office/drawing/2016/5/12/chartex" xmlns:cx7="http://schemas.microsoft.com/office/drawing/2016/5/13/chartex" xmlns:cx8="http://schemas.microsoft.com/office/drawing/2016/5/14/chartex" xmlns:mc="http://schemas.openxmlformats.org/markup-compatibility/2006" xmlns:aink="http://schemas.microsoft.com/office/drawing/2016/ink" xmlns:am3d="http://schemas.microsoft.com/office/drawing/2017/model3d" xmlns:o="urn:schemas-microsoft-com:office:office" xmlns:oel="http://schemas.microsoft.com/office/2019/extlst" xmlns:r="http://schemas.openxmlformats.org/officeDocument/2006/relationships" xmlns:m="http://schemas.openxmlformats.org/officeDocument/2006/math" xmlns:v="urn:schemas-microsoft-com:vml" xmlns:wp14="http://schemas.microsoft.com/office/word/2010/wordprocessingDrawing" xmlns:wp="http://schemas.openxmlformats.org/drawingml/2006/wordprocessingDrawing" xmlns:w10="urn:schemas-microsoft-com:office:word" xmlns:w="http://schemas.openxmlformats.org/wordprocessingml/2006/main" xmlns:w14="http://schemas.microsoft.com/office/word/2010/wordml" xmlns:w15="http://schemas.microsoft.com/office/word/2012/wordml" xmlns:w16cex="http://schemas.microsoft.com/office/word/2018/wordml/cex" xmlns:w16cid="http://schemas.microsoft.com/office/word/2016/wordml/cid" xmlns:w16="http://schemas.microsoft.com/office/word/2018/wordml" xmlns:w16sdtdh="http://schemas.microsoft.com/office/word/2020/wordml/sdtdatahash" xmlns:w16se="http://schemas.microsoft.com/office/word/2015/wordml/symex" xmlns:wpg="http://schemas.microsoft.com/office/word/2010/wordprocessingGroup" xmlns:wpi="http://schemas.microsoft.com/office/word/2010/wordprocessingInk" xmlns:wne="http://schemas.microsoft.com/office/word/2006/wordml" xmlns:wps="http://schemas.microsoft.com/office/word/2010/wordprocessingShape" mc:Ignorable="w14 w15 w16se w16cid w16 w16cex w16sdtdh wp14">
+<w:hdr xmlns:wpc="http://schemas.microsoft.com/office/word/2010/wordprocessingCanvas" xmlns:cx="http://schemas.microsoft.com/office/drawing/2014/chartex" xmlns:cx1="http://schemas.microsoft.com/office/drawing/2015/9/8/chartex" xmlns:cx2="http://schemas.microsoft.com/office/drawing/2015/10/21/chartex" xmlns:cx3="http://schemas.microsoft.com/office/drawing/2016/5/9/chartex" xmlns:cx4="http://schemas.microsoft.com/office/drawing/2016/5/10/chartex" xmlns:cx5="http://schemas.microsoft.com/office/drawing/2016/5/11/chartex" xmlns:cx6="http://schemas.microsoft.com/office/drawing/2016/5/12/chartex" xmlns:cx7="http://schemas.microsoft.com/office/drawing/2016/5/13/chartex" xmlns:cx8="http://schemas.microsoft.com/office/drawing/2016/5/14/chartex" xmlns:mc="http://schemas.openxmlformats.org/markup-compatibility/2006" xmlns:aink="http://schemas.microsoft.com/office/drawing/2016/ink" xmlns:am3d="http://schemas.microsoft.com/office/drawing/2017/model3d" xmlns:o="urn:schemas-microsoft-com:office:office" xmlns:oel="http://schemas.microsoft.com/office/2019/extlst" xmlns:r="http://schemas.openxmlformats.org/officeDocument/2006/relationships" xmlns:m="http://schemas.openxmlformats.org/officeDocument/2006/math" xmlns:v="urn:schemas-microsoft-com:vml" xmlns:wp14="http://schemas.microsoft.com/office/word/2010/wordprocessingDrawing" xmlns:wp="http://schemas.openxmlformats.org/drawingml/2006/wordprocessingDrawing" xmlns:w10="urn:schemas-microsoft-com:office:word" xmlns:w="http://schemas.openxmlformats.org/wordprocessingml/2006/main" xmlns:w14="http://schemas.microsoft.com/office/word/2010/wordml" xmlns:w15="http://schemas.microsoft.com/office/word/2012/wordml" xmlns:w16cex="http://schemas.microsoft.com/office/word/2018/wordml/cex" xmlns:w16cid="http://schemas.microsoft.com/office/word/2016/wordml/cid" xmlns:w16="http://schemas.microsoft.com/office/word/2018/wordml" xmlns:w16du="http://schemas.microsoft.com/office/word/2023/wordml/word16du" xmlns:w16sdtdh="http://schemas.microsoft.com/office/word/2020/wordml/sdtdatahash" xmlns:w16sdtfl="http://schemas.microsoft.com/office/word/2024/wordml/sdtformatlock" xmlns:w16se="http://schemas.microsoft.com/office/word/2015/wordml/symex" xmlns:wpg="http://schemas.microsoft.com/office/word/2010/wordprocessingGroup" xmlns:wpi="http://schemas.microsoft.com/office/word/2010/wordprocessingInk" xmlns:wne="http://schemas.microsoft.com/office/word/2006/wordml" xmlns:wps="http://schemas.microsoft.com/office/word/2010/wordprocessingShape" mc:Ignorable="w14 w15 w16se w16cid w16 w16cex w16sdtdh w16sdtfl w16du wp14">
   <w:p>
     <w:pPr>
       <w:pBdr>
@@ -27569,7 +28804,7 @@
 </file>
 
 <file path=word/header2.xml><?xml version="1.0" encoding="utf-8"?>
-<w:hdr xmlns:wpc="http://schemas.microsoft.com/office/word/2010/wordprocessingCanvas" xmlns:cx="http://schemas.microsoft.com/office/drawing/2014/chartex" xmlns:cx1="http://schemas.microsoft.com/office/drawing/2015/9/8/chartex" xmlns:cx2="http://schemas.microsoft.com/office/drawing/2015/10/21/chartex" xmlns:cx3="http://schemas.microsoft.com/office/drawing/2016/5/9/chartex" xmlns:cx4="http://schemas.microsoft.com/office/drawing/2016/5/10/chartex" xmlns:cx5="http://schemas.microsoft.com/office/drawing/2016/5/11/chartex" xmlns:cx6="http://schemas.microsoft.com/office/drawing/2016/5/12/chartex" xmlns:cx7="http://schemas.microsoft.com/office/drawing/2016/5/13/chartex" xmlns:cx8="http://schemas.microsoft.com/office/drawing/2016/5/14/chartex" xmlns:mc="http://schemas.openxmlformats.org/markup-compatibility/2006" xmlns:aink="http://schemas.microsoft.com/office/drawing/2016/ink" xmlns:am3d="http://schemas.microsoft.com/office/drawing/2017/model3d" xmlns:o="urn:schemas-microsoft-com:office:office" xmlns:oel="http://schemas.microsoft.com/office/2019/extlst" xmlns:r="http://schemas.openxmlformats.org/officeDocument/2006/relationships" xmlns:m="http://schemas.openxmlformats.org/officeDocument/2006/math" xmlns:v="urn:schemas-microsoft-com:vml" xmlns:wp14="http://schemas.microsoft.com/office/word/2010/wordprocessingDrawing" xmlns:wp="http://schemas.openxmlformats.org/drawingml/2006/wordprocessingDrawing" xmlns:w10="urn:schemas-microsoft-com:office:word" xmlns:w="http://schemas.openxmlformats.org/wordprocessingml/2006/main" xmlns:w14="http://schemas.microsoft.com/office/word/2010/wordml" xmlns:w15="http://schemas.microsoft.com/office/word/2012/wordml" xmlns:w16cex="http://schemas.microsoft.com/office/word/2018/wordml/cex" xmlns:w16cid="http://schemas.microsoft.com/office/word/2016/wordml/cid" xmlns:w16="http://schemas.microsoft.com/office/word/2018/wordml" xmlns:w16sdtdh="http://schemas.microsoft.com/office/word/2020/wordml/sdtdatahash" xmlns:w16se="http://schemas.microsoft.com/office/word/2015/wordml/symex" xmlns:wpg="http://schemas.microsoft.com/office/word/2010/wordprocessingGroup" xmlns:wpi="http://schemas.microsoft.com/office/word/2010/wordprocessingInk" xmlns:wne="http://schemas.microsoft.com/office/word/2006/wordml" xmlns:wps="http://schemas.microsoft.com/office/word/2010/wordprocessingShape" mc:Ignorable="w14 w15 w16se w16cid w16 w16cex w16sdtdh wp14">
+<w:hdr xmlns:wpc="http://schemas.microsoft.com/office/word/2010/wordprocessingCanvas" xmlns:cx="http://schemas.microsoft.com/office/drawing/2014/chartex" xmlns:cx1="http://schemas.microsoft.com/office/drawing/2015/9/8/chartex" xmlns:cx2="http://schemas.microsoft.com/office/drawing/2015/10/21/chartex" xmlns:cx3="http://schemas.microsoft.com/office/drawing/2016/5/9/chartex" xmlns:cx4="http://schemas.microsoft.com/office/drawing/2016/5/10/chartex" xmlns:cx5="http://schemas.microsoft.com/office/drawing/2016/5/11/chartex" xmlns:cx6="http://schemas.microsoft.com/office/drawing/2016/5/12/chartex" xmlns:cx7="http://schemas.microsoft.com/office/drawing/2016/5/13/chartex" xmlns:cx8="http://schemas.microsoft.com/office/drawing/2016/5/14/chartex" xmlns:mc="http://schemas.openxmlformats.org/markup-compatibility/2006" xmlns:aink="http://schemas.microsoft.com/office/drawing/2016/ink" xmlns:am3d="http://schemas.microsoft.com/office/drawing/2017/model3d" xmlns:o="urn:schemas-microsoft-com:office:office" xmlns:oel="http://schemas.microsoft.com/office/2019/extlst" xmlns:r="http://schemas.openxmlformats.org/officeDocument/2006/relationships" xmlns:m="http://schemas.openxmlformats.org/officeDocument/2006/math" xmlns:v="urn:schemas-microsoft-com:vml" xmlns:wp14="http://schemas.microsoft.com/office/word/2010/wordprocessingDrawing" xmlns:wp="http://schemas.openxmlformats.org/drawingml/2006/wordprocessingDrawing" xmlns:w10="urn:schemas-microsoft-com:office:word" xmlns:w="http://schemas.openxmlformats.org/wordprocessingml/2006/main" xmlns:w14="http://schemas.microsoft.com/office/word/2010/wordml" xmlns:w15="http://schemas.microsoft.com/office/word/2012/wordml" xmlns:w16cex="http://schemas.microsoft.com/office/word/2018/wordml/cex" xmlns:w16cid="http://schemas.microsoft.com/office/word/2016/wordml/cid" xmlns:w16="http://schemas.microsoft.com/office/word/2018/wordml" xmlns:w16du="http://schemas.microsoft.com/office/word/2023/wordml/word16du" xmlns:w16sdtdh="http://schemas.microsoft.com/office/word/2020/wordml/sdtdatahash" xmlns:w16sdtfl="http://schemas.microsoft.com/office/word/2024/wordml/sdtformatlock" xmlns:w16se="http://schemas.microsoft.com/office/word/2015/wordml/symex" xmlns:wpg="http://schemas.microsoft.com/office/word/2010/wordprocessingGroup" xmlns:wpi="http://schemas.microsoft.com/office/word/2010/wordprocessingInk" xmlns:wne="http://schemas.microsoft.com/office/word/2006/wordml" xmlns:wps="http://schemas.microsoft.com/office/word/2010/wordprocessingShape" mc:Ignorable="w14 w15 w16se w16cid w16 w16cex w16sdtdh w16sdtfl w16du wp14">
   <w:p>
     <w:pPr>
       <w:pBdr>
@@ -27625,7 +28860,7 @@
 </file>
 
 <file path=word/header3.xml><?xml version="1.0" encoding="utf-8"?>
-<w:hdr xmlns:wpc="http://schemas.microsoft.com/office/word/2010/wordprocessingCanvas" xmlns:cx="http://schemas.microsoft.com/office/drawing/2014/chartex" xmlns:cx1="http://schemas.microsoft.com/office/drawing/2015/9/8/chartex" xmlns:cx2="http://schemas.microsoft.com/office/drawing/2015/10/21/chartex" xmlns:cx3="http://schemas.microsoft.com/office/drawing/2016/5/9/chartex" xmlns:cx4="http://schemas.microsoft.com/office/drawing/2016/5/10/chartex" xmlns:cx5="http://schemas.microsoft.com/office/drawing/2016/5/11/chartex" xmlns:cx6="http://schemas.microsoft.com/office/drawing/2016/5/12/chartex" xmlns:cx7="http://schemas.microsoft.com/office/drawing/2016/5/13/chartex" xmlns:cx8="http://schemas.microsoft.com/office/drawing/2016/5/14/chartex" xmlns:mc="http://schemas.openxmlformats.org/markup-compatibility/2006" xmlns:aink="http://schemas.microsoft.com/office/drawing/2016/ink" xmlns:am3d="http://schemas.microsoft.com/office/drawing/2017/model3d" xmlns:o="urn:schemas-microsoft-com:office:office" xmlns:oel="http://schemas.microsoft.com/office/2019/extlst" xmlns:r="http://schemas.openxmlformats.org/officeDocument/2006/relationships" xmlns:m="http://schemas.openxmlformats.org/officeDocument/2006/math" xmlns:v="urn:schemas-microsoft-com:vml" xmlns:wp14="http://schemas.microsoft.com/office/word/2010/wordprocessingDrawing" xmlns:wp="http://schemas.openxmlformats.org/drawingml/2006/wordprocessingDrawing" xmlns:w10="urn:schemas-microsoft-com:office:word" xmlns:w="http://schemas.openxmlformats.org/wordprocessingml/2006/main" xmlns:w14="http://schemas.microsoft.com/office/word/2010/wordml" xmlns:w15="http://schemas.microsoft.com/office/word/2012/wordml" xmlns:w16cex="http://schemas.microsoft.com/office/word/2018/wordml/cex" xmlns:w16cid="http://schemas.microsoft.com/office/word/2016/wordml/cid" xmlns:w16="http://schemas.microsoft.com/office/word/2018/wordml" xmlns:w16sdtdh="http://schemas.microsoft.com/office/word/2020/wordml/sdtdatahash" xmlns:w16se="http://schemas.microsoft.com/office/word/2015/wordml/symex" xmlns:wpg="http://schemas.microsoft.com/office/word/2010/wordprocessingGroup" xmlns:wpi="http://schemas.microsoft.com/office/word/2010/wordprocessingInk" xmlns:wne="http://schemas.microsoft.com/office/word/2006/wordml" xmlns:wps="http://schemas.microsoft.com/office/word/2010/wordprocessingShape" mc:Ignorable="w14 w15 w16se w16cid w16 w16cex w16sdtdh wp14">
+<w:hdr xmlns:wpc="http://schemas.microsoft.com/office/word/2010/wordprocessingCanvas" xmlns:cx="http://schemas.microsoft.com/office/drawing/2014/chartex" xmlns:cx1="http://schemas.microsoft.com/office/drawing/2015/9/8/chartex" xmlns:cx2="http://schemas.microsoft.com/office/drawing/2015/10/21/chartex" xmlns:cx3="http://schemas.microsoft.com/office/drawing/2016/5/9/chartex" xmlns:cx4="http://schemas.microsoft.com/office/drawing/2016/5/10/chartex" xmlns:cx5="http://schemas.microsoft.com/office/drawing/2016/5/11/chartex" xmlns:cx6="http://schemas.microsoft.com/office/drawing/2016/5/12/chartex" xmlns:cx7="http://schemas.microsoft.com/office/drawing/2016/5/13/chartex" xmlns:cx8="http://schemas.microsoft.com/office/drawing/2016/5/14/chartex" xmlns:mc="http://schemas.openxmlformats.org/markup-compatibility/2006" xmlns:aink="http://schemas.microsoft.com/office/drawing/2016/ink" xmlns:am3d="http://schemas.microsoft.com/office/drawing/2017/model3d" xmlns:o="urn:schemas-microsoft-com:office:office" xmlns:oel="http://schemas.microsoft.com/office/2019/extlst" xmlns:r="http://schemas.openxmlformats.org/officeDocument/2006/relationships" xmlns:m="http://schemas.openxmlformats.org/officeDocument/2006/math" xmlns:v="urn:schemas-microsoft-com:vml" xmlns:wp14="http://schemas.microsoft.com/office/word/2010/wordprocessingDrawing" xmlns:wp="http://schemas.openxmlformats.org/drawingml/2006/wordprocessingDrawing" xmlns:w10="urn:schemas-microsoft-com:office:word" xmlns:w="http://schemas.openxmlformats.org/wordprocessingml/2006/main" xmlns:w14="http://schemas.microsoft.com/office/word/2010/wordml" xmlns:w15="http://schemas.microsoft.com/office/word/2012/wordml" xmlns:w16cex="http://schemas.microsoft.com/office/word/2018/wordml/cex" xmlns:w16cid="http://schemas.microsoft.com/office/word/2016/wordml/cid" xmlns:w16="http://schemas.microsoft.com/office/word/2018/wordml" xmlns:w16du="http://schemas.microsoft.com/office/word/2023/wordml/word16du" xmlns:w16sdtdh="http://schemas.microsoft.com/office/word/2020/wordml/sdtdatahash" xmlns:w16sdtfl="http://schemas.microsoft.com/office/word/2024/wordml/sdtformatlock" xmlns:w16se="http://schemas.microsoft.com/office/word/2015/wordml/symex" xmlns:wpg="http://schemas.microsoft.com/office/word/2010/wordprocessingGroup" xmlns:wpi="http://schemas.microsoft.com/office/word/2010/wordprocessingInk" xmlns:wne="http://schemas.microsoft.com/office/word/2006/wordml" xmlns:wps="http://schemas.microsoft.com/office/word/2010/wordprocessingShape" mc:Ignorable="w14 w15 w16se w16cid w16 w16cex w16sdtdh w16sdtfl w16du wp14">
   <w:p>
     <w:pPr>
       <w:pBdr>
@@ -27681,7 +28916,7 @@
 </file>
 
 <file path=word/header4.xml><?xml version="1.0" encoding="utf-8"?>
-<w:hdr xmlns:wpc="http://schemas.microsoft.com/office/word/2010/wordprocessingCanvas" xmlns:cx="http://schemas.microsoft.com/office/drawing/2014/chartex" xmlns:cx1="http://schemas.microsoft.com/office/drawing/2015/9/8/chartex" xmlns:cx2="http://schemas.microsoft.com/office/drawing/2015/10/21/chartex" xmlns:cx3="http://schemas.microsoft.com/office/drawing/2016/5/9/chartex" xmlns:cx4="http://schemas.microsoft.com/office/drawing/2016/5/10/chartex" xmlns:cx5="http://schemas.microsoft.com/office/drawing/2016/5/11/chartex" xmlns:cx6="http://schemas.microsoft.com/office/drawing/2016/5/12/chartex" xmlns:cx7="http://schemas.microsoft.com/office/drawing/2016/5/13/chartex" xmlns:cx8="http://schemas.microsoft.com/office/drawing/2016/5/14/chartex" xmlns:mc="http://schemas.openxmlformats.org/markup-compatibility/2006" xmlns:aink="http://schemas.microsoft.com/office/drawing/2016/ink" xmlns:am3d="http://schemas.microsoft.com/office/drawing/2017/model3d" xmlns:o="urn:schemas-microsoft-com:office:office" xmlns:oel="http://schemas.microsoft.com/office/2019/extlst" xmlns:r="http://schemas.openxmlformats.org/officeDocument/2006/relationships" xmlns:m="http://schemas.openxmlformats.org/officeDocument/2006/math" xmlns:v="urn:schemas-microsoft-com:vml" xmlns:wp14="http://schemas.microsoft.com/office/word/2010/wordprocessingDrawing" xmlns:wp="http://schemas.openxmlformats.org/drawingml/2006/wordprocessingDrawing" xmlns:w10="urn:schemas-microsoft-com:office:word" xmlns:w="http://schemas.openxmlformats.org/wordprocessingml/2006/main" xmlns:w14="http://schemas.microsoft.com/office/word/2010/wordml" xmlns:w15="http://schemas.microsoft.com/office/word/2012/wordml" xmlns:w16cex="http://schemas.microsoft.com/office/word/2018/wordml/cex" xmlns:w16cid="http://schemas.microsoft.com/office/word/2016/wordml/cid" xmlns:w16="http://schemas.microsoft.com/office/word/2018/wordml" xmlns:w16sdtdh="http://schemas.microsoft.com/office/word/2020/wordml/sdtdatahash" xmlns:w16se="http://schemas.microsoft.com/office/word/2015/wordml/symex" xmlns:wpg="http://schemas.microsoft.com/office/word/2010/wordprocessingGroup" xmlns:wpi="http://schemas.microsoft.com/office/word/2010/wordprocessingInk" xmlns:wne="http://schemas.microsoft.com/office/word/2006/wordml" xmlns:wps="http://schemas.microsoft.com/office/word/2010/wordprocessingShape" mc:Ignorable="w14 w15 w16se w16cid w16 w16cex w16sdtdh wp14">
+<w:hdr xmlns:wpc="http://schemas.microsoft.com/office/word/2010/wordprocessingCanvas" xmlns:cx="http://schemas.microsoft.com/office/drawing/2014/chartex" xmlns:cx1="http://schemas.microsoft.com/office/drawing/2015/9/8/chartex" xmlns:cx2="http://schemas.microsoft.com/office/drawing/2015/10/21/chartex" xmlns:cx3="http://schemas.microsoft.com/office/drawing/2016/5/9/chartex" xmlns:cx4="http://schemas.microsoft.com/office/drawing/2016/5/10/chartex" xmlns:cx5="http://schemas.microsoft.com/office/drawing/2016/5/11/chartex" xmlns:cx6="http://schemas.microsoft.com/office/drawing/2016/5/12/chartex" xmlns:cx7="http://schemas.microsoft.com/office/drawing/2016/5/13/chartex" xmlns:cx8="http://schemas.microsoft.com/office/drawing/2016/5/14/chartex" xmlns:mc="http://schemas.openxmlformats.org/markup-compatibility/2006" xmlns:aink="http://schemas.microsoft.com/office/drawing/2016/ink" xmlns:am3d="http://schemas.microsoft.com/office/drawing/2017/model3d" xmlns:o="urn:schemas-microsoft-com:office:office" xmlns:oel="http://schemas.microsoft.com/office/2019/extlst" xmlns:r="http://schemas.openxmlformats.org/officeDocument/2006/relationships" xmlns:m="http://schemas.openxmlformats.org/officeDocument/2006/math" xmlns:v="urn:schemas-microsoft-com:vml" xmlns:wp14="http://schemas.microsoft.com/office/word/2010/wordprocessingDrawing" xmlns:wp="http://schemas.openxmlformats.org/drawingml/2006/wordprocessingDrawing" xmlns:w10="urn:schemas-microsoft-com:office:word" xmlns:w="http://schemas.openxmlformats.org/wordprocessingml/2006/main" xmlns:w14="http://schemas.microsoft.com/office/word/2010/wordml" xmlns:w15="http://schemas.microsoft.com/office/word/2012/wordml" xmlns:w16cex="http://schemas.microsoft.com/office/word/2018/wordml/cex" xmlns:w16cid="http://schemas.microsoft.com/office/word/2016/wordml/cid" xmlns:w16="http://schemas.microsoft.com/office/word/2018/wordml" xmlns:w16du="http://schemas.microsoft.com/office/word/2023/wordml/word16du" xmlns:w16sdtdh="http://schemas.microsoft.com/office/word/2020/wordml/sdtdatahash" xmlns:w16sdtfl="http://schemas.microsoft.com/office/word/2024/wordml/sdtformatlock" xmlns:w16se="http://schemas.microsoft.com/office/word/2015/wordml/symex" xmlns:wpg="http://schemas.microsoft.com/office/word/2010/wordprocessingGroup" xmlns:wpi="http://schemas.microsoft.com/office/word/2010/wordprocessingInk" xmlns:wne="http://schemas.microsoft.com/office/word/2006/wordml" xmlns:wps="http://schemas.microsoft.com/office/word/2010/wordprocessingShape" mc:Ignorable="w14 w15 w16se w16cid w16 w16cex w16sdtdh w16sdtfl w16du wp14">
   <w:p>
     <w:pPr>
       <w:pBdr>
@@ -27737,7 +28972,7 @@
 </file>
 
 <file path=word/numbering.xml><?xml version="1.0" encoding="utf-8"?>
-<w:numbering xmlns:wpc="http://schemas.microsoft.com/office/word/2010/wordprocessingCanvas" xmlns:cx="http://schemas.microsoft.com/office/drawing/2014/chartex" xmlns:cx1="http://schemas.microsoft.com/office/drawing/2015/9/8/chartex" xmlns:cx2="http://schemas.microsoft.com/office/drawing/2015/10/21/chartex" xmlns:cx3="http://schemas.microsoft.com/office/drawing/2016/5/9/chartex" xmlns:cx4="http://schemas.microsoft.com/office/drawing/2016/5/10/chartex" xmlns:cx5="http://schemas.microsoft.com/office/drawing/2016/5/11/chartex" xmlns:cx6="http://schemas.microsoft.com/office/drawing/2016/5/12/chartex" xmlns:cx7="http://schemas.microsoft.com/office/drawing/2016/5/13/chartex" xmlns:cx8="http://schemas.microsoft.com/office/drawing/2016/5/14/chartex" xmlns:mc="http://schemas.openxmlformats.org/markup-compatibility/2006" xmlns:aink="http://schemas.microsoft.com/office/drawing/2016/ink" xmlns:am3d="http://schemas.microsoft.com/office/drawing/2017/model3d" xmlns:o="urn:schemas-microsoft-com:office:office" xmlns:oel="http://schemas.microsoft.com/office/2019/extlst" xmlns:r="http://schemas.openxmlformats.org/officeDocument/2006/relationships" xmlns:m="http://schemas.openxmlformats.org/officeDocument/2006/math" xmlns:v="urn:schemas-microsoft-com:vml" xmlns:wp14="http://schemas.microsoft.com/office/word/2010/wordprocessingDrawing" xmlns:wp="http://schemas.openxmlformats.org/drawingml/2006/wordprocessingDrawing" xmlns:w10="urn:schemas-microsoft-com:office:word" xmlns:w="http://schemas.openxmlformats.org/wordprocessingml/2006/main" xmlns:w14="http://schemas.microsoft.com/office/word/2010/wordml" xmlns:w15="http://schemas.microsoft.com/office/word/2012/wordml" xmlns:w16cex="http://schemas.microsoft.com/office/word/2018/wordml/cex" xmlns:w16cid="http://schemas.microsoft.com/office/word/2016/wordml/cid" xmlns:w16="http://schemas.microsoft.com/office/word/2018/wordml" xmlns:w16sdtdh="http://schemas.microsoft.com/office/word/2020/wordml/sdtdatahash" xmlns:w16se="http://schemas.microsoft.com/office/word/2015/wordml/symex" xmlns:wpg="http://schemas.microsoft.com/office/word/2010/wordprocessingGroup" xmlns:wpi="http://schemas.microsoft.com/office/word/2010/wordprocessingInk" xmlns:wne="http://schemas.microsoft.com/office/word/2006/wordml" xmlns:wps="http://schemas.microsoft.com/office/word/2010/wordprocessingShape" mc:Ignorable="w14 w15 w16se w16cid w16 w16cex w16sdtdh wp14">
+<w:numbering xmlns:wpc="http://schemas.microsoft.com/office/word/2010/wordprocessingCanvas" xmlns:cx="http://schemas.microsoft.com/office/drawing/2014/chartex" xmlns:cx1="http://schemas.microsoft.com/office/drawing/2015/9/8/chartex" xmlns:cx2="http://schemas.microsoft.com/office/drawing/2015/10/21/chartex" xmlns:cx3="http://schemas.microsoft.com/office/drawing/2016/5/9/chartex" xmlns:cx4="http://schemas.microsoft.com/office/drawing/2016/5/10/chartex" xmlns:cx5="http://schemas.microsoft.com/office/drawing/2016/5/11/chartex" xmlns:cx6="http://schemas.microsoft.com/office/drawing/2016/5/12/chartex" xmlns:cx7="http://schemas.microsoft.com/office/drawing/2016/5/13/chartex" xmlns:cx8="http://schemas.microsoft.com/office/drawing/2016/5/14/chartex" xmlns:mc="http://schemas.openxmlformats.org/markup-compatibility/2006" xmlns:aink="http://schemas.microsoft.com/office/drawing/2016/ink" xmlns:am3d="http://schemas.microsoft.com/office/drawing/2017/model3d" xmlns:o="urn:schemas-microsoft-com:office:office" xmlns:oel="http://schemas.microsoft.com/office/2019/extlst" xmlns:r="http://schemas.openxmlformats.org/officeDocument/2006/relationships" xmlns:m="http://schemas.openxmlformats.org/officeDocument/2006/math" xmlns:v="urn:schemas-microsoft-com:vml" xmlns:wp14="http://schemas.microsoft.com/office/word/2010/wordprocessingDrawing" xmlns:wp="http://schemas.openxmlformats.org/drawingml/2006/wordprocessingDrawing" xmlns:w10="urn:schemas-microsoft-com:office:word" xmlns:w="http://schemas.openxmlformats.org/wordprocessingml/2006/main" xmlns:w14="http://schemas.microsoft.com/office/word/2010/wordml" xmlns:w15="http://schemas.microsoft.com/office/word/2012/wordml" xmlns:w16cex="http://schemas.microsoft.com/office/word/2018/wordml/cex" xmlns:w16cid="http://schemas.microsoft.com/office/word/2016/wordml/cid" xmlns:w16="http://schemas.microsoft.com/office/word/2018/wordml" xmlns:w16du="http://schemas.microsoft.com/office/word/2023/wordml/word16du" xmlns:w16sdtdh="http://schemas.microsoft.com/office/word/2020/wordml/sdtdatahash" xmlns:w16sdtfl="http://schemas.microsoft.com/office/word/2024/wordml/sdtformatlock" xmlns:w16se="http://schemas.microsoft.com/office/word/2015/wordml/symex" xmlns:wpg="http://schemas.microsoft.com/office/word/2010/wordprocessingGroup" xmlns:wpi="http://schemas.microsoft.com/office/word/2010/wordprocessingInk" xmlns:wne="http://schemas.microsoft.com/office/word/2006/wordml" xmlns:wps="http://schemas.microsoft.com/office/word/2010/wordprocessingShape" mc:Ignorable="w14 w15 w16se w16cid w16 w16cex w16sdtdh w16sdtfl w16du wp14">
   <w:abstractNum w:abstractNumId="0" w15:restartNumberingAfterBreak="0">
     <w:nsid w:val="FFFFFF89"/>
     <w:multiLevelType w:val="singleLevel"/>
@@ -27765,7 +29000,7 @@
     <w:lvl w:ilvl="0">
       <w:start w:val="1"/>
       <w:numFmt w:val="decimal"/>
-      <w:pStyle w:val="Listaconvietas"/>
+      <w:pStyle w:val="ListBullet"/>
       <w:lvlText w:val="%1."/>
       <w:lvlJc w:val="left"/>
       <w:pPr>
@@ -28380,7 +29615,7 @@
 </file>
 
 <file path=word/styles.xml><?xml version="1.0" encoding="utf-8"?>
-<w:styles xmlns:mc="http://schemas.openxmlformats.org/markup-compatibility/2006" xmlns:r="http://schemas.openxmlformats.org/officeDocument/2006/relationships" xmlns:w="http://schemas.openxmlformats.org/wordprocessingml/2006/main" xmlns:w14="http://schemas.microsoft.com/office/word/2010/wordml" xmlns:w15="http://schemas.microsoft.com/office/word/2012/wordml" xmlns:w16cex="http://schemas.microsoft.com/office/word/2018/wordml/cex" xmlns:w16cid="http://schemas.microsoft.com/office/word/2016/wordml/cid" xmlns:w16="http://schemas.microsoft.com/office/word/2018/wordml" xmlns:w16sdtdh="http://schemas.microsoft.com/office/word/2020/wordml/sdtdatahash" xmlns:w16se="http://schemas.microsoft.com/office/word/2015/wordml/symex" mc:Ignorable="w14 w15 w16se w16cid w16 w16cex w16sdtdh">
+<w:styles xmlns:mc="http://schemas.openxmlformats.org/markup-compatibility/2006" xmlns:r="http://schemas.openxmlformats.org/officeDocument/2006/relationships" xmlns:w="http://schemas.openxmlformats.org/wordprocessingml/2006/main" xmlns:w14="http://schemas.microsoft.com/office/word/2010/wordml" xmlns:w15="http://schemas.microsoft.com/office/word/2012/wordml" xmlns:w16cex="http://schemas.microsoft.com/office/word/2018/wordml/cex" xmlns:w16cid="http://schemas.microsoft.com/office/word/2016/wordml/cid" xmlns:w16="http://schemas.microsoft.com/office/word/2018/wordml" xmlns:w16du="http://schemas.microsoft.com/office/word/2023/wordml/word16du" xmlns:w16sdtdh="http://schemas.microsoft.com/office/word/2020/wordml/sdtdatahash" xmlns:w16sdtfl="http://schemas.microsoft.com/office/word/2024/wordml/sdtformatlock" xmlns:w16se="http://schemas.microsoft.com/office/word/2015/wordml/symex" mc:Ignorable="w14 w15 w16se w16cid w16 w16cex w16sdtdh w16sdtfl w16du">
   <w:docDefaults>
     <w:rPrDefault>
       <w:rPr>
@@ -28779,11 +30014,11 @@
     <w:name w:val="Normal"/>
     <w:qFormat/>
   </w:style>
-  <w:style w:type="paragraph" w:styleId="Ttulo1">
+  <w:style w:type="paragraph" w:styleId="Heading1">
     <w:name w:val="heading 1"/>
     <w:basedOn w:val="Normal"/>
     <w:next w:val="Normal"/>
-    <w:link w:val="Ttulo1Car"/>
+    <w:link w:val="Heading1Char"/>
     <w:uiPriority w:val="9"/>
     <w:qFormat/>
     <w:pPr>
@@ -28799,11 +30034,11 @@
       <w:color w:val="366091"/>
     </w:rPr>
   </w:style>
-  <w:style w:type="paragraph" w:styleId="Ttulo2">
+  <w:style w:type="paragraph" w:styleId="Heading2">
     <w:name w:val="heading 2"/>
     <w:basedOn w:val="Normal"/>
     <w:next w:val="Normal"/>
-    <w:link w:val="Ttulo2Car"/>
+    <w:link w:val="Heading2Char"/>
     <w:uiPriority w:val="9"/>
     <w:unhideWhenUsed/>
     <w:qFormat/>
@@ -28821,11 +30056,11 @@
       <w:color w:val="4F81BD"/>
     </w:rPr>
   </w:style>
-  <w:style w:type="paragraph" w:styleId="Ttulo3">
+  <w:style w:type="paragraph" w:styleId="Heading3">
     <w:name w:val="heading 3"/>
     <w:basedOn w:val="Normal"/>
     <w:next w:val="Normal"/>
-    <w:link w:val="Ttulo3Car"/>
+    <w:link w:val="Heading3Char"/>
     <w:uiPriority w:val="9"/>
     <w:unhideWhenUsed/>
     <w:qFormat/>
@@ -28843,11 +30078,11 @@
       <w:color w:val="4F81BD"/>
     </w:rPr>
   </w:style>
-  <w:style w:type="paragraph" w:styleId="Ttulo4">
+  <w:style w:type="paragraph" w:styleId="Heading4">
     <w:name w:val="heading 4"/>
     <w:basedOn w:val="Normal"/>
     <w:next w:val="Normal"/>
-    <w:link w:val="Ttulo4Car"/>
+    <w:link w:val="Heading4Char"/>
     <w:uiPriority w:val="9"/>
     <w:unhideWhenUsed/>
     <w:qFormat/>
@@ -28865,11 +30100,11 @@
       <w:color w:val="4F81BD"/>
     </w:rPr>
   </w:style>
-  <w:style w:type="paragraph" w:styleId="Ttulo5">
+  <w:style w:type="paragraph" w:styleId="Heading5">
     <w:name w:val="heading 5"/>
     <w:basedOn w:val="Normal"/>
     <w:next w:val="Normal"/>
-    <w:link w:val="Ttulo5Car"/>
+    <w:link w:val="Heading5Char"/>
     <w:uiPriority w:val="9"/>
     <w:semiHidden/>
     <w:unhideWhenUsed/>
@@ -28885,11 +30120,11 @@
       <w:color w:val="243F61"/>
     </w:rPr>
   </w:style>
-  <w:style w:type="paragraph" w:styleId="Ttulo6">
+  <w:style w:type="paragraph" w:styleId="Heading6">
     <w:name w:val="heading 6"/>
     <w:basedOn w:val="Normal"/>
     <w:next w:val="Normal"/>
-    <w:link w:val="Ttulo6Car"/>
+    <w:link w:val="Heading6Char"/>
     <w:uiPriority w:val="9"/>
     <w:semiHidden/>
     <w:unhideWhenUsed/>
@@ -28907,11 +30142,11 @@
       <w:color w:val="243F61"/>
     </w:rPr>
   </w:style>
-  <w:style w:type="paragraph" w:styleId="Ttulo7">
+  <w:style w:type="paragraph" w:styleId="Heading7">
     <w:name w:val="heading 7"/>
     <w:basedOn w:val="Normal"/>
     <w:next w:val="Normal"/>
-    <w:link w:val="Ttulo7Car"/>
+    <w:link w:val="Heading7Char"/>
     <w:uiPriority w:val="9"/>
     <w:semiHidden/>
     <w:unhideWhenUsed/>
@@ -28930,11 +30165,11 @@
       <w:color w:val="404040" w:themeColor="text1" w:themeTint="BF"/>
     </w:rPr>
   </w:style>
-  <w:style w:type="paragraph" w:styleId="Ttulo8">
+  <w:style w:type="paragraph" w:styleId="Heading8">
     <w:name w:val="heading 8"/>
     <w:basedOn w:val="Normal"/>
     <w:next w:val="Normal"/>
-    <w:link w:val="Ttulo8Car"/>
+    <w:link w:val="Heading8Char"/>
     <w:uiPriority w:val="9"/>
     <w:semiHidden/>
     <w:unhideWhenUsed/>
@@ -28953,11 +30188,11 @@
       <w:szCs w:val="20"/>
     </w:rPr>
   </w:style>
-  <w:style w:type="paragraph" w:styleId="Ttulo9">
+  <w:style w:type="paragraph" w:styleId="Heading9">
     <w:name w:val="heading 9"/>
     <w:basedOn w:val="Normal"/>
     <w:next w:val="Normal"/>
-    <w:link w:val="Ttulo9Car"/>
+    <w:link w:val="Heading9Char"/>
     <w:uiPriority w:val="9"/>
     <w:semiHidden/>
     <w:unhideWhenUsed/>
@@ -28978,13 +30213,13 @@
       <w:szCs w:val="20"/>
     </w:rPr>
   </w:style>
-  <w:style w:type="character" w:default="1" w:styleId="Fuentedeprrafopredeter">
+  <w:style w:type="character" w:default="1" w:styleId="DefaultParagraphFont">
     <w:name w:val="Default Paragraph Font"/>
     <w:uiPriority w:val="1"/>
     <w:semiHidden/>
     <w:unhideWhenUsed/>
   </w:style>
-  <w:style w:type="table" w:default="1" w:styleId="Tablanormal">
+  <w:style w:type="table" w:default="1" w:styleId="TableNormal">
     <w:name w:val="Normal Table"/>
     <w:uiPriority w:val="99"/>
     <w:semiHidden/>
@@ -28999,13 +30234,13 @@
       </w:tblCellMar>
     </w:tblPr>
   </w:style>
-  <w:style w:type="numbering" w:default="1" w:styleId="Sinlista">
+  <w:style w:type="numbering" w:default="1" w:styleId="NoList">
     <w:name w:val="No List"/>
     <w:uiPriority w:val="99"/>
     <w:semiHidden/>
     <w:unhideWhenUsed/>
   </w:style>
-  <w:style w:type="table" w:customStyle="1" w:styleId="TableNormal">
+  <w:style w:type="table" w:customStyle="1" w:styleId="TableNormal0">
     <w:name w:val="TableNormal"/>
     <w:tblPr>
       <w:tblCellMar>
@@ -29016,11 +30251,11 @@
       </w:tblCellMar>
     </w:tblPr>
   </w:style>
-  <w:style w:type="paragraph" w:styleId="Ttulo">
+  <w:style w:type="paragraph" w:styleId="Title">
     <w:name w:val="Title"/>
     <w:basedOn w:val="Normal"/>
     <w:next w:val="Normal"/>
-    <w:link w:val="TtuloCar"/>
+    <w:link w:val="TitleChar"/>
     <w:uiPriority w:val="10"/>
     <w:qFormat/>
     <w:pPr>
@@ -29036,10 +30271,10 @@
       <w:szCs w:val="52"/>
     </w:rPr>
   </w:style>
-  <w:style w:type="paragraph" w:styleId="Encabezado">
+  <w:style w:type="paragraph" w:styleId="Header">
     <w:name w:val="header"/>
     <w:basedOn w:val="Normal"/>
-    <w:link w:val="EncabezadoCar"/>
+    <w:link w:val="HeaderChar"/>
     <w:uiPriority w:val="99"/>
     <w:unhideWhenUsed/>
     <w:rsid w:val="00E618BF"/>
@@ -29051,17 +30286,17 @@
       <w:spacing w:after="0" w:line="240" w:lineRule="auto"/>
     </w:pPr>
   </w:style>
-  <w:style w:type="character" w:customStyle="1" w:styleId="EncabezadoCar">
-    <w:name w:val="Encabezado Car"/>
-    <w:basedOn w:val="Fuentedeprrafopredeter"/>
-    <w:link w:val="Encabezado"/>
+  <w:style w:type="character" w:customStyle="1" w:styleId="HeaderChar">
+    <w:name w:val="Header Char"/>
+    <w:basedOn w:val="DefaultParagraphFont"/>
+    <w:link w:val="Header"/>
     <w:uiPriority w:val="99"/>
     <w:rsid w:val="00E618BF"/>
   </w:style>
-  <w:style w:type="paragraph" w:styleId="Piedepgina">
+  <w:style w:type="paragraph" w:styleId="Footer">
     <w:name w:val="footer"/>
     <w:basedOn w:val="Normal"/>
-    <w:link w:val="PiedepginaCar"/>
+    <w:link w:val="FooterChar"/>
     <w:uiPriority w:val="99"/>
     <w:unhideWhenUsed/>
     <w:rsid w:val="00E618BF"/>
@@ -29073,14 +30308,14 @@
       <w:spacing w:after="0" w:line="240" w:lineRule="auto"/>
     </w:pPr>
   </w:style>
-  <w:style w:type="character" w:customStyle="1" w:styleId="PiedepginaCar">
-    <w:name w:val="Pie de página Car"/>
-    <w:basedOn w:val="Fuentedeprrafopredeter"/>
-    <w:link w:val="Piedepgina"/>
+  <w:style w:type="character" w:customStyle="1" w:styleId="FooterChar">
+    <w:name w:val="Footer Char"/>
+    <w:basedOn w:val="DefaultParagraphFont"/>
+    <w:link w:val="Footer"/>
     <w:uiPriority w:val="99"/>
     <w:rsid w:val="00E618BF"/>
   </w:style>
-  <w:style w:type="paragraph" w:styleId="Sinespaciado">
+  <w:style w:type="paragraph" w:styleId="NoSpacing">
     <w:name w:val="No Spacing"/>
     <w:uiPriority w:val="1"/>
     <w:qFormat/>
@@ -29089,10 +30324,10 @@
       <w:spacing w:after="0" w:line="240" w:lineRule="auto"/>
     </w:pPr>
   </w:style>
-  <w:style w:type="character" w:customStyle="1" w:styleId="Ttulo1Car">
-    <w:name w:val="Título 1 Car"/>
-    <w:basedOn w:val="Fuentedeprrafopredeter"/>
-    <w:link w:val="Ttulo1"/>
+  <w:style w:type="character" w:customStyle="1" w:styleId="Heading1Char">
+    <w:name w:val="Heading 1 Char"/>
+    <w:basedOn w:val="DefaultParagraphFont"/>
+    <w:link w:val="Heading1"/>
     <w:uiPriority w:val="9"/>
     <w:rsid w:val="00FC693F"/>
     <w:rPr>
@@ -29104,10 +30339,10 @@
       <w:szCs w:val="28"/>
     </w:rPr>
   </w:style>
-  <w:style w:type="character" w:customStyle="1" w:styleId="Ttulo2Car">
-    <w:name w:val="Título 2 Car"/>
-    <w:basedOn w:val="Fuentedeprrafopredeter"/>
-    <w:link w:val="Ttulo2"/>
+  <w:style w:type="character" w:customStyle="1" w:styleId="Heading2Char">
+    <w:name w:val="Heading 2 Char"/>
+    <w:basedOn w:val="DefaultParagraphFont"/>
+    <w:link w:val="Heading2"/>
     <w:uiPriority w:val="9"/>
     <w:rsid w:val="00FC693F"/>
     <w:rPr>
@@ -29119,10 +30354,10 @@
       <w:szCs w:val="26"/>
     </w:rPr>
   </w:style>
-  <w:style w:type="character" w:customStyle="1" w:styleId="Ttulo3Car">
-    <w:name w:val="Título 3 Car"/>
-    <w:basedOn w:val="Fuentedeprrafopredeter"/>
-    <w:link w:val="Ttulo3"/>
+  <w:style w:type="character" w:customStyle="1" w:styleId="Heading3Char">
+    <w:name w:val="Heading 3 Char"/>
+    <w:basedOn w:val="DefaultParagraphFont"/>
+    <w:link w:val="Heading3"/>
     <w:uiPriority w:val="9"/>
     <w:rsid w:val="00FC693F"/>
     <w:rPr>
@@ -29132,10 +30367,10 @@
       <w:color w:val="4F81BD" w:themeColor="accent1"/>
     </w:rPr>
   </w:style>
-  <w:style w:type="character" w:customStyle="1" w:styleId="TtuloCar">
-    <w:name w:val="Título Car"/>
-    <w:basedOn w:val="Fuentedeprrafopredeter"/>
-    <w:link w:val="Ttulo"/>
+  <w:style w:type="character" w:customStyle="1" w:styleId="TitleChar">
+    <w:name w:val="Title Char"/>
+    <w:basedOn w:val="DefaultParagraphFont"/>
+    <w:link w:val="Title"/>
     <w:uiPriority w:val="10"/>
     <w:rsid w:val="00FC693F"/>
     <w:rPr>
@@ -29147,10 +30382,10 @@
       <w:szCs w:val="52"/>
     </w:rPr>
   </w:style>
-  <w:style w:type="character" w:customStyle="1" w:styleId="SubttuloCar">
-    <w:name w:val="Subtítulo Car"/>
-    <w:basedOn w:val="Fuentedeprrafopredeter"/>
-    <w:link w:val="Subttulo"/>
+  <w:style w:type="character" w:customStyle="1" w:styleId="SubtitleChar">
+    <w:name w:val="Subtitle Char"/>
+    <w:basedOn w:val="DefaultParagraphFont"/>
+    <w:link w:val="Subtitle"/>
     <w:uiPriority w:val="11"/>
     <w:rsid w:val="00FC693F"/>
     <w:rPr>
@@ -29163,7 +30398,7 @@
       <w:szCs w:val="24"/>
     </w:rPr>
   </w:style>
-  <w:style w:type="paragraph" w:styleId="Prrafodelista">
+  <w:style w:type="paragraph" w:styleId="ListParagraph">
     <w:name w:val="List Paragraph"/>
     <w:basedOn w:val="Normal"/>
     <w:uiPriority w:val="34"/>
@@ -29174,25 +30409,25 @@
       <w:contextualSpacing/>
     </w:pPr>
   </w:style>
-  <w:style w:type="paragraph" w:styleId="Textoindependiente">
+  <w:style w:type="paragraph" w:styleId="BodyText">
     <w:name w:val="Body Text"/>
     <w:basedOn w:val="Normal"/>
-    <w:link w:val="TextoindependienteCar"/>
+    <w:link w:val="BodyTextChar"/>
     <w:uiPriority w:val="99"/>
     <w:unhideWhenUsed/>
     <w:rsid w:val="00AA1D8D"/>
   </w:style>
-  <w:style w:type="character" w:customStyle="1" w:styleId="TextoindependienteCar">
-    <w:name w:val="Texto independiente Car"/>
-    <w:basedOn w:val="Fuentedeprrafopredeter"/>
-    <w:link w:val="Textoindependiente"/>
+  <w:style w:type="character" w:customStyle="1" w:styleId="BodyTextChar">
+    <w:name w:val="Body Text Char"/>
+    <w:basedOn w:val="DefaultParagraphFont"/>
+    <w:link w:val="BodyText"/>
     <w:uiPriority w:val="99"/>
     <w:rsid w:val="00AA1D8D"/>
   </w:style>
-  <w:style w:type="paragraph" w:styleId="Textoindependiente2">
+  <w:style w:type="paragraph" w:styleId="BodyText2">
     <w:name w:val="Body Text 2"/>
     <w:basedOn w:val="Normal"/>
-    <w:link w:val="Textoindependiente2Car"/>
+    <w:link w:val="BodyText2Char"/>
     <w:uiPriority w:val="99"/>
     <w:unhideWhenUsed/>
     <w:rsid w:val="00AA1D8D"/>
@@ -29200,17 +30435,17 @@
       <w:spacing w:line="480" w:lineRule="auto"/>
     </w:pPr>
   </w:style>
-  <w:style w:type="character" w:customStyle="1" w:styleId="Textoindependiente2Car">
-    <w:name w:val="Texto independiente 2 Car"/>
-    <w:basedOn w:val="Fuentedeprrafopredeter"/>
-    <w:link w:val="Textoindependiente2"/>
+  <w:style w:type="character" w:customStyle="1" w:styleId="BodyText2Char">
+    <w:name w:val="Body Text 2 Char"/>
+    <w:basedOn w:val="DefaultParagraphFont"/>
+    <w:link w:val="BodyText2"/>
     <w:uiPriority w:val="99"/>
     <w:rsid w:val="00AA1D8D"/>
   </w:style>
-  <w:style w:type="paragraph" w:styleId="Textoindependiente3">
+  <w:style w:type="paragraph" w:styleId="BodyText3">
     <w:name w:val="Body Text 3"/>
     <w:basedOn w:val="Normal"/>
-    <w:link w:val="Textoindependiente3Car"/>
+    <w:link w:val="BodyText3Char"/>
     <w:uiPriority w:val="99"/>
     <w:unhideWhenUsed/>
     <w:rsid w:val="00AA1D8D"/>
@@ -29219,10 +30454,10 @@
       <w:szCs w:val="16"/>
     </w:rPr>
   </w:style>
-  <w:style w:type="character" w:customStyle="1" w:styleId="Textoindependiente3Car">
-    <w:name w:val="Texto independiente 3 Car"/>
-    <w:basedOn w:val="Fuentedeprrafopredeter"/>
-    <w:link w:val="Textoindependiente3"/>
+  <w:style w:type="character" w:customStyle="1" w:styleId="BodyText3Char">
+    <w:name w:val="Body Text 3 Char"/>
+    <w:basedOn w:val="DefaultParagraphFont"/>
+    <w:link w:val="BodyText3"/>
     <w:uiPriority w:val="99"/>
     <w:rsid w:val="00AA1D8D"/>
     <w:rPr>
@@ -29230,7 +30465,7 @@
       <w:szCs w:val="16"/>
     </w:rPr>
   </w:style>
-  <w:style w:type="paragraph" w:styleId="Lista">
+  <w:style w:type="paragraph" w:styleId="List">
     <w:name w:val="List"/>
     <w:basedOn w:val="Normal"/>
     <w:uiPriority w:val="99"/>
@@ -29241,7 +30476,7 @@
       <w:contextualSpacing/>
     </w:pPr>
   </w:style>
-  <w:style w:type="paragraph" w:styleId="Lista2">
+  <w:style w:type="paragraph" w:styleId="List2">
     <w:name w:val="List 2"/>
     <w:basedOn w:val="Normal"/>
     <w:uiPriority w:val="99"/>
@@ -29252,7 +30487,7 @@
       <w:contextualSpacing/>
     </w:pPr>
   </w:style>
-  <w:style w:type="paragraph" w:styleId="Lista3">
+  <w:style w:type="paragraph" w:styleId="List3">
     <w:name w:val="List 3"/>
     <w:basedOn w:val="Normal"/>
     <w:uiPriority w:val="99"/>
@@ -29263,7 +30498,7 @@
       <w:contextualSpacing/>
     </w:pPr>
   </w:style>
-  <w:style w:type="paragraph" w:styleId="Listaconvietas">
+  <w:style w:type="paragraph" w:styleId="ListBullet">
     <w:name w:val="List Bullet"/>
     <w:basedOn w:val="Normal"/>
     <w:uiPriority w:val="99"/>
@@ -29276,7 +30511,7 @@
       <w:contextualSpacing/>
     </w:pPr>
   </w:style>
-  <w:style w:type="paragraph" w:styleId="Listaconvietas2">
+  <w:style w:type="paragraph" w:styleId="ListBullet2">
     <w:name w:val="List Bullet 2"/>
     <w:basedOn w:val="Normal"/>
     <w:uiPriority w:val="99"/>
@@ -29290,7 +30525,7 @@
       <w:contextualSpacing/>
     </w:pPr>
   </w:style>
-  <w:style w:type="paragraph" w:styleId="Listaconvietas3">
+  <w:style w:type="paragraph" w:styleId="ListBullet3">
     <w:name w:val="List Bullet 3"/>
     <w:basedOn w:val="Normal"/>
     <w:uiPriority w:val="99"/>
@@ -29304,7 +30539,7 @@
       <w:contextualSpacing/>
     </w:pPr>
   </w:style>
-  <w:style w:type="paragraph" w:styleId="Listaconnmeros">
+  <w:style w:type="paragraph" w:styleId="ListNumber">
     <w:name w:val="List Number"/>
     <w:basedOn w:val="Normal"/>
     <w:uiPriority w:val="99"/>
@@ -29318,7 +30553,7 @@
       <w:contextualSpacing/>
     </w:pPr>
   </w:style>
-  <w:style w:type="paragraph" w:styleId="Listaconnmeros2">
+  <w:style w:type="paragraph" w:styleId="ListNumber2">
     <w:name w:val="List Number 2"/>
     <w:basedOn w:val="Normal"/>
     <w:uiPriority w:val="99"/>
@@ -29332,7 +30567,7 @@
       <w:contextualSpacing/>
     </w:pPr>
   </w:style>
-  <w:style w:type="paragraph" w:styleId="Listaconnmeros3">
+  <w:style w:type="paragraph" w:styleId="ListNumber3">
     <w:name w:val="List Number 3"/>
     <w:basedOn w:val="Normal"/>
     <w:uiPriority w:val="99"/>
@@ -29346,7 +30581,7 @@
       <w:contextualSpacing/>
     </w:pPr>
   </w:style>
-  <w:style w:type="paragraph" w:styleId="Continuarlista">
+  <w:style w:type="paragraph" w:styleId="ListContinue">
     <w:name w:val="List Continue"/>
     <w:basedOn w:val="Normal"/>
     <w:uiPriority w:val="99"/>
@@ -29357,7 +30592,7 @@
       <w:contextualSpacing/>
     </w:pPr>
   </w:style>
-  <w:style w:type="paragraph" w:styleId="Continuarlista2">
+  <w:style w:type="paragraph" w:styleId="ListContinue2">
     <w:name w:val="List Continue 2"/>
     <w:basedOn w:val="Normal"/>
     <w:uiPriority w:val="99"/>
@@ -29368,7 +30603,7 @@
       <w:contextualSpacing/>
     </w:pPr>
   </w:style>
-  <w:style w:type="paragraph" w:styleId="Continuarlista3">
+  <w:style w:type="paragraph" w:styleId="ListContinue3">
     <w:name w:val="List Continue 3"/>
     <w:basedOn w:val="Normal"/>
     <w:uiPriority w:val="99"/>
@@ -29379,9 +30614,9 @@
       <w:contextualSpacing/>
     </w:pPr>
   </w:style>
-  <w:style w:type="paragraph" w:styleId="Textomacro">
+  <w:style w:type="paragraph" w:styleId="MacroText">
     <w:name w:val="macro"/>
-    <w:link w:val="TextomacroCar"/>
+    <w:link w:val="MacroTextChar"/>
     <w:uiPriority w:val="99"/>
     <w:unhideWhenUsed/>
     <w:rsid w:val="0029639D"/>
@@ -29402,10 +30637,10 @@
       <w:szCs w:val="20"/>
     </w:rPr>
   </w:style>
-  <w:style w:type="character" w:customStyle="1" w:styleId="TextomacroCar">
-    <w:name w:val="Texto macro Car"/>
-    <w:basedOn w:val="Fuentedeprrafopredeter"/>
-    <w:link w:val="Textomacro"/>
+  <w:style w:type="character" w:customStyle="1" w:styleId="MacroTextChar">
+    <w:name w:val="Macro Text Char"/>
+    <w:basedOn w:val="DefaultParagraphFont"/>
+    <w:link w:val="MacroText"/>
     <w:uiPriority w:val="99"/>
     <w:rsid w:val="0029639D"/>
     <w:rPr>
@@ -29414,11 +30649,11 @@
       <w:szCs w:val="20"/>
     </w:rPr>
   </w:style>
-  <w:style w:type="paragraph" w:styleId="Cita">
+  <w:style w:type="paragraph" w:styleId="Quote">
     <w:name w:val="Quote"/>
     <w:basedOn w:val="Normal"/>
     <w:next w:val="Normal"/>
-    <w:link w:val="CitaCar"/>
+    <w:link w:val="QuoteChar"/>
     <w:uiPriority w:val="29"/>
     <w:qFormat/>
     <w:rsid w:val="00FC693F"/>
@@ -29428,10 +30663,10 @@
       <w:color w:val="000000" w:themeColor="text1"/>
     </w:rPr>
   </w:style>
-  <w:style w:type="character" w:customStyle="1" w:styleId="CitaCar">
-    <w:name w:val="Cita Car"/>
-    <w:basedOn w:val="Fuentedeprrafopredeter"/>
-    <w:link w:val="Cita"/>
+  <w:style w:type="character" w:customStyle="1" w:styleId="QuoteChar">
+    <w:name w:val="Quote Char"/>
+    <w:basedOn w:val="DefaultParagraphFont"/>
+    <w:link w:val="Quote"/>
     <w:uiPriority w:val="29"/>
     <w:rsid w:val="00FC693F"/>
     <w:rPr>
@@ -29440,10 +30675,10 @@
       <w:color w:val="000000" w:themeColor="text1"/>
     </w:rPr>
   </w:style>
-  <w:style w:type="character" w:customStyle="1" w:styleId="Ttulo4Car">
-    <w:name w:val="Título 4 Car"/>
-    <w:basedOn w:val="Fuentedeprrafopredeter"/>
-    <w:link w:val="Ttulo4"/>
+  <w:style w:type="character" w:customStyle="1" w:styleId="Heading4Char">
+    <w:name w:val="Heading 4 Char"/>
+    <w:basedOn w:val="DefaultParagraphFont"/>
+    <w:link w:val="Heading4"/>
     <w:uiPriority w:val="9"/>
     <w:semiHidden/>
     <w:rsid w:val="00FC693F"/>
@@ -29456,10 +30691,10 @@
       <w:color w:val="4F81BD" w:themeColor="accent1"/>
     </w:rPr>
   </w:style>
-  <w:style w:type="character" w:customStyle="1" w:styleId="Ttulo5Car">
-    <w:name w:val="Título 5 Car"/>
-    <w:basedOn w:val="Fuentedeprrafopredeter"/>
-    <w:link w:val="Ttulo5"/>
+  <w:style w:type="character" w:customStyle="1" w:styleId="Heading5Char">
+    <w:name w:val="Heading 5 Char"/>
+    <w:basedOn w:val="DefaultParagraphFont"/>
+    <w:link w:val="Heading5"/>
     <w:uiPriority w:val="9"/>
     <w:semiHidden/>
     <w:rsid w:val="00FC693F"/>
@@ -29468,10 +30703,10 @@
       <w:color w:val="243F60" w:themeColor="accent1" w:themeShade="7F"/>
     </w:rPr>
   </w:style>
-  <w:style w:type="character" w:customStyle="1" w:styleId="Ttulo6Car">
-    <w:name w:val="Título 6 Car"/>
-    <w:basedOn w:val="Fuentedeprrafopredeter"/>
-    <w:link w:val="Ttulo6"/>
+  <w:style w:type="character" w:customStyle="1" w:styleId="Heading6Char">
+    <w:name w:val="Heading 6 Char"/>
+    <w:basedOn w:val="DefaultParagraphFont"/>
+    <w:link w:val="Heading6"/>
     <w:uiPriority w:val="9"/>
     <w:semiHidden/>
     <w:rsid w:val="00FC693F"/>
@@ -29482,10 +30717,10 @@
       <w:color w:val="243F60" w:themeColor="accent1" w:themeShade="7F"/>
     </w:rPr>
   </w:style>
-  <w:style w:type="character" w:customStyle="1" w:styleId="Ttulo7Car">
-    <w:name w:val="Título 7 Car"/>
-    <w:basedOn w:val="Fuentedeprrafopredeter"/>
-    <w:link w:val="Ttulo7"/>
+  <w:style w:type="character" w:customStyle="1" w:styleId="Heading7Char">
+    <w:name w:val="Heading 7 Char"/>
+    <w:basedOn w:val="DefaultParagraphFont"/>
+    <w:link w:val="Heading7"/>
     <w:uiPriority w:val="9"/>
     <w:semiHidden/>
     <w:rsid w:val="00FC693F"/>
@@ -29496,10 +30731,10 @@
       <w:color w:val="404040" w:themeColor="text1" w:themeTint="BF"/>
     </w:rPr>
   </w:style>
-  <w:style w:type="character" w:customStyle="1" w:styleId="Ttulo8Car">
-    <w:name w:val="Título 8 Car"/>
-    <w:basedOn w:val="Fuentedeprrafopredeter"/>
-    <w:link w:val="Ttulo8"/>
+  <w:style w:type="character" w:customStyle="1" w:styleId="Heading8Char">
+    <w:name w:val="Heading 8 Char"/>
+    <w:basedOn w:val="DefaultParagraphFont"/>
+    <w:link w:val="Heading8"/>
     <w:uiPriority w:val="9"/>
     <w:semiHidden/>
     <w:rsid w:val="00FC693F"/>
@@ -29510,10 +30745,10 @@
       <w:szCs w:val="20"/>
     </w:rPr>
   </w:style>
-  <w:style w:type="character" w:customStyle="1" w:styleId="Ttulo9Car">
-    <w:name w:val="Título 9 Car"/>
-    <w:basedOn w:val="Fuentedeprrafopredeter"/>
-    <w:link w:val="Ttulo9"/>
+  <w:style w:type="character" w:customStyle="1" w:styleId="Heading9Char">
+    <w:name w:val="Heading 9 Char"/>
+    <w:basedOn w:val="DefaultParagraphFont"/>
+    <w:link w:val="Heading9"/>
     <w:uiPriority w:val="9"/>
     <w:semiHidden/>
     <w:rsid w:val="00FC693F"/>
@@ -29526,7 +30761,7 @@
       <w:szCs w:val="20"/>
     </w:rPr>
   </w:style>
-  <w:style w:type="paragraph" w:styleId="Descripcin">
+  <w:style w:type="paragraph" w:styleId="Caption">
     <w:name w:val="caption"/>
     <w:basedOn w:val="Normal"/>
     <w:next w:val="Normal"/>
@@ -29546,9 +30781,9 @@
       <w:szCs w:val="18"/>
     </w:rPr>
   </w:style>
-  <w:style w:type="character" w:styleId="Textoennegrita">
+  <w:style w:type="character" w:styleId="Strong">
     <w:name w:val="Strong"/>
-    <w:basedOn w:val="Fuentedeprrafopredeter"/>
+    <w:basedOn w:val="DefaultParagraphFont"/>
     <w:uiPriority w:val="22"/>
     <w:qFormat/>
     <w:rsid w:val="00FC693F"/>
@@ -29557,9 +30792,9 @@
       <w:bCs/>
     </w:rPr>
   </w:style>
-  <w:style w:type="character" w:styleId="nfasis">
+  <w:style w:type="character" w:styleId="Emphasis">
     <w:name w:val="Emphasis"/>
-    <w:basedOn w:val="Fuentedeprrafopredeter"/>
+    <w:basedOn w:val="DefaultParagraphFont"/>
     <w:uiPriority w:val="20"/>
     <w:qFormat/>
     <w:rsid w:val="00FC693F"/>
@@ -29568,11 +30803,11 @@
       <w:iCs/>
     </w:rPr>
   </w:style>
-  <w:style w:type="paragraph" w:styleId="Citadestacada">
+  <w:style w:type="paragraph" w:styleId="IntenseQuote">
     <w:name w:val="Intense Quote"/>
     <w:basedOn w:val="Normal"/>
     <w:next w:val="Normal"/>
-    <w:link w:val="CitadestacadaCar"/>
+    <w:link w:val="IntenseQuoteChar"/>
     <w:uiPriority w:val="30"/>
     <w:qFormat/>
     <w:rsid w:val="00FC693F"/>
@@ -29591,10 +30826,10 @@
       <w:color w:val="4F81BD" w:themeColor="accent1"/>
     </w:rPr>
   </w:style>
-  <w:style w:type="character" w:customStyle="1" w:styleId="CitadestacadaCar">
-    <w:name w:val="Cita destacada Car"/>
-    <w:basedOn w:val="Fuentedeprrafopredeter"/>
-    <w:link w:val="Citadestacada"/>
+  <w:style w:type="character" w:customStyle="1" w:styleId="IntenseQuoteChar">
+    <w:name w:val="Intense Quote Char"/>
+    <w:basedOn w:val="DefaultParagraphFont"/>
+    <w:link w:val="IntenseQuote"/>
     <w:uiPriority w:val="30"/>
     <w:rsid w:val="00FC693F"/>
     <w:rPr>
@@ -29605,9 +30840,9 @@
       <w:color w:val="4F81BD" w:themeColor="accent1"/>
     </w:rPr>
   </w:style>
-  <w:style w:type="character" w:styleId="nfasissutil">
+  <w:style w:type="character" w:styleId="SubtleEmphasis">
     <w:name w:val="Subtle Emphasis"/>
-    <w:basedOn w:val="Fuentedeprrafopredeter"/>
+    <w:basedOn w:val="DefaultParagraphFont"/>
     <w:uiPriority w:val="19"/>
     <w:qFormat/>
     <w:rsid w:val="00FC693F"/>
@@ -29617,9 +30852,9 @@
       <w:color w:val="808080" w:themeColor="text1" w:themeTint="7F"/>
     </w:rPr>
   </w:style>
-  <w:style w:type="character" w:styleId="nfasisintenso">
+  <w:style w:type="character" w:styleId="IntenseEmphasis">
     <w:name w:val="Intense Emphasis"/>
-    <w:basedOn w:val="Fuentedeprrafopredeter"/>
+    <w:basedOn w:val="DefaultParagraphFont"/>
     <w:uiPriority w:val="21"/>
     <w:qFormat/>
     <w:rsid w:val="00FC693F"/>
@@ -29631,9 +30866,9 @@
       <w:color w:val="4F81BD" w:themeColor="accent1"/>
     </w:rPr>
   </w:style>
-  <w:style w:type="character" w:styleId="Referenciasutil">
+  <w:style w:type="character" w:styleId="SubtleReference">
     <w:name w:val="Subtle Reference"/>
-    <w:basedOn w:val="Fuentedeprrafopredeter"/>
+    <w:basedOn w:val="DefaultParagraphFont"/>
     <w:uiPriority w:val="31"/>
     <w:qFormat/>
     <w:rsid w:val="00FC693F"/>
@@ -29643,9 +30878,9 @@
       <w:u w:val="single"/>
     </w:rPr>
   </w:style>
-  <w:style w:type="character" w:styleId="Referenciaintensa">
+  <w:style w:type="character" w:styleId="IntenseReference">
     <w:name w:val="Intense Reference"/>
-    <w:basedOn w:val="Fuentedeprrafopredeter"/>
+    <w:basedOn w:val="DefaultParagraphFont"/>
     <w:uiPriority w:val="32"/>
     <w:qFormat/>
     <w:rsid w:val="00FC693F"/>
@@ -29658,9 +30893,9 @@
       <w:u w:val="single"/>
     </w:rPr>
   </w:style>
-  <w:style w:type="character" w:styleId="Ttulodellibro">
+  <w:style w:type="character" w:styleId="BookTitle">
     <w:name w:val="Book Title"/>
-    <w:basedOn w:val="Fuentedeprrafopredeter"/>
+    <w:basedOn w:val="DefaultParagraphFont"/>
     <w:uiPriority w:val="33"/>
     <w:qFormat/>
     <w:rsid w:val="00FC693F"/>
@@ -29671,9 +30906,9 @@
       <w:spacing w:val="5"/>
     </w:rPr>
   </w:style>
-  <w:style w:type="paragraph" w:styleId="TtuloTDC">
+  <w:style w:type="paragraph" w:styleId="TOCHeading">
     <w:name w:val="TOC Heading"/>
-    <w:basedOn w:val="Ttulo1"/>
+    <w:basedOn w:val="Heading1"/>
     <w:next w:val="Normal"/>
     <w:uiPriority w:val="39"/>
     <w:semiHidden/>
@@ -29684,9 +30919,9 @@
       <w:outlineLvl w:val="9"/>
     </w:pPr>
   </w:style>
-  <w:style w:type="table" w:styleId="Tablaconcuadrcula">
+  <w:style w:type="table" w:styleId="TableGrid">
     <w:name w:val="Table Grid"/>
-    <w:basedOn w:val="Tablanormal"/>
+    <w:basedOn w:val="TableNormal"/>
     <w:uiPriority w:val="59"/>
     <w:rsid w:val="00FC693F"/>
     <w:pPr>
@@ -29703,9 +30938,9 @@
       </w:tblBorders>
     </w:tblPr>
   </w:style>
-  <w:style w:type="table" w:styleId="Sombreadoclaro">
+  <w:style w:type="table" w:styleId="LightShading">
     <w:name w:val="Light Shading"/>
-    <w:basedOn w:val="Tablanormal"/>
+    <w:basedOn w:val="TableNormal"/>
     <w:uiPriority w:val="60"/>
     <w:rsid w:val="00FC693F"/>
     <w:pPr>
@@ -29799,9 +31034,9 @@
       </w:tcPr>
     </w:tblStylePr>
   </w:style>
-  <w:style w:type="table" w:styleId="Sombreadoclaro-nfasis1">
+  <w:style w:type="table" w:styleId="LightShading-Accent1">
     <w:name w:val="Light Shading Accent 1"/>
-    <w:basedOn w:val="Tablanormal"/>
+    <w:basedOn w:val="TableNormal"/>
     <w:uiPriority w:val="60"/>
     <w:rsid w:val="00FC693F"/>
     <w:pPr>
@@ -29895,9 +31130,9 @@
       </w:tcPr>
     </w:tblStylePr>
   </w:style>
-  <w:style w:type="table" w:styleId="Sombreadoclaro-nfasis2">
+  <w:style w:type="table" w:styleId="LightShading-Accent2">
     <w:name w:val="Light Shading Accent 2"/>
-    <w:basedOn w:val="Tablanormal"/>
+    <w:basedOn w:val="TableNormal"/>
     <w:uiPriority w:val="60"/>
     <w:rsid w:val="00FC693F"/>
     <w:pPr>
@@ -29991,9 +31226,9 @@
       </w:tcPr>
     </w:tblStylePr>
   </w:style>
-  <w:style w:type="table" w:styleId="Sombreadoclaro-nfasis3">
+  <w:style w:type="table" w:styleId="LightShading-Accent3">
     <w:name w:val="Light Shading Accent 3"/>
-    <w:basedOn w:val="Tablanormal"/>
+    <w:basedOn w:val="TableNormal"/>
     <w:uiPriority w:val="60"/>
     <w:rsid w:val="00FC693F"/>
     <w:pPr>
@@ -30087,9 +31322,9 @@
       </w:tcPr>
     </w:tblStylePr>
   </w:style>
-  <w:style w:type="table" w:styleId="Sombreadoclaro-nfasis4">
+  <w:style w:type="table" w:styleId="LightShading-Accent4">
     <w:name w:val="Light Shading Accent 4"/>
-    <w:basedOn w:val="Tablanormal"/>
+    <w:basedOn w:val="TableNormal"/>
     <w:uiPriority w:val="60"/>
     <w:rsid w:val="00FC693F"/>
     <w:pPr>
@@ -30183,9 +31418,9 @@
       </w:tcPr>
     </w:tblStylePr>
   </w:style>
-  <w:style w:type="table" w:styleId="Sombreadoclaro-nfasis5">
+  <w:style w:type="table" w:styleId="LightShading-Accent5">
     <w:name w:val="Light Shading Accent 5"/>
-    <w:basedOn w:val="Tablanormal"/>
+    <w:basedOn w:val="TableNormal"/>
     <w:uiPriority w:val="60"/>
     <w:rsid w:val="00FC693F"/>
     <w:pPr>
@@ -30279,9 +31514,9 @@
       </w:tcPr>
     </w:tblStylePr>
   </w:style>
-  <w:style w:type="table" w:styleId="Sombreadoclaro-nfasis6">
+  <w:style w:type="table" w:styleId="LightShading-Accent6">
     <w:name w:val="Light Shading Accent 6"/>
-    <w:basedOn w:val="Tablanormal"/>
+    <w:basedOn w:val="TableNormal"/>
     <w:uiPriority w:val="60"/>
     <w:rsid w:val="00FC693F"/>
     <w:pPr>
@@ -30375,9 +31610,9 @@
       </w:tcPr>
     </w:tblStylePr>
   </w:style>
-  <w:style w:type="table" w:styleId="Listaclara">
+  <w:style w:type="table" w:styleId="LightList">
     <w:name w:val="Light List"/>
-    <w:basedOn w:val="Tablanormal"/>
+    <w:basedOn w:val="TableNormal"/>
     <w:uiPriority w:val="61"/>
     <w:rsid w:val="00FC693F"/>
     <w:pPr>
@@ -30460,9 +31695,9 @@
       </w:tcPr>
     </w:tblStylePr>
   </w:style>
-  <w:style w:type="table" w:styleId="Listaclara-nfasis1">
+  <w:style w:type="table" w:styleId="LightList-Accent1">
     <w:name w:val="Light List Accent 1"/>
-    <w:basedOn w:val="Tablanormal"/>
+    <w:basedOn w:val="TableNormal"/>
     <w:uiPriority w:val="61"/>
     <w:rsid w:val="00FC693F"/>
     <w:pPr>
@@ -30545,9 +31780,9 @@
       </w:tcPr>
     </w:tblStylePr>
   </w:style>
-  <w:style w:type="table" w:styleId="Listaclara-nfasis2">
+  <w:style w:type="table" w:styleId="LightList-Accent2">
     <w:name w:val="Light List Accent 2"/>
-    <w:basedOn w:val="Tablanormal"/>
+    <w:basedOn w:val="TableNormal"/>
     <w:uiPriority w:val="61"/>
     <w:rsid w:val="00CB0664"/>
     <w:pPr>
@@ -30630,9 +31865,9 @@
       </w:tcPr>
     </w:tblStylePr>
   </w:style>
-  <w:style w:type="table" w:styleId="Listaclara-nfasis3">
+  <w:style w:type="table" w:styleId="LightList-Accent3">
     <w:name w:val="Light List Accent 3"/>
-    <w:basedOn w:val="Tablanormal"/>
+    <w:basedOn w:val="TableNormal"/>
     <w:uiPriority w:val="61"/>
     <w:rsid w:val="00CB0664"/>
     <w:pPr>
@@ -30715,9 +31950,9 @@
       </w:tcPr>
     </w:tblStylePr>
   </w:style>
-  <w:style w:type="table" w:styleId="Listaclara-nfasis4">
+  <w:style w:type="table" w:styleId="LightList-Accent4">
     <w:name w:val="Light List Accent 4"/>
-    <w:basedOn w:val="Tablanormal"/>
+    <w:basedOn w:val="TableNormal"/>
     <w:uiPriority w:val="61"/>
     <w:rsid w:val="00CB0664"/>
     <w:pPr>
@@ -30800,9 +32035,9 @@
       </w:tcPr>
     </w:tblStylePr>
   </w:style>
-  <w:style w:type="table" w:styleId="Listaclara-nfasis5">
+  <w:style w:type="table" w:styleId="LightList-Accent5">
     <w:name w:val="Light List Accent 5"/>
-    <w:basedOn w:val="Tablanormal"/>
+    <w:basedOn w:val="TableNormal"/>
     <w:uiPriority w:val="61"/>
     <w:rsid w:val="00CB0664"/>
     <w:pPr>
@@ -30885,9 +32120,9 @@
       </w:tcPr>
     </w:tblStylePr>
   </w:style>
-  <w:style w:type="table" w:styleId="Listaclara-nfasis6">
+  <w:style w:type="table" w:styleId="LightList-Accent6">
     <w:name w:val="Light List Accent 6"/>
-    <w:basedOn w:val="Tablanormal"/>
+    <w:basedOn w:val="TableNormal"/>
     <w:uiPriority w:val="61"/>
     <w:rsid w:val="00CB0664"/>
     <w:pPr>
@@ -30970,9 +32205,9 @@
       </w:tcPr>
     </w:tblStylePr>
   </w:style>
-  <w:style w:type="table" w:styleId="Cuadrculaclara">
+  <w:style w:type="table" w:styleId="LightGrid">
     <w:name w:val="Light Grid"/>
-    <w:basedOn w:val="Tablanormal"/>
+    <w:basedOn w:val="TableNormal"/>
     <w:uiPriority w:val="62"/>
     <w:rsid w:val="00CB0664"/>
     <w:pPr>
@@ -31093,9 +32328,9 @@
       </w:tcPr>
     </w:tblStylePr>
   </w:style>
-  <w:style w:type="table" w:styleId="Cuadrculaclara-nfasis1">
+  <w:style w:type="table" w:styleId="LightGrid-Accent1">
     <w:name w:val="Light Grid Accent 1"/>
-    <w:basedOn w:val="Tablanormal"/>
+    <w:basedOn w:val="TableNormal"/>
     <w:uiPriority w:val="62"/>
     <w:rsid w:val="00CB0664"/>
     <w:pPr>
@@ -31216,9 +32451,9 @@
       </w:tcPr>
     </w:tblStylePr>
   </w:style>
-  <w:style w:type="table" w:styleId="Cuadrculaclara-nfasis2">
+  <w:style w:type="table" w:styleId="LightGrid-Accent2">
     <w:name w:val="Light Grid Accent 2"/>
-    <w:basedOn w:val="Tablanormal"/>
+    <w:basedOn w:val="TableNormal"/>
     <w:uiPriority w:val="62"/>
     <w:rsid w:val="00CB0664"/>
     <w:pPr>
@@ -31339,9 +32574,9 @@
       </w:tcPr>
     </w:tblStylePr>
   </w:style>
-  <w:style w:type="table" w:styleId="Cuadrculaclara-nfasis3">
+  <w:style w:type="table" w:styleId="LightGrid-Accent3">
     <w:name w:val="Light Grid Accent 3"/>
-    <w:basedOn w:val="Tablanormal"/>
+    <w:basedOn w:val="TableNormal"/>
     <w:uiPriority w:val="62"/>
     <w:rsid w:val="00CB0664"/>
     <w:pPr>
@@ -31462,9 +32697,9 @@
       </w:tcPr>
     </w:tblStylePr>
   </w:style>
-  <w:style w:type="table" w:styleId="Cuadrculaclara-nfasis4">
+  <w:style w:type="table" w:styleId="LightGrid-Accent4">
     <w:name w:val="Light Grid Accent 4"/>
-    <w:basedOn w:val="Tablanormal"/>
+    <w:basedOn w:val="TableNormal"/>
     <w:uiPriority w:val="62"/>
     <w:rsid w:val="00CB0664"/>
     <w:pPr>
@@ -31585,9 +32820,9 @@
       </w:tcPr>
     </w:tblStylePr>
   </w:style>
-  <w:style w:type="table" w:styleId="Cuadrculaclara-nfasis5">
+  <w:style w:type="table" w:styleId="LightGrid-Accent5">
     <w:name w:val="Light Grid Accent 5"/>
-    <w:basedOn w:val="Tablanormal"/>
+    <w:basedOn w:val="TableNormal"/>
     <w:uiPriority w:val="62"/>
     <w:rsid w:val="00CB0664"/>
     <w:pPr>
@@ -31708,9 +32943,9 @@
       </w:tcPr>
     </w:tblStylePr>
   </w:style>
-  <w:style w:type="table" w:styleId="Cuadrculaclara-nfasis6">
+  <w:style w:type="table" w:styleId="LightGrid-Accent6">
     <w:name w:val="Light Grid Accent 6"/>
-    <w:basedOn w:val="Tablanormal"/>
+    <w:basedOn w:val="TableNormal"/>
     <w:uiPriority w:val="62"/>
     <w:rsid w:val="00CB0664"/>
     <w:pPr>
@@ -31831,9 +33066,9 @@
       </w:tcPr>
     </w:tblStylePr>
   </w:style>
-  <w:style w:type="table" w:styleId="Sombreadomedio1">
+  <w:style w:type="table" w:styleId="MediumShading1">
     <w:name w:val="Medium Shading 1"/>
-    <w:basedOn w:val="Tablanormal"/>
+    <w:basedOn w:val="TableNormal"/>
     <w:uiPriority w:val="63"/>
     <w:rsid w:val="00CB0664"/>
     <w:pPr>
@@ -31930,9 +33165,9 @@
       </w:tcPr>
     </w:tblStylePr>
   </w:style>
-  <w:style w:type="table" w:styleId="Sombreadomedio1-nfasis1">
+  <w:style w:type="table" w:styleId="MediumShading1-Accent1">
     <w:name w:val="Medium Shading 1 Accent 1"/>
-    <w:basedOn w:val="Tablanormal"/>
+    <w:basedOn w:val="TableNormal"/>
     <w:uiPriority w:val="63"/>
     <w:rsid w:val="00CB0664"/>
     <w:pPr>
@@ -32029,9 +33264,9 @@
       </w:tcPr>
     </w:tblStylePr>
   </w:style>
-  <w:style w:type="table" w:styleId="Sombreadomedio1-nfasis2">
+  <w:style w:type="table" w:styleId="MediumShading1-Accent2">
     <w:name w:val="Medium Shading 1 Accent 2"/>
-    <w:basedOn w:val="Tablanormal"/>
+    <w:basedOn w:val="TableNormal"/>
     <w:uiPriority w:val="63"/>
     <w:rsid w:val="00CB0664"/>
     <w:pPr>
@@ -32128,9 +33363,9 @@
       </w:tcPr>
     </w:tblStylePr>
   </w:style>
-  <w:style w:type="table" w:styleId="Sombreadomedio1-nfasis3">
+  <w:style w:type="table" w:styleId="MediumShading1-Accent3">
     <w:name w:val="Medium Shading 1 Accent 3"/>
-    <w:basedOn w:val="Tablanormal"/>
+    <w:basedOn w:val="TableNormal"/>
     <w:uiPriority w:val="63"/>
     <w:rsid w:val="00CB0664"/>
     <w:pPr>
@@ -32227,9 +33462,9 @@
       </w:tcPr>
     </w:tblStylePr>
   </w:style>
-  <w:style w:type="table" w:styleId="Sombreadomedio1-nfasis4">
+  <w:style w:type="table" w:styleId="MediumShading1-Accent4">
     <w:name w:val="Medium Shading 1 Accent 4"/>
-    <w:basedOn w:val="Tablanormal"/>
+    <w:basedOn w:val="TableNormal"/>
     <w:uiPriority w:val="63"/>
     <w:rsid w:val="00CB0664"/>
     <w:pPr>
@@ -32326,9 +33561,9 @@
       </w:tcPr>
     </w:tblStylePr>
   </w:style>
-  <w:style w:type="table" w:styleId="Sombreadomedio1-nfasis5">
+  <w:style w:type="table" w:styleId="MediumShading1-Accent5">
     <w:name w:val="Medium Shading 1 Accent 5"/>
-    <w:basedOn w:val="Tablanormal"/>
+    <w:basedOn w:val="TableNormal"/>
     <w:uiPriority w:val="63"/>
     <w:rsid w:val="00CB0664"/>
     <w:pPr>
@@ -32425,9 +33660,9 @@
       </w:tcPr>
     </w:tblStylePr>
   </w:style>
-  <w:style w:type="table" w:styleId="Sombreadomedio1-nfasis6">
+  <w:style w:type="table" w:styleId="MediumShading1-Accent6">
     <w:name w:val="Medium Shading 1 Accent 6"/>
-    <w:basedOn w:val="Tablanormal"/>
+    <w:basedOn w:val="TableNormal"/>
     <w:uiPriority w:val="63"/>
     <w:rsid w:val="00CB0664"/>
     <w:pPr>
@@ -32524,9 +33759,9 @@
       </w:tcPr>
     </w:tblStylePr>
   </w:style>
-  <w:style w:type="table" w:styleId="Sombreadomedio2">
+  <w:style w:type="table" w:styleId="MediumShading2">
     <w:name w:val="Medium Shading 2"/>
-    <w:basedOn w:val="Tablanormal"/>
+    <w:basedOn w:val="TableNormal"/>
     <w:uiPriority w:val="64"/>
     <w:rsid w:val="00CB0664"/>
     <w:pPr>
@@ -32666,9 +33901,9 @@
       </w:tcPr>
     </w:tblStylePr>
   </w:style>
-  <w:style w:type="table" w:styleId="Sombreadomedio2-nfasis1">
+  <w:style w:type="table" w:styleId="MediumShading2-Accent1">
     <w:name w:val="Medium Shading 2 Accent 1"/>
-    <w:basedOn w:val="Tablanormal"/>
+    <w:basedOn w:val="TableNormal"/>
     <w:uiPriority w:val="64"/>
     <w:rsid w:val="00CB0664"/>
     <w:pPr>
@@ -32808,9 +34043,9 @@
       </w:tcPr>
     </w:tblStylePr>
   </w:style>
-  <w:style w:type="table" w:styleId="Sombreadomedio2-nfasis2">
+  <w:style w:type="table" w:styleId="MediumShading2-Accent2">
     <w:name w:val="Medium Shading 2 Accent 2"/>
-    <w:basedOn w:val="Tablanormal"/>
+    <w:basedOn w:val="TableNormal"/>
     <w:uiPriority w:val="64"/>
     <w:rsid w:val="00CB0664"/>
     <w:pPr>
@@ -32950,9 +34185,9 @@
       </w:tcPr>
     </w:tblStylePr>
   </w:style>
-  <w:style w:type="table" w:styleId="Sombreadomedio2-nfasis3">
+  <w:style w:type="table" w:styleId="MediumShading2-Accent3">
     <w:name w:val="Medium Shading 2 Accent 3"/>
-    <w:basedOn w:val="Tablanormal"/>
+    <w:basedOn w:val="TableNormal"/>
     <w:uiPriority w:val="64"/>
     <w:rsid w:val="00CB0664"/>
     <w:pPr>
@@ -33092,9 +34327,9 @@
       </w:tcPr>
     </w:tblStylePr>
   </w:style>
-  <w:style w:type="table" w:styleId="Sombreadomedio2-nfasis4">
+  <w:style w:type="table" w:styleId="MediumShading2-Accent4">
     <w:name w:val="Medium Shading 2 Accent 4"/>
-    <w:basedOn w:val="Tablanormal"/>
+    <w:basedOn w:val="TableNormal"/>
     <w:uiPriority w:val="64"/>
     <w:rsid w:val="00CB0664"/>
     <w:pPr>
@@ -33234,9 +34469,9 @@
       </w:tcPr>
     </w:tblStylePr>
   </w:style>
-  <w:style w:type="table" w:styleId="Sombreadomedio2-nfasis5">
+  <w:style w:type="table" w:styleId="MediumShading2-Accent5">
     <w:name w:val="Medium Shading 2 Accent 5"/>
-    <w:basedOn w:val="Tablanormal"/>
+    <w:basedOn w:val="TableNormal"/>
     <w:uiPriority w:val="64"/>
     <w:rsid w:val="00CB0664"/>
     <w:pPr>
@@ -33376,9 +34611,9 @@
       </w:tcPr>
     </w:tblStylePr>
   </w:style>
-  <w:style w:type="table" w:styleId="Sombreadomedio2-nfasis6">
+  <w:style w:type="table" w:styleId="MediumShading2-Accent6">
     <w:name w:val="Medium Shading 2 Accent 6"/>
-    <w:basedOn w:val="Tablanormal"/>
+    <w:basedOn w:val="TableNormal"/>
     <w:uiPriority w:val="64"/>
     <w:rsid w:val="00CB0664"/>
     <w:pPr>
@@ -33518,9 +34753,9 @@
       </w:tcPr>
     </w:tblStylePr>
   </w:style>
-  <w:style w:type="table" w:styleId="Listamedia1">
+  <w:style w:type="table" w:styleId="MediumList1">
     <w:name w:val="Medium List 1"/>
-    <w:basedOn w:val="Tablanormal"/>
+    <w:basedOn w:val="TableNormal"/>
     <w:uiPriority w:val="65"/>
     <w:rsid w:val="00CB0664"/>
     <w:pPr>
@@ -33595,9 +34830,9 @@
       </w:tcPr>
     </w:tblStylePr>
   </w:style>
-  <w:style w:type="table" w:styleId="Listamedia1-nfasis1">
+  <w:style w:type="table" w:styleId="MediumList1-Accent1">
     <w:name w:val="Medium List 1 Accent 1"/>
-    <w:basedOn w:val="Tablanormal"/>
+    <w:basedOn w:val="TableNormal"/>
     <w:uiPriority w:val="65"/>
     <w:rsid w:val="00CB0664"/>
     <w:pPr>
@@ -33672,9 +34907,9 @@
       </w:tcPr>
     </w:tblStylePr>
   </w:style>
-  <w:style w:type="table" w:styleId="Listamedia1-nfasis2">
+  <w:style w:type="table" w:styleId="MediumList1-Accent2">
     <w:name w:val="Medium List 1 Accent 2"/>
-    <w:basedOn w:val="Tablanormal"/>
+    <w:basedOn w:val="TableNormal"/>
     <w:uiPriority w:val="65"/>
     <w:rsid w:val="00CB0664"/>
     <w:pPr>
@@ -33749,9 +34984,9 @@
       </w:tcPr>
     </w:tblStylePr>
   </w:style>
-  <w:style w:type="table" w:styleId="Listamedia1-nfasis3">
+  <w:style w:type="table" w:styleId="MediumList1-Accent3">
     <w:name w:val="Medium List 1 Accent 3"/>
-    <w:basedOn w:val="Tablanormal"/>
+    <w:basedOn w:val="TableNormal"/>
     <w:uiPriority w:val="65"/>
     <w:rsid w:val="00CB0664"/>
     <w:pPr>
@@ -33826,9 +35061,9 @@
       </w:tcPr>
     </w:tblStylePr>
   </w:style>
-  <w:style w:type="table" w:styleId="Listamedia1-nfasis4">
+  <w:style w:type="table" w:styleId="MediumList1-Accent4">
     <w:name w:val="Medium List 1 Accent 4"/>
-    <w:basedOn w:val="Tablanormal"/>
+    <w:basedOn w:val="TableNormal"/>
     <w:uiPriority w:val="65"/>
     <w:rsid w:val="00CB0664"/>
     <w:pPr>
@@ -33903,9 +35138,9 @@
       </w:tcPr>
     </w:tblStylePr>
   </w:style>
-  <w:style w:type="table" w:styleId="Listamedia1-nfasis5">
+  <w:style w:type="table" w:styleId="MediumList1-Accent5">
     <w:name w:val="Medium List 1 Accent 5"/>
-    <w:basedOn w:val="Tablanormal"/>
+    <w:basedOn w:val="TableNormal"/>
     <w:uiPriority w:val="65"/>
     <w:rsid w:val="00CB0664"/>
     <w:pPr>
@@ -33980,9 +35215,9 @@
       </w:tcPr>
     </w:tblStylePr>
   </w:style>
-  <w:style w:type="table" w:styleId="Listamedia1-nfasis6">
+  <w:style w:type="table" w:styleId="MediumList1-Accent6">
     <w:name w:val="Medium List 1 Accent 6"/>
-    <w:basedOn w:val="Tablanormal"/>
+    <w:basedOn w:val="TableNormal"/>
     <w:uiPriority w:val="65"/>
     <w:rsid w:val="00CB0664"/>
     <w:pPr>
@@ -34057,9 +35292,9 @@
       </w:tcPr>
     </w:tblStylePr>
   </w:style>
-  <w:style w:type="table" w:styleId="Listamedia2">
+  <w:style w:type="table" w:styleId="MediumList2">
     <w:name w:val="Medium List 2"/>
-    <w:basedOn w:val="Tablanormal"/>
+    <w:basedOn w:val="TableNormal"/>
     <w:uiPriority w:val="66"/>
     <w:rsid w:val="00CB0664"/>
     <w:pPr>
@@ -34178,9 +35413,9 @@
       </w:tcPr>
     </w:tblStylePr>
   </w:style>
-  <w:style w:type="table" w:styleId="Listamedia2-nfasis1">
+  <w:style w:type="table" w:styleId="MediumList2-Accent1">
     <w:name w:val="Medium List 2 Accent 1"/>
-    <w:basedOn w:val="Tablanormal"/>
+    <w:basedOn w:val="TableNormal"/>
     <w:uiPriority w:val="66"/>
     <w:rsid w:val="00CB0664"/>
     <w:pPr>
@@ -34299,9 +35534,9 @@
       </w:tcPr>
     </w:tblStylePr>
   </w:style>
-  <w:style w:type="table" w:styleId="Listamedia2-nfasis2">
+  <w:style w:type="table" w:styleId="MediumList2-Accent2">
     <w:name w:val="Medium List 2 Accent 2"/>
-    <w:basedOn w:val="Tablanormal"/>
+    <w:basedOn w:val="TableNormal"/>
     <w:uiPriority w:val="66"/>
     <w:rsid w:val="00CB0664"/>
     <w:pPr>
@@ -34420,9 +35655,9 @@
       </w:tcPr>
     </w:tblStylePr>
   </w:style>
-  <w:style w:type="table" w:styleId="Listamedia2-nfasis3">
+  <w:style w:type="table" w:styleId="MediumList2-Accent3">
     <w:name w:val="Medium List 2 Accent 3"/>
-    <w:basedOn w:val="Tablanormal"/>
+    <w:basedOn w:val="TableNormal"/>
     <w:uiPriority w:val="66"/>
     <w:rsid w:val="00CB0664"/>
     <w:pPr>
@@ -34541,9 +35776,9 @@
       </w:tcPr>
     </w:tblStylePr>
   </w:style>
-  <w:style w:type="table" w:styleId="Listamedia2-nfasis4">
+  <w:style w:type="table" w:styleId="MediumList2-Accent4">
     <w:name w:val="Medium List 2 Accent 4"/>
-    <w:basedOn w:val="Tablanormal"/>
+    <w:basedOn w:val="TableNormal"/>
     <w:uiPriority w:val="66"/>
     <w:rsid w:val="00CB0664"/>
     <w:pPr>
@@ -34662,9 +35897,9 @@
       </w:tcPr>
     </w:tblStylePr>
   </w:style>
-  <w:style w:type="table" w:styleId="Listamedia2-nfasis5">
+  <w:style w:type="table" w:styleId="MediumList2-Accent5">
     <w:name w:val="Medium List 2 Accent 5"/>
-    <w:basedOn w:val="Tablanormal"/>
+    <w:basedOn w:val="TableNormal"/>
     <w:uiPriority w:val="66"/>
     <w:rsid w:val="00CB0664"/>
     <w:pPr>
@@ -34783,9 +36018,9 @@
       </w:tcPr>
     </w:tblStylePr>
   </w:style>
-  <w:style w:type="table" w:styleId="Listamedia2-nfasis6">
+  <w:style w:type="table" w:styleId="MediumList2-Accent6">
     <w:name w:val="Medium List 2 Accent 6"/>
-    <w:basedOn w:val="Tablanormal"/>
+    <w:basedOn w:val="TableNormal"/>
     <w:uiPriority w:val="66"/>
     <w:rsid w:val="00CB0664"/>
     <w:pPr>
@@ -34904,9 +36139,9 @@
       </w:tcPr>
     </w:tblStylePr>
   </w:style>
-  <w:style w:type="table" w:styleId="Cuadrculamedia1">
+  <w:style w:type="table" w:styleId="MediumGrid1">
     <w:name w:val="Medium Grid 1"/>
-    <w:basedOn w:val="Tablanormal"/>
+    <w:basedOn w:val="TableNormal"/>
     <w:uiPriority w:val="67"/>
     <w:rsid w:val="00CB0664"/>
     <w:pPr>
@@ -34970,9 +36205,9 @@
       </w:tcPr>
     </w:tblStylePr>
   </w:style>
-  <w:style w:type="table" w:styleId="Cuadrculamedia1-nfasis1">
+  <w:style w:type="table" w:styleId="MediumGrid1-Accent1">
     <w:name w:val="Medium Grid 1 Accent 1"/>
-    <w:basedOn w:val="Tablanormal"/>
+    <w:basedOn w:val="TableNormal"/>
     <w:uiPriority w:val="67"/>
     <w:rsid w:val="00CB0664"/>
     <w:pPr>
@@ -35036,9 +36271,9 @@
       </w:tcPr>
     </w:tblStylePr>
   </w:style>
-  <w:style w:type="table" w:styleId="Cuadrculamedia1-nfasis2">
+  <w:style w:type="table" w:styleId="MediumGrid1-Accent2">
     <w:name w:val="Medium Grid 1 Accent 2"/>
-    <w:basedOn w:val="Tablanormal"/>
+    <w:basedOn w:val="TableNormal"/>
     <w:uiPriority w:val="67"/>
     <w:rsid w:val="00CB0664"/>
     <w:pPr>
@@ -35102,9 +36337,9 @@
       </w:tcPr>
     </w:tblStylePr>
   </w:style>
-  <w:style w:type="table" w:styleId="Cuadrculamedia1-nfasis3">
+  <w:style w:type="table" w:styleId="MediumGrid1-Accent3">
     <w:name w:val="Medium Grid 1 Accent 3"/>
-    <w:basedOn w:val="Tablanormal"/>
+    <w:basedOn w:val="TableNormal"/>
     <w:uiPriority w:val="67"/>
     <w:rsid w:val="00CB0664"/>
     <w:pPr>
@@ -35168,9 +36403,9 @@
       </w:tcPr>
     </w:tblStylePr>
   </w:style>
-  <w:style w:type="table" w:styleId="Cuadrculamedia1-nfasis4">
+  <w:style w:type="table" w:styleId="MediumGrid1-Accent4">
     <w:name w:val="Medium Grid 1 Accent 4"/>
-    <w:basedOn w:val="Tablanormal"/>
+    <w:basedOn w:val="TableNormal"/>
     <w:uiPriority w:val="67"/>
     <w:rsid w:val="00CB0664"/>
     <w:pPr>
@@ -35234,9 +36469,9 @@
       </w:tcPr>
     </w:tblStylePr>
   </w:style>
-  <w:style w:type="table" w:styleId="Cuadrculamedia1-nfasis5">
+  <w:style w:type="table" w:styleId="MediumGrid1-Accent5">
     <w:name w:val="Medium Grid 1 Accent 5"/>
-    <w:basedOn w:val="Tablanormal"/>
+    <w:basedOn w:val="TableNormal"/>
     <w:uiPriority w:val="67"/>
     <w:rsid w:val="00CB0664"/>
     <w:pPr>
@@ -35300,9 +36535,9 @@
       </w:tcPr>
     </w:tblStylePr>
   </w:style>
-  <w:style w:type="table" w:styleId="Cuadrculamedia1-nfasis6">
+  <w:style w:type="table" w:styleId="MediumGrid1-Accent6">
     <w:name w:val="Medium Grid 1 Accent 6"/>
-    <w:basedOn w:val="Tablanormal"/>
+    <w:basedOn w:val="TableNormal"/>
     <w:uiPriority w:val="67"/>
     <w:rsid w:val="00CB0664"/>
     <w:pPr>
@@ -35366,9 +36601,9 @@
       </w:tcPr>
     </w:tblStylePr>
   </w:style>
-  <w:style w:type="table" w:styleId="Cuadrculamedia2">
+  <w:style w:type="table" w:styleId="MediumGrid2">
     <w:name w:val="Medium Grid 2"/>
-    <w:basedOn w:val="Tablanormal"/>
+    <w:basedOn w:val="TableNormal"/>
     <w:uiPriority w:val="68"/>
     <w:rsid w:val="00CB0664"/>
     <w:pPr>
@@ -35484,9 +36719,9 @@
       </w:tcPr>
     </w:tblStylePr>
   </w:style>
-  <w:style w:type="table" w:styleId="Cuadrculamedia2-nfasis1">
+  <w:style w:type="table" w:styleId="MediumGrid2-Accent1">
     <w:name w:val="Medium Grid 2 Accent 1"/>
-    <w:basedOn w:val="Tablanormal"/>
+    <w:basedOn w:val="TableNormal"/>
     <w:uiPriority w:val="68"/>
     <w:rsid w:val="00CB0664"/>
     <w:pPr>
@@ -35602,9 +36837,9 @@
       </w:tcPr>
     </w:tblStylePr>
   </w:style>
-  <w:style w:type="table" w:styleId="Cuadrculamedia2-nfasis2">
+  <w:style w:type="table" w:styleId="MediumGrid2-Accent2">
     <w:name w:val="Medium Grid 2 Accent 2"/>
-    <w:basedOn w:val="Tablanormal"/>
+    <w:basedOn w:val="TableNormal"/>
     <w:uiPriority w:val="68"/>
     <w:rsid w:val="00CB0664"/>
     <w:pPr>
@@ -35720,9 +36955,9 @@
       </w:tcPr>
     </w:tblStylePr>
   </w:style>
-  <w:style w:type="table" w:styleId="Cuadrculamedia2-nfasis3">
+  <w:style w:type="table" w:styleId="MediumGrid2-Accent3">
     <w:name w:val="Medium Grid 2 Accent 3"/>
-    <w:basedOn w:val="Tablanormal"/>
+    <w:basedOn w:val="TableNormal"/>
     <w:uiPriority w:val="68"/>
     <w:rsid w:val="00CB0664"/>
     <w:pPr>
@@ -35838,9 +37073,9 @@
       </w:tcPr>
     </w:tblStylePr>
   </w:style>
-  <w:style w:type="table" w:styleId="Cuadrculamedia2-nfasis4">
+  <w:style w:type="table" w:styleId="MediumGrid2-Accent4">
     <w:name w:val="Medium Grid 2 Accent 4"/>
-    <w:basedOn w:val="Tablanormal"/>
+    <w:basedOn w:val="TableNormal"/>
     <w:uiPriority w:val="68"/>
     <w:rsid w:val="00CB0664"/>
     <w:pPr>
@@ -35956,9 +37191,9 @@
       </w:tcPr>
     </w:tblStylePr>
   </w:style>
-  <w:style w:type="table" w:styleId="Cuadrculamedia2-nfasis5">
+  <w:style w:type="table" w:styleId="MediumGrid2-Accent5">
     <w:name w:val="Medium Grid 2 Accent 5"/>
-    <w:basedOn w:val="Tablanormal"/>
+    <w:basedOn w:val="TableNormal"/>
     <w:uiPriority w:val="68"/>
     <w:rsid w:val="00CB0664"/>
     <w:pPr>
@@ -36074,9 +37309,9 @@
       </w:tcPr>
     </w:tblStylePr>
   </w:style>
-  <w:style w:type="table" w:styleId="Cuadrculamedia2-nfasis6">
+  <w:style w:type="table" w:styleId="MediumGrid2-Accent6">
     <w:name w:val="Medium Grid 2 Accent 6"/>
-    <w:basedOn w:val="Tablanormal"/>
+    <w:basedOn w:val="TableNormal"/>
     <w:uiPriority w:val="68"/>
     <w:rsid w:val="00CB0664"/>
     <w:pPr>
@@ -36192,9 +37427,9 @@
       </w:tcPr>
     </w:tblStylePr>
   </w:style>
-  <w:style w:type="table" w:styleId="Cuadrculamedia3">
+  <w:style w:type="table" w:styleId="MediumGrid3">
     <w:name w:val="Medium Grid 3"/>
-    <w:basedOn w:val="Tablanormal"/>
+    <w:basedOn w:val="TableNormal"/>
     <w:uiPriority w:val="69"/>
     <w:rsid w:val="00CB0664"/>
     <w:pPr>
@@ -36326,9 +37561,9 @@
       </w:tcPr>
     </w:tblStylePr>
   </w:style>
-  <w:style w:type="table" w:styleId="Cuadrculamedia3-nfasis1">
+  <w:style w:type="table" w:styleId="MediumGrid3-Accent1">
     <w:name w:val="Medium Grid 3 Accent 1"/>
-    <w:basedOn w:val="Tablanormal"/>
+    <w:basedOn w:val="TableNormal"/>
     <w:uiPriority w:val="69"/>
     <w:rsid w:val="00CB0664"/>
     <w:pPr>
@@ -36460,9 +37695,9 @@
       </w:tcPr>
     </w:tblStylePr>
   </w:style>
-  <w:style w:type="table" w:styleId="Cuadrculamedia3-nfasis2">
+  <w:style w:type="table" w:styleId="MediumGrid3-Accent2">
     <w:name w:val="Medium Grid 3 Accent 2"/>
-    <w:basedOn w:val="Tablanormal"/>
+    <w:basedOn w:val="TableNormal"/>
     <w:uiPriority w:val="69"/>
     <w:rsid w:val="00CB0664"/>
     <w:pPr>
@@ -36594,9 +37829,9 @@
       </w:tcPr>
     </w:tblStylePr>
   </w:style>
-  <w:style w:type="table" w:styleId="Cuadrculamedia3-nfasis3">
+  <w:style w:type="table" w:styleId="MediumGrid3-Accent3">
     <w:name w:val="Medium Grid 3 Accent 3"/>
-    <w:basedOn w:val="Tablanormal"/>
+    <w:basedOn w:val="TableNormal"/>
     <w:uiPriority w:val="69"/>
     <w:rsid w:val="00CB0664"/>
     <w:pPr>
@@ -36728,9 +37963,9 @@
       </w:tcPr>
     </w:tblStylePr>
   </w:style>
-  <w:style w:type="table" w:styleId="Cuadrculamedia3-nfasis4">
+  <w:style w:type="table" w:styleId="MediumGrid3-Accent4">
     <w:name w:val="Medium Grid 3 Accent 4"/>
-    <w:basedOn w:val="Tablanormal"/>
+    <w:basedOn w:val="TableNormal"/>
     <w:uiPriority w:val="69"/>
     <w:rsid w:val="00CB0664"/>
     <w:pPr>
@@ -36862,9 +38097,9 @@
       </w:tcPr>
     </w:tblStylePr>
   </w:style>
-  <w:style w:type="table" w:styleId="Cuadrculamedia3-nfasis5">
+  <w:style w:type="table" w:styleId="MediumGrid3-Accent5">
     <w:name w:val="Medium Grid 3 Accent 5"/>
-    <w:basedOn w:val="Tablanormal"/>
+    <w:basedOn w:val="TableNormal"/>
     <w:uiPriority w:val="69"/>
     <w:rsid w:val="00CB0664"/>
     <w:pPr>
@@ -36996,9 +38231,9 @@
       </w:tcPr>
     </w:tblStylePr>
   </w:style>
-  <w:style w:type="table" w:styleId="Cuadrculamedia3-nfasis6">
+  <w:style w:type="table" w:styleId="MediumGrid3-Accent6">
     <w:name w:val="Medium Grid 3 Accent 6"/>
-    <w:basedOn w:val="Tablanormal"/>
+    <w:basedOn w:val="TableNormal"/>
     <w:uiPriority w:val="69"/>
     <w:rsid w:val="00CB0664"/>
     <w:pPr>
@@ -37130,9 +38365,9 @@
       </w:tcPr>
     </w:tblStylePr>
   </w:style>
-  <w:style w:type="table" w:styleId="Listaoscura">
+  <w:style w:type="table" w:styleId="DarkList">
     <w:name w:val="Dark List"/>
-    <w:basedOn w:val="Tablanormal"/>
+    <w:basedOn w:val="TableNormal"/>
     <w:uiPriority w:val="70"/>
     <w:rsid w:val="00CB0664"/>
     <w:pPr>
@@ -37237,9 +38472,9 @@
       </w:tcPr>
     </w:tblStylePr>
   </w:style>
-  <w:style w:type="table" w:styleId="Listaoscura-nfasis1">
+  <w:style w:type="table" w:styleId="DarkList-Accent1">
     <w:name w:val="Dark List Accent 1"/>
-    <w:basedOn w:val="Tablanormal"/>
+    <w:basedOn w:val="TableNormal"/>
     <w:uiPriority w:val="70"/>
     <w:rsid w:val="00CB0664"/>
     <w:pPr>
@@ -37344,9 +38579,9 @@
       </w:tcPr>
     </w:tblStylePr>
   </w:style>
-  <w:style w:type="table" w:styleId="Listaoscura-nfasis2">
+  <w:style w:type="table" w:styleId="DarkList-Accent2">
     <w:name w:val="Dark List Accent 2"/>
-    <w:basedOn w:val="Tablanormal"/>
+    <w:basedOn w:val="TableNormal"/>
     <w:uiPriority w:val="70"/>
     <w:rsid w:val="00CB0664"/>
     <w:pPr>
@@ -37451,9 +38686,9 @@
       </w:tcPr>
     </w:tblStylePr>
   </w:style>
-  <w:style w:type="table" w:styleId="Listaoscura-nfasis3">
+  <w:style w:type="table" w:styleId="DarkList-Accent3">
     <w:name w:val="Dark List Accent 3"/>
-    <w:basedOn w:val="Tablanormal"/>
+    <w:basedOn w:val="TableNormal"/>
     <w:uiPriority w:val="70"/>
     <w:rsid w:val="00CB0664"/>
     <w:pPr>
@@ -37558,9 +38793,9 @@
       </w:tcPr>
     </w:tblStylePr>
   </w:style>
-  <w:style w:type="table" w:styleId="Listaoscura-nfasis4">
+  <w:style w:type="table" w:styleId="DarkList-Accent4">
     <w:name w:val="Dark List Accent 4"/>
-    <w:basedOn w:val="Tablanormal"/>
+    <w:basedOn w:val="TableNormal"/>
     <w:uiPriority w:val="70"/>
     <w:rsid w:val="00CB0664"/>
     <w:pPr>
@@ -37665,9 +38900,9 @@
       </w:tcPr>
     </w:tblStylePr>
   </w:style>
-  <w:style w:type="table" w:styleId="Listaoscura-nfasis5">
+  <w:style w:type="table" w:styleId="DarkList-Accent5">
     <w:name w:val="Dark List Accent 5"/>
-    <w:basedOn w:val="Tablanormal"/>
+    <w:basedOn w:val="TableNormal"/>
     <w:uiPriority w:val="70"/>
     <w:rsid w:val="00CB0664"/>
     <w:pPr>
@@ -37772,9 +39007,9 @@
       </w:tcPr>
     </w:tblStylePr>
   </w:style>
-  <w:style w:type="table" w:styleId="Listaoscura-nfasis6">
+  <w:style w:type="table" w:styleId="DarkList-Accent6">
     <w:name w:val="Dark List Accent 6"/>
-    <w:basedOn w:val="Tablanormal"/>
+    <w:basedOn w:val="TableNormal"/>
     <w:uiPriority w:val="70"/>
     <w:rsid w:val="00CB0664"/>
     <w:pPr>
@@ -37879,9 +39114,9 @@
       </w:tcPr>
     </w:tblStylePr>
   </w:style>
-  <w:style w:type="table" w:styleId="Sombreadovistoso">
+  <w:style w:type="table" w:styleId="ColorfulShading">
     <w:name w:val="Colorful Shading"/>
-    <w:basedOn w:val="Tablanormal"/>
+    <w:basedOn w:val="TableNormal"/>
     <w:uiPriority w:val="71"/>
     <w:rsid w:val="00CB0664"/>
     <w:pPr>
@@ -37994,9 +39229,9 @@
       </w:rPr>
     </w:tblStylePr>
   </w:style>
-  <w:style w:type="table" w:styleId="Sombreadovistoso-nfasis1">
+  <w:style w:type="table" w:styleId="ColorfulShading-Accent1">
     <w:name w:val="Colorful Shading Accent 1"/>
-    <w:basedOn w:val="Tablanormal"/>
+    <w:basedOn w:val="TableNormal"/>
     <w:uiPriority w:val="71"/>
     <w:rsid w:val="00CB0664"/>
     <w:pPr>
@@ -38109,9 +39344,9 @@
       </w:rPr>
     </w:tblStylePr>
   </w:style>
-  <w:style w:type="table" w:styleId="Sombreadovistoso-nfasis2">
+  <w:style w:type="table" w:styleId="ColorfulShading-Accent2">
     <w:name w:val="Colorful Shading Accent 2"/>
-    <w:basedOn w:val="Tablanormal"/>
+    <w:basedOn w:val="TableNormal"/>
     <w:uiPriority w:val="71"/>
     <w:rsid w:val="00CB0664"/>
     <w:pPr>
@@ -38224,9 +39459,9 @@
       </w:rPr>
     </w:tblStylePr>
   </w:style>
-  <w:style w:type="table" w:styleId="Sombreadovistoso-nfasis3">
+  <w:style w:type="table" w:styleId="ColorfulShading-Accent3">
     <w:name w:val="Colorful Shading Accent 3"/>
-    <w:basedOn w:val="Tablanormal"/>
+    <w:basedOn w:val="TableNormal"/>
     <w:uiPriority w:val="71"/>
     <w:rsid w:val="00CB0664"/>
     <w:pPr>
@@ -38329,9 +39564,9 @@
       </w:tcPr>
     </w:tblStylePr>
   </w:style>
-  <w:style w:type="table" w:styleId="Sombreadovistoso-nfasis4">
+  <w:style w:type="table" w:styleId="ColorfulShading-Accent4">
     <w:name w:val="Colorful Shading Accent 4"/>
-    <w:basedOn w:val="Tablanormal"/>
+    <w:basedOn w:val="TableNormal"/>
     <w:uiPriority w:val="71"/>
     <w:rsid w:val="00CB0664"/>
     <w:pPr>
@@ -38444,9 +39679,9 @@
       </w:rPr>
     </w:tblStylePr>
   </w:style>
-  <w:style w:type="table" w:styleId="Sombreadovistoso-nfasis5">
+  <w:style w:type="table" w:styleId="ColorfulShading-Accent5">
     <w:name w:val="Colorful Shading Accent 5"/>
-    <w:basedOn w:val="Tablanormal"/>
+    <w:basedOn w:val="TableNormal"/>
     <w:uiPriority w:val="71"/>
     <w:rsid w:val="00CB0664"/>
     <w:pPr>
@@ -38559,9 +39794,9 @@
       </w:rPr>
     </w:tblStylePr>
   </w:style>
-  <w:style w:type="table" w:styleId="Sombreadovistoso-nfasis6">
+  <w:style w:type="table" w:styleId="ColorfulShading-Accent6">
     <w:name w:val="Colorful Shading Accent 6"/>
-    <w:basedOn w:val="Tablanormal"/>
+    <w:basedOn w:val="TableNormal"/>
     <w:uiPriority w:val="71"/>
     <w:rsid w:val="00CB0664"/>
     <w:pPr>
@@ -38674,9 +39909,9 @@
       </w:rPr>
     </w:tblStylePr>
   </w:style>
-  <w:style w:type="table" w:styleId="Listavistosa">
+  <w:style w:type="table" w:styleId="ColorfulList">
     <w:name w:val="Colorful List"/>
-    <w:basedOn w:val="Tablanormal"/>
+    <w:basedOn w:val="TableNormal"/>
     <w:uiPriority w:val="72"/>
     <w:rsid w:val="00CB0664"/>
     <w:pPr>
@@ -38753,9 +39988,9 @@
       </w:tcPr>
     </w:tblStylePr>
   </w:style>
-  <w:style w:type="table" w:styleId="Listavistosa-nfasis1">
+  <w:style w:type="table" w:styleId="ColorfulList-Accent1">
     <w:name w:val="Colorful List Accent 1"/>
-    <w:basedOn w:val="Tablanormal"/>
+    <w:basedOn w:val="TableNormal"/>
     <w:uiPriority w:val="72"/>
     <w:rsid w:val="00CB0664"/>
     <w:pPr>
@@ -38832,9 +40067,9 @@
       </w:tcPr>
     </w:tblStylePr>
   </w:style>
-  <w:style w:type="table" w:styleId="Listavistosa-nfasis2">
+  <w:style w:type="table" w:styleId="ColorfulList-Accent2">
     <w:name w:val="Colorful List Accent 2"/>
-    <w:basedOn w:val="Tablanormal"/>
+    <w:basedOn w:val="TableNormal"/>
     <w:uiPriority w:val="72"/>
     <w:rsid w:val="00CB0664"/>
     <w:pPr>
@@ -38911,9 +40146,9 @@
       </w:tcPr>
     </w:tblStylePr>
   </w:style>
-  <w:style w:type="table" w:styleId="Listavistosa-nfasis3">
+  <w:style w:type="table" w:styleId="ColorfulList-Accent3">
     <w:name w:val="Colorful List Accent 3"/>
-    <w:basedOn w:val="Tablanormal"/>
+    <w:basedOn w:val="TableNormal"/>
     <w:uiPriority w:val="72"/>
     <w:rsid w:val="00CB0664"/>
     <w:pPr>
@@ -38990,9 +40225,9 @@
       </w:tcPr>
     </w:tblStylePr>
   </w:style>
-  <w:style w:type="table" w:styleId="Listavistosa-nfasis4">
+  <w:style w:type="table" w:styleId="ColorfulList-Accent4">
     <w:name w:val="Colorful List Accent 4"/>
-    <w:basedOn w:val="Tablanormal"/>
+    <w:basedOn w:val="TableNormal"/>
     <w:uiPriority w:val="72"/>
     <w:rsid w:val="00CB0664"/>
     <w:pPr>
@@ -39069,9 +40304,9 @@
       </w:tcPr>
     </w:tblStylePr>
   </w:style>
-  <w:style w:type="table" w:styleId="Listavistosa-nfasis5">
+  <w:style w:type="table" w:styleId="ColorfulList-Accent5">
     <w:name w:val="Colorful List Accent 5"/>
-    <w:basedOn w:val="Tablanormal"/>
+    <w:basedOn w:val="TableNormal"/>
     <w:uiPriority w:val="72"/>
     <w:rsid w:val="00CB0664"/>
     <w:pPr>
@@ -39148,9 +40383,9 @@
       </w:tcPr>
     </w:tblStylePr>
   </w:style>
-  <w:style w:type="table" w:styleId="Listavistosa-nfasis6">
+  <w:style w:type="table" w:styleId="ColorfulList-Accent6">
     <w:name w:val="Colorful List Accent 6"/>
-    <w:basedOn w:val="Tablanormal"/>
+    <w:basedOn w:val="TableNormal"/>
     <w:uiPriority w:val="72"/>
     <w:rsid w:val="00CB0664"/>
     <w:pPr>
@@ -39227,9 +40462,9 @@
       </w:tcPr>
     </w:tblStylePr>
   </w:style>
-  <w:style w:type="table" w:styleId="Cuadrculavistosa">
+  <w:style w:type="table" w:styleId="ColorfulGrid">
     <w:name w:val="Colorful Grid"/>
-    <w:basedOn w:val="Tablanormal"/>
+    <w:basedOn w:val="TableNormal"/>
     <w:uiPriority w:val="73"/>
     <w:rsid w:val="00CB0664"/>
     <w:pPr>
@@ -39300,9 +40535,9 @@
       </w:tcPr>
     </w:tblStylePr>
   </w:style>
-  <w:style w:type="table" w:styleId="Cuadrculavistosa-nfasis1">
+  <w:style w:type="table" w:styleId="ColorfulGrid-Accent1">
     <w:name w:val="Colorful Grid Accent 1"/>
-    <w:basedOn w:val="Tablanormal"/>
+    <w:basedOn w:val="TableNormal"/>
     <w:uiPriority w:val="73"/>
     <w:rsid w:val="00CB0664"/>
     <w:pPr>
@@ -39373,9 +40608,9 @@
       </w:tcPr>
     </w:tblStylePr>
   </w:style>
-  <w:style w:type="table" w:styleId="Cuadrculavistosa-nfasis2">
+  <w:style w:type="table" w:styleId="ColorfulGrid-Accent2">
     <w:name w:val="Colorful Grid Accent 2"/>
-    <w:basedOn w:val="Tablanormal"/>
+    <w:basedOn w:val="TableNormal"/>
     <w:uiPriority w:val="73"/>
     <w:rsid w:val="00CB0664"/>
     <w:pPr>
@@ -39446,9 +40681,9 @@
       </w:tcPr>
     </w:tblStylePr>
   </w:style>
-  <w:style w:type="table" w:styleId="Cuadrculavistosa-nfasis3">
+  <w:style w:type="table" w:styleId="ColorfulGrid-Accent3">
     <w:name w:val="Colorful Grid Accent 3"/>
-    <w:basedOn w:val="Tablanormal"/>
+    <w:basedOn w:val="TableNormal"/>
     <w:uiPriority w:val="73"/>
     <w:rsid w:val="00CB0664"/>
     <w:pPr>
@@ -39519,9 +40754,9 @@
       </w:tcPr>
     </w:tblStylePr>
   </w:style>
-  <w:style w:type="table" w:styleId="Cuadrculavistosa-nfasis4">
+  <w:style w:type="table" w:styleId="ColorfulGrid-Accent4">
     <w:name w:val="Colorful Grid Accent 4"/>
-    <w:basedOn w:val="Tablanormal"/>
+    <w:basedOn w:val="TableNormal"/>
     <w:uiPriority w:val="73"/>
     <w:rsid w:val="00CB0664"/>
     <w:pPr>
@@ -39592,9 +40827,9 @@
       </w:tcPr>
     </w:tblStylePr>
   </w:style>
-  <w:style w:type="table" w:styleId="Cuadrculavistosa-nfasis5">
+  <w:style w:type="table" w:styleId="ColorfulGrid-Accent5">
     <w:name w:val="Colorful Grid Accent 5"/>
-    <w:basedOn w:val="Tablanormal"/>
+    <w:basedOn w:val="TableNormal"/>
     <w:uiPriority w:val="73"/>
     <w:rsid w:val="00CB0664"/>
     <w:pPr>
@@ -39665,9 +40900,9 @@
       </w:tcPr>
     </w:tblStylePr>
   </w:style>
-  <w:style w:type="table" w:styleId="Cuadrculavistosa-nfasis6">
+  <w:style w:type="table" w:styleId="ColorfulGrid-Accent6">
     <w:name w:val="Colorful Grid Accent 6"/>
-    <w:basedOn w:val="Tablanormal"/>
+    <w:basedOn w:val="TableNormal"/>
     <w:uiPriority w:val="73"/>
     <w:rsid w:val="00CB0664"/>
     <w:pPr>
@@ -39754,11 +40989,11 @@
       <w:spacing w:after="0" w:line="240" w:lineRule="auto"/>
     </w:pPr>
   </w:style>
-  <w:style w:type="paragraph" w:styleId="Subttulo">
+  <w:style w:type="paragraph" w:styleId="Subtitle">
     <w:name w:val="Subtitle"/>
     <w:basedOn w:val="Normal"/>
     <w:next w:val="Normal"/>
-    <w:link w:val="SubttuloCar"/>
+    <w:link w:val="SubtitleChar"/>
     <w:uiPriority w:val="11"/>
     <w:qFormat/>
     <w:rPr>
@@ -39771,7 +41006,7 @@
     </w:rPr>
   </w:style>
   <w:style w:type="table" w:customStyle="1" w:styleId="a">
-    <w:basedOn w:val="Tablanormal"/>
+    <w:basedOn w:val="TableNormal"/>
     <w:tblPr>
       <w:tblStyleRowBandSize w:val="1"/>
       <w:tblStyleColBandSize w:val="1"/>
@@ -39781,9 +41016,9 @@
       </w:tblCellMar>
     </w:tblPr>
   </w:style>
-  <w:style w:type="character" w:styleId="Refdecomentario">
+  <w:style w:type="character" w:styleId="CommentReference">
     <w:name w:val="annotation reference"/>
-    <w:basedOn w:val="Fuentedeprrafopredeter"/>
+    <w:basedOn w:val="DefaultParagraphFont"/>
     <w:uiPriority w:val="99"/>
     <w:semiHidden/>
     <w:unhideWhenUsed/>
@@ -39793,10 +41028,10 @@
       <w:szCs w:val="16"/>
     </w:rPr>
   </w:style>
-  <w:style w:type="paragraph" w:styleId="Textocomentario">
+  <w:style w:type="paragraph" w:styleId="CommentText">
     <w:name w:val="annotation text"/>
     <w:basedOn w:val="Normal"/>
-    <w:link w:val="TextocomentarioCar"/>
+    <w:link w:val="CommentTextChar"/>
     <w:uiPriority w:val="99"/>
     <w:unhideWhenUsed/>
     <w:rsid w:val="00CF1855"/>
@@ -39808,10 +41043,10 @@
       <w:szCs w:val="20"/>
     </w:rPr>
   </w:style>
-  <w:style w:type="character" w:customStyle="1" w:styleId="TextocomentarioCar">
-    <w:name w:val="Texto comentario Car"/>
-    <w:basedOn w:val="Fuentedeprrafopredeter"/>
-    <w:link w:val="Textocomentario"/>
+  <w:style w:type="character" w:customStyle="1" w:styleId="CommentTextChar">
+    <w:name w:val="Comment Text Char"/>
+    <w:basedOn w:val="DefaultParagraphFont"/>
+    <w:link w:val="CommentText"/>
     <w:uiPriority w:val="99"/>
     <w:rsid w:val="00CF1855"/>
     <w:rPr>
@@ -39819,11 +41054,11 @@
       <w:szCs w:val="20"/>
     </w:rPr>
   </w:style>
-  <w:style w:type="paragraph" w:styleId="Asuntodelcomentario">
+  <w:style w:type="paragraph" w:styleId="CommentSubject">
     <w:name w:val="annotation subject"/>
-    <w:basedOn w:val="Textocomentario"/>
-    <w:next w:val="Textocomentario"/>
-    <w:link w:val="AsuntodelcomentarioCar"/>
+    <w:basedOn w:val="CommentText"/>
+    <w:next w:val="CommentText"/>
+    <w:link w:val="CommentSubjectChar"/>
     <w:uiPriority w:val="99"/>
     <w:semiHidden/>
     <w:unhideWhenUsed/>
@@ -39833,10 +41068,10 @@
       <w:bCs/>
     </w:rPr>
   </w:style>
-  <w:style w:type="character" w:customStyle="1" w:styleId="AsuntodelcomentarioCar">
-    <w:name w:val="Asunto del comentario Car"/>
-    <w:basedOn w:val="TextocomentarioCar"/>
-    <w:link w:val="Asuntodelcomentario"/>
+  <w:style w:type="character" w:customStyle="1" w:styleId="CommentSubjectChar">
+    <w:name w:val="Comment Subject Char"/>
+    <w:basedOn w:val="CommentTextChar"/>
+    <w:link w:val="CommentSubject"/>
     <w:uiPriority w:val="99"/>
     <w:semiHidden/>
     <w:rsid w:val="00CF1855"/>
@@ -39847,18 +41082,27 @@
       <w:szCs w:val="20"/>
     </w:rPr>
   </w:style>
-  <w:style w:type="paragraph" w:styleId="Bibliografa">
+  <w:style w:type="paragraph" w:styleId="Bibliography">
     <w:name w:val="Bibliography"/>
     <w:basedOn w:val="Normal"/>
     <w:next w:val="Normal"/>
     <w:uiPriority w:val="37"/>
     <w:unhideWhenUsed/>
     <w:rsid w:val="0082651F"/>
+    <w:pPr>
+      <w:spacing w:line="240" w:lineRule="auto"/>
+      <w:ind w:left="720" w:hanging="720"/>
+      <w:jc w:val="left"/>
+    </w:pPr>
+    <w:rPr>
+      <w:rFonts w:ascii="Times New Roman" w:hAnsi="Times New Roman"/>
+      <w:sz w:val="24"/>
+    </w:rPr>
   </w:style>
-  <w:style w:type="paragraph" w:styleId="Textodeglobo">
+  <w:style w:type="paragraph" w:styleId="BalloonText">
     <w:name w:val="Balloon Text"/>
     <w:basedOn w:val="Normal"/>
-    <w:link w:val="TextodegloboCar"/>
+    <w:link w:val="BalloonTextChar"/>
     <w:uiPriority w:val="99"/>
     <w:semiHidden/>
     <w:unhideWhenUsed/>
@@ -39872,10 +41116,10 @@
       <w:szCs w:val="18"/>
     </w:rPr>
   </w:style>
-  <w:style w:type="character" w:customStyle="1" w:styleId="TextodegloboCar">
-    <w:name w:val="Texto de globo Car"/>
-    <w:basedOn w:val="Fuentedeprrafopredeter"/>
-    <w:link w:val="Textodeglobo"/>
+  <w:style w:type="character" w:customStyle="1" w:styleId="BalloonTextChar">
+    <w:name w:val="Balloon Text Char"/>
+    <w:basedOn w:val="DefaultParagraphFont"/>
+    <w:link w:val="BalloonText"/>
     <w:uiPriority w:val="99"/>
     <w:semiHidden/>
     <w:rsid w:val="00B94FC1"/>
@@ -40233,7 +41477,7 @@
     <b:Title>Kanban: Successful evolutionary change for your technology business</b:Title>
     <b:Year>2010</b:Year>
     <b:Publisher>Blue Hole Press</b:Publisher>
-    <b:RefOrder>21</b:RefOrder>
+    <b:RefOrder>16</b:RefOrder>
   </b:Source>
   <b:Source>
     <b:Tag>Bowen2009</b:Tag>
@@ -40256,7 +41500,7 @@
     <b:Issue>2</b:Issue>
     <b:Pages>27-40</b:Pages>
     <b:StandardNumber>10.3316/QRJ0902027</b:StandardNumber>
-    <b:RefOrder>25</b:RefOrder>
+    <b:RefOrder>21</b:RefOrder>
   </b:Source>
   <b:Source>
     <b:Tag>Brooke1996</b:Tag>
@@ -40301,7 +41545,7 @@
     </b:Editor>
     <b:Pages>189-194</b:Pages>
     <b:Publisher>Taylor &amp; Francis</b:Publisher>
-    <b:RefOrder>27</b:RefOrder>
+    <b:RefOrder>23</b:RefOrder>
   </b:Source>
   <b:Source>
     <b:Tag>ChaconStraub2014</b:Tag>
@@ -40328,28 +41572,6 @@
     <b:RefOrder>12</b:RefOrder>
   </b:Source>
   <b:Source>
-    <b:Tag>DeepSeek2026</b:Tag>
-    <b:SourceType>InternetSite</b:SourceType>
-    <b:Author>
-      <b:Corporate>DeepSeek</b:Corporate>
-    </b:Author>
-    <b:Title>DeepSeek API Docs</b:Title>
-    <b:Year>2026</b:Year>
-    <b:URL>https://api-docs.deepseek.com/</b:URL>
-    <b:RefOrder>11</b:RefOrder>
-  </b:Source>
-  <b:Source>
-    <b:Tag>Figma2026</b:Tag>
-    <b:SourceType>InternetSite</b:SourceType>
-    <b:Author>
-      <b:Corporate>Figma</b:Corporate>
-    </b:Author>
-    <b:Title>Figma Design documentation</b:Title>
-    <b:Year>2026</b:Year>
-    <b:URL>https://help.figma.com/hc/en-us/categories/360002042553-Figma-Design</b:URL>
-    <b:RefOrder>14</b:RefOrder>
-  </b:Source>
-  <b:Source>
     <b:Tag>Fink2019</b:Tag>
     <b:SourceType>Book</b:SourceType>
     <b:Author>
@@ -40366,7 +41588,7 @@
     <b:Year>2019</b:Year>
     <b:Edition>5</b:Edition>
     <b:Publisher>SAGE Publications</b:Publisher>
-    <b:RefOrder>24</b:RefOrder>
+    <b:RefOrder>20</b:RefOrder>
   </b:Source>
   <b:Source>
     <b:Tag>GitHub2026</b:Tag>
@@ -40404,7 +41626,7 @@
     <b:Year>2014</b:Year>
     <b:Edition>6</b:Edition>
     <b:Publisher>McGraw-Hill</b:Publisher>
-    <b:RefOrder>22</b:RefOrder>
+    <b:RefOrder>18</b:RefOrder>
   </b:Source>
   <b:Source>
     <b:Tag>HL7FHIR2023</b:Tag>
@@ -40425,7 +41647,8 @@
     </b:Author>
     <b:Title>ISO 9241-11:2018 Ergonomics of human-system interaction - Part 11: Usability: Definitions and concepts</b:Title>
     <b:Year>2018</b:Year>
-    <b:RefOrder>19</b:RefOrder>
+    <b:URL>https://www.iso.org/standard/63500.html</b:URL>
+    <b:RefOrder>17</b:RefOrder>
   </b:Source>
   <b:Source>
     <b:Tag>ISO2019</b:Tag>
@@ -40435,7 +41658,8 @@
     </b:Author>
     <b:Title>ISO 9241-210:2019 Ergonomics of human-system interaction - Part 210: Human-centred design for interactive systems</b:Title>
     <b:Year>2019</b:Year>
-    <b:RefOrder>17</b:RefOrder>
+    <b:URL>https://www.iso.org/standard/77520.html</b:URL>
+    <b:RefOrder>14</b:RefOrder>
   </b:Source>
   <b:Source>
     <b:Tag>Lozada2014</b:Tag>
@@ -40456,7 +41680,7 @@
     <b:Volume>3</b:Volume>
     <b:Issue>1</b:Issue>
     <b:Pages>34-39</b:Pages>
-    <b:RefOrder>23</b:RefOrder>
+    <b:RefOrder>19</b:RefOrder>
   </b:Source>
   <b:Source>
     <b:Tag>Ohno1988</b:Tag>
@@ -40474,7 +41698,7 @@
     <b:Title>Toyota production system: Beyond large-scale production</b:Title>
     <b:Year>1988</b:Year>
     <b:Publisher>Productivity Press</b:Publisher>
-    <b:RefOrder>20</b:RefOrder>
+    <b:RefOrder>15</b:RefOrder>
   </b:Source>
   <b:Source>
     <b:Tag>OWASP2025</b:Tag>
@@ -40485,7 +41709,7 @@
     <b:Title>OWASP Application Security Verification Standard (ASVS) 5.0.0</b:Title>
     <b:Year>2025</b:Year>
     <b:URL>https://owasp.org/www-project-application-security-verification-standard/</b:URL>
-    <b:RefOrder>7</b:RefOrder>
+    <b:RefOrder>9</b:RefOrder>
   </b:Source>
   <b:Source>
     <b:Tag>Ponto2015</b:Tag>
@@ -40507,7 +41731,7 @@
     <b:Issue>2</b:Issue>
     <b:Pages>168-171</b:Pages>
     <b:URL>https://pmc.ncbi.nlm.nih.gov/articles/PMC4601897/</b:URL>
-    <b:RefOrder>26</b:RefOrder>
+    <b:RefOrder>22</b:RefOrder>
   </b:Source>
   <b:Source>
     <b:Tag>Postman2026</b:Tag>
@@ -40518,7 +41742,7 @@
     <b:Title>Postman Docs</b:Title>
     <b:Year>2026</b:Year>
     <b:URL>https://learning.postman.com/docs/</b:URL>
-    <b:RefOrder>15</b:RefOrder>
+    <b:RefOrder>24</b:RefOrder>
   </b:Source>
   <b:Source>
     <b:Tag>Tang2006</b:Tag>
@@ -40572,7 +41796,7 @@
     <b:Title>Web Content Accessibility Guidelines (WCAG) 2.2</b:Title>
     <b:Year>2023</b:Year>
     <b:URL>https://www.w3.org/TR/WCAG22/</b:URL>
-    <b:RefOrder>18</b:RefOrder>
+    <b:RefOrder>25</b:RefOrder>
   </b:Source>
   <b:Source>
     <b:Tag>WHO2021</b:Tag>
@@ -40605,7 +41829,7 @@
     <b:Title>Ethics and governance of artificial intelligence for health: Guidance on large multi-modal models</b:Title>
     <b:Year>2025</b:Year>
     <b:URL>https://www.who.int/publications/i/item/9789240084759</b:URL>
-    <b:RefOrder>8</b:RefOrder>
+    <b:RefOrder>6</b:RefOrder>
   </b:Source>
   <b:Source>
     <b:Tag>WHO2025Global</b:Tag>
@@ -40621,22 +41845,31 @@
   <b:Source>
     <b:Tag>ReactNative2026</b:Tag>
     <b:SourceType>InternetSite</b:SourceType>
+    <b:Author>
+      <b:Corporate>React Native</b:Corporate>
+    </b:Author>
     <b:Title>React Native Documentation</b:Title>
     <b:Year>2026</b:Year>
     <b:URL>https://reactnative.dev/docs/getting-started</b:URL>
-    <b:RefOrder>6</b:RefOrder>
+    <b:RefOrder>7</b:RefOrder>
   </b:Source>
   <b:Source>
     <b:Tag>NodeJS2026</b:Tag>
     <b:SourceType>InternetSite</b:SourceType>
+    <b:Author>
+      <b:Corporate>Node.js</b:Corporate>
+    </b:Author>
     <b:Title>Node.js Documentation</b:Title>
     <b:Year>2026</b:Year>
     <b:URL>https://nodejs.org/docs/latest/api/</b:URL>
-    <b:RefOrder>9</b:RefOrder>
+    <b:RefOrder>8</b:RefOrder>
   </b:Source>
   <b:Source>
     <b:Tag>ExpressJS2026</b:Tag>
     <b:SourceType>InternetSite</b:SourceType>
+    <b:Author>
+      <b:Corporate>Express.js</b:Corporate>
+    </b:Author>
     <b:Title>Express.js Documentation</b:Title>
     <b:Year>2026</b:Year>
     <b:URL>https://expressjs.com/</b:URL>
@@ -40645,18 +41878,24 @@
   <b:Source>
     <b:Tag>MySQL2026</b:Tag>
     <b:SourceType>InternetSite</b:SourceType>
+    <b:Author>
+      <b:Corporate>MySQL</b:Corporate>
+    </b:Author>
     <b:Title>MySQL Reference Manual</b:Title>
     <b:Year>2026</b:Year>
     <b:URL>https://dev.mysql.com/doc/refman/en/</b:URL>
-    <b:RefOrder>16</b:RefOrder>
+    <b:RefOrder>11</b:RefOrder>
   </b:Source>
   <b:Source>
     <b:Tag>ReactNativeWeb2026</b:Tag>
     <b:SourceType>InternetSite</b:SourceType>
+    <b:Author>
+      <b:Corporate>React Native for Web</b:Corporate>
+    </b:Author>
     <b:Title>React Native for Web Documentation</b:Title>
     <b:Year>2026</b:Year>
     <b:URL>https://necolas.github.io/react-native-web/docs/</b:URL>
-    <b:RefOrder>28</b:RefOrder>
+    <b:RefOrder>26</b:RefOrder>
   </b:Source>
 </b:Sources>
 </file>
@@ -40671,7 +41910,7 @@
 </file>
 
 <file path=customXml/itemProps2.xml><?xml version="1.0" encoding="utf-8"?>
-<ds:datastoreItem xmlns:ds="http://schemas.openxmlformats.org/officeDocument/2006/customXml" ds:itemID="{64CFB27C-F035-4456-ABED-6E453CF19586}">
+<ds:datastoreItem xmlns:ds="http://schemas.openxmlformats.org/officeDocument/2006/customXml" ds:itemID="{3A771E05-8A82-4CB0-A0F2-74238FD5CF1C}">
   <ds:schemaRefs>
     <ds:schemaRef ds:uri="http://schemas.openxmlformats.org/officeDocument/2006/bibliography"/>
   </ds:schemaRefs>

--- a/docs/Perfil de grado_Acha David.docx
+++ b/docs/Perfil de grado_Acha David.docx
@@ -97,7 +97,37 @@
           <w:sz w:val="28"/>
           <w:szCs w:val="28"/>
         </w:rPr>
-        <w:t>UNIVERSIDAD DEL VALLE</w:t>
+        <w:t>UNIVERSIDAD</w:t>
+      </w:r>
+      <w:r>
+        <w:rPr>
+          <w:b/>
+          <w:bCs/>
+          <w:color w:val="000000"/>
+          <w:sz w:val="28"/>
+          <w:szCs w:val="28"/>
+        </w:rPr>
+        <w:t xml:space="preserve"> </w:t>
+      </w:r>
+      <w:r>
+        <w:rPr>
+          <w:b/>
+          <w:bCs/>
+          <w:color w:val="000000"/>
+          <w:sz w:val="28"/>
+          <w:szCs w:val="28"/>
+        </w:rPr>
+        <w:t>PRIVADA</w:t>
+      </w:r>
+      <w:r>
+        <w:rPr>
+          <w:b/>
+          <w:bCs/>
+          <w:color w:val="000000"/>
+          <w:sz w:val="28"/>
+          <w:szCs w:val="28"/>
+        </w:rPr>
+        <w:t xml:space="preserve"> DEL VALLE</w:t>
       </w:r>
     </w:p>
     <w:p>
@@ -2008,31 +2038,85 @@
           <w:color w:val="000000"/>
           <w:sz w:val="24"/>
         </w:rPr>
-        <w:t xml:space="preserve">A pesar de la expansión de los sistemas digitales, la información médica personal suele permanecer distribuida entre historias clínicas institucionales, resultados impresos, archivos PDF, imágenes, recetas, </w:t>
-      </w:r>
-      <w:proofErr w:type="gramStart"/>
+        <w:t xml:space="preserve">A pesar de la expansión de los sistemas digitales, la información médica personal suele permanecer distribuida entre historias clínicas institucionales, resultados impresos, archivos PDF, imágenes, recetas, carnets de vacunación y datos recordados por el propio paciente. Esta fragmentación dificulta reconstruir de manera rápida una visión longitudinal del estado de salud y puede provocar que antecedentes, tratamientos o resultados previos no estén disponibles en una nueva consulta. Los registros personales de salud o Personal Health Records se proponen precisamente como herramientas orientadas a que la persona pueda acceder, administrar y complementar información relevante para su cuidado </w:t>
+      </w:r>
+      <w:r>
+        <w:fldChar w:fldCharType="begin"/>
+      </w:r>
+      <w:r>
+        <w:instrText xml:space="preserve"> CITATION Tang2006 \l 3082 </w:instrText>
+      </w:r>
+      <w:r>
+        <w:fldChar w:fldCharType="separate"/>
+      </w:r>
+      <w:r>
+        <w:rPr>
+          <w:noProof/>
+        </w:rPr>
+        <w:t xml:space="preserve"> </w:t>
+      </w:r>
+      <w:r>
+        <w:rPr>
+          <w:noProof/>
+        </w:rPr>
+        <w:t>(Tang, Ash, Bates, Overhage, &amp; Sands, 2006)</w:t>
+      </w:r>
+      <w:r>
+        <w:fldChar w:fldCharType="end"/>
+      </w:r>
       <w:r>
         <w:rPr>
           <w:rFonts w:ascii="Times New Roman" w:hAnsi="Times New Roman"/>
           <w:color w:val="000000"/>
           <w:sz w:val="24"/>
         </w:rPr>
-        <w:t>carnets</w:t>
-      </w:r>
-      <w:proofErr w:type="gramEnd"/>
+        <w:t>.</w:t>
+      </w:r>
+    </w:p>
+    <w:p>
+      <w:r>
+        <w:rPr>
+          <w:color w:val="000000"/>
+        </w:rPr>
+        <w:t>Ante esta situación, el proyecto plantea el desarrollo de una aplicación multiplataforma para Android y web de historia clínica personal que permita registrar cronológicamente consultas, diagnósticos, tratamientos, medicamentos, alergias, vacunas, cirugías, antecedentes familiares, resultados de laboratorio y documentos clínicos. La información se organizará mediante una línea de tiempo, filtros de consulta y vistas resumidas, de modo que el usuario pueda localizar antecedentes y preparar información relevante antes de una atención médica. Para perfiles dependientes, como menores de edad, personas de la tercera edad y otros casos que requieran apoyo, se contemplará la administración del registro por parte de un representante autorizado.</w:t>
+      </w:r>
+    </w:p>
+    <w:p>
+      <w:r>
+        <w:rPr>
+          <w:rFonts w:ascii="Times New Roman" w:hAnsi="Times New Roman"/>
+          <w:sz w:val="24"/>
+        </w:rPr>
+        <w:t xml:space="preserve">Como componente complementario, la plataforma incorporará herramientas de inteligencia artificial que operarán únicamente sobre información seleccionada por el usuario. Su función se limitará a generar un resumen no diagnóstico, señalar posibles datos incompletos o </w:t>
+      </w:r>
+      <w:r>
+        <w:rPr>
+          <w:rFonts w:ascii="Times New Roman" w:hAnsi="Times New Roman"/>
+          <w:sz w:val="24"/>
+        </w:rPr>
+        <w:lastRenderedPageBreak/>
+        <w:t>contradictorios dentro del registro y proponer preguntas informativas para conversar con un profesional de salud. Estas salidas no establecerán factores de riesgo, no recomendarán estudios ni sustituirán la evaluación clínica.</w:t>
+      </w:r>
+    </w:p>
+    <w:p>
+      <w:pPr>
+        <w:rPr>
+          <w:color w:val="000000"/>
+        </w:rPr>
+      </w:pPr>
       <w:r>
         <w:rPr>
           <w:rFonts w:ascii="Times New Roman" w:hAnsi="Times New Roman"/>
           <w:color w:val="000000"/>
           <w:sz w:val="24"/>
         </w:rPr>
-        <w:t xml:space="preserve"> de vacunación y datos recordados por el propio paciente. Esta fragmentación dificulta reconstruir de manera rápida una visión longitudinal del estado de salud y puede provocar que antecedentes, tratamientos o resultados previos no estén disponibles en una nueva consulta. Los registros personales de salud o Personal Health Records se proponen precisamente como herramientas orientadas a que la persona pueda acceder, administrar y complementar información relevante para su cuidado </w:t>
+        <w:t xml:space="preserve">La inteligencia artificial no emitirá diagnósticos ni sustituirá el criterio médico, y sus resultados incluirán advertencias explícitas sobre incertidumbre y alcance </w:t>
       </w:r>
       <w:r>
         <w:fldChar w:fldCharType="begin"/>
       </w:r>
       <w:r>
-        <w:instrText xml:space="preserve"> CITATION Tang2006 \l 3082 </w:instrText>
+        <w:instrText xml:space="preserve"> CITATION WHO2021 \l 3082 </w:instrText>
       </w:r>
       <w:r>
         <w:fldChar w:fldCharType="separate"/>
@@ -2047,7 +2131,7 @@
         <w:rPr>
           <w:noProof/>
         </w:rPr>
-        <w:t>(Tang, Ash, Bates, Overhage, &amp; Sands, 2006)</w:t>
+        <w:t>(Ethics and governance of artificial intelligence for health: WHO guidance, 2021)</w:t>
       </w:r>
       <w:r>
         <w:fldChar w:fldCharType="end"/>
@@ -2058,133 +2142,7 @@
           <w:color w:val="000000"/>
           <w:sz w:val="24"/>
         </w:rPr>
-        <w:t>.</w:t>
-      </w:r>
-    </w:p>
-    <w:p>
-      <w:r>
-        <w:rPr>
-          <w:color w:val="000000"/>
-        </w:rPr>
-        <w:t>Ante esta situación, el proyecto plantea el desarrollo de una aplicación multiplataforma para Android y web de historia clínica personal que permita registrar cronológicamente consultas, diagnósticos, tratamientos, medicamentos, alergias, vacunas, cirugías, antecedentes familiares, resultados de laboratorio y documentos clínicos. La información se organizará mediante una línea de tiempo, filtros de consulta y vistas resumidas, de modo que el usuario pueda localizar antecedentes y preparar información relevante antes de una atención médica. Para perfiles dependientes, como menores de edad, personas de la tercera edad y otros casos que requieran apoyo, se contemplará la administración del registro por parte de un representante autorizado.</w:t>
-      </w:r>
-    </w:p>
-    <w:p>
-      <w:r>
-        <w:rPr>
-          <w:rFonts w:ascii="Times New Roman" w:hAnsi="Times New Roman"/>
-          <w:sz w:val="24"/>
-        </w:rPr>
-        <w:t xml:space="preserve">Como componente complementario, la plataforma incorporará herramientas de inteligencia artificial que operarán únicamente sobre información seleccionada por el usuario. Su función se limitará a generar un resumen no diagnóstico, señalar posibles datos incompletos o </w:t>
-      </w:r>
-      <w:r>
-        <w:rPr>
-          <w:rFonts w:ascii="Times New Roman" w:hAnsi="Times New Roman"/>
-          <w:sz w:val="24"/>
-        </w:rPr>
-        <w:lastRenderedPageBreak/>
-        <w:t>contradictorios dentro del registro y proponer preguntas informativas para conversar con un profesional de salud. Estas salidas no establecerán factores de riesgo, no recomendarán estudios ni sustituirán la evaluación clínica.</w:t>
-      </w:r>
-    </w:p>
-    <w:p>
-      <w:pPr>
-        <w:rPr>
-          <w:color w:val="000000"/>
-        </w:rPr>
-      </w:pPr>
-      <w:r>
-        <w:rPr>
-          <w:rFonts w:ascii="Times New Roman" w:hAnsi="Times New Roman"/>
-          <w:color w:val="000000"/>
-          <w:sz w:val="24"/>
-        </w:rPr>
-        <w:t xml:space="preserve">La inteligencia artificial no emitirá diagnósticos ni sustituirá el criterio médico, y sus resultados incluirán advertencias explícitas sobre incertidumbre y alcance </w:t>
-      </w:r>
-      <w:r>
-        <w:fldChar w:fldCharType="begin"/>
-      </w:r>
-      <w:r>
-        <w:instrText xml:space="preserve"> CITATION WHO2021 \l 3082 </w:instrText>
-      </w:r>
-      <w:r>
-        <w:fldChar w:fldCharType="separate"/>
-      </w:r>
-      <w:r>
-        <w:rPr>
-          <w:noProof/>
-        </w:rPr>
-        <w:t xml:space="preserve"> </w:t>
-      </w:r>
-      <w:r>
-        <w:rPr>
-          <w:noProof/>
-        </w:rPr>
-        <w:t>(Ethics and governance of artificial intelligence for health: WHO guidance, 2021)</w:t>
-      </w:r>
-      <w:r>
-        <w:fldChar w:fldCharType="end"/>
-      </w:r>
-      <w:r>
-        <w:rPr>
-          <w:rFonts w:ascii="Times New Roman" w:hAnsi="Times New Roman"/>
-          <w:color w:val="000000"/>
-          <w:sz w:val="24"/>
-        </w:rPr>
-        <w:t xml:space="preserve">. La solución se implementará con </w:t>
-      </w:r>
-      <w:proofErr w:type="spellStart"/>
-      <w:r>
-        <w:rPr>
-          <w:rFonts w:ascii="Times New Roman" w:hAnsi="Times New Roman"/>
-          <w:color w:val="000000"/>
-          <w:sz w:val="24"/>
-        </w:rPr>
-        <w:t>React</w:t>
-      </w:r>
-      <w:proofErr w:type="spellEnd"/>
-      <w:r>
-        <w:rPr>
-          <w:rFonts w:ascii="Times New Roman" w:hAnsi="Times New Roman"/>
-          <w:color w:val="000000"/>
-          <w:sz w:val="24"/>
-        </w:rPr>
-        <w:t xml:space="preserve"> Native y </w:t>
-      </w:r>
-      <w:proofErr w:type="spellStart"/>
-      <w:r>
-        <w:rPr>
-          <w:rFonts w:ascii="Times New Roman" w:hAnsi="Times New Roman"/>
-          <w:color w:val="000000"/>
-          <w:sz w:val="24"/>
-        </w:rPr>
-        <w:t>React</w:t>
-      </w:r>
-      <w:proofErr w:type="spellEnd"/>
-      <w:r>
-        <w:rPr>
-          <w:rFonts w:ascii="Times New Roman" w:hAnsi="Times New Roman"/>
-          <w:color w:val="000000"/>
-          <w:sz w:val="24"/>
-        </w:rPr>
-        <w:t xml:space="preserve"> Native Web para ofrecer una interfaz multiplataforma en Android y navegadores web, Node.js con Express.js para el </w:t>
-      </w:r>
-      <w:proofErr w:type="spellStart"/>
-      <w:r>
-        <w:rPr>
-          <w:rFonts w:ascii="Times New Roman" w:hAnsi="Times New Roman"/>
-          <w:color w:val="000000"/>
-          <w:sz w:val="24"/>
-        </w:rPr>
-        <w:t>backend</w:t>
-      </w:r>
-      <w:proofErr w:type="spellEnd"/>
-      <w:r>
-        <w:rPr>
-          <w:rFonts w:ascii="Times New Roman" w:hAnsi="Times New Roman"/>
-          <w:color w:val="000000"/>
-          <w:sz w:val="24"/>
-        </w:rPr>
-        <w:t>, MySQL como base de datos relacional, almacenamiento privado de archivos en la nube y uso controlado de inteligencia artificial mediante API.</w:t>
+        <w:t>. La solución se implementará con React Native y React Native Web para ofrecer una interfaz multiplataforma en Android y navegadores web, Node.js con Express.js para el backend, MySQL como base de datos relacional, almacenamiento privado de archivos en la nube y uso controlado de inteligencia artificial mediante API.</w:t>
       </w:r>
     </w:p>
     <w:p>
@@ -2688,25 +2646,7 @@
           <w:color w:val="000000" w:themeColor="text1"/>
           <w:sz w:val="24"/>
         </w:rPr>
-        <w:t xml:space="preserve">El problema se delimita al desarrollo y validación académica de un prototipo multiplataforma para Android y web dirigido a usuarios de Cochabamba que administran su propia información médica personal. El sistema no reemplazará la historia clínica oficial de una institución clínica u hospitalaria ni realizará interoperabilidad automática con hospitales o laboratorios durante la primera versión. El análisis mediante inteligencia artificial se tratará como apoyo informativo no diagnóstico y se probará preferentemente con datos ficticios, sintéticos o </w:t>
-      </w:r>
-      <w:proofErr w:type="spellStart"/>
-      <w:r>
-        <w:rPr>
-          <w:rFonts w:ascii="Times New Roman" w:hAnsi="Times New Roman"/>
-          <w:color w:val="000000" w:themeColor="text1"/>
-          <w:sz w:val="24"/>
-        </w:rPr>
-        <w:t>seudonimizados</w:t>
-      </w:r>
-      <w:proofErr w:type="spellEnd"/>
-      <w:r>
-        <w:rPr>
-          <w:rFonts w:ascii="Times New Roman" w:hAnsi="Times New Roman"/>
-          <w:color w:val="000000" w:themeColor="text1"/>
-          <w:sz w:val="24"/>
-        </w:rPr>
-        <w:t xml:space="preserve">, respetando principios de minimización y protección de información sensible </w:t>
+        <w:t xml:space="preserve">El problema se delimita al desarrollo y validación académica de un prototipo multiplataforma para Android y web dirigido a usuarios de Cochabamba que administran su propia información médica personal. El sistema no reemplazará la historia clínica oficial de una institución clínica u hospitalaria ni realizará interoperabilidad automática con hospitales o laboratorios durante la primera versión. El análisis mediante inteligencia artificial se tratará como apoyo informativo no diagnóstico y se probará preferentemente con datos ficticios, sintéticos o seudonimizados, respetando principios de minimización y protección de información sensible </w:t>
       </w:r>
       <w:r>
         <w:rPr>
@@ -3181,43 +3121,7 @@
           <w:color w:val="000000" w:themeColor="text1"/>
           <w:sz w:val="24"/>
         </w:rPr>
-        <w:t xml:space="preserve">La propuesta es técnicamente viable porque se apoya en una arquitectura cliente-servidor multiplataforma y en tecnologías con documentación amplia para autenticación, persistencia de datos, validación de entradas y construcción de interfaces. </w:t>
-      </w:r>
-      <w:proofErr w:type="spellStart"/>
-      <w:r>
-        <w:rPr>
-          <w:rFonts w:ascii="Times New Roman" w:hAnsi="Times New Roman"/>
-          <w:color w:val="000000" w:themeColor="text1"/>
-          <w:sz w:val="24"/>
-        </w:rPr>
-        <w:t>React</w:t>
-      </w:r>
-      <w:proofErr w:type="spellEnd"/>
-      <w:r>
-        <w:rPr>
-          <w:rFonts w:ascii="Times New Roman" w:hAnsi="Times New Roman"/>
-          <w:color w:val="000000" w:themeColor="text1"/>
-          <w:sz w:val="24"/>
-        </w:rPr>
-        <w:t xml:space="preserve"> Native, complementado con </w:t>
-      </w:r>
-      <w:proofErr w:type="spellStart"/>
-      <w:r>
-        <w:rPr>
-          <w:rFonts w:ascii="Times New Roman" w:hAnsi="Times New Roman"/>
-          <w:color w:val="000000" w:themeColor="text1"/>
-          <w:sz w:val="24"/>
-        </w:rPr>
-        <w:t>React</w:t>
-      </w:r>
-      <w:proofErr w:type="spellEnd"/>
-      <w:r>
-        <w:rPr>
-          <w:rFonts w:ascii="Times New Roman" w:hAnsi="Times New Roman"/>
-          <w:color w:val="000000" w:themeColor="text1"/>
-          <w:sz w:val="24"/>
-        </w:rPr>
-        <w:t xml:space="preserve"> Native Web, permitirá desarrollar una solución para Android y navegadores web a partir de una base de código ampliamente compartida, adaptando la interfaz a las características de cada plataforma </w:t>
+        <w:t xml:space="preserve">La propuesta es técnicamente viable porque se apoya en una arquitectura cliente-servidor multiplataforma y en tecnologías con documentación amplia para autenticación, persistencia de datos, validación de entradas y construcción de interfaces. React Native, complementado con React Native Web, permitirá desarrollar una solución para Android y navegadores web a partir de una base de código ampliamente compartida, adaptando la interfaz a las características de cada plataforma </w:t>
       </w:r>
       <w:r>
         <w:rPr>
@@ -3324,89 +3228,53 @@
           <w:color w:val="000000" w:themeColor="text1"/>
           <w:sz w:val="24"/>
         </w:rPr>
-        <w:t xml:space="preserve">La protección de la información constituye un requisito transversal debido a la sensibilidad de los datos de salud. El diseño contemplará autenticación, autorización por recurso, validación de archivos, cifrado en tránsito, manejo seguro de secretos, trazabilidad de acciones y controles basados en buenas prácticas de seguridad de aplicaciones y </w:t>
-      </w:r>
-      <w:proofErr w:type="spellStart"/>
+        <w:t xml:space="preserve">La protección de la información constituye un requisito transversal debido a la sensibilidad de los datos de salud. El diseño contemplará autenticación, autorización por recurso, validación de archivos, cifrado en tránsito, manejo seguro de secretos, trazabilidad de acciones y controles basados en buenas prácticas de seguridad de aplicaciones y APIs </w:t>
+      </w:r>
+      <w:r>
+        <w:rPr>
+          <w:color w:val="000000" w:themeColor="text1"/>
+        </w:rPr>
+        <w:fldChar w:fldCharType="begin"/>
+      </w:r>
+      <w:r>
+        <w:rPr>
+          <w:color w:val="000000" w:themeColor="text1"/>
+        </w:rPr>
+        <w:instrText xml:space="preserve"> CITATION OWASP2025 \l 3082 </w:instrText>
+      </w:r>
+      <w:r>
+        <w:rPr>
+          <w:color w:val="000000" w:themeColor="text1"/>
+        </w:rPr>
+        <w:fldChar w:fldCharType="separate"/>
+      </w:r>
+      <w:r>
+        <w:rPr>
+          <w:noProof/>
+          <w:color w:val="000000" w:themeColor="text1"/>
+        </w:rPr>
+        <w:t xml:space="preserve"> </w:t>
+      </w:r>
+      <w:r>
+        <w:rPr>
+          <w:noProof/>
+          <w:color w:val="000000" w:themeColor="text1"/>
+        </w:rPr>
+        <w:t>(OWASP Application Security Verification Standard (ASVS) 5.0.0, 2025)</w:t>
+      </w:r>
+      <w:r>
+        <w:rPr>
+          <w:color w:val="000000" w:themeColor="text1"/>
+        </w:rPr>
+        <w:fldChar w:fldCharType="end"/>
+      </w:r>
       <w:r>
         <w:rPr>
           <w:rFonts w:ascii="Times New Roman" w:hAnsi="Times New Roman"/>
           <w:color w:val="000000" w:themeColor="text1"/>
           <w:sz w:val="24"/>
         </w:rPr>
-        <w:t>APIs</w:t>
-      </w:r>
-      <w:proofErr w:type="spellEnd"/>
-      <w:r>
-        <w:rPr>
-          <w:rFonts w:ascii="Times New Roman" w:hAnsi="Times New Roman"/>
-          <w:color w:val="000000" w:themeColor="text1"/>
-          <w:sz w:val="24"/>
-        </w:rPr>
-        <w:t xml:space="preserve"> </w:t>
-      </w:r>
-      <w:r>
-        <w:rPr>
-          <w:color w:val="000000" w:themeColor="text1"/>
-        </w:rPr>
-        <w:fldChar w:fldCharType="begin"/>
-      </w:r>
-      <w:r>
-        <w:rPr>
-          <w:color w:val="000000" w:themeColor="text1"/>
-        </w:rPr>
-        <w:instrText xml:space="preserve"> CITATION OWASP2025 \l 3082 </w:instrText>
-      </w:r>
-      <w:r>
-        <w:rPr>
-          <w:color w:val="000000" w:themeColor="text1"/>
-        </w:rPr>
-        <w:fldChar w:fldCharType="separate"/>
-      </w:r>
-      <w:r>
-        <w:rPr>
-          <w:noProof/>
-          <w:color w:val="000000" w:themeColor="text1"/>
-        </w:rPr>
-        <w:t xml:space="preserve"> </w:t>
-      </w:r>
-      <w:r>
-        <w:rPr>
-          <w:noProof/>
-          <w:color w:val="000000" w:themeColor="text1"/>
-        </w:rPr>
-        <w:t>(OWASP Application Security Verification Standard (ASVS) 5.0.0, 2025)</w:t>
-      </w:r>
-      <w:r>
-        <w:rPr>
-          <w:color w:val="000000" w:themeColor="text1"/>
-        </w:rPr>
-        <w:fldChar w:fldCharType="end"/>
-      </w:r>
-      <w:r>
-        <w:rPr>
-          <w:rFonts w:ascii="Times New Roman" w:hAnsi="Times New Roman"/>
-          <w:color w:val="000000" w:themeColor="text1"/>
-          <w:sz w:val="24"/>
-        </w:rPr>
-        <w:t xml:space="preserve">. La integración de inteligencia artificial mediante API se realizará exclusivamente desde el </w:t>
-      </w:r>
-      <w:proofErr w:type="spellStart"/>
-      <w:r>
-        <w:rPr>
-          <w:rFonts w:ascii="Times New Roman" w:hAnsi="Times New Roman"/>
-          <w:color w:val="000000" w:themeColor="text1"/>
-          <w:sz w:val="24"/>
-        </w:rPr>
-        <w:t>backend</w:t>
-      </w:r>
-      <w:proofErr w:type="spellEnd"/>
-      <w:r>
-        <w:rPr>
-          <w:rFonts w:ascii="Times New Roman" w:hAnsi="Times New Roman"/>
-          <w:color w:val="000000" w:themeColor="text1"/>
-          <w:sz w:val="24"/>
-        </w:rPr>
-        <w:t xml:space="preserve"> mediante un adaptador que reduzca los datos enviados, registre la finalidad del análisis y permita sustituir el proveedor si cambian las condiciones técnicas o de disponibilidad.</w:t>
+        <w:t>. La integración de inteligencia artificial mediante API se realizará exclusivamente desde el backend mediante un adaptador que reduzca los datos enviados, registre la finalidad del análisis y permita sustituir el proveedor si cambian las condiciones técnicas o de disponibilidad.</w:t>
       </w:r>
     </w:p>
     <w:p>
@@ -3701,25 +3569,7 @@
           <w:color w:val="000000" w:themeColor="text1"/>
           <w:sz w:val="24"/>
         </w:rPr>
-        <w:t xml:space="preserve">La funcionalidad de inteligencia artificial operará únicamente sobre información que el usuario seleccione o autorice. El </w:t>
-      </w:r>
-      <w:proofErr w:type="spellStart"/>
-      <w:r>
-        <w:rPr>
-          <w:rFonts w:ascii="Times New Roman" w:hAnsi="Times New Roman"/>
-          <w:color w:val="000000" w:themeColor="text1"/>
-          <w:sz w:val="24"/>
-        </w:rPr>
-        <w:t>backend</w:t>
-      </w:r>
-      <w:proofErr w:type="spellEnd"/>
-      <w:r>
-        <w:rPr>
-          <w:rFonts w:ascii="Times New Roman" w:hAnsi="Times New Roman"/>
-          <w:color w:val="000000" w:themeColor="text1"/>
-          <w:sz w:val="24"/>
-        </w:rPr>
-        <w:t xml:space="preserve"> preparará un contexto mínimo, reducirá identificadores directos cuando sea posible y enviará la solicitud al servicio externo mediante un adaptador. La salida se limitará a un resumen no diagnóstico y al señalamiento de posibles campos incompletos o contradictorios en el registro; se mostrará con advertencias de carácter informativo, fecha de generación y limitaciones </w:t>
+        <w:t xml:space="preserve">La funcionalidad de inteligencia artificial operará únicamente sobre información que el usuario seleccione o autorice. El backend preparará un contexto mínimo, reducirá identificadores directos cuando sea posible y enviará la solicitud al servicio externo mediante un adaptador. La salida se limitará a un resumen no diagnóstico y al señalamiento de posibles campos incompletos o contradictorios en el registro; se mostrará con advertencias de carácter informativo, fecha de generación y limitaciones </w:t>
       </w:r>
       <w:r>
         <w:rPr>
@@ -3866,25 +3716,7 @@
           <w:color w:val="000000" w:themeColor="text1"/>
           <w:sz w:val="24"/>
         </w:rPr>
-        <w:t xml:space="preserve">• La inteligencia artificial no emitirá diagnósticos, factores de riesgo, prescripciones, indicaciones de tratamiento, recomendaciones de estudios, </w:t>
-      </w:r>
-      <w:proofErr w:type="spellStart"/>
-      <w:r>
-        <w:rPr>
-          <w:rFonts w:ascii="Times New Roman" w:hAnsi="Times New Roman"/>
-          <w:color w:val="000000" w:themeColor="text1"/>
-          <w:sz w:val="24"/>
-        </w:rPr>
-        <w:t>triaje</w:t>
-      </w:r>
-      <w:proofErr w:type="spellEnd"/>
-      <w:r>
-        <w:rPr>
-          <w:rFonts w:ascii="Times New Roman" w:hAnsi="Times New Roman"/>
-          <w:color w:val="000000" w:themeColor="text1"/>
-          <w:sz w:val="24"/>
-        </w:rPr>
-        <w:t xml:space="preserve"> de emergencias ni decisiones clínicas autónomas.</w:t>
+        <w:t>• La inteligencia artificial no emitirá diagnósticos, factores de riesgo, prescripciones, indicaciones de tratamiento, recomendaciones de estudios, triaje de emergencias ni decisiones clínicas autónomas.</w:t>
       </w:r>
     </w:p>
     <w:p>
@@ -4742,25 +4574,7 @@
           <w:color w:val="000000" w:themeColor="text1"/>
           <w:sz w:val="24"/>
         </w:rPr>
-        <w:t xml:space="preserve">El marco técnico describe las tecnologías y decisiones de arquitectura que permitirán implementar el prototipo. La selección busca mantener un ecosistema coherente para desarrollo multiplataforma en Android y web, servicios </w:t>
-      </w:r>
-      <w:proofErr w:type="spellStart"/>
-      <w:r>
-        <w:rPr>
-          <w:rFonts w:ascii="Times New Roman" w:hAnsi="Times New Roman"/>
-          <w:color w:val="000000" w:themeColor="text1"/>
-          <w:sz w:val="24"/>
-        </w:rPr>
-        <w:t>backend</w:t>
-      </w:r>
-      <w:proofErr w:type="spellEnd"/>
-      <w:r>
-        <w:rPr>
-          <w:rFonts w:ascii="Times New Roman" w:hAnsi="Times New Roman"/>
-          <w:color w:val="000000" w:themeColor="text1"/>
-          <w:sz w:val="24"/>
-        </w:rPr>
-        <w:t>, persistencia relacional, almacenamiento de documentos, control de versiones y consumo de servicios de inteligencia artificial. Cada herramienta se incorpora por una función específica y no como objetivo del proyecto en sí mismo.</w:t>
+        <w:t>El marco técnico describe las tecnologías y decisiones de arquitectura que permitirán implementar el prototipo. La selección busca mantener un ecosistema coherente para desarrollo multiplataforma en Android y web, servicios backend, persistencia relacional, almacenamiento de documentos, control de versiones y consumo de servicios de inteligencia artificial. Cada herramienta se incorpora por una función específica y no como objetivo del proyecto en sí mismo.</w:t>
       </w:r>
     </w:p>
     <w:p>
@@ -4793,35 +4607,7 @@
         <w:rPr>
           <w:color w:val="000000" w:themeColor="text1"/>
         </w:rPr>
-        <w:t xml:space="preserve">6.2.1.1 </w:t>
-      </w:r>
-      <w:proofErr w:type="spellStart"/>
-      <w:r>
-        <w:rPr>
-          <w:color w:val="000000" w:themeColor="text1"/>
-        </w:rPr>
-        <w:t>React</w:t>
-      </w:r>
-      <w:proofErr w:type="spellEnd"/>
-      <w:r>
-        <w:rPr>
-          <w:color w:val="000000" w:themeColor="text1"/>
-        </w:rPr>
-        <w:t xml:space="preserve"> Native y </w:t>
-      </w:r>
-      <w:proofErr w:type="spellStart"/>
-      <w:r>
-        <w:rPr>
-          <w:color w:val="000000" w:themeColor="text1"/>
-        </w:rPr>
-        <w:t>React</w:t>
-      </w:r>
-      <w:proofErr w:type="spellEnd"/>
-      <w:r>
-        <w:rPr>
-          <w:color w:val="000000" w:themeColor="text1"/>
-        </w:rPr>
-        <w:t xml:space="preserve"> Native Web</w:t>
+        <w:t>6.2.1.1 React Native y React Native Web</w:t>
       </w:r>
     </w:p>
     <w:p>
@@ -4836,43 +4622,7 @@
           <w:color w:val="000000" w:themeColor="text1"/>
           <w:sz w:val="24"/>
         </w:rPr>
-        <w:t xml:space="preserve">La interfaz se construirá con </w:t>
-      </w:r>
-      <w:proofErr w:type="spellStart"/>
-      <w:r>
-        <w:rPr>
-          <w:rFonts w:ascii="Times New Roman" w:hAnsi="Times New Roman"/>
-          <w:color w:val="000000" w:themeColor="text1"/>
-          <w:sz w:val="24"/>
-        </w:rPr>
-        <w:t>React</w:t>
-      </w:r>
-      <w:proofErr w:type="spellEnd"/>
-      <w:r>
-        <w:rPr>
-          <w:rFonts w:ascii="Times New Roman" w:hAnsi="Times New Roman"/>
-          <w:color w:val="000000" w:themeColor="text1"/>
-          <w:sz w:val="24"/>
-        </w:rPr>
-        <w:t xml:space="preserve"> Native y </w:t>
-      </w:r>
-      <w:proofErr w:type="spellStart"/>
-      <w:r>
-        <w:rPr>
-          <w:rFonts w:ascii="Times New Roman" w:hAnsi="Times New Roman"/>
-          <w:color w:val="000000" w:themeColor="text1"/>
-          <w:sz w:val="24"/>
-        </w:rPr>
-        <w:t>React</w:t>
-      </w:r>
-      <w:proofErr w:type="spellEnd"/>
-      <w:r>
-        <w:rPr>
-          <w:rFonts w:ascii="Times New Roman" w:hAnsi="Times New Roman"/>
-          <w:color w:val="000000" w:themeColor="text1"/>
-          <w:sz w:val="24"/>
-        </w:rPr>
-        <w:t xml:space="preserve"> Native Web, permitiendo reutilizar componentes y lógica entre la aplicación Android y la versión web accesible desde navegadores modernos. La navegación, formularios, línea de tiempo, carga de documentos y visualización de resultados se implementarán como componentes adaptables a ambas plataformas. El diseño priorizará consistencia visual, adaptación a diferentes tamaños de pantalla, mensajes de validación claros y reutilización de componentes para reducir errores de uso </w:t>
+        <w:t xml:space="preserve">La interfaz se construirá con React Native y React Native Web, permitiendo reutilizar componentes y lógica entre la aplicación Android y la versión web accesible desde navegadores modernos. La navegación, formularios, línea de tiempo, carga de documentos y visualización de resultados se implementarán como componentes adaptables a ambas plataformas. El diseño priorizará consistencia visual, adaptación a diferentes tamaños de pantalla, mensajes de validación claros y reutilización de componentes para reducir errores de uso </w:t>
       </w:r>
       <w:r>
         <w:rPr>
@@ -4965,25 +4715,7 @@
           <w:color w:val="000000" w:themeColor="text1"/>
           <w:sz w:val="24"/>
         </w:rPr>
-        <w:t xml:space="preserve">Node.js se utilizará como entorno de ejecución del </w:t>
-      </w:r>
-      <w:proofErr w:type="spellStart"/>
-      <w:r>
-        <w:rPr>
-          <w:rFonts w:ascii="Times New Roman" w:hAnsi="Times New Roman"/>
-          <w:color w:val="000000" w:themeColor="text1"/>
-          <w:sz w:val="24"/>
-        </w:rPr>
-        <w:t>backend</w:t>
-      </w:r>
-      <w:proofErr w:type="spellEnd"/>
-      <w:r>
-        <w:rPr>
-          <w:rFonts w:ascii="Times New Roman" w:hAnsi="Times New Roman"/>
-          <w:color w:val="000000" w:themeColor="text1"/>
-          <w:sz w:val="24"/>
-        </w:rPr>
-        <w:t xml:space="preserve"> para implementar la lógica de negocio, autenticación, autorización, validaciones, acceso a datos e integración con servicios externos </w:t>
+        <w:t xml:space="preserve">Node.js se utilizará como entorno de ejecución del backend para implementar la lógica de negocio, autenticación, autorización, validaciones, acceso a datos e integración con servicios externos </w:t>
       </w:r>
       <w:r>
         <w:rPr>
@@ -5101,15 +4833,7 @@
         </w:rPr>
       </w:pPr>
       <w:r>
-        <w:t xml:space="preserve">La funcionalidad de inteligencia artificial se integrará mediante una API consumida exclusivamente desde el </w:t>
-      </w:r>
-      <w:proofErr w:type="spellStart"/>
-      <w:r>
-        <w:t>backend</w:t>
-      </w:r>
-      <w:proofErr w:type="spellEnd"/>
-      <w:r>
-        <w:t xml:space="preserve"> y nunca directamente desde los clientes Android o web. Un adaptador interno preparará el contexto mínimo, eliminará identificadores directos cuando sea posible, aplicará instrucciones que prohíban presentar diagnósticos como hechos y validará la respuesta antes de mostrarla al usuario. Esta separación permitirá sustituir el proveedor de inteligencia artificial sin modificar la lógica principal de la aplicación.</w:t>
+        <w:t>La funcionalidad de inteligencia artificial se integrará mediante una API consumida exclusivamente desde el backend y nunca directamente desde los clientes Android o web. Un adaptador interno preparará el contexto mínimo, eliminará identificadores directos cuando sea posible, aplicará instrucciones que prohíban presentar diagnósticos como hechos y validará la respuesta antes de mostrarla al usuario. Esta separación permitirá sustituir el proveedor de inteligencia artificial sin modificar la lógica principal de la aplicación.</w:t>
       </w:r>
     </w:p>
     <w:p>
@@ -5203,25 +4927,7 @@
           <w:color w:val="000000" w:themeColor="text1"/>
           <w:sz w:val="24"/>
         </w:rPr>
-        <w:t xml:space="preserve">. El </w:t>
-      </w:r>
-      <w:proofErr w:type="spellStart"/>
-      <w:r>
-        <w:rPr>
-          <w:rFonts w:ascii="Times New Roman" w:hAnsi="Times New Roman"/>
-          <w:color w:val="000000" w:themeColor="text1"/>
-          <w:sz w:val="24"/>
-        </w:rPr>
-        <w:t>backend</w:t>
-      </w:r>
-      <w:proofErr w:type="spellEnd"/>
-      <w:r>
-        <w:rPr>
-          <w:rFonts w:ascii="Times New Roman" w:hAnsi="Times New Roman"/>
-          <w:color w:val="000000" w:themeColor="text1"/>
-          <w:sz w:val="24"/>
-        </w:rPr>
-        <w:t xml:space="preserve"> en Node.js accederá a la base de datos mediante un controlador compatible y consultas parametrizadas, manteniendo las relaciones y restricciones necesarias para preservar la integridad de la información. La configuración de usuarios, permisos, conexiones y copias de seguridad seguirá las recomendaciones de seguridad del motor, y los cambios de esquema deberán revisarse y probarse antes de aplicarse sobre ambientes que contengan información persistente.</w:t>
+        <w:t>. El backend en Node.js accederá a la base de datos mediante un controlador compatible y consultas parametrizadas, manteniendo las relaciones y restricciones necesarias para preservar la integridad de la información. La configuración de usuarios, permisos, conexiones y copias de seguridad seguirá las recomendaciones de seguridad del motor, y los cambios de esquema deberán revisarse y probarse antes de aplicarse sobre ambientes que contengan información persistente.</w:t>
       </w:r>
     </w:p>
     <w:p>
@@ -5422,70 +5128,16 @@
           <w:color w:val="000000" w:themeColor="text1"/>
           <w:sz w:val="24"/>
         </w:rPr>
-        <w:t xml:space="preserve">La arquitectura se planteará como una solución multiplataforma cliente-servidor. La interfaz desarrollada con </w:t>
-      </w:r>
-      <w:proofErr w:type="spellStart"/>
+        <w:t xml:space="preserve">La arquitectura se planteará como una solución multiplataforma cliente-servidor. La interfaz desarrollada con React Native y React Native Web dispondrá de una versión Android y una </w:t>
+      </w:r>
       <w:r>
         <w:rPr>
           <w:rFonts w:ascii="Times New Roman" w:hAnsi="Times New Roman"/>
           <w:color w:val="000000" w:themeColor="text1"/>
           <w:sz w:val="24"/>
         </w:rPr>
-        <w:t>React</w:t>
-      </w:r>
-      <w:proofErr w:type="spellEnd"/>
-      <w:r>
-        <w:rPr>
-          <w:rFonts w:ascii="Times New Roman" w:hAnsi="Times New Roman"/>
-          <w:color w:val="000000" w:themeColor="text1"/>
-          <w:sz w:val="24"/>
-        </w:rPr>
-        <w:t xml:space="preserve"> Native y </w:t>
-      </w:r>
-      <w:proofErr w:type="spellStart"/>
-      <w:r>
-        <w:rPr>
-          <w:rFonts w:ascii="Times New Roman" w:hAnsi="Times New Roman"/>
-          <w:color w:val="000000" w:themeColor="text1"/>
-          <w:sz w:val="24"/>
-        </w:rPr>
-        <w:t>React</w:t>
-      </w:r>
-      <w:proofErr w:type="spellEnd"/>
-      <w:r>
-        <w:rPr>
-          <w:rFonts w:ascii="Times New Roman" w:hAnsi="Times New Roman"/>
-          <w:color w:val="000000" w:themeColor="text1"/>
-          <w:sz w:val="24"/>
-        </w:rPr>
-        <w:t xml:space="preserve"> Native Web dispondrá de una versión Android y una </w:t>
-      </w:r>
-      <w:r>
-        <w:rPr>
-          <w:rFonts w:ascii="Times New Roman" w:hAnsi="Times New Roman"/>
-          <w:color w:val="000000" w:themeColor="text1"/>
-          <w:sz w:val="24"/>
-        </w:rPr>
         <w:lastRenderedPageBreak/>
-        <w:t xml:space="preserve">versión web; ambas consumirán una API implementada con Node.js y Express.js. El </w:t>
-      </w:r>
-      <w:proofErr w:type="spellStart"/>
-      <w:r>
-        <w:rPr>
-          <w:rFonts w:ascii="Times New Roman" w:hAnsi="Times New Roman"/>
-          <w:color w:val="000000" w:themeColor="text1"/>
-          <w:sz w:val="24"/>
-        </w:rPr>
-        <w:t>backend</w:t>
-      </w:r>
-      <w:proofErr w:type="spellEnd"/>
-      <w:r>
-        <w:rPr>
-          <w:rFonts w:ascii="Times New Roman" w:hAnsi="Times New Roman"/>
-          <w:color w:val="000000" w:themeColor="text1"/>
-          <w:sz w:val="24"/>
-        </w:rPr>
-        <w:t xml:space="preserve"> concentrará las reglas de negocio, validaciones, autenticación y autorización; MySQL almacenará los datos estructurados; el almacenamiento privado conservará documentos clínicos; y el módulo de inteligencia artificial se consumirá mediante un adaptador que controle qué información abandona el sistema. Esta separación permitirá modificar un servicio externo o una capa de la solución sin afectar innecesariamente los demás componentes y facilitará las pruebas de cada módulo.</w:t>
+        <w:t>versión web; ambas consumirán una API implementada con Node.js y Express.js. El backend concentrará las reglas de negocio, validaciones, autenticación y autorización; MySQL almacenará los datos estructurados; el almacenamiento privado conservará documentos clínicos; y el módulo de inteligencia artificial se consumirá mediante un adaptador que controle qué información abandona el sistema. Esta separación permitirá modificar un servicio externo o una capa de la solución sin afectar innecesariamente los demás componentes y facilitará las pruebas de cada módulo.</w:t>
       </w:r>
     </w:p>
     <w:p>
@@ -5515,25 +5167,7 @@
           <w:color w:val="000000" w:themeColor="text1"/>
           <w:sz w:val="24"/>
         </w:rPr>
-        <w:t xml:space="preserve">La autenticación se implementará en el </w:t>
-      </w:r>
-      <w:proofErr w:type="spellStart"/>
-      <w:r>
-        <w:rPr>
-          <w:rFonts w:ascii="Times New Roman" w:hAnsi="Times New Roman"/>
-          <w:color w:val="000000" w:themeColor="text1"/>
-          <w:sz w:val="24"/>
-        </w:rPr>
-        <w:t>backend</w:t>
-      </w:r>
-      <w:proofErr w:type="spellEnd"/>
-      <w:r>
-        <w:rPr>
-          <w:rFonts w:ascii="Times New Roman" w:hAnsi="Times New Roman"/>
-          <w:color w:val="000000" w:themeColor="text1"/>
-          <w:sz w:val="24"/>
-        </w:rPr>
-        <w:t xml:space="preserve"> de Node.js mediante credenciales protegidas y mecanismos seguros de sesión o tokens, verificando también la autorización sobre cada recurso. De esta forma, conocer un identificador no será suficiente para acceder a un perfil o documento ajeno. Los clientes Android y web almacenarán únicamente los datos de sesión indispensables mediante mecanismos adecuados para cada plataforma. Se aplicarán controles de validación de entradas, protección de credenciales, gestión segura de archivos y registro de eventos relevantes tomando como referencia criterios verificables de OWASP ASVS </w:t>
+        <w:t xml:space="preserve">La autenticación se implementará en el backend de Node.js mediante credenciales protegidas y mecanismos seguros de sesión o tokens, verificando también la autorización sobre cada recurso. De esta forma, conocer un identificador no será suficiente para acceder a un perfil o documento ajeno. Los clientes Android y web almacenarán únicamente los datos de sesión indispensables mediante mecanismos adecuados para cada plataforma. Se aplicarán controles de validación de entradas, protección de credenciales, gestión segura de archivos y registro de eventos relevantes tomando como referencia criterios verificables de OWASP ASVS </w:t>
       </w:r>
       <w:r>
         <w:rPr>
@@ -5689,79 +5323,7 @@
           <w:color w:val="000000" w:themeColor="text1"/>
           <w:sz w:val="24"/>
         </w:rPr>
-        <w:t xml:space="preserve">La accesibilidad se considerará desde el diseño mediante etiquetas accesibles, orden de foco coherente, contraste suficiente, tamaños legibles, áreas de interacción adecuadas y compatibilidad con tecnologías de asistencia. </w:t>
-      </w:r>
-      <w:proofErr w:type="spellStart"/>
-      <w:r>
-        <w:rPr>
-          <w:rFonts w:ascii="Times New Roman" w:hAnsi="Times New Roman"/>
-          <w:color w:val="000000" w:themeColor="text1"/>
-          <w:sz w:val="24"/>
-        </w:rPr>
-        <w:t>React</w:t>
-      </w:r>
-      <w:proofErr w:type="spellEnd"/>
-      <w:r>
-        <w:rPr>
-          <w:rFonts w:ascii="Times New Roman" w:hAnsi="Times New Roman"/>
-          <w:color w:val="000000" w:themeColor="text1"/>
-          <w:sz w:val="24"/>
-        </w:rPr>
-        <w:t xml:space="preserve"> Native y </w:t>
-      </w:r>
-      <w:proofErr w:type="spellStart"/>
-      <w:r>
-        <w:rPr>
-          <w:rFonts w:ascii="Times New Roman" w:hAnsi="Times New Roman"/>
-          <w:color w:val="000000" w:themeColor="text1"/>
-          <w:sz w:val="24"/>
-        </w:rPr>
-        <w:t>React</w:t>
-      </w:r>
-      <w:proofErr w:type="spellEnd"/>
-      <w:r>
-        <w:rPr>
-          <w:rFonts w:ascii="Times New Roman" w:hAnsi="Times New Roman"/>
-          <w:color w:val="000000" w:themeColor="text1"/>
-          <w:sz w:val="24"/>
-        </w:rPr>
-        <w:t xml:space="preserve"> Native Web permiten exponer información de accesibilidad en Android y en la interfaz web. Como referencia complementaria se considerarán los principios de las Web Content </w:t>
-      </w:r>
-      <w:proofErr w:type="spellStart"/>
-      <w:r>
-        <w:rPr>
-          <w:rFonts w:ascii="Times New Roman" w:hAnsi="Times New Roman"/>
-          <w:color w:val="000000" w:themeColor="text1"/>
-          <w:sz w:val="24"/>
-        </w:rPr>
-        <w:t>Accessibility</w:t>
-      </w:r>
-      <w:proofErr w:type="spellEnd"/>
-      <w:r>
-        <w:rPr>
-          <w:rFonts w:ascii="Times New Roman" w:hAnsi="Times New Roman"/>
-          <w:color w:val="000000" w:themeColor="text1"/>
-          <w:sz w:val="24"/>
-        </w:rPr>
-        <w:t xml:space="preserve"> </w:t>
-      </w:r>
-      <w:proofErr w:type="spellStart"/>
-      <w:r>
-        <w:rPr>
-          <w:rFonts w:ascii="Times New Roman" w:hAnsi="Times New Roman"/>
-          <w:color w:val="000000" w:themeColor="text1"/>
-          <w:sz w:val="24"/>
-        </w:rPr>
-        <w:t>Guidelines</w:t>
-      </w:r>
-      <w:proofErr w:type="spellEnd"/>
-      <w:r>
-        <w:rPr>
-          <w:rFonts w:ascii="Times New Roman" w:hAnsi="Times New Roman"/>
-          <w:color w:val="000000" w:themeColor="text1"/>
-          <w:sz w:val="24"/>
-        </w:rPr>
-        <w:t xml:space="preserve"> 2.2, especialmente perceptibilidad, operabilidad, comprensibilidad y robustez </w:t>
+        <w:t xml:space="preserve">La accesibilidad se considerará desde el diseño mediante etiquetas accesibles, orden de foco coherente, contraste suficiente, tamaños legibles, áreas de interacción adecuadas y compatibilidad con tecnologías de asistencia. React Native y React Native Web permiten exponer información de accesibilidad en Android y en la interfaz web. Como referencia complementaria se considerarán los principios de las Web Content Accessibility Guidelines 2.2, especialmente perceptibilidad, operabilidad, comprensibilidad y robustez </w:t>
       </w:r>
       <w:r>
         <w:rPr>
@@ -5898,25 +5460,7 @@
           <w:color w:val="000000" w:themeColor="text1"/>
           <w:sz w:val="24"/>
         </w:rPr>
-        <w:t xml:space="preserve">GitHub </w:t>
-      </w:r>
-      <w:proofErr w:type="spellStart"/>
-      <w:r>
-        <w:rPr>
-          <w:rFonts w:ascii="Times New Roman" w:hAnsi="Times New Roman"/>
-          <w:color w:val="000000" w:themeColor="text1"/>
-          <w:sz w:val="24"/>
-        </w:rPr>
-        <w:t>Projects</w:t>
-      </w:r>
-      <w:proofErr w:type="spellEnd"/>
-      <w:r>
-        <w:rPr>
-          <w:rFonts w:ascii="Times New Roman" w:hAnsi="Times New Roman"/>
-          <w:color w:val="000000" w:themeColor="text1"/>
-          <w:sz w:val="24"/>
-        </w:rPr>
-        <w:t xml:space="preserve"> podrá utilizarse como soporte del tablero, mientras que Git y GitHub mantendrán el historial de cambios del código </w:t>
+        <w:t xml:space="preserve">GitHub Projects podrá utilizarse como soporte del tablero, mientras que Git y GitHub mantendrán el historial de cambios del código </w:t>
       </w:r>
       <w:r>
         <w:rPr>
@@ -5993,61 +5537,7 @@
           <w:color w:val="000000" w:themeColor="text1"/>
           <w:sz w:val="24"/>
         </w:rPr>
-        <w:t xml:space="preserve">Para el desarrollo se aplicará Kanban como metodología de gestión visual del flujo de trabajo. El concepto de </w:t>
-      </w:r>
-      <w:proofErr w:type="spellStart"/>
-      <w:r>
-        <w:rPr>
-          <w:rFonts w:ascii="Times New Roman" w:hAnsi="Times New Roman"/>
-          <w:color w:val="000000" w:themeColor="text1"/>
-          <w:sz w:val="24"/>
-        </w:rPr>
-        <w:t>kanban</w:t>
-      </w:r>
-      <w:proofErr w:type="spellEnd"/>
-      <w:r>
-        <w:rPr>
-          <w:rFonts w:ascii="Times New Roman" w:hAnsi="Times New Roman"/>
-          <w:color w:val="000000" w:themeColor="text1"/>
-          <w:sz w:val="24"/>
-        </w:rPr>
-        <w:t xml:space="preserve"> surgió dentro del Toyota </w:t>
-      </w:r>
-      <w:proofErr w:type="spellStart"/>
-      <w:r>
-        <w:rPr>
-          <w:rFonts w:ascii="Times New Roman" w:hAnsi="Times New Roman"/>
-          <w:color w:val="000000" w:themeColor="text1"/>
-          <w:sz w:val="24"/>
-        </w:rPr>
-        <w:t>Production</w:t>
-      </w:r>
-      <w:proofErr w:type="spellEnd"/>
-      <w:r>
-        <w:rPr>
-          <w:rFonts w:ascii="Times New Roman" w:hAnsi="Times New Roman"/>
-          <w:color w:val="000000" w:themeColor="text1"/>
-          <w:sz w:val="24"/>
-        </w:rPr>
-        <w:t xml:space="preserve"> </w:t>
-      </w:r>
-      <w:proofErr w:type="spellStart"/>
-      <w:r>
-        <w:rPr>
-          <w:rFonts w:ascii="Times New Roman" w:hAnsi="Times New Roman"/>
-          <w:color w:val="000000" w:themeColor="text1"/>
-          <w:sz w:val="24"/>
-        </w:rPr>
-        <w:t>System</w:t>
-      </w:r>
-      <w:proofErr w:type="spellEnd"/>
-      <w:r>
-        <w:rPr>
-          <w:rFonts w:ascii="Times New Roman" w:hAnsi="Times New Roman"/>
-          <w:color w:val="000000" w:themeColor="text1"/>
-          <w:sz w:val="24"/>
-        </w:rPr>
-        <w:t xml:space="preserve"> y se asocia al trabajo de Taiichi Ohno para controlar el flujo y reducir desperdicios </w:t>
+        <w:t xml:space="preserve">Para el desarrollo se aplicará Kanban como metodología de gestión visual del flujo de trabajo. El concepto de kanban surgió dentro del Toyota Production System y se asocia al trabajo de Taiichi Ohno para controlar el flujo y reducir desperdicios </w:t>
       </w:r>
       <w:r>
         <w:rPr>
@@ -6235,23 +5725,7 @@
     </w:p>
     <w:p>
       <w:r>
-        <w:t xml:space="preserve">Los resultados de la evaluación se expresarán mediante indicadores verificables: porcentaje de casos funcionales e integración aprobados y fallidos; incidencias encontradas; tiempos de respuesta de la API y tiempos de carga de la aplicación web; hallazgos de seguridad clasificados por severidad; puntuación obtenida en la </w:t>
-      </w:r>
-      <w:proofErr w:type="spellStart"/>
-      <w:r>
-        <w:t>System</w:t>
-      </w:r>
-      <w:proofErr w:type="spellEnd"/>
-      <w:r>
-        <w:t xml:space="preserve"> </w:t>
-      </w:r>
-      <w:proofErr w:type="spellStart"/>
-      <w:r>
-        <w:t>Usability</w:t>
-      </w:r>
-      <w:proofErr w:type="spellEnd"/>
-      <w:r>
-        <w:t xml:space="preserve"> Scale (SUS); tasa de finalización de tareas, errores y necesidad de apoyo; y porcentaje de cumplimiento de la rúbrica aplicada a las salidas de inteligencia artificial. Estos resultados se utilizarán para contrastar el prototipo con los requisitos definidos y documentar las correcciones realizadas.</w:t>
+        <w:t>Los resultados de la evaluación se expresarán mediante indicadores verificables: porcentaje de casos funcionales e integración aprobados y fallidos; incidencias encontradas; tiempos de respuesta de la API y tiempos de carga de la aplicación web; hallazgos de seguridad clasificados por severidad; puntuación obtenida en la System Usability Scale (SUS); tasa de finalización de tareas, errores y necesidad de apoyo; y porcentaje de cumplimiento de la rúbrica aplicada a las salidas de inteligencia artificial. Estos resultados se utilizarán para contrastar el prototipo con los requisitos definidos y documentar las correcciones realizadas.</w:t>
       </w:r>
     </w:p>
     <w:p>
@@ -6762,43 +6236,7 @@
           <w:color w:val="000000" w:themeColor="text1"/>
           <w:sz w:val="24"/>
         </w:rPr>
-        <w:t xml:space="preserve">La evaluación del prototipo utilizará una guía de tareas y una ficha de observación. Para cada participante se registrará si completa cada tarea, el tiempo empleado, los errores, los retrocesos y la necesidad de apoyo. Al finalizar se aplicará la </w:t>
-      </w:r>
-      <w:proofErr w:type="spellStart"/>
-      <w:r>
-        <w:rPr>
-          <w:rFonts w:ascii="Times New Roman" w:hAnsi="Times New Roman"/>
-          <w:color w:val="000000" w:themeColor="text1"/>
-          <w:sz w:val="24"/>
-        </w:rPr>
-        <w:t>System</w:t>
-      </w:r>
-      <w:proofErr w:type="spellEnd"/>
-      <w:r>
-        <w:rPr>
-          <w:rFonts w:ascii="Times New Roman" w:hAnsi="Times New Roman"/>
-          <w:color w:val="000000" w:themeColor="text1"/>
-          <w:sz w:val="24"/>
-        </w:rPr>
-        <w:t xml:space="preserve"> </w:t>
-      </w:r>
-      <w:proofErr w:type="spellStart"/>
-      <w:r>
-        <w:rPr>
-          <w:rFonts w:ascii="Times New Roman" w:hAnsi="Times New Roman"/>
-          <w:color w:val="000000" w:themeColor="text1"/>
-          <w:sz w:val="24"/>
-        </w:rPr>
-        <w:t>Usability</w:t>
-      </w:r>
-      <w:proofErr w:type="spellEnd"/>
-      <w:r>
-        <w:rPr>
-          <w:rFonts w:ascii="Times New Roman" w:hAnsi="Times New Roman"/>
-          <w:color w:val="000000" w:themeColor="text1"/>
-          <w:sz w:val="24"/>
-        </w:rPr>
-        <w:t xml:space="preserve"> Scale (SUS), cuestionario estandarizado de diez ítems con escala de cinco puntos, cuyo resultado se expresará en una puntuación de 0 a 100 </w:t>
+        <w:t xml:space="preserve">La evaluación del prototipo utilizará una guía de tareas y una ficha de observación. Para cada participante se registrará si completa cada tarea, el tiempo empleado, los errores, los retrocesos y la necesidad de apoyo. Al finalizar se aplicará la System Usability Scale (SUS), cuestionario estandarizado de diez ítems con escala de cinco puntos, cuyo resultado se expresará en una puntuación de 0 a 100 </w:t>
       </w:r>
       <w:r>
         <w:rPr>
@@ -7355,37 +6793,12 @@
                 <w:color w:val="000000" w:themeColor="text1"/>
               </w:rPr>
             </w:pPr>
-            <w:proofErr w:type="spellStart"/>
             <w:r>
               <w:rPr>
                 <w:color w:val="000000" w:themeColor="text1"/>
                 <w:sz w:val="18"/>
               </w:rPr>
-              <w:t>System</w:t>
-            </w:r>
-            <w:proofErr w:type="spellEnd"/>
-            <w:r>
-              <w:rPr>
-                <w:color w:val="000000" w:themeColor="text1"/>
-                <w:sz w:val="18"/>
-              </w:rPr>
-              <w:t xml:space="preserve"> </w:t>
-            </w:r>
-            <w:proofErr w:type="spellStart"/>
-            <w:r>
-              <w:rPr>
-                <w:color w:val="000000" w:themeColor="text1"/>
-                <w:sz w:val="18"/>
-              </w:rPr>
-              <w:t>Usability</w:t>
-            </w:r>
-            <w:proofErr w:type="spellEnd"/>
-            <w:r>
-              <w:rPr>
-                <w:color w:val="000000" w:themeColor="text1"/>
-                <w:sz w:val="18"/>
-              </w:rPr>
-              <w:t xml:space="preserve"> Scale (SUS)</w:t>
+              <w:t>System Usability Scale (SUS)</w:t>
             </w:r>
           </w:p>
         </w:tc>
@@ -7837,25 +7250,7 @@
           <w:color w:val="000000" w:themeColor="text1"/>
           <w:sz w:val="24"/>
         </w:rPr>
-        <w:t xml:space="preserve"> se utilizará como herramienta auxiliar para probar </w:t>
-      </w:r>
-      <w:proofErr w:type="spellStart"/>
-      <w:r>
-        <w:rPr>
-          <w:rFonts w:ascii="Times New Roman" w:hAnsi="Times New Roman"/>
-          <w:color w:val="000000" w:themeColor="text1"/>
-          <w:sz w:val="24"/>
-        </w:rPr>
-        <w:t>endpoints</w:t>
-      </w:r>
-      <w:proofErr w:type="spellEnd"/>
-      <w:r>
-        <w:rPr>
-          <w:rFonts w:ascii="Times New Roman" w:hAnsi="Times New Roman"/>
-          <w:color w:val="000000" w:themeColor="text1"/>
-          <w:sz w:val="24"/>
-        </w:rPr>
-        <w:t xml:space="preserve"> internos, autenticación y consumo de servicios externos durante el desarrollo. Permitirá ejecutar solicitudes controladas y revisar códigos de respuesta, cabeceras y estructuras JSON antes de integrar determinadas funciones con la interfaz </w:t>
+        <w:t xml:space="preserve"> se utilizará como herramienta auxiliar para probar endpoints internos, autenticación y consumo de servicios externos durante el desarrollo. Permitirá ejecutar solicitudes controladas y revisar códigos de respuesta, cabeceras y estructuras JSON antes de integrar determinadas funciones con la interfaz </w:t>
       </w:r>
       <w:r>
         <w:rPr>
@@ -7911,15 +7306,7 @@
     </w:p>
     <w:p>
       <w:r>
-        <w:t xml:space="preserve">Mozilla HTTP </w:t>
-      </w:r>
-      <w:proofErr w:type="spellStart"/>
-      <w:r>
-        <w:t>Observatory</w:t>
-      </w:r>
-      <w:proofErr w:type="spellEnd"/>
-      <w:r>
-        <w:t xml:space="preserve"> se utilizará sobre la versión web desplegada para revisar la configuración de seguridad HTTP y las cabeceras expuestas por la aplicación. El reporte obtenido permitirá registrar hallazgos técnicos y documentar las correcciones aplicadas.</w:t>
+        <w:t>Mozilla HTTP Observatory se utilizará sobre la versión web desplegada para revisar la configuración de seguridad HTTP y las cabeceras expuestas por la aplicación. El reporte obtenido permitirá registrar hallazgos técnicos y documentar las correcciones aplicadas.</w:t>
       </w:r>
     </w:p>
     <w:p>
@@ -25028,25 +24415,7 @@
                 <w:sz w:val="18"/>
                 <w:szCs w:val="18"/>
               </w:rPr>
-              <w:t xml:space="preserve">Correcciones, </w:t>
-            </w:r>
-            <w:proofErr w:type="spellStart"/>
-            <w:r>
-              <w:rPr>
-                <w:rFonts w:ascii="Times New Roman" w:hAnsi="Times New Roman" w:cs="Times New Roman"/>
-                <w:sz w:val="18"/>
-                <w:szCs w:val="18"/>
-              </w:rPr>
-              <w:t>retesting</w:t>
-            </w:r>
-            <w:proofErr w:type="spellEnd"/>
-            <w:r>
-              <w:rPr>
-                <w:rFonts w:ascii="Times New Roman" w:hAnsi="Times New Roman" w:cs="Times New Roman"/>
-                <w:sz w:val="18"/>
-                <w:szCs w:val="18"/>
-              </w:rPr>
-              <w:t xml:space="preserve"> y regresión</w:t>
+              <w:t>Correcciones, retesting y regresión</w:t>
             </w:r>
           </w:p>
         </w:tc>
@@ -30216,7 +29585,6 @@
   <w:style w:type="character" w:default="1" w:styleId="DefaultParagraphFont">
     <w:name w:val="Default Paragraph Font"/>
     <w:uiPriority w:val="1"/>
-    <w:semiHidden/>
     <w:unhideWhenUsed/>
   </w:style>
   <w:style w:type="table" w:default="1" w:styleId="TableNormal">
@@ -41453,12 +40821,6 @@
 </file>
 
 <file path=customXml/item1.xml><?xml version="1.0" encoding="utf-8"?>
-<go:gDocsCustomXmlDataStorage xmlns:go="http://customooxmlschemas.google.com/" xmlns:r="http://schemas.openxmlformats.org/officeDocument/2006/relationships" uri="GoogleDocsCustomDataVersion2">
-  <go:docsCustomData xmlns:go="http://customooxmlschemas.google.com/" roundtripDataSignature="AMtx7mgcjuxjsg9afjnFMZl3H8x0/xYbRg==">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</go:docsCustomData>
-</go:gDocsCustomXmlDataStorage>
-</file>
-
-<file path=customXml/item2.xml><?xml version="1.0" encoding="utf-8"?>
 <b:Sources xmlns:b="http://schemas.openxmlformats.org/officeDocument/2006/bibliography" xmlns="http://schemas.openxmlformats.org/officeDocument/2006/bibliography" SelectedStyle="\APASixthEditionOfficeOnline.xsl" StyleName="APA" Version="6">
   <b:Source>
     <b:Tag>Anderson2010</b:Tag>
@@ -41900,19 +41262,25 @@
 </b:Sources>
 </file>
 
+<file path=customXml/item2.xml><?xml version="1.0" encoding="utf-8"?>
+<go:gDocsCustomXmlDataStorage xmlns:go="http://customooxmlschemas.google.com/" xmlns:r="http://schemas.openxmlformats.org/officeDocument/2006/relationships" uri="GoogleDocsCustomDataVersion2">
+  <go:docsCustomData xmlns:go="http://customooxmlschemas.google.com/" roundtripDataSignature="AMtx7mgcjuxjsg9afjnFMZl3H8x0/xYbRg==">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</go:docsCustomData>
+</go:gDocsCustomXmlDataStorage>
+</file>
+
 <file path=customXml/itemProps1.xml><?xml version="1.0" encoding="utf-8"?>
+<ds:datastoreItem xmlns:ds="http://schemas.openxmlformats.org/officeDocument/2006/customXml" ds:itemID="{3A771E05-8A82-4CB0-A0F2-74238FD5CF1C}">
+  <ds:schemaRefs>
+    <ds:schemaRef ds:uri="http://schemas.openxmlformats.org/officeDocument/2006/bibliography"/>
+  </ds:schemaRefs>
+</ds:datastoreItem>
+</file>
+
+<file path=customXml/itemProps2.xml><?xml version="1.0" encoding="utf-8"?>
 <ds:datastoreItem xmlns:ds="http://schemas.openxmlformats.org/officeDocument/2006/customXml" ds:itemID="{11111111-1234-1234-1234-123412341234}">
   <ds:schemaRefs>
     <ds:schemaRef ds:uri="http://customooxmlschemas.google.com/"/>
     <ds:schemaRef ds:uri="http://schemas.openxmlformats.org/officeDocument/2006/relationships"/>
   </ds:schemaRefs>
 </ds:datastoreItem>
-</file>
-
-<file path=customXml/itemProps2.xml><?xml version="1.0" encoding="utf-8"?>
-<ds:datastoreItem xmlns:ds="http://schemas.openxmlformats.org/officeDocument/2006/customXml" ds:itemID="{3A771E05-8A82-4CB0-A0F2-74238FD5CF1C}">
-  <ds:schemaRefs>
-    <ds:schemaRef ds:uri="http://schemas.openxmlformats.org/officeDocument/2006/bibliography"/>
-  </ds:schemaRefs>
-</ds:datastoreItem>
 </file>